--- a/contract-creator-main/public/Dogovor_OBSHAYA_ShABLON.docx
+++ b/contract-creator-main/public/Dogovor_OBSHAYA_ShABLON.docx
@@ -48,7 +48,7 @@
                     <a:blip r:embed="rId8" cstate="print">
                       <a:extLst>
                         <a:ext uri="{28A0092B-C50C-407E-A947-70E740481C1C}">
-                          <a14:useLocalDpi xmlns:a14="http://schemas.microsoft.com/office/drawing/2010/main" xmlns:wps="http://schemas.microsoft.com/office/word/2010/wordprocessingShape" xmlns:wpi="http://schemas.microsoft.com/office/word/2010/wordprocessingInk" xmlns:wpg="http://schemas.microsoft.com/office/word/2010/wordprocessingGroup" xmlns:w16se="http://schemas.microsoft.com/office/word/2015/wordml/symex" xmlns:w16cid="http://schemas.microsoft.com/office/word/2016/wordml/cid" xmlns:w15="http://schemas.microsoft.com/office/word/2012/wordml" xmlns:w14="http://schemas.microsoft.com/office/word/2010/wordml" xmlns:w="http://schemas.openxmlformats.org/wordprocessingml/2006/main" xmlns:w10="urn:schemas-microsoft-com:office:word" xmlns:wp14="http://schemas.microsoft.com/office/word/2010/wordprocessingDrawing" xmlns:v="urn:schemas-microsoft-com:vml" xmlns:o="urn:schemas-microsoft-com:office:office" xmlns:am3d="http://schemas.microsoft.com/office/drawing/2017/model3d" xmlns:aink="http://schemas.microsoft.com/office/drawing/2016/ink" xmlns:mc="http://schemas.openxmlformats.org/markup-compatibility/2006" xmlns:cx8="http://schemas.microsoft.com/office/drawing/2016/5/14/chartex" xmlns:cx7="http://schemas.microsoft.com/office/drawing/2016/5/13/chartex" xmlns:cx6="http://schemas.microsoft.com/office/drawing/2016/5/12/chartex" xmlns:cx5="http://schemas.microsoft.com/office/drawing/2016/5/11/chartex" xmlns:cx4="http://schemas.microsoft.com/office/drawing/2016/5/10/chartex" xmlns:cx3="http://schemas.microsoft.com/office/drawing/2016/5/9/chartex" xmlns:cx2="http://schemas.microsoft.com/office/drawing/2015/10/21/chartex" xmlns:cx1="http://schemas.microsoft.com/office/drawing/2015/9/8/chartex" xmlns:cx="http://schemas.microsoft.com/office/drawing/2014/chartex" xmlns:wpc="http://schemas.microsoft.com/office/word/2010/wordprocessingCanvas" xmlns="" val="0"/>
+                          <a14:useLocalDpi xmlns="" xmlns:wpc="http://schemas.microsoft.com/office/word/2010/wordprocessingCanvas" xmlns:cx="http://schemas.microsoft.com/office/drawing/2014/chartex" xmlns:cx1="http://schemas.microsoft.com/office/drawing/2015/9/8/chartex" xmlns:cx2="http://schemas.microsoft.com/office/drawing/2015/10/21/chartex" xmlns:cx3="http://schemas.microsoft.com/office/drawing/2016/5/9/chartex" xmlns:cx4="http://schemas.microsoft.com/office/drawing/2016/5/10/chartex" xmlns:cx5="http://schemas.microsoft.com/office/drawing/2016/5/11/chartex" xmlns:cx6="http://schemas.microsoft.com/office/drawing/2016/5/12/chartex" xmlns:cx7="http://schemas.microsoft.com/office/drawing/2016/5/13/chartex" xmlns:cx8="http://schemas.microsoft.com/office/drawing/2016/5/14/chartex" xmlns:mc="http://schemas.openxmlformats.org/markup-compatibility/2006" xmlns:aink="http://schemas.microsoft.com/office/drawing/2016/ink" xmlns:am3d="http://schemas.microsoft.com/office/drawing/2017/model3d" xmlns:o="urn:schemas-microsoft-com:office:office" xmlns:v="urn:schemas-microsoft-com:vml" xmlns:wp14="http://schemas.microsoft.com/office/word/2010/wordprocessingDrawing" xmlns:w10="urn:schemas-microsoft-com:office:word" xmlns:w="http://schemas.openxmlformats.org/wordprocessingml/2006/main" xmlns:w14="http://schemas.microsoft.com/office/word/2010/wordml" xmlns:w15="http://schemas.microsoft.com/office/word/2012/wordml" xmlns:w16cid="http://schemas.microsoft.com/office/word/2016/wordml/cid" xmlns:w16se="http://schemas.microsoft.com/office/word/2015/wordml/symex" xmlns:wpg="http://schemas.microsoft.com/office/word/2010/wordprocessingGroup" xmlns:wpi="http://schemas.microsoft.com/office/word/2010/wordprocessingInk" xmlns:wps="http://schemas.microsoft.com/office/word/2010/wordprocessingShape" xmlns:a14="http://schemas.microsoft.com/office/drawing/2010/main" val="0"/>
                         </a:ext>
                       </a:extLst>
                     </a:blip>
@@ -108,7 +108,7 @@
                     <a:blip r:embed="rId9" cstate="print">
                       <a:extLst>
                         <a:ext uri="{28A0092B-C50C-407E-A947-70E740481C1C}">
-                          <a14:useLocalDpi xmlns:a14="http://schemas.microsoft.com/office/drawing/2010/main" xmlns:wps="http://schemas.microsoft.com/office/word/2010/wordprocessingShape" xmlns:wpi="http://schemas.microsoft.com/office/word/2010/wordprocessingInk" xmlns:wpg="http://schemas.microsoft.com/office/word/2010/wordprocessingGroup" xmlns:w16se="http://schemas.microsoft.com/office/word/2015/wordml/symex" xmlns:w16cid="http://schemas.microsoft.com/office/word/2016/wordml/cid" xmlns:w15="http://schemas.microsoft.com/office/word/2012/wordml" xmlns:w14="http://schemas.microsoft.com/office/word/2010/wordml" xmlns:w="http://schemas.openxmlformats.org/wordprocessingml/2006/main" xmlns:w10="urn:schemas-microsoft-com:office:word" xmlns:wp14="http://schemas.microsoft.com/office/word/2010/wordprocessingDrawing" xmlns:v="urn:schemas-microsoft-com:vml" xmlns:o="urn:schemas-microsoft-com:office:office" xmlns:am3d="http://schemas.microsoft.com/office/drawing/2017/model3d" xmlns:aink="http://schemas.microsoft.com/office/drawing/2016/ink" xmlns:mc="http://schemas.openxmlformats.org/markup-compatibility/2006" xmlns:cx8="http://schemas.microsoft.com/office/drawing/2016/5/14/chartex" xmlns:cx7="http://schemas.microsoft.com/office/drawing/2016/5/13/chartex" xmlns:cx6="http://schemas.microsoft.com/office/drawing/2016/5/12/chartex" xmlns:cx5="http://schemas.microsoft.com/office/drawing/2016/5/11/chartex" xmlns:cx4="http://schemas.microsoft.com/office/drawing/2016/5/10/chartex" xmlns:cx3="http://schemas.microsoft.com/office/drawing/2016/5/9/chartex" xmlns:cx2="http://schemas.microsoft.com/office/drawing/2015/10/21/chartex" xmlns:cx1="http://schemas.microsoft.com/office/drawing/2015/9/8/chartex" xmlns:cx="http://schemas.microsoft.com/office/drawing/2014/chartex" xmlns:wpc="http://schemas.microsoft.com/office/word/2010/wordprocessingCanvas" xmlns="" val="0"/>
+                          <a14:useLocalDpi xmlns="" xmlns:wpc="http://schemas.microsoft.com/office/word/2010/wordprocessingCanvas" xmlns:cx="http://schemas.microsoft.com/office/drawing/2014/chartex" xmlns:cx1="http://schemas.microsoft.com/office/drawing/2015/9/8/chartex" xmlns:cx2="http://schemas.microsoft.com/office/drawing/2015/10/21/chartex" xmlns:cx3="http://schemas.microsoft.com/office/drawing/2016/5/9/chartex" xmlns:cx4="http://schemas.microsoft.com/office/drawing/2016/5/10/chartex" xmlns:cx5="http://schemas.microsoft.com/office/drawing/2016/5/11/chartex" xmlns:cx6="http://schemas.microsoft.com/office/drawing/2016/5/12/chartex" xmlns:cx7="http://schemas.microsoft.com/office/drawing/2016/5/13/chartex" xmlns:cx8="http://schemas.microsoft.com/office/drawing/2016/5/14/chartex" xmlns:mc="http://schemas.openxmlformats.org/markup-compatibility/2006" xmlns:aink="http://schemas.microsoft.com/office/drawing/2016/ink" xmlns:am3d="http://schemas.microsoft.com/office/drawing/2017/model3d" xmlns:o="urn:schemas-microsoft-com:office:office" xmlns:v="urn:schemas-microsoft-com:vml" xmlns:wp14="http://schemas.microsoft.com/office/word/2010/wordprocessingDrawing" xmlns:w10="urn:schemas-microsoft-com:office:word" xmlns:w="http://schemas.openxmlformats.org/wordprocessingml/2006/main" xmlns:w14="http://schemas.microsoft.com/office/word/2010/wordml" xmlns:w15="http://schemas.microsoft.com/office/word/2012/wordml" xmlns:w16cid="http://schemas.microsoft.com/office/word/2016/wordml/cid" xmlns:w16se="http://schemas.microsoft.com/office/word/2015/wordml/symex" xmlns:wpg="http://schemas.microsoft.com/office/word/2010/wordprocessingGroup" xmlns:wpi="http://schemas.microsoft.com/office/word/2010/wordprocessingInk" xmlns:wps="http://schemas.microsoft.com/office/word/2010/wordprocessingShape" xmlns:a14="http://schemas.microsoft.com/office/drawing/2010/main" val="0"/>
                         </a:ext>
                       </a:extLst>
                     </a:blip>
@@ -1510,101 +1510,7 @@
           <w:sz w:val="22"/>
           <w:szCs w:val="22"/>
         </w:rPr>
-        <w:t>Денежные средства, указанные в п. 4.1 договора, выплачиваются</w:t>
-      </w:r>
-      <w:r>
-        <w:rPr>
-          <w:rFonts w:ascii="Cambria" w:hAnsi="Cambria"/>
-          <w:sz w:val="22"/>
-          <w:szCs w:val="22"/>
-        </w:rPr>
-        <w:t xml:space="preserve"> Доверителем</w:t>
-      </w:r>
-      <w:r>
-        <w:rPr>
-          <w:rFonts w:ascii="Cambria" w:hAnsi="Cambria"/>
-          <w:sz w:val="22"/>
-          <w:szCs w:val="22"/>
-        </w:rPr>
-        <w:t xml:space="preserve"> в соответствии с графиком платежей (прил</w:t>
-      </w:r>
-      <w:r>
-        <w:rPr>
-          <w:rFonts w:ascii="Cambria" w:hAnsi="Cambria"/>
-          <w:sz w:val="22"/>
-          <w:szCs w:val="22"/>
-        </w:rPr>
-        <w:t>ожение</w:t>
-      </w:r>
-      <w:r>
-        <w:rPr>
-          <w:rFonts w:ascii="Cambria" w:hAnsi="Cambria"/>
-          <w:sz w:val="22"/>
-          <w:szCs w:val="22"/>
-        </w:rPr>
-        <w:t xml:space="preserve"> № 1), являющимся неотъемлемой частью договора</w:t>
-      </w:r>
-      <w:r>
-        <w:rPr>
-          <w:rFonts w:ascii="Cambria" w:hAnsi="Cambria"/>
-          <w:sz w:val="22"/>
-          <w:szCs w:val="22"/>
-        </w:rPr>
-        <w:t xml:space="preserve">, в течение </w:t>
-      </w:r>
-      <w:r>
-        <w:rPr>
-          <w:rFonts w:ascii="Consolas" w:hAnsi="Consolas"/>
-          <w:color w:val="000000" w:themeColor="text1"/>
-          <w:spacing w:val="-2"/>
-          <w:sz w:val="21"/>
-          <w:szCs w:val="21"/>
-          <w:shd w:val="clear" w:color="auto" w:fill="FAFAFA"/>
-        </w:rPr>
-        <w:t>{{</w:t>
-      </w:r>
-      <w:proofErr w:type="spellStart"/>
-      <w:r>
-        <w:rPr>
-          <w:rFonts w:ascii="Consolas" w:hAnsi="Consolas"/>
-          <w:color w:val="000000" w:themeColor="text1"/>
-          <w:spacing w:val="-2"/>
-          <w:sz w:val="21"/>
-          <w:szCs w:val="21"/>
-          <w:shd w:val="clear" w:color="auto" w:fill="FAFAFA"/>
-        </w:rPr>
-        <w:t>srok</w:t>
-      </w:r>
-      <w:proofErr w:type="spellEnd"/>
-      <w:r>
-        <w:rPr>
-          <w:rFonts w:ascii="Consolas" w:hAnsi="Consolas"/>
-          <w:color w:val="000000" w:themeColor="text1"/>
-          <w:spacing w:val="-2"/>
-          <w:sz w:val="21"/>
-          <w:szCs w:val="21"/>
-          <w:shd w:val="clear" w:color="auto" w:fill="FAFAFA"/>
-        </w:rPr>
-        <w:t>}}</w:t>
-      </w:r>
-      <w:r>
-        <w:rPr>
-          <w:rFonts w:ascii="Consolas" w:hAnsi="Consolas"/>
-          <w:color w:val="383A42"/>
-          <w:spacing w:val="-2"/>
-          <w:sz w:val="21"/>
-          <w:szCs w:val="21"/>
-          <w:shd w:val="clear" w:color="auto" w:fill="FAFAFA"/>
-        </w:rPr>
-        <w:t xml:space="preserve"> </w:t>
-      </w:r>
-      <w:r>
-        <w:rPr>
-          <w:rFonts w:ascii="Cambria" w:hAnsi="Cambria"/>
-          <w:sz w:val="22"/>
-          <w:szCs w:val="22"/>
-        </w:rPr>
-        <w:t>мес</w:t>
+        <w:t>Денежные средства, указанные в п. 4.1 договора, выплачиваются Доверителем согласно приложению № 1</w:t>
       </w:r>
       <w:r>
         <w:rPr>
@@ -1630,25 +1536,48 @@
           <w:szCs w:val="22"/>
         </w:rPr>
       </w:pPr>
-      <w:proofErr w:type="gramStart"/>
       <w:r>
         <w:rPr>
           <w:rFonts w:ascii="Cambria" w:hAnsi="Cambria"/>
           <w:sz w:val="22"/>
           <w:szCs w:val="22"/>
+        </w:rPr>
+        <w:t xml:space="preserve">Настоящий договор начинает действовать с момента внесения доверителем  </w:t>
+      </w:r>
+      <w:r>
+        <w:rPr>
+          <w:rFonts w:ascii="Cambria" w:hAnsi="Cambria"/>
+          <w:sz w:val="22"/>
+          <w:szCs w:val="22"/>
+        </w:rPr>
+        <w:t>{{</w:t>
+      </w:r>
+      <w:proofErr w:type="spellStart"/>
+      <w:r>
+        <w:rPr>
+          <w:rFonts w:ascii="Cambria" w:hAnsi="Cambria"/>
+          <w:sz w:val="22"/>
+          <w:szCs w:val="22"/>
           <w:lang w:val="en-US"/>
         </w:rPr>
-        <w:t>{ {</w:t>
+        <w:t>punkt</w:t>
       </w:r>
-      <w:proofErr w:type="gramEnd"/>
+      <w:proofErr w:type="spellEnd"/>
       <w:r>
         <w:rPr>
           <w:rFonts w:ascii="Cambria" w:hAnsi="Cambria"/>
           <w:sz w:val="22"/>
           <w:szCs w:val="22"/>
-          <w:lang w:val="en-US"/>
-        </w:rPr>
-        <w:t>punkt_4_3} }</w:t>
+        </w:rPr>
+        <w:t>_4_3}</w:t>
+      </w:r>
+      <w:r>
+        <w:rPr>
+          <w:rFonts w:ascii="Cambria" w:hAnsi="Cambria"/>
+          <w:sz w:val="22"/>
+          <w:szCs w:val="22"/>
+        </w:rPr>
+        <w:t>}</w:t>
       </w:r>
       <w:r>
         <w:rPr>
@@ -19862,7 +19791,7 @@
 </file>
 
 <file path=customXml/itemProps1.xml><?xml version="1.0" encoding="utf-8"?>
-<ds:datastoreItem xmlns:ds="http://schemas.openxmlformats.org/officeDocument/2006/customXml" ds:itemID="{CECD4636-A4C7-4C74-8D26-0BCE1F97402E}">
+<ds:datastoreItem xmlns:ds="http://schemas.openxmlformats.org/officeDocument/2006/customXml" ds:itemID="{8DEF219F-2B0E-410E-A9E4-A31B0BABF2E9}">
   <ds:schemaRefs>
     <ds:schemaRef ds:uri="http://schemas.openxmlformats.org/officeDocument/2006/bibliography"/>
   </ds:schemaRefs>

--- a/contract-creator-main/public/Dogovor_OBSHAYA_ShABLON.docx
+++ b/contract-creator-main/public/Dogovor_OBSHAYA_ShABLON.docx
@@ -1,6 +1,6 @@
 
 <file path=word/document.xml><?xml version="1.0" encoding="utf-8"?>
-<w:document xmlns:ve="http://schemas.openxmlformats.org/markup-compatibility/2006" xmlns:o="urn:schemas-microsoft-com:office:office" xmlns:r="http://schemas.openxmlformats.org/officeDocument/2006/relationships" xmlns:m="http://schemas.openxmlformats.org/officeDocument/2006/math" xmlns:v="urn:schemas-microsoft-com:vml" xmlns:wp="http://schemas.openxmlformats.org/drawingml/2006/wordprocessingDrawing" xmlns:w10="urn:schemas-microsoft-com:office:word" xmlns:w="http://schemas.openxmlformats.org/wordprocessingml/2006/main" xmlns:wne="http://schemas.microsoft.com/office/word/2006/wordml">
+<w:document xmlns:wpc="http://schemas.microsoft.com/office/word/2010/wordprocessingCanvas" xmlns:cx="http://schemas.microsoft.com/office/drawing/2014/chartex" xmlns:cx1="http://schemas.microsoft.com/office/drawing/2015/9/8/chartex" xmlns:cx2="http://schemas.microsoft.com/office/drawing/2015/10/21/chartex" xmlns:cx3="http://schemas.microsoft.com/office/drawing/2016/5/9/chartex" xmlns:cx4="http://schemas.microsoft.com/office/drawing/2016/5/10/chartex" xmlns:cx5="http://schemas.microsoft.com/office/drawing/2016/5/11/chartex" xmlns:cx6="http://schemas.microsoft.com/office/drawing/2016/5/12/chartex" xmlns:cx7="http://schemas.microsoft.com/office/drawing/2016/5/13/chartex" xmlns:cx8="http://schemas.microsoft.com/office/drawing/2016/5/14/chartex" xmlns:mc="http://schemas.openxmlformats.org/markup-compatibility/2006" xmlns:aink="http://schemas.microsoft.com/office/drawing/2016/ink" xmlns:am3d="http://schemas.microsoft.com/office/drawing/2017/model3d" xmlns:o="urn:schemas-microsoft-com:office:office" xmlns:r="http://schemas.openxmlformats.org/officeDocument/2006/relationships" xmlns:m="http://schemas.openxmlformats.org/officeDocument/2006/math" xmlns:v="urn:schemas-microsoft-com:vml" xmlns:wp14="http://schemas.microsoft.com/office/word/2010/wordprocessingDrawing" xmlns:wp="http://schemas.openxmlformats.org/drawingml/2006/wordprocessingDrawing" xmlns:w10="urn:schemas-microsoft-com:office:word" xmlns:w="http://schemas.openxmlformats.org/wordprocessingml/2006/main" xmlns:w14="http://schemas.microsoft.com/office/word/2010/wordml" xmlns:w15="http://schemas.microsoft.com/office/word/2012/wordml" xmlns:w16cex="http://schemas.microsoft.com/office/word/2018/wordml/cex" xmlns:w16cid="http://schemas.microsoft.com/office/word/2016/wordml/cid" xmlns:w16="http://schemas.microsoft.com/office/word/2018/wordml" xmlns:w16se="http://schemas.microsoft.com/office/word/2015/wordml/symex" xmlns:wpg="http://schemas.microsoft.com/office/word/2010/wordprocessingGroup" xmlns:wpi="http://schemas.microsoft.com/office/word/2010/wordprocessingInk" xmlns:wne="http://schemas.microsoft.com/office/word/2006/wordml" xmlns:wps="http://schemas.microsoft.com/office/word/2010/wordprocessingShape" mc:Ignorable="w14 w15 w16se w16cid w16 w16cex wp14">
   <w:body>
     <w:p>
       <w:pPr>
@@ -20,18 +20,18 @@
           <w:szCs w:val="22"/>
         </w:rPr>
         <w:drawing>
-          <wp:anchor distT="0" distB="0" distL="114300" distR="114300" simplePos="0" relativeHeight="251656192" behindDoc="0" locked="0" layoutInCell="1" allowOverlap="1">
+          <wp:anchor distT="0" distB="0" distL="114300" distR="114300" simplePos="0" relativeHeight="251658240" behindDoc="1" locked="0" layoutInCell="1" allowOverlap="1" wp14:anchorId="0CD8DF02" wp14:editId="6333433B">
             <wp:simplePos x="0" y="0"/>
-            <wp:positionH relativeFrom="margin">
-              <wp:posOffset>4710430</wp:posOffset>
+            <wp:positionH relativeFrom="column">
+              <wp:posOffset>4726940</wp:posOffset>
             </wp:positionH>
             <wp:positionV relativeFrom="paragraph">
-              <wp:posOffset>-141605</wp:posOffset>
+              <wp:posOffset>-17145</wp:posOffset>
             </wp:positionV>
-            <wp:extent cx="1762125" cy="1762125"/>
-            <wp:effectExtent l="0" t="0" r="9525" b="9525"/>
+            <wp:extent cx="1755775" cy="1762125"/>
+            <wp:effectExtent l="0" t="0" r="0" b="0"/>
             <wp:wrapNone/>
-            <wp:docPr id="1" name="Рисунок 1"/>
+            <wp:docPr id="3" name="Рисунок 3"/>
             <wp:cNvGraphicFramePr>
               <a:graphicFrameLocks xmlns:a="http://schemas.openxmlformats.org/drawingml/2006/main" noChangeAspect="1"/>
             </wp:cNvGraphicFramePr>
@@ -39,31 +39,33 @@
               <a:graphicData uri="http://schemas.openxmlformats.org/drawingml/2006/picture">
                 <pic:pic xmlns:pic="http://schemas.openxmlformats.org/drawingml/2006/picture">
                   <pic:nvPicPr>
-                    <pic:cNvPr id="1" name="Рисунок 1"/>
+                    <pic:cNvPr id="0" name="Picture 2"/>
                     <pic:cNvPicPr>
-                      <a:picLocks noChangeAspect="1"/>
+                      <a:picLocks noChangeAspect="1" noChangeArrowheads="1"/>
                     </pic:cNvPicPr>
                   </pic:nvPicPr>
                   <pic:blipFill>
-                    <a:blip r:embed="rId8" cstate="print">
+                    <a:blip r:embed="rId8">
                       <a:extLst>
                         <a:ext uri="{28A0092B-C50C-407E-A947-70E740481C1C}">
-                          <a14:useLocalDpi xmlns="" xmlns:wpc="http://schemas.microsoft.com/office/word/2010/wordprocessingCanvas" xmlns:cx="http://schemas.microsoft.com/office/drawing/2014/chartex" xmlns:cx1="http://schemas.microsoft.com/office/drawing/2015/9/8/chartex" xmlns:cx2="http://schemas.microsoft.com/office/drawing/2015/10/21/chartex" xmlns:cx3="http://schemas.microsoft.com/office/drawing/2016/5/9/chartex" xmlns:cx4="http://schemas.microsoft.com/office/drawing/2016/5/10/chartex" xmlns:cx5="http://schemas.microsoft.com/office/drawing/2016/5/11/chartex" xmlns:cx6="http://schemas.microsoft.com/office/drawing/2016/5/12/chartex" xmlns:cx7="http://schemas.microsoft.com/office/drawing/2016/5/13/chartex" xmlns:cx8="http://schemas.microsoft.com/office/drawing/2016/5/14/chartex" xmlns:mc="http://schemas.openxmlformats.org/markup-compatibility/2006" xmlns:aink="http://schemas.microsoft.com/office/drawing/2016/ink" xmlns:am3d="http://schemas.microsoft.com/office/drawing/2017/model3d" xmlns:o="urn:schemas-microsoft-com:office:office" xmlns:v="urn:schemas-microsoft-com:vml" xmlns:wp14="http://schemas.microsoft.com/office/word/2010/wordprocessingDrawing" xmlns:w10="urn:schemas-microsoft-com:office:word" xmlns:w="http://schemas.openxmlformats.org/wordprocessingml/2006/main" xmlns:w14="http://schemas.microsoft.com/office/word/2010/wordml" xmlns:w15="http://schemas.microsoft.com/office/word/2012/wordml" xmlns:w16cid="http://schemas.microsoft.com/office/word/2016/wordml/cid" xmlns:w16se="http://schemas.microsoft.com/office/word/2015/wordml/symex" xmlns:wpg="http://schemas.microsoft.com/office/word/2010/wordprocessingGroup" xmlns:wpi="http://schemas.microsoft.com/office/word/2010/wordprocessingInk" xmlns:wps="http://schemas.microsoft.com/office/word/2010/wordprocessingShape" xmlns:a14="http://schemas.microsoft.com/office/drawing/2010/main" val="0"/>
+                          <a14:useLocalDpi xmlns:a14="http://schemas.microsoft.com/office/drawing/2010/main" val="0"/>
                         </a:ext>
                       </a:extLst>
                     </a:blip>
+                    <a:srcRect/>
                     <a:stretch>
                       <a:fillRect/>
                     </a:stretch>
                   </pic:blipFill>
-                  <pic:spPr>
+                  <pic:spPr bwMode="auto">
                     <a:xfrm>
                       <a:off x="0" y="0"/>
-                      <a:ext cx="1762125" cy="1762125"/>
+                      <a:ext cx="1755775" cy="1762125"/>
                     </a:xfrm>
                     <a:prstGeom prst="rect">
                       <a:avLst/>
                     </a:prstGeom>
+                    <a:noFill/>
                   </pic:spPr>
                 </pic:pic>
               </a:graphicData>
@@ -80,7 +82,7 @@
           <w:szCs w:val="22"/>
         </w:rPr>
         <w:drawing>
-          <wp:anchor distT="0" distB="0" distL="114300" distR="114300" simplePos="0" relativeHeight="251660288" behindDoc="0" locked="0" layoutInCell="1" allowOverlap="1">
+          <wp:anchor distT="0" distB="0" distL="114300" distR="114300" simplePos="0" relativeHeight="251657216" behindDoc="0" locked="0" layoutInCell="1" allowOverlap="1" wp14:anchorId="4BF0FE6B" wp14:editId="062247E6">
             <wp:simplePos x="0" y="0"/>
             <wp:positionH relativeFrom="margin">
               <wp:posOffset>5715</wp:posOffset>
@@ -108,7 +110,7 @@
                     <a:blip r:embed="rId9" cstate="print">
                       <a:extLst>
                         <a:ext uri="{28A0092B-C50C-407E-A947-70E740481C1C}">
-                          <a14:useLocalDpi xmlns="" xmlns:wpc="http://schemas.microsoft.com/office/word/2010/wordprocessingCanvas" xmlns:cx="http://schemas.microsoft.com/office/drawing/2014/chartex" xmlns:cx1="http://schemas.microsoft.com/office/drawing/2015/9/8/chartex" xmlns:cx2="http://schemas.microsoft.com/office/drawing/2015/10/21/chartex" xmlns:cx3="http://schemas.microsoft.com/office/drawing/2016/5/9/chartex" xmlns:cx4="http://schemas.microsoft.com/office/drawing/2016/5/10/chartex" xmlns:cx5="http://schemas.microsoft.com/office/drawing/2016/5/11/chartex" xmlns:cx6="http://schemas.microsoft.com/office/drawing/2016/5/12/chartex" xmlns:cx7="http://schemas.microsoft.com/office/drawing/2016/5/13/chartex" xmlns:cx8="http://schemas.microsoft.com/office/drawing/2016/5/14/chartex" xmlns:mc="http://schemas.openxmlformats.org/markup-compatibility/2006" xmlns:aink="http://schemas.microsoft.com/office/drawing/2016/ink" xmlns:am3d="http://schemas.microsoft.com/office/drawing/2017/model3d" xmlns:o="urn:schemas-microsoft-com:office:office" xmlns:v="urn:schemas-microsoft-com:vml" xmlns:wp14="http://schemas.microsoft.com/office/word/2010/wordprocessingDrawing" xmlns:w10="urn:schemas-microsoft-com:office:word" xmlns:w="http://schemas.openxmlformats.org/wordprocessingml/2006/main" xmlns:w14="http://schemas.microsoft.com/office/word/2010/wordml" xmlns:w15="http://schemas.microsoft.com/office/word/2012/wordml" xmlns:w16cid="http://schemas.microsoft.com/office/word/2016/wordml/cid" xmlns:w16se="http://schemas.microsoft.com/office/word/2015/wordml/symex" xmlns:wpg="http://schemas.microsoft.com/office/word/2010/wordprocessingGroup" xmlns:wpi="http://schemas.microsoft.com/office/word/2010/wordprocessingInk" xmlns:wps="http://schemas.microsoft.com/office/word/2010/wordprocessingShape" xmlns:a14="http://schemas.microsoft.com/office/drawing/2010/main" val="0"/>
+                          <a14:useLocalDpi xmlns:a14="http://schemas.microsoft.com/office/drawing/2010/main" val="0"/>
                         </a:ext>
                       </a:extLst>
                     </a:blip>
@@ -509,7 +511,7 @@
     </w:p>
     <w:p>
       <w:pPr>
-        <w:ind w:firstLineChars="345" w:firstLine="718"/>
+        <w:ind w:firstLineChars="345" w:firstLine="762"/>
         <w:jc w:val="both"/>
         <w:rPr>
           <w:rFonts w:ascii="Cambria" w:hAnsi="Cambria"/>
@@ -518,41 +520,34 @@
         </w:rPr>
       </w:pPr>
       <w:bookmarkStart w:id="0" w:name="_Hlk178259986"/>
-      <w:proofErr w:type="gramStart"/>
       <w:r>
         <w:rPr>
-          <w:rFonts w:ascii="Consolas" w:hAnsi="Consolas"/>
-          <w:color w:val="000000" w:themeColor="text1"/>
-          <w:spacing w:val="-2"/>
-          <w:sz w:val="21"/>
-          <w:szCs w:val="21"/>
-          <w:shd w:val="clear" w:color="auto" w:fill="FAFAFA"/>
-        </w:rPr>
-        <w:t>{{</w:t>
+          <w:rFonts w:ascii="Cambria" w:hAnsi="Cambria" w:cs="Courier New"/>
+          <w:spacing w:val="1"/>
+          <w:sz w:val="22"/>
+          <w:szCs w:val="22"/>
+        </w:rPr>
+        <w:t xml:space="preserve">{{ </w:t>
       </w:r>
       <w:proofErr w:type="spellStart"/>
       <w:r>
         <w:rPr>
-          <w:rFonts w:ascii="Consolas" w:hAnsi="Consolas"/>
-          <w:color w:val="000000" w:themeColor="text1"/>
-          <w:spacing w:val="-2"/>
-          <w:sz w:val="21"/>
-          <w:szCs w:val="21"/>
-          <w:shd w:val="clear" w:color="auto" w:fill="FAFAFA"/>
+          <w:rFonts w:ascii="Cambria" w:hAnsi="Cambria" w:cs="Courier New"/>
+          <w:spacing w:val="1"/>
+          <w:sz w:val="22"/>
+          <w:szCs w:val="22"/>
         </w:rPr>
         <w:t>fio</w:t>
       </w:r>
       <w:proofErr w:type="spellEnd"/>
       <w:r>
         <w:rPr>
-          <w:rFonts w:ascii="Consolas" w:hAnsi="Consolas"/>
-          <w:color w:val="000000" w:themeColor="text1"/>
-          <w:spacing w:val="-2"/>
-          <w:sz w:val="21"/>
-          <w:szCs w:val="21"/>
-          <w:shd w:val="clear" w:color="auto" w:fill="FAFAFA"/>
-        </w:rPr>
-        <w:t>}}</w:t>
+          <w:rFonts w:ascii="Cambria" w:hAnsi="Cambria" w:cs="Courier New"/>
+          <w:spacing w:val="1"/>
+          <w:sz w:val="22"/>
+          <w:szCs w:val="22"/>
+        </w:rPr>
+        <w:t xml:space="preserve"> }}</w:t>
       </w:r>
       <w:r>
         <w:rPr>
@@ -560,52 +555,45 @@
           <w:sz w:val="22"/>
           <w:szCs w:val="22"/>
         </w:rPr>
-        <w:t xml:space="preserve">, </w:t>
+        <w:t>,</w:t>
+      </w:r>
+      <w:r>
+        <w:rPr>
+          <w:rFonts w:ascii="Cambria" w:hAnsi="Cambria"/>
+          <w:sz w:val="22"/>
+          <w:szCs w:val="22"/>
+        </w:rPr>
+        <w:t xml:space="preserve"> </w:t>
       </w:r>
       <w:bookmarkEnd w:id="0"/>
       <w:r>
         <w:rPr>
-          <w:rFonts w:ascii="Consolas" w:hAnsi="Consolas"/>
-          <w:color w:val="000000" w:themeColor="text1"/>
-          <w:spacing w:val="-2"/>
-          <w:sz w:val="21"/>
-          <w:szCs w:val="21"/>
-          <w:shd w:val="clear" w:color="auto" w:fill="FAFAFA"/>
-        </w:rPr>
-        <w:t>{{</w:t>
+          <w:rFonts w:ascii="Cambria" w:hAnsi="Cambria" w:cs="Courier New"/>
+          <w:spacing w:val="1"/>
+          <w:sz w:val="22"/>
+          <w:szCs w:val="22"/>
+        </w:rPr>
+        <w:t xml:space="preserve">{{ </w:t>
       </w:r>
       <w:proofErr w:type="spellStart"/>
       <w:r>
         <w:rPr>
-          <w:rFonts w:ascii="Consolas" w:hAnsi="Consolas"/>
-          <w:color w:val="000000" w:themeColor="text1"/>
-          <w:spacing w:val="-2"/>
-          <w:sz w:val="21"/>
-          <w:szCs w:val="21"/>
-          <w:shd w:val="clear" w:color="auto" w:fill="FAFAFA"/>
+          <w:rFonts w:ascii="Cambria" w:hAnsi="Cambria" w:cs="Courier New"/>
+          <w:spacing w:val="1"/>
+          <w:sz w:val="22"/>
+          <w:szCs w:val="22"/>
         </w:rPr>
         <w:t>data_rod</w:t>
       </w:r>
       <w:proofErr w:type="spellEnd"/>
       <w:r>
         <w:rPr>
-          <w:rFonts w:ascii="Consolas" w:hAnsi="Consolas"/>
-          <w:color w:val="000000" w:themeColor="text1"/>
-          <w:spacing w:val="-2"/>
-          <w:sz w:val="21"/>
-          <w:szCs w:val="21"/>
-          <w:shd w:val="clear" w:color="auto" w:fill="FAFAFA"/>
-        </w:rPr>
-        <w:t>}}</w:t>
-      </w:r>
-      <w:r>
-        <w:rPr>
           <w:rFonts w:ascii="Cambria" w:hAnsi="Cambria" w:cs="Courier New"/>
           <w:spacing w:val="1"/>
           <w:sz w:val="22"/>
           <w:szCs w:val="22"/>
         </w:rPr>
-        <w:t xml:space="preserve"> </w:t>
+        <w:t xml:space="preserve"> }} </w:t>
       </w:r>
       <w:r>
         <w:rPr>
@@ -620,38 +608,32 @@
       </w:r>
       <w:r>
         <w:rPr>
-          <w:rFonts w:ascii="Consolas" w:hAnsi="Consolas"/>
-          <w:color w:val="000000" w:themeColor="text1"/>
-          <w:spacing w:val="-2"/>
-          <w:sz w:val="21"/>
-          <w:szCs w:val="21"/>
-          <w:shd w:val="clear" w:color="auto" w:fill="FAFAFA"/>
-        </w:rPr>
-        <w:t>{{</w:t>
+          <w:rFonts w:ascii="Cambria" w:hAnsi="Cambria" w:cs="Courier New"/>
+          <w:spacing w:val="1"/>
+          <w:sz w:val="22"/>
+          <w:szCs w:val="22"/>
+        </w:rPr>
+        <w:t xml:space="preserve">{{ </w:t>
       </w:r>
       <w:proofErr w:type="spellStart"/>
       <w:r>
         <w:rPr>
-          <w:rFonts w:ascii="Consolas" w:hAnsi="Consolas"/>
-          <w:color w:val="000000" w:themeColor="text1"/>
-          <w:spacing w:val="-2"/>
-          <w:sz w:val="21"/>
-          <w:szCs w:val="21"/>
-          <w:shd w:val="clear" w:color="auto" w:fill="FAFAFA"/>
+          <w:rFonts w:ascii="Cambria" w:hAnsi="Cambria" w:cs="Courier New"/>
+          <w:spacing w:val="1"/>
+          <w:sz w:val="22"/>
+          <w:szCs w:val="22"/>
         </w:rPr>
         <w:t>passport</w:t>
       </w:r>
       <w:proofErr w:type="spellEnd"/>
       <w:r>
         <w:rPr>
-          <w:rFonts w:ascii="Consolas" w:hAnsi="Consolas"/>
-          <w:color w:val="000000" w:themeColor="text1"/>
-          <w:spacing w:val="-2"/>
-          <w:sz w:val="21"/>
-          <w:szCs w:val="21"/>
-          <w:shd w:val="clear" w:color="auto" w:fill="FAFAFA"/>
-        </w:rPr>
-        <w:t>}}</w:t>
+          <w:rFonts w:ascii="Cambria" w:hAnsi="Cambria" w:cs="Courier New"/>
+          <w:spacing w:val="1"/>
+          <w:sz w:val="22"/>
+          <w:szCs w:val="22"/>
+        </w:rPr>
+        <w:t xml:space="preserve"> }}</w:t>
       </w:r>
       <w:r>
         <w:rPr>
@@ -659,7 +641,7 @@
           <w:sz w:val="22"/>
           <w:szCs w:val="22"/>
         </w:rPr>
-        <w:t xml:space="preserve"> </w:t>
+        <w:t xml:space="preserve"> (далее – Доверитель), с одной стороны, и </w:t>
       </w:r>
       <w:r>
         <w:rPr>
@@ -667,7 +649,7 @@
           <w:sz w:val="22"/>
           <w:szCs w:val="22"/>
         </w:rPr>
-        <w:t xml:space="preserve">(далее – Доверитель), с одной стороны, и ЮРИДИЧЕСКОЕ БЮРО «РАПИД ПРАВО» (ИП </w:t>
+        <w:t xml:space="preserve">ООО "РАПИД ПРАВО", ИНН/КПП: 7843016381/784301001, ОГРН 1207800076142, в лице генерального директора </w:t>
       </w:r>
       <w:proofErr w:type="spellStart"/>
       <w:r>
@@ -676,7 +658,7 @@
           <w:sz w:val="22"/>
           <w:szCs w:val="22"/>
         </w:rPr>
-        <w:t>Молодкин</w:t>
+        <w:t>Молодкина</w:t>
       </w:r>
       <w:proofErr w:type="spellEnd"/>
       <w:r>
@@ -685,9 +667,16 @@
           <w:sz w:val="22"/>
           <w:szCs w:val="22"/>
         </w:rPr>
-        <w:t xml:space="preserve"> Максим Дмитриевич, ИНН: 784300402830, ОГРНИП: 323784700299190) (далее – Поверенный), с другой стороны, именуемые вместе – Стороны, заключили настоящий договор (далее – Договор) о нижеследующем.</w:t>
+        <w:t xml:space="preserve"> Максима Дмитриевича</w:t>
       </w:r>
-      <w:proofErr w:type="gramEnd"/>
+      <w:r>
+        <w:rPr>
+          <w:rFonts w:ascii="Cambria" w:hAnsi="Cambria"/>
+          <w:sz w:val="22"/>
+          <w:szCs w:val="22"/>
+        </w:rPr>
+        <w:t xml:space="preserve"> (далее – Поверенный), с другой стороны, именуемые вместе – Стороны, заключили настоящий договор (далее – Договор) о нижеследующем.</w:t>
+      </w:r>
     </w:p>
     <w:p>
       <w:pPr>
@@ -1046,25 +1035,7 @@
           <w:sz w:val="22"/>
           <w:szCs w:val="22"/>
         </w:rPr>
-        <w:t xml:space="preserve">Принять без промедления от Поверенного результат исполнения поручения. Составление двустороннего акта выполненных работ не требуется в связи с длящейся спецификой правоотношений. Если в течение 5 (пяти) календарных дней со дня направления Поверенным Отчета/счета Доверителю по адресу электронной почте, указанному в настоящем договоре, либо иным оговоренным способом, </w:t>
-      </w:r>
-      <w:proofErr w:type="gramStart"/>
-      <w:r>
-        <w:rPr>
-          <w:rFonts w:ascii="Cambria" w:hAnsi="Cambria"/>
-          <w:sz w:val="22"/>
-          <w:szCs w:val="22"/>
-        </w:rPr>
-        <w:t>последний</w:t>
-      </w:r>
-      <w:proofErr w:type="gramEnd"/>
-      <w:r>
-        <w:rPr>
-          <w:rFonts w:ascii="Cambria" w:hAnsi="Cambria"/>
-          <w:sz w:val="22"/>
-          <w:szCs w:val="22"/>
-        </w:rPr>
-        <w:t xml:space="preserve"> не направил своих возражений, перечисленные в Отчете/счете выполненные работы считаются принятыми Доверителем без претензий.</w:t>
+        <w:t>Принять без промедления от Поверенного результат исполнения поручения. Составление двустороннего акта выполненных работ не требуется в связи с длящейся спецификой правоотношений. Если в течение 5 (пяти) календарных дней со дня направления Поверенным Отчета/счета Доверителю по адресу электронной почте, указанному в настоящем договоре, либо иным оговоренным способом, последний не направил своих возражений, перечисленные в Отчете/счете выполненные работы считаются принятыми Доверителем без претензий.</w:t>
       </w:r>
     </w:p>
     <w:p>
@@ -1087,25 +1058,7 @@
           <w:sz w:val="22"/>
           <w:szCs w:val="22"/>
         </w:rPr>
-        <w:t xml:space="preserve">Поверенный имеет право </w:t>
-      </w:r>
-      <w:proofErr w:type="gramStart"/>
-      <w:r>
-        <w:rPr>
-          <w:rFonts w:ascii="Cambria" w:hAnsi="Cambria"/>
-          <w:sz w:val="22"/>
-          <w:szCs w:val="22"/>
-        </w:rPr>
-        <w:t>на</w:t>
-      </w:r>
-      <w:proofErr w:type="gramEnd"/>
-      <w:r>
-        <w:rPr>
-          <w:rFonts w:ascii="Cambria" w:hAnsi="Cambria"/>
-          <w:sz w:val="22"/>
-          <w:szCs w:val="22"/>
-        </w:rPr>
-        <w:t>:</w:t>
+        <w:t>Поверенный имеет право на:</w:t>
       </w:r>
     </w:p>
     <w:p>
@@ -1536,13 +1489,14 @@
           <w:szCs w:val="22"/>
         </w:rPr>
       </w:pPr>
+      <w:bookmarkStart w:id="2" w:name="_Hlk200031938"/>
       <w:r>
         <w:rPr>
           <w:rFonts w:ascii="Cambria" w:hAnsi="Cambria"/>
           <w:sz w:val="22"/>
           <w:szCs w:val="22"/>
         </w:rPr>
-        <w:t xml:space="preserve">Настоящий договор начинает действовать с момента внесения доверителем  </w:t>
+        <w:t>Настоящий договор начинает действовать</w:t>
       </w:r>
       <w:r>
         <w:rPr>
@@ -1550,34 +1504,7 @@
           <w:sz w:val="22"/>
           <w:szCs w:val="22"/>
         </w:rPr>
-        <w:t>{{</w:t>
-      </w:r>
-      <w:proofErr w:type="spellStart"/>
-      <w:r>
-        <w:rPr>
-          <w:rFonts w:ascii="Cambria" w:hAnsi="Cambria"/>
-          <w:sz w:val="22"/>
-          <w:szCs w:val="22"/>
-          <w:lang w:val="en-US"/>
-        </w:rPr>
-        <w:t>punkt</w:t>
-      </w:r>
-      <w:proofErr w:type="spellEnd"/>
-      <w:r>
-        <w:rPr>
-          <w:rFonts w:ascii="Cambria" w:hAnsi="Cambria"/>
-          <w:sz w:val="22"/>
-          <w:szCs w:val="22"/>
-        </w:rPr>
-        <w:t>_4_3}</w:t>
-      </w:r>
-      <w:r>
-        <w:rPr>
-          <w:rFonts w:ascii="Cambria" w:hAnsi="Cambria"/>
-          <w:sz w:val="22"/>
-          <w:szCs w:val="22"/>
-        </w:rPr>
-        <w:t>}</w:t>
+        <w:t xml:space="preserve"> с момента внесения доверителем первого платежа по предусмотренному договором графику платежей</w:t>
       </w:r>
       <w:r>
         <w:rPr>
@@ -1603,7 +1530,8 @@
           <w:szCs w:val="22"/>
         </w:rPr>
       </w:pPr>
-      <w:bookmarkStart w:id="2" w:name="_Hlk200031938"/>
+      <w:bookmarkStart w:id="3" w:name="_GoBack"/>
+      <w:bookmarkEnd w:id="3"/>
       <w:r>
         <w:rPr>
           <w:rFonts w:ascii="Cambria" w:hAnsi="Cambria"/>
@@ -1659,25 +1587,7 @@
           <w:sz w:val="22"/>
           <w:szCs w:val="22"/>
         </w:rPr>
-        <w:t xml:space="preserve">Стороны декларируют намерение разрешать спорные вопросы во внесудебном порядке. При </w:t>
-      </w:r>
-      <w:proofErr w:type="spellStart"/>
-      <w:r>
-        <w:rPr>
-          <w:rFonts w:ascii="Cambria" w:hAnsi="Cambria"/>
-          <w:sz w:val="22"/>
-          <w:szCs w:val="22"/>
-        </w:rPr>
-        <w:t>неурегулировании</w:t>
-      </w:r>
-      <w:proofErr w:type="spellEnd"/>
-      <w:r>
-        <w:rPr>
-          <w:rFonts w:ascii="Cambria" w:hAnsi="Cambria"/>
-          <w:sz w:val="22"/>
-          <w:szCs w:val="22"/>
-        </w:rPr>
-        <w:t xml:space="preserve"> разногласий спор подлежит передаче на рассмотрение </w:t>
+        <w:t xml:space="preserve">Стороны декларируют намерение разрешать спорные вопросы во внесудебном порядке. При неурегулировании разногласий спор подлежит передаче на рассмотрение </w:t>
       </w:r>
       <w:proofErr w:type="spellStart"/>
       <w:r>
@@ -1695,25 +1605,7 @@
           <w:sz w:val="22"/>
           <w:szCs w:val="22"/>
         </w:rPr>
-        <w:t xml:space="preserve"> районного суда </w:t>
-      </w:r>
-      <w:proofErr w:type="gramStart"/>
-      <w:r>
-        <w:rPr>
-          <w:rFonts w:ascii="Cambria" w:hAnsi="Cambria"/>
-          <w:sz w:val="22"/>
-          <w:szCs w:val="22"/>
-        </w:rPr>
-        <w:t>г</w:t>
-      </w:r>
-      <w:proofErr w:type="gramEnd"/>
-      <w:r>
-        <w:rPr>
-          <w:rFonts w:ascii="Cambria" w:hAnsi="Cambria"/>
-          <w:sz w:val="22"/>
-          <w:szCs w:val="22"/>
-        </w:rPr>
-        <w:t>. Санкт-Петербурга либо Арбитражного суда СПб и ЛО в зависимости от статуса Доверителя.</w:t>
+        <w:t xml:space="preserve"> районного суда г. Санкт-Петербурга либо Арбитражного суда СПб и ЛО в зависимости от статуса Доверителя.</w:t>
       </w:r>
     </w:p>
     <w:p>
@@ -1737,25 +1629,7 @@
           <w:sz w:val="22"/>
           <w:szCs w:val="22"/>
         </w:rPr>
-        <w:t xml:space="preserve">При отмене поручения Доверителем до того, как поручение исполнено Поверенным полностью, Доверитель обязан возместить Поверенному понесенные при исполнении поручения издержки и выплатить Поверенному вознаграждение соразмерно выполненной работе на основании </w:t>
-      </w:r>
-      <w:proofErr w:type="spellStart"/>
-      <w:r>
-        <w:rPr>
-          <w:rFonts w:ascii="Cambria" w:hAnsi="Cambria"/>
-          <w:sz w:val="22"/>
-          <w:szCs w:val="22"/>
-        </w:rPr>
-        <w:t>прайса</w:t>
-      </w:r>
-      <w:proofErr w:type="spellEnd"/>
-      <w:r>
-        <w:rPr>
-          <w:rFonts w:ascii="Cambria" w:hAnsi="Cambria"/>
-          <w:sz w:val="22"/>
-          <w:szCs w:val="22"/>
-        </w:rPr>
-        <w:t xml:space="preserve">, этапов и стоимости услуг Поверенного, размещенного в интернете по электронному адресу: </w:t>
+        <w:t xml:space="preserve">При отмене поручения Доверителем до того, как поручение исполнено Поверенным полностью, Доверитель обязан возместить Поверенному понесенные при исполнении поручения издержки и выплатить Поверенному вознаграждение соразмерно выполненной работе на основании прайса, этапов и стоимости услуг Поверенного, размещенного в интернете по электронному адресу: </w:t>
       </w:r>
       <w:hyperlink r:id="rId10" w:history="1">
         <w:r>
@@ -1798,7 +1672,7 @@
           <w:sz w:val="22"/>
           <w:szCs w:val="22"/>
         </w:rPr>
-        <w:t>В случае неисполнения поручения по вине Поверенного вознаграждение, внесенное Доверителем, подлежит возврату в полном объеме.</w:t>
+        <w:t>В случае неисполнения поручения по вине Доверителя (предоставление Поверенному недостоверной информации, препятствование исполнению поручения иными действиями) вознаграждение, внесенное Доверителем, возврату не подлежит.</w:t>
       </w:r>
     </w:p>
     <w:p>
@@ -1822,49 +1696,7 @@
           <w:sz w:val="22"/>
           <w:szCs w:val="22"/>
         </w:rPr>
-        <w:t>В случае неисполнения поручения по вине Доверителя (предоставление Поверенному недостоверной информации, препятствование исполнению поручения иными действиями) вознаграждение, внесенное Доверителем, возврату не подлежит.</w:t>
-      </w:r>
-    </w:p>
-    <w:p>
-      <w:pPr>
-        <w:pStyle w:val="af9"/>
-        <w:numPr>
-          <w:ilvl w:val="0"/>
-          <w:numId w:val="9"/>
-        </w:numPr>
-        <w:ind w:left="0" w:firstLine="709"/>
-        <w:jc w:val="both"/>
-        <w:rPr>
-          <w:rFonts w:ascii="Cambria" w:hAnsi="Cambria"/>
-          <w:sz w:val="22"/>
-          <w:szCs w:val="22"/>
-        </w:rPr>
-      </w:pPr>
-      <w:r>
-        <w:rPr>
-          <w:rFonts w:ascii="Cambria" w:hAnsi="Cambria"/>
-          <w:sz w:val="22"/>
-          <w:szCs w:val="22"/>
-        </w:rPr>
-        <w:t xml:space="preserve">При расторжении договора неизрасходованный аванс возвращается Доверителю в течение 30 календарных дней </w:t>
-      </w:r>
-      <w:proofErr w:type="gramStart"/>
-      <w:r>
-        <w:rPr>
-          <w:rFonts w:ascii="Cambria" w:hAnsi="Cambria"/>
-          <w:sz w:val="22"/>
-          <w:szCs w:val="22"/>
-        </w:rPr>
-        <w:t>с даты подписания</w:t>
-      </w:r>
-      <w:proofErr w:type="gramEnd"/>
-      <w:r>
-        <w:rPr>
-          <w:rFonts w:ascii="Cambria" w:hAnsi="Cambria"/>
-          <w:sz w:val="22"/>
-          <w:szCs w:val="22"/>
-        </w:rPr>
-        <w:t xml:space="preserve"> соглашения о расторжении договора.</w:t>
+        <w:t>При расторжении договора неизрасходованный аванс возвращается Доверителю в течение 30 календарных дней с даты подписания соглашения о расторжении договора.</w:t>
       </w:r>
     </w:p>
     <w:p>
@@ -1955,25 +1787,7 @@
           <w:sz w:val="22"/>
           <w:szCs w:val="22"/>
         </w:rPr>
-        <w:t xml:space="preserve">). Настоящее согласие действует до дня его отзыва в </w:t>
-      </w:r>
-      <w:proofErr w:type="gramStart"/>
-      <w:r>
-        <w:rPr>
-          <w:rFonts w:ascii="Cambria" w:hAnsi="Cambria"/>
-          <w:sz w:val="22"/>
-          <w:szCs w:val="22"/>
-        </w:rPr>
-        <w:t>письменной</w:t>
-      </w:r>
-      <w:proofErr w:type="gramEnd"/>
-      <w:r>
-        <w:rPr>
-          <w:rFonts w:ascii="Cambria" w:hAnsi="Cambria"/>
-          <w:sz w:val="22"/>
-          <w:szCs w:val="22"/>
-        </w:rPr>
-        <w:t xml:space="preserve"> форм</w:t>
+        <w:t>). Настоящее согласие действует до дня его отзыва в письменной форм</w:t>
       </w:r>
       <w:r>
         <w:rPr>
@@ -2127,7 +1941,7 @@
           <w:sz w:val="22"/>
           <w:szCs w:val="22"/>
         </w:rPr>
-        <w:t>ЮРИДИЧЕСКОЕ БЮРО «РАПИД ПРАВО»</w:t>
+        <w:t>ООО "РАПИД ПРАВО"</w:t>
       </w:r>
     </w:p>
     <w:p>
@@ -2139,14 +1953,83 @@
           <w:szCs w:val="22"/>
         </w:rPr>
       </w:pPr>
-      <w:bookmarkStart w:id="3" w:name="_Hlk173418047"/>
       <w:r>
         <w:rPr>
           <w:rFonts w:ascii="Cambria" w:hAnsi="Cambria"/>
           <w:sz w:val="22"/>
           <w:szCs w:val="22"/>
         </w:rPr>
-        <w:t xml:space="preserve">ИП </w:t>
+        <w:t>ИНН/КПП: 7843016381/784301001</w:t>
+      </w:r>
+    </w:p>
+    <w:p>
+      <w:pPr>
+        <w:jc w:val="both"/>
+        <w:rPr>
+          <w:rFonts w:ascii="Cambria" w:hAnsi="Cambria"/>
+          <w:sz w:val="22"/>
+          <w:szCs w:val="22"/>
+        </w:rPr>
+      </w:pPr>
+      <w:r>
+        <w:rPr>
+          <w:rFonts w:ascii="Cambria" w:hAnsi="Cambria"/>
+          <w:sz w:val="22"/>
+          <w:szCs w:val="22"/>
+        </w:rPr>
+        <w:t>ОГРН 1207800076142</w:t>
+      </w:r>
+    </w:p>
+    <w:p>
+      <w:pPr>
+        <w:jc w:val="both"/>
+        <w:rPr>
+          <w:rFonts w:ascii="Cambria" w:hAnsi="Cambria"/>
+          <w:sz w:val="22"/>
+          <w:szCs w:val="22"/>
+        </w:rPr>
+      </w:pPr>
+      <w:r>
+        <w:rPr>
+          <w:rFonts w:ascii="Cambria" w:hAnsi="Cambria"/>
+          <w:sz w:val="22"/>
+          <w:szCs w:val="22"/>
+        </w:rPr>
+        <w:t>Юридический адрес: г. С</w:t>
+      </w:r>
+      <w:r>
+        <w:rPr>
+          <w:rFonts w:ascii="Cambria" w:hAnsi="Cambria"/>
+          <w:sz w:val="22"/>
+          <w:szCs w:val="22"/>
+        </w:rPr>
+        <w:t>анкт-Петербург</w:t>
+      </w:r>
+      <w:r>
+        <w:rPr>
+          <w:rFonts w:ascii="Cambria" w:hAnsi="Cambria"/>
+          <w:sz w:val="22"/>
+          <w:szCs w:val="22"/>
+        </w:rPr>
+        <w:t>,</w:t>
+      </w:r>
+    </w:p>
+    <w:p>
+      <w:pPr>
+        <w:jc w:val="both"/>
+        <w:rPr>
+          <w:rFonts w:ascii="Cambria" w:hAnsi="Cambria"/>
+          <w:sz w:val="22"/>
+          <w:szCs w:val="22"/>
+        </w:rPr>
+      </w:pPr>
+      <w:r>
+        <w:rPr>
+          <w:rFonts w:ascii="Cambria" w:hAnsi="Cambria"/>
+          <w:sz w:val="22"/>
+          <w:szCs w:val="22"/>
+        </w:rPr>
+        <w:t xml:space="preserve">пос. Песочный, 14 </w:t>
       </w:r>
       <w:proofErr w:type="spellStart"/>
       <w:r>
@@ -2155,7 +2038,7 @@
           <w:sz w:val="22"/>
           <w:szCs w:val="22"/>
         </w:rPr>
-        <w:t>Молодкин</w:t>
+        <w:t>кв</w:t>
       </w:r>
       <w:proofErr w:type="spellEnd"/>
       <w:r>
@@ -2164,7 +2047,7 @@
           <w:sz w:val="22"/>
           <w:szCs w:val="22"/>
         </w:rPr>
-        <w:t xml:space="preserve"> Максим Дмитриевич</w:t>
+        <w:t>-ал, д. 224, кв. 2</w:t>
       </w:r>
     </w:p>
     <w:p>
@@ -2182,7 +2065,23 @@
           <w:sz w:val="22"/>
           <w:szCs w:val="22"/>
         </w:rPr>
-        <w:t>ИНН: 784300402830</w:t>
+        <w:t>Фактический адрес: г. С</w:t>
+      </w:r>
+      <w:r>
+        <w:rPr>
+          <w:rFonts w:ascii="Cambria" w:hAnsi="Cambria"/>
+          <w:sz w:val="22"/>
+          <w:szCs w:val="22"/>
+        </w:rPr>
+        <w:t>анкт-Петербург</w:t>
+      </w:r>
+      <w:r>
+        <w:rPr>
+          <w:rFonts w:ascii="Cambria" w:hAnsi="Cambria"/>
+          <w:sz w:val="22"/>
+          <w:szCs w:val="22"/>
+        </w:rPr>
+        <w:t xml:space="preserve">, </w:t>
       </w:r>
     </w:p>
     <w:p>
@@ -2200,7 +2099,7 @@
           <w:sz w:val="22"/>
           <w:szCs w:val="22"/>
         </w:rPr>
-        <w:t>ОГРНИП: 323784700299190</w:t>
+        <w:t>ул. Инженерная, д. 7, 3 этаж.</w:t>
       </w:r>
     </w:p>
     <w:p>
@@ -2218,25 +2117,7 @@
           <w:sz w:val="22"/>
           <w:szCs w:val="22"/>
         </w:rPr>
-        <w:t>Юридический адрес: 197758, г. СПб, пос. Песочный, 14 квартал, д. 224, литер</w:t>
-      </w:r>
-      <w:proofErr w:type="gramStart"/>
-      <w:r>
-        <w:rPr>
-          <w:rFonts w:ascii="Cambria" w:hAnsi="Cambria"/>
-          <w:sz w:val="22"/>
-          <w:szCs w:val="22"/>
-        </w:rPr>
-        <w:t xml:space="preserve"> А</w:t>
-      </w:r>
-      <w:proofErr w:type="gramEnd"/>
-      <w:r>
-        <w:rPr>
-          <w:rFonts w:ascii="Cambria" w:hAnsi="Cambria"/>
-          <w:sz w:val="22"/>
-          <w:szCs w:val="22"/>
-        </w:rPr>
-        <w:t>, кв. 2</w:t>
+        <w:t>р/с: 40702810403500025602</w:t>
       </w:r>
     </w:p>
     <w:p>
@@ -2248,33 +2129,13 @@
           <w:szCs w:val="22"/>
         </w:rPr>
       </w:pPr>
-      <w:proofErr w:type="gramStart"/>
       <w:r>
         <w:rPr>
           <w:rFonts w:ascii="Cambria" w:hAnsi="Cambria"/>
           <w:sz w:val="22"/>
           <w:szCs w:val="22"/>
         </w:rPr>
-        <w:t>Фактический адрес: 191144, г. С-Петербург, ул. Инженерная, д. 7, 3 этаж</w:t>
-      </w:r>
-      <w:proofErr w:type="gramEnd"/>
-    </w:p>
-    <w:p>
-      <w:pPr>
-        <w:jc w:val="both"/>
-        <w:rPr>
-          <w:rFonts w:ascii="Cambria" w:hAnsi="Cambria"/>
-          <w:sz w:val="22"/>
-          <w:szCs w:val="22"/>
-        </w:rPr>
-      </w:pPr>
-      <w:r>
-        <w:rPr>
-          <w:rFonts w:ascii="Cambria" w:hAnsi="Cambria"/>
-          <w:sz w:val="22"/>
-          <w:szCs w:val="22"/>
-        </w:rPr>
-        <w:t>Расчетный счет: 40702810403500025602</w:t>
+        <w:t>Банк: ООО «Банк Точка»</w:t>
       </w:r>
     </w:p>
     <w:p>
@@ -2292,7 +2153,7 @@
           <w:sz w:val="22"/>
           <w:szCs w:val="22"/>
         </w:rPr>
-        <w:t>Банк: ООО «Банк Точка», БИК: 044525104</w:t>
+        <w:t>БИК: 044525104</w:t>
       </w:r>
     </w:p>
     <w:p>
@@ -2310,7 +2171,7 @@
           <w:sz w:val="22"/>
           <w:szCs w:val="22"/>
         </w:rPr>
-        <w:t>Электронная почта: clients@rapidpravo.ru</w:t>
+        <w:t>Корр. счет: 30101810745374525104</w:t>
       </w:r>
     </w:p>
     <w:p>
@@ -2328,10 +2189,25 @@
           <w:sz w:val="22"/>
           <w:szCs w:val="22"/>
         </w:rPr>
-        <w:t>Тел.: +7 (812) 915-22-35, +7-958-100-01-58</w:t>
+        <w:t>Эл</w:t>
+      </w:r>
+      <w:r>
+        <w:rPr>
+          <w:rFonts w:ascii="Cambria" w:hAnsi="Cambria"/>
+          <w:sz w:val="22"/>
+          <w:szCs w:val="22"/>
+        </w:rPr>
+        <w:t>.</w:t>
+      </w:r>
+      <w:r>
+        <w:rPr>
+          <w:rFonts w:ascii="Cambria" w:hAnsi="Cambria"/>
+          <w:sz w:val="22"/>
+          <w:szCs w:val="22"/>
+        </w:rPr>
+        <w:t xml:space="preserve"> почта: clients@rapidpravo.ru</w:t>
       </w:r>
     </w:p>
-    <w:bookmarkEnd w:id="3"/>
     <w:p>
       <w:pPr>
         <w:jc w:val="both"/>
@@ -2342,6 +2218,30 @@
           <w:szCs w:val="22"/>
         </w:rPr>
       </w:pPr>
+      <w:r>
+        <w:rPr>
+          <w:rFonts w:ascii="Cambria" w:hAnsi="Cambria"/>
+          <w:sz w:val="22"/>
+          <w:szCs w:val="22"/>
+        </w:rPr>
+        <w:t>Тел</w:t>
+      </w:r>
+      <w:r>
+        <w:rPr>
+          <w:rFonts w:ascii="Cambria" w:hAnsi="Cambria"/>
+          <w:sz w:val="22"/>
+          <w:szCs w:val="22"/>
+        </w:rPr>
+        <w:t>ефон</w:t>
+      </w:r>
+      <w:r>
+        <w:rPr>
+          <w:rFonts w:ascii="Cambria" w:hAnsi="Cambria"/>
+          <w:sz w:val="22"/>
+          <w:szCs w:val="22"/>
+        </w:rPr>
+        <w:t>: +7-958-100-01-58</w:t>
+      </w:r>
     </w:p>
     <w:p>
       <w:pPr>
@@ -2911,7 +2811,6 @@
           <w:sz w:val="22"/>
           <w:szCs w:val="22"/>
         </w:rPr>
-        <w:lastRenderedPageBreak/>
         <w:t>М. П.</w:t>
       </w:r>
     </w:p>
@@ -2988,7 +2887,6 @@
           <w:sz w:val="22"/>
           <w:szCs w:val="22"/>
         </w:rPr>
-        <w:lastRenderedPageBreak/>
         <w:t>Приложение № 1 к Договору поручения</w:t>
       </w:r>
     </w:p>
@@ -3052,7 +2950,7 @@
         <w:tblW w:w="9991" w:type="dxa"/>
         <w:jc w:val="center"/>
         <w:tblLayout w:type="fixed"/>
-        <w:tblLook w:val="04A0"/>
+        <w:tblLook w:val="04A0" w:firstRow="1" w:lastRow="0" w:firstColumn="1" w:lastColumn="0" w:noHBand="0" w:noVBand="1"/>
       </w:tblPr>
       <w:tblGrid>
         <w:gridCol w:w="1134"/>
@@ -3087,41 +2985,8 @@
                 <w:sz w:val="22"/>
                 <w:szCs w:val="22"/>
               </w:rPr>
-              <w:t xml:space="preserve">№ </w:t>
+              <w:t>№ п/п</w:t>
             </w:r>
-            <w:proofErr w:type="spellStart"/>
-            <w:proofErr w:type="gramStart"/>
-            <w:r>
-              <w:rPr>
-                <w:rFonts w:ascii="Cambria" w:hAnsi="Cambria"/>
-                <w:b/>
-                <w:sz w:val="22"/>
-                <w:szCs w:val="22"/>
-              </w:rPr>
-              <w:t>п</w:t>
-            </w:r>
-            <w:proofErr w:type="spellEnd"/>
-            <w:proofErr w:type="gramEnd"/>
-            <w:r>
-              <w:rPr>
-                <w:rFonts w:ascii="Cambria" w:hAnsi="Cambria"/>
-                <w:b/>
-                <w:sz w:val="22"/>
-                <w:szCs w:val="22"/>
-              </w:rPr>
-              <w:t>/</w:t>
-            </w:r>
-            <w:proofErr w:type="spellStart"/>
-            <w:r>
-              <w:rPr>
-                <w:rFonts w:ascii="Cambria" w:hAnsi="Cambria"/>
-                <w:b/>
-                <w:sz w:val="22"/>
-                <w:szCs w:val="22"/>
-              </w:rPr>
-              <w:t>п</w:t>
-            </w:r>
-            <w:proofErr w:type="spellEnd"/>
           </w:p>
         </w:tc>
         <w:tc>
@@ -6036,8 +5901,6 @@
         </w:rPr>
         <w:t>М. П.</w:t>
       </w:r>
-      <w:bookmarkStart w:id="5" w:name="_GoBack"/>
-      <w:bookmarkEnd w:id="5"/>
     </w:p>
     <w:sectPr>
       <w:type w:val="continuous"/>
@@ -6051,7 +5914,7 @@
 </file>
 
 <file path=word/endnotes.xml><?xml version="1.0" encoding="utf-8"?>
-<w:endnotes xmlns:ve="http://schemas.openxmlformats.org/markup-compatibility/2006" xmlns:o="urn:schemas-microsoft-com:office:office" xmlns:r="http://schemas.openxmlformats.org/officeDocument/2006/relationships" xmlns:m="http://schemas.openxmlformats.org/officeDocument/2006/math" xmlns:v="urn:schemas-microsoft-com:vml" xmlns:wp="http://schemas.openxmlformats.org/drawingml/2006/wordprocessingDrawing" xmlns:w10="urn:schemas-microsoft-com:office:word" xmlns:w="http://schemas.openxmlformats.org/wordprocessingml/2006/main" xmlns:wne="http://schemas.microsoft.com/office/word/2006/wordml">
+<w:endnotes xmlns:wpc="http://schemas.microsoft.com/office/word/2010/wordprocessingCanvas" xmlns:cx="http://schemas.microsoft.com/office/drawing/2014/chartex" xmlns:cx1="http://schemas.microsoft.com/office/drawing/2015/9/8/chartex" xmlns:cx2="http://schemas.microsoft.com/office/drawing/2015/10/21/chartex" xmlns:cx3="http://schemas.microsoft.com/office/drawing/2016/5/9/chartex" xmlns:cx4="http://schemas.microsoft.com/office/drawing/2016/5/10/chartex" xmlns:cx5="http://schemas.microsoft.com/office/drawing/2016/5/11/chartex" xmlns:cx6="http://schemas.microsoft.com/office/drawing/2016/5/12/chartex" xmlns:cx7="http://schemas.microsoft.com/office/drawing/2016/5/13/chartex" xmlns:cx8="http://schemas.microsoft.com/office/drawing/2016/5/14/chartex" xmlns:mc="http://schemas.openxmlformats.org/markup-compatibility/2006" xmlns:aink="http://schemas.microsoft.com/office/drawing/2016/ink" xmlns:am3d="http://schemas.microsoft.com/office/drawing/2017/model3d" xmlns:o="urn:schemas-microsoft-com:office:office" xmlns:r="http://schemas.openxmlformats.org/officeDocument/2006/relationships" xmlns:m="http://schemas.openxmlformats.org/officeDocument/2006/math" xmlns:v="urn:schemas-microsoft-com:vml" xmlns:wp14="http://schemas.microsoft.com/office/word/2010/wordprocessingDrawing" xmlns:wp="http://schemas.openxmlformats.org/drawingml/2006/wordprocessingDrawing" xmlns:w10="urn:schemas-microsoft-com:office:word" xmlns:w="http://schemas.openxmlformats.org/wordprocessingml/2006/main" xmlns:w14="http://schemas.microsoft.com/office/word/2010/wordml" xmlns:w15="http://schemas.microsoft.com/office/word/2012/wordml" xmlns:w16cex="http://schemas.microsoft.com/office/word/2018/wordml/cex" xmlns:w16cid="http://schemas.microsoft.com/office/word/2016/wordml/cid" xmlns:w16="http://schemas.microsoft.com/office/word/2018/wordml" xmlns:w16se="http://schemas.microsoft.com/office/word/2015/wordml/symex" xmlns:wpg="http://schemas.microsoft.com/office/word/2010/wordprocessingGroup" xmlns:wpi="http://schemas.microsoft.com/office/word/2010/wordprocessingInk" xmlns:wne="http://schemas.microsoft.com/office/word/2006/wordml" xmlns:wps="http://schemas.microsoft.com/office/word/2010/wordprocessingShape" mc:Ignorable="w14 w15 w16se w16cid w16 w16cex wp14">
   <w:endnote w:type="separator" w:id="-1">
     <w:p>
       <w:r>
@@ -6070,7 +5933,7 @@
 </file>
 
 <file path=word/footer1.xml><?xml version="1.0" encoding="utf-8"?>
-<w:ftr xmlns:ve="http://schemas.openxmlformats.org/markup-compatibility/2006" xmlns:o="urn:schemas-microsoft-com:office:office" xmlns:r="http://schemas.openxmlformats.org/officeDocument/2006/relationships" xmlns:m="http://schemas.openxmlformats.org/officeDocument/2006/math" xmlns:v="urn:schemas-microsoft-com:vml" xmlns:wp="http://schemas.openxmlformats.org/drawingml/2006/wordprocessingDrawing" xmlns:w10="urn:schemas-microsoft-com:office:word" xmlns:w="http://schemas.openxmlformats.org/wordprocessingml/2006/main" xmlns:wne="http://schemas.microsoft.com/office/word/2006/wordml">
+<w:ftr xmlns:wpc="http://schemas.microsoft.com/office/word/2010/wordprocessingCanvas" xmlns:cx="http://schemas.microsoft.com/office/drawing/2014/chartex" xmlns:cx1="http://schemas.microsoft.com/office/drawing/2015/9/8/chartex" xmlns:cx2="http://schemas.microsoft.com/office/drawing/2015/10/21/chartex" xmlns:cx3="http://schemas.microsoft.com/office/drawing/2016/5/9/chartex" xmlns:cx4="http://schemas.microsoft.com/office/drawing/2016/5/10/chartex" xmlns:cx5="http://schemas.microsoft.com/office/drawing/2016/5/11/chartex" xmlns:cx6="http://schemas.microsoft.com/office/drawing/2016/5/12/chartex" xmlns:cx7="http://schemas.microsoft.com/office/drawing/2016/5/13/chartex" xmlns:cx8="http://schemas.microsoft.com/office/drawing/2016/5/14/chartex" xmlns:mc="http://schemas.openxmlformats.org/markup-compatibility/2006" xmlns:aink="http://schemas.microsoft.com/office/drawing/2016/ink" xmlns:am3d="http://schemas.microsoft.com/office/drawing/2017/model3d" xmlns:o="urn:schemas-microsoft-com:office:office" xmlns:r="http://schemas.openxmlformats.org/officeDocument/2006/relationships" xmlns:m="http://schemas.openxmlformats.org/officeDocument/2006/math" xmlns:v="urn:schemas-microsoft-com:vml" xmlns:wp14="http://schemas.microsoft.com/office/word/2010/wordprocessingDrawing" xmlns:wp="http://schemas.openxmlformats.org/drawingml/2006/wordprocessingDrawing" xmlns:w10="urn:schemas-microsoft-com:office:word" xmlns:w="http://schemas.openxmlformats.org/wordprocessingml/2006/main" xmlns:w14="http://schemas.microsoft.com/office/word/2010/wordml" xmlns:w15="http://schemas.microsoft.com/office/word/2012/wordml" xmlns:w16cex="http://schemas.microsoft.com/office/word/2018/wordml/cex" xmlns:w16cid="http://schemas.microsoft.com/office/word/2016/wordml/cid" xmlns:w16="http://schemas.microsoft.com/office/word/2018/wordml" xmlns:w16se="http://schemas.microsoft.com/office/word/2015/wordml/symex" xmlns:wpg="http://schemas.microsoft.com/office/word/2010/wordprocessingGroup" xmlns:wpi="http://schemas.microsoft.com/office/word/2010/wordprocessingInk" xmlns:wne="http://schemas.microsoft.com/office/word/2006/wordml" xmlns:wps="http://schemas.microsoft.com/office/word/2010/wordprocessingShape" mc:Ignorable="w14 w15 w16se w16cid w16 w16cex wp14">
   <w:p>
     <w:pPr>
       <w:pStyle w:val="af3"/>
@@ -6080,7 +5943,7 @@
 </file>
 
 <file path=word/footnotes.xml><?xml version="1.0" encoding="utf-8"?>
-<w:footnotes xmlns:ve="http://schemas.openxmlformats.org/markup-compatibility/2006" xmlns:o="urn:schemas-microsoft-com:office:office" xmlns:r="http://schemas.openxmlformats.org/officeDocument/2006/relationships" xmlns:m="http://schemas.openxmlformats.org/officeDocument/2006/math" xmlns:v="urn:schemas-microsoft-com:vml" xmlns:wp="http://schemas.openxmlformats.org/drawingml/2006/wordprocessingDrawing" xmlns:w10="urn:schemas-microsoft-com:office:word" xmlns:w="http://schemas.openxmlformats.org/wordprocessingml/2006/main" xmlns:wne="http://schemas.microsoft.com/office/word/2006/wordml">
+<w:footnotes xmlns:wpc="http://schemas.microsoft.com/office/word/2010/wordprocessingCanvas" xmlns:cx="http://schemas.microsoft.com/office/drawing/2014/chartex" xmlns:cx1="http://schemas.microsoft.com/office/drawing/2015/9/8/chartex" xmlns:cx2="http://schemas.microsoft.com/office/drawing/2015/10/21/chartex" xmlns:cx3="http://schemas.microsoft.com/office/drawing/2016/5/9/chartex" xmlns:cx4="http://schemas.microsoft.com/office/drawing/2016/5/10/chartex" xmlns:cx5="http://schemas.microsoft.com/office/drawing/2016/5/11/chartex" xmlns:cx6="http://schemas.microsoft.com/office/drawing/2016/5/12/chartex" xmlns:cx7="http://schemas.microsoft.com/office/drawing/2016/5/13/chartex" xmlns:cx8="http://schemas.microsoft.com/office/drawing/2016/5/14/chartex" xmlns:mc="http://schemas.openxmlformats.org/markup-compatibility/2006" xmlns:aink="http://schemas.microsoft.com/office/drawing/2016/ink" xmlns:am3d="http://schemas.microsoft.com/office/drawing/2017/model3d" xmlns:o="urn:schemas-microsoft-com:office:office" xmlns:r="http://schemas.openxmlformats.org/officeDocument/2006/relationships" xmlns:m="http://schemas.openxmlformats.org/officeDocument/2006/math" xmlns:v="urn:schemas-microsoft-com:vml" xmlns:wp14="http://schemas.microsoft.com/office/word/2010/wordprocessingDrawing" xmlns:wp="http://schemas.openxmlformats.org/drawingml/2006/wordprocessingDrawing" xmlns:w10="urn:schemas-microsoft-com:office:word" xmlns:w="http://schemas.openxmlformats.org/wordprocessingml/2006/main" xmlns:w14="http://schemas.microsoft.com/office/word/2010/wordml" xmlns:w15="http://schemas.microsoft.com/office/word/2012/wordml" xmlns:w16cex="http://schemas.microsoft.com/office/word/2018/wordml/cex" xmlns:w16cid="http://schemas.microsoft.com/office/word/2016/wordml/cid" xmlns:w16="http://schemas.microsoft.com/office/word/2018/wordml" xmlns:w16se="http://schemas.microsoft.com/office/word/2015/wordml/symex" xmlns:wpg="http://schemas.microsoft.com/office/word/2010/wordprocessingGroup" xmlns:wpi="http://schemas.microsoft.com/office/word/2010/wordprocessingInk" xmlns:wne="http://schemas.microsoft.com/office/word/2006/wordml" xmlns:wps="http://schemas.microsoft.com/office/word/2010/wordprocessingShape" mc:Ignorable="w14 w15 w16se w16cid w16 w16cex wp14">
   <w:footnote w:type="separator" w:id="-1">
     <w:p>
       <w:r>
@@ -6099,7 +5962,7 @@
 </file>
 
 <file path=word/header1.xml><?xml version="1.0" encoding="utf-8"?>
-<w:hdr xmlns:ve="http://schemas.openxmlformats.org/markup-compatibility/2006" xmlns:o="urn:schemas-microsoft-com:office:office" xmlns:r="http://schemas.openxmlformats.org/officeDocument/2006/relationships" xmlns:m="http://schemas.openxmlformats.org/officeDocument/2006/math" xmlns:v="urn:schemas-microsoft-com:vml" xmlns:wp="http://schemas.openxmlformats.org/drawingml/2006/wordprocessingDrawing" xmlns:w10="urn:schemas-microsoft-com:office:word" xmlns:w="http://schemas.openxmlformats.org/wordprocessingml/2006/main" xmlns:wne="http://schemas.microsoft.com/office/word/2006/wordml">
+<w:hdr xmlns:wpc="http://schemas.microsoft.com/office/word/2010/wordprocessingCanvas" xmlns:cx="http://schemas.microsoft.com/office/drawing/2014/chartex" xmlns:cx1="http://schemas.microsoft.com/office/drawing/2015/9/8/chartex" xmlns:cx2="http://schemas.microsoft.com/office/drawing/2015/10/21/chartex" xmlns:cx3="http://schemas.microsoft.com/office/drawing/2016/5/9/chartex" xmlns:cx4="http://schemas.microsoft.com/office/drawing/2016/5/10/chartex" xmlns:cx5="http://schemas.microsoft.com/office/drawing/2016/5/11/chartex" xmlns:cx6="http://schemas.microsoft.com/office/drawing/2016/5/12/chartex" xmlns:cx7="http://schemas.microsoft.com/office/drawing/2016/5/13/chartex" xmlns:cx8="http://schemas.microsoft.com/office/drawing/2016/5/14/chartex" xmlns:mc="http://schemas.openxmlformats.org/markup-compatibility/2006" xmlns:aink="http://schemas.microsoft.com/office/drawing/2016/ink" xmlns:am3d="http://schemas.microsoft.com/office/drawing/2017/model3d" xmlns:o="urn:schemas-microsoft-com:office:office" xmlns:r="http://schemas.openxmlformats.org/officeDocument/2006/relationships" xmlns:m="http://schemas.openxmlformats.org/officeDocument/2006/math" xmlns:v="urn:schemas-microsoft-com:vml" xmlns:wp14="http://schemas.microsoft.com/office/word/2010/wordprocessingDrawing" xmlns:wp="http://schemas.openxmlformats.org/drawingml/2006/wordprocessingDrawing" xmlns:w10="urn:schemas-microsoft-com:office:word" xmlns:w="http://schemas.openxmlformats.org/wordprocessingml/2006/main" xmlns:w14="http://schemas.microsoft.com/office/word/2010/wordml" xmlns:w15="http://schemas.microsoft.com/office/word/2012/wordml" xmlns:w16cex="http://schemas.microsoft.com/office/word/2018/wordml/cex" xmlns:w16cid="http://schemas.microsoft.com/office/word/2016/wordml/cid" xmlns:w16="http://schemas.microsoft.com/office/word/2018/wordml" xmlns:w16se="http://schemas.microsoft.com/office/word/2015/wordml/symex" xmlns:wpg="http://schemas.microsoft.com/office/word/2010/wordprocessingGroup" xmlns:wpi="http://schemas.microsoft.com/office/word/2010/wordprocessingInk" xmlns:wne="http://schemas.microsoft.com/office/word/2006/wordml" xmlns:wps="http://schemas.microsoft.com/office/word/2010/wordprocessingShape" mc:Ignorable="w14 w15 w16se w16cid w16 w16cex wp14">
   <w:p>
     <w:pPr>
       <w:pStyle w:val="ad"/>
@@ -6109,8 +5972,8 @@
 </file>
 
 <file path=word/numbering.xml><?xml version="1.0" encoding="utf-8"?>
-<w:numbering xmlns:ve="http://schemas.openxmlformats.org/markup-compatibility/2006" xmlns:o="urn:schemas-microsoft-com:office:office" xmlns:r="http://schemas.openxmlformats.org/officeDocument/2006/relationships" xmlns:m="http://schemas.openxmlformats.org/officeDocument/2006/math" xmlns:v="urn:schemas-microsoft-com:vml" xmlns:wp="http://schemas.openxmlformats.org/drawingml/2006/wordprocessingDrawing" xmlns:w10="urn:schemas-microsoft-com:office:word" xmlns:w="http://schemas.openxmlformats.org/wordprocessingml/2006/main" xmlns:wne="http://schemas.microsoft.com/office/word/2006/wordml">
-  <w:abstractNum w:abstractNumId="0">
+<w:numbering xmlns:wpc="http://schemas.microsoft.com/office/word/2010/wordprocessingCanvas" xmlns:cx="http://schemas.microsoft.com/office/drawing/2014/chartex" xmlns:cx1="http://schemas.microsoft.com/office/drawing/2015/9/8/chartex" xmlns:cx2="http://schemas.microsoft.com/office/drawing/2015/10/21/chartex" xmlns:cx3="http://schemas.microsoft.com/office/drawing/2016/5/9/chartex" xmlns:cx4="http://schemas.microsoft.com/office/drawing/2016/5/10/chartex" xmlns:cx5="http://schemas.microsoft.com/office/drawing/2016/5/11/chartex" xmlns:cx6="http://schemas.microsoft.com/office/drawing/2016/5/12/chartex" xmlns:cx7="http://schemas.microsoft.com/office/drawing/2016/5/13/chartex" xmlns:cx8="http://schemas.microsoft.com/office/drawing/2016/5/14/chartex" xmlns:mc="http://schemas.openxmlformats.org/markup-compatibility/2006" xmlns:aink="http://schemas.microsoft.com/office/drawing/2016/ink" xmlns:am3d="http://schemas.microsoft.com/office/drawing/2017/model3d" xmlns:o="urn:schemas-microsoft-com:office:office" xmlns:r="http://schemas.openxmlformats.org/officeDocument/2006/relationships" xmlns:m="http://schemas.openxmlformats.org/officeDocument/2006/math" xmlns:v="urn:schemas-microsoft-com:vml" xmlns:wp14="http://schemas.microsoft.com/office/word/2010/wordprocessingDrawing" xmlns:wp="http://schemas.openxmlformats.org/drawingml/2006/wordprocessingDrawing" xmlns:w10="urn:schemas-microsoft-com:office:word" xmlns:w="http://schemas.openxmlformats.org/wordprocessingml/2006/main" xmlns:w14="http://schemas.microsoft.com/office/word/2010/wordml" xmlns:w15="http://schemas.microsoft.com/office/word/2012/wordml" xmlns:w16cex="http://schemas.microsoft.com/office/word/2018/wordml/cex" xmlns:w16cid="http://schemas.microsoft.com/office/word/2016/wordml/cid" xmlns:w16="http://schemas.microsoft.com/office/word/2018/wordml" xmlns:w16se="http://schemas.microsoft.com/office/word/2015/wordml/symex" xmlns:wpg="http://schemas.microsoft.com/office/word/2010/wordprocessingGroup" xmlns:wpi="http://schemas.microsoft.com/office/word/2010/wordprocessingInk" xmlns:wne="http://schemas.microsoft.com/office/word/2006/wordml" xmlns:wps="http://schemas.microsoft.com/office/word/2010/wordprocessingShape" mc:Ignorable="w14 w15 w16se w16cid w16 w16cex wp14">
+  <w:abstractNum w:abstractNumId="0" w15:restartNumberingAfterBreak="0">
     <w:nsid w:val="06081FBB"/>
     <w:multiLevelType w:val="multilevel"/>
     <w:tmpl w:val="06081FBB"/>
@@ -6203,7 +6066,7 @@
       </w:pPr>
     </w:lvl>
   </w:abstractNum>
-  <w:abstractNum w:abstractNumId="1">
+  <w:abstractNum w:abstractNumId="1" w15:restartNumberingAfterBreak="0">
     <w:nsid w:val="19E64424"/>
     <w:multiLevelType w:val="multilevel"/>
     <w:tmpl w:val="19E64424"/>
@@ -6293,7 +6156,7 @@
       </w:pPr>
     </w:lvl>
   </w:abstractNum>
-  <w:abstractNum w:abstractNumId="2">
+  <w:abstractNum w:abstractNumId="2" w15:restartNumberingAfterBreak="0">
     <w:nsid w:val="20A758E7"/>
     <w:multiLevelType w:val="multilevel"/>
     <w:tmpl w:val="20A758E7"/>
@@ -6386,7 +6249,7 @@
       </w:pPr>
     </w:lvl>
   </w:abstractNum>
-  <w:abstractNum w:abstractNumId="3">
+  <w:abstractNum w:abstractNumId="3" w15:restartNumberingAfterBreak="0">
     <w:nsid w:val="28753CAC"/>
     <w:multiLevelType w:val="multilevel"/>
     <w:tmpl w:val="28753CAC"/>
@@ -6476,7 +6339,7 @@
       </w:pPr>
     </w:lvl>
   </w:abstractNum>
-  <w:abstractNum w:abstractNumId="4">
+  <w:abstractNum w:abstractNumId="4" w15:restartNumberingAfterBreak="0">
     <w:nsid w:val="3D702699"/>
     <w:multiLevelType w:val="multilevel"/>
     <w:tmpl w:val="3D702699"/>
@@ -6591,7 +6454,7 @@
       </w:rPr>
     </w:lvl>
   </w:abstractNum>
-  <w:abstractNum w:abstractNumId="5">
+  <w:abstractNum w:abstractNumId="5" w15:restartNumberingAfterBreak="0">
     <w:nsid w:val="49FF1202"/>
     <w:multiLevelType w:val="multilevel"/>
     <w:tmpl w:val="49FF1202"/>
@@ -6706,7 +6569,7 @@
       </w:rPr>
     </w:lvl>
   </w:abstractNum>
-  <w:abstractNum w:abstractNumId="6">
+  <w:abstractNum w:abstractNumId="6" w15:restartNumberingAfterBreak="0">
     <w:nsid w:val="56135FC2"/>
     <w:multiLevelType w:val="multilevel"/>
     <w:tmpl w:val="56135FC2"/>
@@ -6799,7 +6662,7 @@
       </w:pPr>
     </w:lvl>
   </w:abstractNum>
-  <w:abstractNum w:abstractNumId="7">
+  <w:abstractNum w:abstractNumId="7" w15:restartNumberingAfterBreak="0">
     <w:nsid w:val="5DA42C67"/>
     <w:multiLevelType w:val="multilevel"/>
     <w:tmpl w:val="5DA42C67"/>
@@ -6892,7 +6755,7 @@
       </w:pPr>
     </w:lvl>
   </w:abstractNum>
-  <w:abstractNum w:abstractNumId="8">
+  <w:abstractNum w:abstractNumId="8" w15:restartNumberingAfterBreak="0">
     <w:nsid w:val="65C616A4"/>
     <w:multiLevelType w:val="multilevel"/>
     <w:tmpl w:val="65C616A4"/>
@@ -7013,7 +6876,7 @@
 </file>
 
 <file path=word/styles.xml><?xml version="1.0" encoding="utf-8"?>
-<w:styles xmlns:r="http://schemas.openxmlformats.org/officeDocument/2006/relationships" xmlns:w="http://schemas.openxmlformats.org/wordprocessingml/2006/main">
+<w:styles xmlns:mc="http://schemas.openxmlformats.org/markup-compatibility/2006" xmlns:r="http://schemas.openxmlformats.org/officeDocument/2006/relationships" xmlns:w="http://schemas.openxmlformats.org/wordprocessingml/2006/main" xmlns:w14="http://schemas.microsoft.com/office/word/2010/wordml" xmlns:w15="http://schemas.microsoft.com/office/word/2012/wordml" xmlns:w16cex="http://schemas.microsoft.com/office/word/2018/wordml/cex" xmlns:w16cid="http://schemas.microsoft.com/office/word/2016/wordml/cid" xmlns:w16="http://schemas.microsoft.com/office/word/2018/wordml" xmlns:w16se="http://schemas.microsoft.com/office/word/2015/wordml/symex" mc:Ignorable="w14 w15 w16se w16cid w16 w16cex">
   <w:docDefaults>
     <w:rPrDefault>
       <w:rPr>
@@ -7023,157 +6886,383 @@
     </w:rPrDefault>
     <w:pPrDefault/>
   </w:docDefaults>
-  <w:latentStyles w:defLockedState="0" w:defUIPriority="99" w:defSemiHidden="1" w:defUnhideWhenUsed="1" w:defQFormat="0" w:count="267">
-    <w:lsdException w:name="Normal" w:semiHidden="0" w:uiPriority="0" w:unhideWhenUsed="0" w:qFormat="1"/>
-    <w:lsdException w:name="heading 1" w:semiHidden="0" w:uiPriority="9" w:unhideWhenUsed="0" w:qFormat="1"/>
-    <w:lsdException w:name="heading 2" w:uiPriority="9" w:qFormat="1"/>
-    <w:lsdException w:name="heading 3" w:uiPriority="9" w:qFormat="1"/>
-    <w:lsdException w:name="heading 4" w:uiPriority="9" w:qFormat="1"/>
-    <w:lsdException w:name="heading 5" w:uiPriority="9" w:qFormat="1"/>
-    <w:lsdException w:name="heading 6" w:uiPriority="9" w:qFormat="1"/>
-    <w:lsdException w:name="heading 7" w:uiPriority="9" w:qFormat="1"/>
-    <w:lsdException w:name="heading 8" w:uiPriority="9" w:qFormat="1"/>
-    <w:lsdException w:name="heading 9" w:uiPriority="9" w:qFormat="1"/>
-    <w:lsdException w:name="toc 1" w:uiPriority="39" w:qFormat="1"/>
-    <w:lsdException w:name="toc 2" w:uiPriority="39" w:qFormat="1"/>
-    <w:lsdException w:name="toc 3" w:uiPriority="39" w:qFormat="1"/>
-    <w:lsdException w:name="toc 4" w:uiPriority="39" w:qFormat="1"/>
-    <w:lsdException w:name="toc 5" w:uiPriority="39" w:qFormat="1"/>
-    <w:lsdException w:name="toc 6" w:uiPriority="39" w:qFormat="1"/>
-    <w:lsdException w:name="toc 7" w:uiPriority="39" w:qFormat="1"/>
-    <w:lsdException w:name="toc 8" w:uiPriority="39" w:qFormat="1"/>
-    <w:lsdException w:name="toc 9" w:uiPriority="39" w:qFormat="1"/>
-    <w:lsdException w:name="footnote text" w:qFormat="1"/>
-    <w:lsdException w:name="header" w:qFormat="1"/>
-    <w:lsdException w:name="footer" w:qFormat="1"/>
-    <w:lsdException w:name="caption" w:uiPriority="0" w:unhideWhenUsed="0" w:qFormat="1"/>
-    <w:lsdException w:name="table of figures" w:qFormat="1"/>
-    <w:lsdException w:name="footnote reference" w:qFormat="1"/>
-    <w:lsdException w:name="line number" w:uiPriority="0" w:unhideWhenUsed="0" w:qFormat="1"/>
-    <w:lsdException w:name="endnote reference" w:qFormat="1"/>
-    <w:lsdException w:name="endnote text" w:qFormat="1"/>
-    <w:lsdException w:name="List" w:semiHidden="0" w:uiPriority="0" w:unhideWhenUsed="0" w:qFormat="1"/>
-    <w:lsdException w:name="Title" w:semiHidden="0" w:uiPriority="10" w:unhideWhenUsed="0" w:qFormat="1"/>
-    <w:lsdException w:name="Default Paragraph Font" w:uiPriority="1"/>
-    <w:lsdException w:name="Body Text" w:uiPriority="0" w:unhideWhenUsed="0" w:qFormat="1"/>
-    <w:lsdException w:name="Subtitle" w:semiHidden="0" w:uiPriority="11" w:unhideWhenUsed="0" w:qFormat="1"/>
-    <w:lsdException w:name="Hyperlink" w:uiPriority="0" w:unhideWhenUsed="0" w:qFormat="1"/>
-    <w:lsdException w:name="Strong" w:semiHidden="0" w:uiPriority="22" w:unhideWhenUsed="0" w:qFormat="1"/>
-    <w:lsdException w:name="Emphasis" w:semiHidden="0" w:uiPriority="20" w:unhideWhenUsed="0" w:qFormat="1"/>
-    <w:lsdException w:name="Table Simple 1" w:uiPriority="0" w:qFormat="1"/>
-    <w:lsdException w:name="Balloon Text" w:semiHidden="0" w:uiPriority="0" w:unhideWhenUsed="0" w:qFormat="1"/>
-    <w:lsdException w:name="Table Grid" w:semiHidden="0" w:uiPriority="59" w:unhideWhenUsed="0"/>
-    <w:lsdException w:name="Placeholder Text" w:unhideWhenUsed="0"/>
-    <w:lsdException w:name="No Spacing" w:semiHidden="0" w:uiPriority="1" w:unhideWhenUsed="0" w:qFormat="1"/>
-    <w:lsdException w:name="Light Shading" w:semiHidden="0" w:unhideWhenUsed="0"/>
-    <w:lsdException w:name="Light List" w:semiHidden="0" w:unhideWhenUsed="0"/>
-    <w:lsdException w:name="Light Grid" w:semiHidden="0" w:unhideWhenUsed="0"/>
-    <w:lsdException w:name="Medium Shading 1" w:semiHidden="0" w:unhideWhenUsed="0"/>
-    <w:lsdException w:name="Medium Shading 2" w:semiHidden="0" w:unhideWhenUsed="0"/>
-    <w:lsdException w:name="Medium List 1" w:semiHidden="0" w:unhideWhenUsed="0"/>
-    <w:lsdException w:name="Medium List 2" w:semiHidden="0" w:unhideWhenUsed="0"/>
-    <w:lsdException w:name="Medium Grid 1" w:semiHidden="0" w:unhideWhenUsed="0"/>
-    <w:lsdException w:name="Medium Grid 2" w:semiHidden="0" w:unhideWhenUsed="0"/>
-    <w:lsdException w:name="Medium Grid 3" w:semiHidden="0" w:unhideWhenUsed="0"/>
-    <w:lsdException w:name="Dark List" w:semiHidden="0" w:unhideWhenUsed="0"/>
-    <w:lsdException w:name="Colorful Shading" w:semiHidden="0" w:unhideWhenUsed="0"/>
-    <w:lsdException w:name="Colorful List" w:semiHidden="0" w:unhideWhenUsed="0"/>
-    <w:lsdException w:name="Colorful Grid" w:semiHidden="0" w:unhideWhenUsed="0"/>
-    <w:lsdException w:name="Light Shading Accent 1" w:semiHidden="0" w:unhideWhenUsed="0"/>
-    <w:lsdException w:name="Light List Accent 1" w:semiHidden="0" w:unhideWhenUsed="0"/>
-    <w:lsdException w:name="Light Grid Accent 1" w:semiHidden="0" w:unhideWhenUsed="0"/>
-    <w:lsdException w:name="Medium Shading 1 Accent 1" w:semiHidden="0" w:unhideWhenUsed="0"/>
-    <w:lsdException w:name="Medium Shading 2 Accent 1" w:semiHidden="0" w:unhideWhenUsed="0"/>
-    <w:lsdException w:name="Medium List 1 Accent 1" w:semiHidden="0" w:unhideWhenUsed="0"/>
-    <w:lsdException w:name="Revision" w:unhideWhenUsed="0"/>
-    <w:lsdException w:name="List Paragraph" w:semiHidden="0" w:uiPriority="34" w:unhideWhenUsed="0" w:qFormat="1"/>
-    <w:lsdException w:name="Quote" w:semiHidden="0" w:uiPriority="29" w:unhideWhenUsed="0" w:qFormat="1"/>
-    <w:lsdException w:name="Intense Quote" w:semiHidden="0" w:uiPriority="30" w:unhideWhenUsed="0" w:qFormat="1"/>
-    <w:lsdException w:name="Medium List 2 Accent 1" w:semiHidden="0" w:unhideWhenUsed="0"/>
-    <w:lsdException w:name="Medium Grid 1 Accent 1" w:semiHidden="0" w:unhideWhenUsed="0"/>
-    <w:lsdException w:name="Medium Grid 2 Accent 1" w:semiHidden="0" w:unhideWhenUsed="0"/>
-    <w:lsdException w:name="Medium Grid 3 Accent 1" w:semiHidden="0" w:unhideWhenUsed="0"/>
-    <w:lsdException w:name="Dark List Accent 1" w:semiHidden="0" w:unhideWhenUsed="0"/>
-    <w:lsdException w:name="Colorful Shading Accent 1" w:semiHidden="0" w:unhideWhenUsed="0"/>
-    <w:lsdException w:name="Colorful List Accent 1" w:semiHidden="0" w:unhideWhenUsed="0"/>
-    <w:lsdException w:name="Colorful Grid Accent 1" w:semiHidden="0" w:unhideWhenUsed="0"/>
-    <w:lsdException w:name="Light Shading Accent 2" w:semiHidden="0" w:unhideWhenUsed="0"/>
-    <w:lsdException w:name="Light List Accent 2" w:semiHidden="0" w:unhideWhenUsed="0"/>
-    <w:lsdException w:name="Light Grid Accent 2" w:semiHidden="0" w:unhideWhenUsed="0"/>
-    <w:lsdException w:name="Medium Shading 1 Accent 2" w:semiHidden="0" w:unhideWhenUsed="0"/>
-    <w:lsdException w:name="Medium Shading 2 Accent 2" w:semiHidden="0" w:unhideWhenUsed="0"/>
-    <w:lsdException w:name="Medium List 1 Accent 2" w:semiHidden="0" w:unhideWhenUsed="0"/>
-    <w:lsdException w:name="Medium List 2 Accent 2" w:semiHidden="0" w:unhideWhenUsed="0"/>
-    <w:lsdException w:name="Medium Grid 1 Accent 2" w:semiHidden="0" w:unhideWhenUsed="0"/>
-    <w:lsdException w:name="Medium Grid 2 Accent 2" w:semiHidden="0" w:unhideWhenUsed="0"/>
-    <w:lsdException w:name="Medium Grid 3 Accent 2" w:semiHidden="0" w:unhideWhenUsed="0"/>
-    <w:lsdException w:name="Dark List Accent 2" w:semiHidden="0" w:unhideWhenUsed="0"/>
-    <w:lsdException w:name="Colorful Shading Accent 2" w:semiHidden="0" w:unhideWhenUsed="0"/>
-    <w:lsdException w:name="Colorful List Accent 2" w:semiHidden="0" w:unhideWhenUsed="0"/>
-    <w:lsdException w:name="Colorful Grid Accent 2" w:semiHidden="0" w:unhideWhenUsed="0"/>
-    <w:lsdException w:name="Light Shading Accent 3" w:semiHidden="0" w:unhideWhenUsed="0"/>
-    <w:lsdException w:name="Light List Accent 3" w:semiHidden="0" w:unhideWhenUsed="0"/>
-    <w:lsdException w:name="Light Grid Accent 3" w:semiHidden="0" w:unhideWhenUsed="0"/>
-    <w:lsdException w:name="Medium Shading 1 Accent 3" w:semiHidden="0" w:unhideWhenUsed="0"/>
-    <w:lsdException w:name="Medium Shading 2 Accent 3" w:semiHidden="0" w:unhideWhenUsed="0"/>
-    <w:lsdException w:name="Medium List 1 Accent 3" w:semiHidden="0" w:unhideWhenUsed="0"/>
-    <w:lsdException w:name="Medium List 2 Accent 3" w:semiHidden="0" w:unhideWhenUsed="0"/>
-    <w:lsdException w:name="Medium Grid 1 Accent 3" w:semiHidden="0" w:unhideWhenUsed="0"/>
-    <w:lsdException w:name="Medium Grid 2 Accent 3" w:semiHidden="0" w:unhideWhenUsed="0"/>
-    <w:lsdException w:name="Medium Grid 3 Accent 3" w:semiHidden="0" w:unhideWhenUsed="0"/>
-    <w:lsdException w:name="Dark List Accent 3" w:semiHidden="0" w:unhideWhenUsed="0"/>
-    <w:lsdException w:name="Colorful Shading Accent 3" w:semiHidden="0" w:unhideWhenUsed="0"/>
-    <w:lsdException w:name="Colorful List Accent 3" w:semiHidden="0" w:unhideWhenUsed="0"/>
-    <w:lsdException w:name="Colorful Grid Accent 3" w:semiHidden="0" w:unhideWhenUsed="0"/>
-    <w:lsdException w:name="Light Shading Accent 4" w:semiHidden="0" w:unhideWhenUsed="0"/>
-    <w:lsdException w:name="Light List Accent 4" w:semiHidden="0" w:unhideWhenUsed="0"/>
-    <w:lsdException w:name="Light Grid Accent 4" w:semiHidden="0" w:unhideWhenUsed="0"/>
-    <w:lsdException w:name="Medium Shading 1 Accent 4" w:semiHidden="0" w:unhideWhenUsed="0"/>
-    <w:lsdException w:name="Medium Shading 2 Accent 4" w:semiHidden="0" w:unhideWhenUsed="0"/>
-    <w:lsdException w:name="Medium List 1 Accent 4" w:semiHidden="0" w:unhideWhenUsed="0"/>
-    <w:lsdException w:name="Medium List 2 Accent 4" w:semiHidden="0" w:unhideWhenUsed="0"/>
-    <w:lsdException w:name="Medium Grid 1 Accent 4" w:semiHidden="0" w:unhideWhenUsed="0"/>
-    <w:lsdException w:name="Medium Grid 2 Accent 4" w:semiHidden="0" w:unhideWhenUsed="0"/>
-    <w:lsdException w:name="Medium Grid 3 Accent 4" w:semiHidden="0" w:unhideWhenUsed="0"/>
-    <w:lsdException w:name="Dark List Accent 4" w:semiHidden="0" w:unhideWhenUsed="0"/>
-    <w:lsdException w:name="Colorful Shading Accent 4" w:semiHidden="0" w:unhideWhenUsed="0"/>
-    <w:lsdException w:name="Colorful List Accent 4" w:semiHidden="0" w:unhideWhenUsed="0"/>
-    <w:lsdException w:name="Colorful Grid Accent 4" w:semiHidden="0" w:unhideWhenUsed="0"/>
-    <w:lsdException w:name="Light Shading Accent 5" w:semiHidden="0" w:unhideWhenUsed="0"/>
-    <w:lsdException w:name="Light List Accent 5" w:semiHidden="0" w:unhideWhenUsed="0"/>
-    <w:lsdException w:name="Light Grid Accent 5" w:semiHidden="0" w:unhideWhenUsed="0"/>
-    <w:lsdException w:name="Medium Shading 1 Accent 5" w:semiHidden="0" w:unhideWhenUsed="0"/>
-    <w:lsdException w:name="Medium Shading 2 Accent 5" w:semiHidden="0" w:unhideWhenUsed="0"/>
-    <w:lsdException w:name="Medium List 1 Accent 5" w:semiHidden="0" w:unhideWhenUsed="0"/>
-    <w:lsdException w:name="Medium List 2 Accent 5" w:semiHidden="0" w:unhideWhenUsed="0"/>
-    <w:lsdException w:name="Medium Grid 1 Accent 5" w:semiHidden="0" w:unhideWhenUsed="0"/>
-    <w:lsdException w:name="Medium Grid 2 Accent 5" w:semiHidden="0" w:unhideWhenUsed="0"/>
-    <w:lsdException w:name="Medium Grid 3 Accent 5" w:semiHidden="0" w:unhideWhenUsed="0"/>
-    <w:lsdException w:name="Dark List Accent 5" w:semiHidden="0" w:unhideWhenUsed="0"/>
-    <w:lsdException w:name="Colorful Shading Accent 5" w:semiHidden="0" w:unhideWhenUsed="0"/>
-    <w:lsdException w:name="Colorful List Accent 5" w:semiHidden="0" w:unhideWhenUsed="0"/>
-    <w:lsdException w:name="Colorful Grid Accent 5" w:semiHidden="0" w:unhideWhenUsed="0"/>
-    <w:lsdException w:name="Light Shading Accent 6" w:semiHidden="0" w:unhideWhenUsed="0"/>
-    <w:lsdException w:name="Light List Accent 6" w:semiHidden="0" w:unhideWhenUsed="0"/>
-    <w:lsdException w:name="Light Grid Accent 6" w:semiHidden="0" w:unhideWhenUsed="0"/>
-    <w:lsdException w:name="Medium Shading 1 Accent 6" w:semiHidden="0" w:unhideWhenUsed="0"/>
-    <w:lsdException w:name="Medium Shading 2 Accent 6" w:semiHidden="0" w:unhideWhenUsed="0"/>
-    <w:lsdException w:name="Medium List 1 Accent 6" w:semiHidden="0" w:unhideWhenUsed="0"/>
-    <w:lsdException w:name="Medium List 2 Accent 6" w:semiHidden="0" w:unhideWhenUsed="0"/>
-    <w:lsdException w:name="Medium Grid 1 Accent 6" w:semiHidden="0" w:unhideWhenUsed="0"/>
-    <w:lsdException w:name="Medium Grid 2 Accent 6" w:semiHidden="0" w:unhideWhenUsed="0"/>
-    <w:lsdException w:name="Medium Grid 3 Accent 6" w:semiHidden="0" w:unhideWhenUsed="0"/>
-    <w:lsdException w:name="Dark List Accent 6" w:semiHidden="0" w:unhideWhenUsed="0"/>
-    <w:lsdException w:name="Colorful Shading Accent 6" w:semiHidden="0" w:unhideWhenUsed="0"/>
-    <w:lsdException w:name="Colorful List Accent 6" w:semiHidden="0" w:unhideWhenUsed="0"/>
-    <w:lsdException w:name="Colorful Grid Accent 6" w:semiHidden="0" w:unhideWhenUsed="0"/>
-    <w:lsdException w:name="Subtle Emphasis" w:semiHidden="0" w:uiPriority="19" w:unhideWhenUsed="0" w:qFormat="1"/>
-    <w:lsdException w:name="Intense Emphasis" w:semiHidden="0" w:uiPriority="21" w:unhideWhenUsed="0" w:qFormat="1"/>
-    <w:lsdException w:name="Subtle Reference" w:semiHidden="0" w:uiPriority="31" w:unhideWhenUsed="0" w:qFormat="1"/>
-    <w:lsdException w:name="Intense Reference" w:semiHidden="0" w:uiPriority="32" w:unhideWhenUsed="0" w:qFormat="1"/>
-    <w:lsdException w:name="Book Title" w:semiHidden="0" w:uiPriority="33" w:unhideWhenUsed="0" w:qFormat="1"/>
-    <w:lsdException w:name="Bibliography" w:uiPriority="37"/>
-    <w:lsdException w:name="TOC Heading" w:uiPriority="39" w:qFormat="1"/>
+  <w:latentStyles w:defLockedState="0" w:defUIPriority="99" w:defSemiHidden="0" w:defUnhideWhenUsed="0" w:defQFormat="0" w:count="376">
+    <w:lsdException w:name="Normal" w:uiPriority="0" w:qFormat="1"/>
+    <w:lsdException w:name="heading 1" w:uiPriority="9" w:qFormat="1"/>
+    <w:lsdException w:name="heading 2" w:semiHidden="1" w:uiPriority="9" w:unhideWhenUsed="1" w:qFormat="1"/>
+    <w:lsdException w:name="heading 3" w:semiHidden="1" w:uiPriority="9" w:unhideWhenUsed="1" w:qFormat="1"/>
+    <w:lsdException w:name="heading 4" w:semiHidden="1" w:uiPriority="9" w:unhideWhenUsed="1" w:qFormat="1"/>
+    <w:lsdException w:name="heading 5" w:semiHidden="1" w:uiPriority="9" w:unhideWhenUsed="1" w:qFormat="1"/>
+    <w:lsdException w:name="heading 6" w:semiHidden="1" w:uiPriority="9" w:unhideWhenUsed="1" w:qFormat="1"/>
+    <w:lsdException w:name="heading 7" w:semiHidden="1" w:uiPriority="9" w:unhideWhenUsed="1" w:qFormat="1"/>
+    <w:lsdException w:name="heading 8" w:semiHidden="1" w:uiPriority="9" w:unhideWhenUsed="1" w:qFormat="1"/>
+    <w:lsdException w:name="heading 9" w:semiHidden="1" w:uiPriority="9" w:unhideWhenUsed="1" w:qFormat="1"/>
+    <w:lsdException w:name="index 1" w:semiHidden="1" w:unhideWhenUsed="1"/>
+    <w:lsdException w:name="index 2" w:semiHidden="1" w:unhideWhenUsed="1"/>
+    <w:lsdException w:name="index 3" w:semiHidden="1" w:unhideWhenUsed="1"/>
+    <w:lsdException w:name="index 4" w:semiHidden="1" w:unhideWhenUsed="1"/>
+    <w:lsdException w:name="index 5" w:semiHidden="1" w:unhideWhenUsed="1"/>
+    <w:lsdException w:name="index 6" w:semiHidden="1" w:unhideWhenUsed="1"/>
+    <w:lsdException w:name="index 7" w:semiHidden="1" w:unhideWhenUsed="1"/>
+    <w:lsdException w:name="index 8" w:semiHidden="1" w:unhideWhenUsed="1"/>
+    <w:lsdException w:name="index 9" w:semiHidden="1" w:unhideWhenUsed="1"/>
+    <w:lsdException w:name="toc 1" w:semiHidden="1" w:uiPriority="39" w:unhideWhenUsed="1" w:qFormat="1"/>
+    <w:lsdException w:name="toc 2" w:semiHidden="1" w:uiPriority="39" w:unhideWhenUsed="1" w:qFormat="1"/>
+    <w:lsdException w:name="toc 3" w:semiHidden="1" w:uiPriority="39" w:unhideWhenUsed="1" w:qFormat="1"/>
+    <w:lsdException w:name="toc 4" w:semiHidden="1" w:uiPriority="39" w:unhideWhenUsed="1" w:qFormat="1"/>
+    <w:lsdException w:name="toc 5" w:semiHidden="1" w:uiPriority="39" w:unhideWhenUsed="1" w:qFormat="1"/>
+    <w:lsdException w:name="toc 6" w:semiHidden="1" w:uiPriority="39" w:unhideWhenUsed="1" w:qFormat="1"/>
+    <w:lsdException w:name="toc 7" w:semiHidden="1" w:uiPriority="39" w:unhideWhenUsed="1" w:qFormat="1"/>
+    <w:lsdException w:name="toc 8" w:semiHidden="1" w:uiPriority="39" w:unhideWhenUsed="1" w:qFormat="1"/>
+    <w:lsdException w:name="toc 9" w:semiHidden="1" w:uiPriority="39" w:unhideWhenUsed="1" w:qFormat="1"/>
+    <w:lsdException w:name="Normal Indent" w:semiHidden="1" w:unhideWhenUsed="1"/>
+    <w:lsdException w:name="footnote text" w:semiHidden="1" w:unhideWhenUsed="1" w:qFormat="1"/>
+    <w:lsdException w:name="annotation text" w:semiHidden="1" w:unhideWhenUsed="1"/>
+    <w:lsdException w:name="header" w:semiHidden="1" w:unhideWhenUsed="1" w:qFormat="1"/>
+    <w:lsdException w:name="footer" w:semiHidden="1" w:unhideWhenUsed="1" w:qFormat="1"/>
+    <w:lsdException w:name="index heading" w:semiHidden="1" w:unhideWhenUsed="1"/>
+    <w:lsdException w:name="caption" w:semiHidden="1" w:uiPriority="0" w:qFormat="1"/>
+    <w:lsdException w:name="table of figures" w:semiHidden="1" w:unhideWhenUsed="1" w:qFormat="1"/>
+    <w:lsdException w:name="envelope address" w:semiHidden="1" w:unhideWhenUsed="1"/>
+    <w:lsdException w:name="envelope return" w:semiHidden="1" w:unhideWhenUsed="1"/>
+    <w:lsdException w:name="footnote reference" w:semiHidden="1" w:unhideWhenUsed="1" w:qFormat="1"/>
+    <w:lsdException w:name="annotation reference" w:semiHidden="1" w:unhideWhenUsed="1"/>
+    <w:lsdException w:name="line number" w:semiHidden="1" w:uiPriority="0" w:qFormat="1"/>
+    <w:lsdException w:name="page number" w:semiHidden="1" w:unhideWhenUsed="1"/>
+    <w:lsdException w:name="endnote reference" w:semiHidden="1" w:unhideWhenUsed="1" w:qFormat="1"/>
+    <w:lsdException w:name="endnote text" w:semiHidden="1" w:unhideWhenUsed="1" w:qFormat="1"/>
+    <w:lsdException w:name="table of authorities" w:semiHidden="1" w:unhideWhenUsed="1"/>
+    <w:lsdException w:name="macro" w:semiHidden="1" w:unhideWhenUsed="1"/>
+    <w:lsdException w:name="toa heading" w:semiHidden="1" w:unhideWhenUsed="1"/>
+    <w:lsdException w:name="List" w:uiPriority="0" w:qFormat="1"/>
+    <w:lsdException w:name="List Bullet" w:semiHidden="1" w:unhideWhenUsed="1"/>
+    <w:lsdException w:name="List Number" w:semiHidden="1" w:unhideWhenUsed="1"/>
+    <w:lsdException w:name="List 2" w:semiHidden="1" w:unhideWhenUsed="1"/>
+    <w:lsdException w:name="List 3" w:semiHidden="1" w:unhideWhenUsed="1"/>
+    <w:lsdException w:name="List 4" w:semiHidden="1" w:unhideWhenUsed="1"/>
+    <w:lsdException w:name="List 5" w:semiHidden="1" w:unhideWhenUsed="1"/>
+    <w:lsdException w:name="List Bullet 2" w:semiHidden="1" w:unhideWhenUsed="1"/>
+    <w:lsdException w:name="List Bullet 3" w:semiHidden="1" w:unhideWhenUsed="1"/>
+    <w:lsdException w:name="List Bullet 4" w:semiHidden="1" w:unhideWhenUsed="1"/>
+    <w:lsdException w:name="List Bullet 5" w:semiHidden="1" w:unhideWhenUsed="1"/>
+    <w:lsdException w:name="List Number 2" w:semiHidden="1" w:unhideWhenUsed="1"/>
+    <w:lsdException w:name="List Number 3" w:semiHidden="1" w:unhideWhenUsed="1"/>
+    <w:lsdException w:name="List Number 4" w:semiHidden="1" w:unhideWhenUsed="1"/>
+    <w:lsdException w:name="List Number 5" w:semiHidden="1" w:unhideWhenUsed="1"/>
+    <w:lsdException w:name="Title" w:uiPriority="10" w:qFormat="1"/>
+    <w:lsdException w:name="Closing" w:semiHidden="1" w:unhideWhenUsed="1"/>
+    <w:lsdException w:name="Signature" w:semiHidden="1" w:unhideWhenUsed="1"/>
+    <w:lsdException w:name="Default Paragraph Font" w:semiHidden="1" w:uiPriority="1" w:unhideWhenUsed="1"/>
+    <w:lsdException w:name="Body Text" w:semiHidden="1" w:uiPriority="0" w:qFormat="1"/>
+    <w:lsdException w:name="Body Text Indent" w:semiHidden="1" w:unhideWhenUsed="1"/>
+    <w:lsdException w:name="List Continue" w:semiHidden="1" w:unhideWhenUsed="1"/>
+    <w:lsdException w:name="List Continue 2" w:semiHidden="1" w:unhideWhenUsed="1"/>
+    <w:lsdException w:name="List Continue 3" w:semiHidden="1" w:unhideWhenUsed="1"/>
+    <w:lsdException w:name="List Continue 4" w:semiHidden="1" w:unhideWhenUsed="1"/>
+    <w:lsdException w:name="List Continue 5" w:semiHidden="1" w:unhideWhenUsed="1"/>
+    <w:lsdException w:name="Message Header" w:semiHidden="1" w:unhideWhenUsed="1"/>
+    <w:lsdException w:name="Subtitle" w:uiPriority="11" w:qFormat="1"/>
+    <w:lsdException w:name="Salutation" w:semiHidden="1" w:unhideWhenUsed="1"/>
+    <w:lsdException w:name="Date" w:semiHidden="1" w:unhideWhenUsed="1"/>
+    <w:lsdException w:name="Body Text First Indent" w:semiHidden="1" w:unhideWhenUsed="1"/>
+    <w:lsdException w:name="Body Text First Indent 2" w:semiHidden="1" w:unhideWhenUsed="1"/>
+    <w:lsdException w:name="Note Heading" w:semiHidden="1" w:unhideWhenUsed="1"/>
+    <w:lsdException w:name="Body Text 2" w:semiHidden="1" w:unhideWhenUsed="1"/>
+    <w:lsdException w:name="Body Text 3" w:semiHidden="1" w:unhideWhenUsed="1"/>
+    <w:lsdException w:name="Body Text Indent 2" w:semiHidden="1" w:unhideWhenUsed="1"/>
+    <w:lsdException w:name="Body Text Indent 3" w:semiHidden="1" w:unhideWhenUsed="1"/>
+    <w:lsdException w:name="Block Text" w:semiHidden="1" w:unhideWhenUsed="1"/>
+    <w:lsdException w:name="Hyperlink" w:semiHidden="1" w:uiPriority="0" w:qFormat="1"/>
+    <w:lsdException w:name="FollowedHyperlink" w:semiHidden="1" w:unhideWhenUsed="1"/>
+    <w:lsdException w:name="Strong" w:uiPriority="22" w:qFormat="1"/>
+    <w:lsdException w:name="Emphasis" w:uiPriority="20" w:qFormat="1"/>
+    <w:lsdException w:name="Document Map" w:semiHidden="1" w:unhideWhenUsed="1"/>
+    <w:lsdException w:name="Plain Text" w:semiHidden="1" w:unhideWhenUsed="1"/>
+    <w:lsdException w:name="E-mail Signature" w:semiHidden="1" w:unhideWhenUsed="1"/>
+    <w:lsdException w:name="HTML Top of Form" w:semiHidden="1" w:unhideWhenUsed="1"/>
+    <w:lsdException w:name="HTML Bottom of Form" w:semiHidden="1" w:unhideWhenUsed="1"/>
+    <w:lsdException w:name="Normal (Web)" w:semiHidden="1" w:unhideWhenUsed="1"/>
+    <w:lsdException w:name="HTML Acronym" w:semiHidden="1" w:unhideWhenUsed="1"/>
+    <w:lsdException w:name="HTML Address" w:semiHidden="1" w:unhideWhenUsed="1"/>
+    <w:lsdException w:name="HTML Cite" w:semiHidden="1" w:unhideWhenUsed="1"/>
+    <w:lsdException w:name="HTML Code" w:semiHidden="1" w:unhideWhenUsed="1"/>
+    <w:lsdException w:name="HTML Definition" w:semiHidden="1" w:unhideWhenUsed="1"/>
+    <w:lsdException w:name="HTML Keyboard" w:semiHidden="1" w:unhideWhenUsed="1"/>
+    <w:lsdException w:name="HTML Preformatted" w:semiHidden="1" w:unhideWhenUsed="1"/>
+    <w:lsdException w:name="HTML Sample" w:semiHidden="1" w:unhideWhenUsed="1"/>
+    <w:lsdException w:name="HTML Typewriter" w:semiHidden="1" w:unhideWhenUsed="1"/>
+    <w:lsdException w:name="HTML Variable" w:semiHidden="1" w:unhideWhenUsed="1"/>
+    <w:lsdException w:name="Normal Table" w:semiHidden="1" w:unhideWhenUsed="1"/>
+    <w:lsdException w:name="annotation subject" w:semiHidden="1" w:unhideWhenUsed="1"/>
+    <w:lsdException w:name="No List" w:semiHidden="1" w:unhideWhenUsed="1"/>
+    <w:lsdException w:name="Outline List 1" w:semiHidden="1" w:unhideWhenUsed="1"/>
+    <w:lsdException w:name="Outline List 2" w:semiHidden="1" w:unhideWhenUsed="1"/>
+    <w:lsdException w:name="Outline List 3" w:semiHidden="1" w:unhideWhenUsed="1"/>
+    <w:lsdException w:name="Table Simple 1" w:semiHidden="1" w:uiPriority="0" w:unhideWhenUsed="1" w:qFormat="1"/>
+    <w:lsdException w:name="Table Simple 2" w:semiHidden="1" w:unhideWhenUsed="1"/>
+    <w:lsdException w:name="Table Simple 3" w:semiHidden="1" w:unhideWhenUsed="1"/>
+    <w:lsdException w:name="Table Classic 1" w:semiHidden="1" w:unhideWhenUsed="1"/>
+    <w:lsdException w:name="Table Classic 2" w:semiHidden="1" w:unhideWhenUsed="1"/>
+    <w:lsdException w:name="Table Classic 3" w:semiHidden="1" w:unhideWhenUsed="1"/>
+    <w:lsdException w:name="Table Classic 4" w:semiHidden="1" w:unhideWhenUsed="1"/>
+    <w:lsdException w:name="Table Colorful 1" w:semiHidden="1" w:unhideWhenUsed="1"/>
+    <w:lsdException w:name="Table Colorful 2" w:semiHidden="1" w:unhideWhenUsed="1"/>
+    <w:lsdException w:name="Table Colorful 3" w:semiHidden="1" w:unhideWhenUsed="1"/>
+    <w:lsdException w:name="Table Columns 1" w:semiHidden="1" w:unhideWhenUsed="1"/>
+    <w:lsdException w:name="Table Columns 2" w:semiHidden="1" w:unhideWhenUsed="1"/>
+    <w:lsdException w:name="Table Columns 3" w:semiHidden="1" w:unhideWhenUsed="1"/>
+    <w:lsdException w:name="Table Columns 4" w:semiHidden="1" w:unhideWhenUsed="1"/>
+    <w:lsdException w:name="Table Columns 5" w:semiHidden="1" w:unhideWhenUsed="1"/>
+    <w:lsdException w:name="Table Grid 1" w:semiHidden="1" w:unhideWhenUsed="1"/>
+    <w:lsdException w:name="Table Grid 2" w:semiHidden="1" w:unhideWhenUsed="1"/>
+    <w:lsdException w:name="Table Grid 3" w:semiHidden="1" w:unhideWhenUsed="1"/>
+    <w:lsdException w:name="Table Grid 4" w:semiHidden="1" w:unhideWhenUsed="1"/>
+    <w:lsdException w:name="Table Grid 5" w:semiHidden="1" w:unhideWhenUsed="1"/>
+    <w:lsdException w:name="Table Grid 6" w:semiHidden="1" w:unhideWhenUsed="1"/>
+    <w:lsdException w:name="Table Grid 7" w:semiHidden="1" w:unhideWhenUsed="1"/>
+    <w:lsdException w:name="Table Grid 8" w:semiHidden="1" w:unhideWhenUsed="1"/>
+    <w:lsdException w:name="Table List 1" w:semiHidden="1" w:unhideWhenUsed="1"/>
+    <w:lsdException w:name="Table List 2" w:semiHidden="1" w:unhideWhenUsed="1"/>
+    <w:lsdException w:name="Table List 3" w:semiHidden="1" w:unhideWhenUsed="1"/>
+    <w:lsdException w:name="Table List 4" w:semiHidden="1" w:unhideWhenUsed="1"/>
+    <w:lsdException w:name="Table List 5" w:semiHidden="1" w:unhideWhenUsed="1"/>
+    <w:lsdException w:name="Table List 6" w:semiHidden="1" w:unhideWhenUsed="1"/>
+    <w:lsdException w:name="Table List 7" w:semiHidden="1" w:unhideWhenUsed="1"/>
+    <w:lsdException w:name="Table List 8" w:semiHidden="1" w:unhideWhenUsed="1"/>
+    <w:lsdException w:name="Table 3D effects 1" w:semiHidden="1" w:unhideWhenUsed="1"/>
+    <w:lsdException w:name="Table 3D effects 2" w:semiHidden="1" w:unhideWhenUsed="1"/>
+    <w:lsdException w:name="Table 3D effects 3" w:semiHidden="1" w:unhideWhenUsed="1"/>
+    <w:lsdException w:name="Table Contemporary" w:semiHidden="1" w:unhideWhenUsed="1"/>
+    <w:lsdException w:name="Table Elegant" w:semiHidden="1" w:unhideWhenUsed="1"/>
+    <w:lsdException w:name="Table Professional" w:semiHidden="1" w:unhideWhenUsed="1"/>
+    <w:lsdException w:name="Table Subtle 1" w:semiHidden="1" w:unhideWhenUsed="1"/>
+    <w:lsdException w:name="Table Subtle 2" w:semiHidden="1" w:unhideWhenUsed="1"/>
+    <w:lsdException w:name="Table Web 1" w:semiHidden="1" w:unhideWhenUsed="1"/>
+    <w:lsdException w:name="Table Web 2" w:semiHidden="1" w:unhideWhenUsed="1"/>
+    <w:lsdException w:name="Table Web 3" w:semiHidden="1" w:unhideWhenUsed="1"/>
+    <w:lsdException w:name="Balloon Text" w:uiPriority="0" w:qFormat="1"/>
+    <w:lsdException w:name="Table Grid" w:semiHidden="1" w:uiPriority="59" w:unhideWhenUsed="1"/>
+    <w:lsdException w:name="Table Theme" w:semiHidden="1" w:unhideWhenUsed="1"/>
+    <w:lsdException w:name="Placeholder Text" w:semiHidden="1"/>
+    <w:lsdException w:name="No Spacing" w:uiPriority="1" w:qFormat="1"/>
+    <w:lsdException w:name="Light Shading"/>
+    <w:lsdException w:name="Light List"/>
+    <w:lsdException w:name="Light Grid"/>
+    <w:lsdException w:name="Medium Shading 1"/>
+    <w:lsdException w:name="Medium Shading 2"/>
+    <w:lsdException w:name="Medium List 1"/>
+    <w:lsdException w:name="Medium List 2"/>
+    <w:lsdException w:name="Medium Grid 1"/>
+    <w:lsdException w:name="Medium Grid 2"/>
+    <w:lsdException w:name="Medium Grid 3"/>
+    <w:lsdException w:name="Dark List"/>
+    <w:lsdException w:name="Colorful Shading"/>
+    <w:lsdException w:name="Colorful List"/>
+    <w:lsdException w:name="Colorful Grid"/>
+    <w:lsdException w:name="Light Shading Accent 1"/>
+    <w:lsdException w:name="Light List Accent 1"/>
+    <w:lsdException w:name="Light Grid Accent 1"/>
+    <w:lsdException w:name="Medium Shading 1 Accent 1"/>
+    <w:lsdException w:name="Medium Shading 2 Accent 1"/>
+    <w:lsdException w:name="Medium List 1 Accent 1"/>
+    <w:lsdException w:name="Revision" w:semiHidden="1"/>
+    <w:lsdException w:name="List Paragraph" w:uiPriority="34" w:qFormat="1"/>
+    <w:lsdException w:name="Quote" w:uiPriority="29" w:qFormat="1"/>
+    <w:lsdException w:name="Intense Quote" w:uiPriority="30" w:qFormat="1"/>
+    <w:lsdException w:name="Medium List 2 Accent 1"/>
+    <w:lsdException w:name="Medium Grid 1 Accent 1"/>
+    <w:lsdException w:name="Medium Grid 2 Accent 1"/>
+    <w:lsdException w:name="Medium Grid 3 Accent 1"/>
+    <w:lsdException w:name="Dark List Accent 1"/>
+    <w:lsdException w:name="Colorful Shading Accent 1"/>
+    <w:lsdException w:name="Colorful List Accent 1"/>
+    <w:lsdException w:name="Colorful Grid Accent 1"/>
+    <w:lsdException w:name="Light Shading Accent 2"/>
+    <w:lsdException w:name="Light List Accent 2"/>
+    <w:lsdException w:name="Light Grid Accent 2"/>
+    <w:lsdException w:name="Medium Shading 1 Accent 2"/>
+    <w:lsdException w:name="Medium Shading 2 Accent 2"/>
+    <w:lsdException w:name="Medium List 1 Accent 2"/>
+    <w:lsdException w:name="Medium List 2 Accent 2"/>
+    <w:lsdException w:name="Medium Grid 1 Accent 2"/>
+    <w:lsdException w:name="Medium Grid 2 Accent 2"/>
+    <w:lsdException w:name="Medium Grid 3 Accent 2"/>
+    <w:lsdException w:name="Dark List Accent 2"/>
+    <w:lsdException w:name="Colorful Shading Accent 2"/>
+    <w:lsdException w:name="Colorful List Accent 2"/>
+    <w:lsdException w:name="Colorful Grid Accent 2"/>
+    <w:lsdException w:name="Light Shading Accent 3"/>
+    <w:lsdException w:name="Light List Accent 3"/>
+    <w:lsdException w:name="Light Grid Accent 3"/>
+    <w:lsdException w:name="Medium Shading 1 Accent 3"/>
+    <w:lsdException w:name="Medium Shading 2 Accent 3"/>
+    <w:lsdException w:name="Medium List 1 Accent 3"/>
+    <w:lsdException w:name="Medium List 2 Accent 3"/>
+    <w:lsdException w:name="Medium Grid 1 Accent 3"/>
+    <w:lsdException w:name="Medium Grid 2 Accent 3"/>
+    <w:lsdException w:name="Medium Grid 3 Accent 3"/>
+    <w:lsdException w:name="Dark List Accent 3"/>
+    <w:lsdException w:name="Colorful Shading Accent 3"/>
+    <w:lsdException w:name="Colorful List Accent 3"/>
+    <w:lsdException w:name="Colorful Grid Accent 3"/>
+    <w:lsdException w:name="Light Shading Accent 4"/>
+    <w:lsdException w:name="Light List Accent 4"/>
+    <w:lsdException w:name="Light Grid Accent 4"/>
+    <w:lsdException w:name="Medium Shading 1 Accent 4"/>
+    <w:lsdException w:name="Medium Shading 2 Accent 4"/>
+    <w:lsdException w:name="Medium List 1 Accent 4"/>
+    <w:lsdException w:name="Medium List 2 Accent 4"/>
+    <w:lsdException w:name="Medium Grid 1 Accent 4"/>
+    <w:lsdException w:name="Medium Grid 2 Accent 4"/>
+    <w:lsdException w:name="Medium Grid 3 Accent 4"/>
+    <w:lsdException w:name="Dark List Accent 4"/>
+    <w:lsdException w:name="Colorful Shading Accent 4"/>
+    <w:lsdException w:name="Colorful List Accent 4"/>
+    <w:lsdException w:name="Colorful Grid Accent 4"/>
+    <w:lsdException w:name="Light Shading Accent 5"/>
+    <w:lsdException w:name="Light List Accent 5"/>
+    <w:lsdException w:name="Light Grid Accent 5"/>
+    <w:lsdException w:name="Medium Shading 1 Accent 5"/>
+    <w:lsdException w:name="Medium Shading 2 Accent 5"/>
+    <w:lsdException w:name="Medium List 1 Accent 5"/>
+    <w:lsdException w:name="Medium List 2 Accent 5"/>
+    <w:lsdException w:name="Medium Grid 1 Accent 5"/>
+    <w:lsdException w:name="Medium Grid 2 Accent 5"/>
+    <w:lsdException w:name="Medium Grid 3 Accent 5"/>
+    <w:lsdException w:name="Dark List Accent 5"/>
+    <w:lsdException w:name="Colorful Shading Accent 5"/>
+    <w:lsdException w:name="Colorful List Accent 5"/>
+    <w:lsdException w:name="Colorful Grid Accent 5"/>
+    <w:lsdException w:name="Light Shading Accent 6"/>
+    <w:lsdException w:name="Light List Accent 6"/>
+    <w:lsdException w:name="Light Grid Accent 6"/>
+    <w:lsdException w:name="Medium Shading 1 Accent 6"/>
+    <w:lsdException w:name="Medium Shading 2 Accent 6"/>
+    <w:lsdException w:name="Medium List 1 Accent 6"/>
+    <w:lsdException w:name="Medium List 2 Accent 6"/>
+    <w:lsdException w:name="Medium Grid 1 Accent 6"/>
+    <w:lsdException w:name="Medium Grid 2 Accent 6"/>
+    <w:lsdException w:name="Medium Grid 3 Accent 6"/>
+    <w:lsdException w:name="Dark List Accent 6"/>
+    <w:lsdException w:name="Colorful Shading Accent 6"/>
+    <w:lsdException w:name="Colorful List Accent 6"/>
+    <w:lsdException w:name="Colorful Grid Accent 6"/>
+    <w:lsdException w:name="Subtle Emphasis" w:uiPriority="19" w:qFormat="1"/>
+    <w:lsdException w:name="Intense Emphasis" w:uiPriority="21" w:qFormat="1"/>
+    <w:lsdException w:name="Subtle Reference" w:uiPriority="31" w:qFormat="1"/>
+    <w:lsdException w:name="Intense Reference" w:uiPriority="32" w:qFormat="1"/>
+    <w:lsdException w:name="Book Title" w:uiPriority="33" w:qFormat="1"/>
+    <w:lsdException w:name="Bibliography" w:semiHidden="1" w:uiPriority="37" w:unhideWhenUsed="1"/>
+    <w:lsdException w:name="TOC Heading" w:semiHidden="1" w:uiPriority="39" w:unhideWhenUsed="1" w:qFormat="1"/>
+    <w:lsdException w:name="Plain Table 1" w:uiPriority="41"/>
+    <w:lsdException w:name="Plain Table 2" w:uiPriority="42"/>
+    <w:lsdException w:name="Plain Table 3" w:uiPriority="43"/>
+    <w:lsdException w:name="Plain Table 4" w:uiPriority="44"/>
+    <w:lsdException w:name="Plain Table 5" w:uiPriority="45"/>
+    <w:lsdException w:name="Grid Table Light" w:uiPriority="40"/>
+    <w:lsdException w:name="Grid Table 1 Light" w:uiPriority="46"/>
+    <w:lsdException w:name="Grid Table 2" w:uiPriority="47"/>
+    <w:lsdException w:name="Grid Table 3" w:uiPriority="48"/>
+    <w:lsdException w:name="Grid Table 4" w:uiPriority="49"/>
+    <w:lsdException w:name="Grid Table 5 Dark" w:uiPriority="50"/>
+    <w:lsdException w:name="Grid Table 6 Colorful" w:uiPriority="51"/>
+    <w:lsdException w:name="Grid Table 7 Colorful" w:uiPriority="52"/>
+    <w:lsdException w:name="Grid Table 1 Light Accent 1" w:uiPriority="46"/>
+    <w:lsdException w:name="Grid Table 2 Accent 1" w:uiPriority="47"/>
+    <w:lsdException w:name="Grid Table 3 Accent 1" w:uiPriority="48"/>
+    <w:lsdException w:name="Grid Table 4 Accent 1" w:uiPriority="49"/>
+    <w:lsdException w:name="Grid Table 5 Dark Accent 1" w:uiPriority="50"/>
+    <w:lsdException w:name="Grid Table 6 Colorful Accent 1" w:uiPriority="51"/>
+    <w:lsdException w:name="Grid Table 7 Colorful Accent 1" w:uiPriority="52"/>
+    <w:lsdException w:name="Grid Table 1 Light Accent 2" w:uiPriority="46"/>
+    <w:lsdException w:name="Grid Table 2 Accent 2" w:uiPriority="47"/>
+    <w:lsdException w:name="Grid Table 3 Accent 2" w:uiPriority="48"/>
+    <w:lsdException w:name="Grid Table 4 Accent 2" w:uiPriority="49"/>
+    <w:lsdException w:name="Grid Table 5 Dark Accent 2" w:uiPriority="50"/>
+    <w:lsdException w:name="Grid Table 6 Colorful Accent 2" w:uiPriority="51"/>
+    <w:lsdException w:name="Grid Table 7 Colorful Accent 2" w:uiPriority="52"/>
+    <w:lsdException w:name="Grid Table 1 Light Accent 3" w:uiPriority="46"/>
+    <w:lsdException w:name="Grid Table 2 Accent 3" w:uiPriority="47"/>
+    <w:lsdException w:name="Grid Table 3 Accent 3" w:uiPriority="48"/>
+    <w:lsdException w:name="Grid Table 4 Accent 3" w:uiPriority="49"/>
+    <w:lsdException w:name="Grid Table 5 Dark Accent 3" w:uiPriority="50"/>
+    <w:lsdException w:name="Grid Table 6 Colorful Accent 3" w:uiPriority="51"/>
+    <w:lsdException w:name="Grid Table 7 Colorful Accent 3" w:uiPriority="52"/>
+    <w:lsdException w:name="Grid Table 1 Light Accent 4" w:uiPriority="46"/>
+    <w:lsdException w:name="Grid Table 2 Accent 4" w:uiPriority="47"/>
+    <w:lsdException w:name="Grid Table 3 Accent 4" w:uiPriority="48"/>
+    <w:lsdException w:name="Grid Table 4 Accent 4" w:uiPriority="49"/>
+    <w:lsdException w:name="Grid Table 5 Dark Accent 4" w:uiPriority="50"/>
+    <w:lsdException w:name="Grid Table 6 Colorful Accent 4" w:uiPriority="51"/>
+    <w:lsdException w:name="Grid Table 7 Colorful Accent 4" w:uiPriority="52"/>
+    <w:lsdException w:name="Grid Table 1 Light Accent 5" w:uiPriority="46"/>
+    <w:lsdException w:name="Grid Table 2 Accent 5" w:uiPriority="47"/>
+    <w:lsdException w:name="Grid Table 3 Accent 5" w:uiPriority="48"/>
+    <w:lsdException w:name="Grid Table 4 Accent 5" w:uiPriority="49"/>
+    <w:lsdException w:name="Grid Table 5 Dark Accent 5" w:uiPriority="50"/>
+    <w:lsdException w:name="Grid Table 6 Colorful Accent 5" w:uiPriority="51"/>
+    <w:lsdException w:name="Grid Table 7 Colorful Accent 5" w:uiPriority="52"/>
+    <w:lsdException w:name="Grid Table 1 Light Accent 6" w:uiPriority="46"/>
+    <w:lsdException w:name="Grid Table 2 Accent 6" w:uiPriority="47"/>
+    <w:lsdException w:name="Grid Table 3 Accent 6" w:uiPriority="48"/>
+    <w:lsdException w:name="Grid Table 4 Accent 6" w:uiPriority="49"/>
+    <w:lsdException w:name="Grid Table 5 Dark Accent 6" w:uiPriority="50"/>
+    <w:lsdException w:name="Grid Table 6 Colorful Accent 6" w:uiPriority="51"/>
+    <w:lsdException w:name="Grid Table 7 Colorful Accent 6" w:uiPriority="52"/>
+    <w:lsdException w:name="List Table 1 Light" w:uiPriority="46"/>
+    <w:lsdException w:name="List Table 2" w:uiPriority="47"/>
+    <w:lsdException w:name="List Table 3" w:uiPriority="48"/>
+    <w:lsdException w:name="List Table 4" w:uiPriority="49"/>
+    <w:lsdException w:name="List Table 5 Dark" w:uiPriority="50"/>
+    <w:lsdException w:name="List Table 6 Colorful" w:uiPriority="51"/>
+    <w:lsdException w:name="List Table 7 Colorful" w:uiPriority="52"/>
+    <w:lsdException w:name="List Table 1 Light Accent 1" w:uiPriority="46"/>
+    <w:lsdException w:name="List Table 2 Accent 1" w:uiPriority="47"/>
+    <w:lsdException w:name="List Table 3 Accent 1" w:uiPriority="48"/>
+    <w:lsdException w:name="List Table 4 Accent 1" w:uiPriority="49"/>
+    <w:lsdException w:name="List Table 5 Dark Accent 1" w:uiPriority="50"/>
+    <w:lsdException w:name="List Table 6 Colorful Accent 1" w:uiPriority="51"/>
+    <w:lsdException w:name="List Table 7 Colorful Accent 1" w:uiPriority="52"/>
+    <w:lsdException w:name="List Table 1 Light Accent 2" w:uiPriority="46"/>
+    <w:lsdException w:name="List Table 2 Accent 2" w:uiPriority="47"/>
+    <w:lsdException w:name="List Table 3 Accent 2" w:uiPriority="48"/>
+    <w:lsdException w:name="List Table 4 Accent 2" w:uiPriority="49"/>
+    <w:lsdException w:name="List Table 5 Dark Accent 2" w:uiPriority="50"/>
+    <w:lsdException w:name="List Table 6 Colorful Accent 2" w:uiPriority="51"/>
+    <w:lsdException w:name="List Table 7 Colorful Accent 2" w:uiPriority="52"/>
+    <w:lsdException w:name="List Table 1 Light Accent 3" w:uiPriority="46"/>
+    <w:lsdException w:name="List Table 2 Accent 3" w:uiPriority="47"/>
+    <w:lsdException w:name="List Table 3 Accent 3" w:uiPriority="48"/>
+    <w:lsdException w:name="List Table 4 Accent 3" w:uiPriority="49"/>
+    <w:lsdException w:name="List Table 5 Dark Accent 3" w:uiPriority="50"/>
+    <w:lsdException w:name="List Table 6 Colorful Accent 3" w:uiPriority="51"/>
+    <w:lsdException w:name="List Table 7 Colorful Accent 3" w:uiPriority="52"/>
+    <w:lsdException w:name="List Table 1 Light Accent 4" w:uiPriority="46"/>
+    <w:lsdException w:name="List Table 2 Accent 4" w:uiPriority="47"/>
+    <w:lsdException w:name="List Table 3 Accent 4" w:uiPriority="48"/>
+    <w:lsdException w:name="List Table 4 Accent 4" w:uiPriority="49"/>
+    <w:lsdException w:name="List Table 5 Dark Accent 4" w:uiPriority="50"/>
+    <w:lsdException w:name="List Table 6 Colorful Accent 4" w:uiPriority="51"/>
+    <w:lsdException w:name="List Table 7 Colorful Accent 4" w:uiPriority="52"/>
+    <w:lsdException w:name="List Table 1 Light Accent 5" w:uiPriority="46"/>
+    <w:lsdException w:name="List Table 2 Accent 5" w:uiPriority="47"/>
+    <w:lsdException w:name="List Table 3 Accent 5" w:uiPriority="48"/>
+    <w:lsdException w:name="List Table 4 Accent 5" w:uiPriority="49"/>
+    <w:lsdException w:name="List Table 5 Dark Accent 5" w:uiPriority="50"/>
+    <w:lsdException w:name="List Table 6 Colorful Accent 5" w:uiPriority="51"/>
+    <w:lsdException w:name="List Table 7 Colorful Accent 5" w:uiPriority="52"/>
+    <w:lsdException w:name="List Table 1 Light Accent 6" w:uiPriority="46"/>
+    <w:lsdException w:name="List Table 2 Accent 6" w:uiPriority="47"/>
+    <w:lsdException w:name="List Table 3 Accent 6" w:uiPriority="48"/>
+    <w:lsdException w:name="List Table 4 Accent 6" w:uiPriority="49"/>
+    <w:lsdException w:name="List Table 5 Dark Accent 6" w:uiPriority="50"/>
+    <w:lsdException w:name="List Table 6 Colorful Accent 6" w:uiPriority="51"/>
+    <w:lsdException w:name="List Table 7 Colorful Accent 6" w:uiPriority="52"/>
+    <w:lsdException w:name="Mention" w:semiHidden="1" w:unhideWhenUsed="1"/>
+    <w:lsdException w:name="Smart Hyperlink" w:semiHidden="1" w:unhideWhenUsed="1"/>
+    <w:lsdException w:name="Hashtag" w:semiHidden="1" w:unhideWhenUsed="1"/>
+    <w:lsdException w:name="Unresolved Mention" w:semiHidden="1" w:unhideWhenUsed="1"/>
+    <w:lsdException w:name="Smart Link" w:semiHidden="1" w:unhideWhenUsed="1"/>
   </w:latentStyles>
   <w:style w:type="paragraph" w:default="1" w:styleId="a">
     <w:name w:val="Normal"/>
@@ -7395,7 +7484,6 @@
     <w:uiPriority w:val="99"/>
     <w:semiHidden/>
     <w:unhideWhenUsed/>
-    <w:qFormat/>
     <w:tblPr>
       <w:tblInd w:w="0" w:type="dxa"/>
       <w:tblCellMar>
@@ -7712,7 +7800,6 @@
     <w:qFormat/>
     <w:rsid w:val="00A32279"/>
     <w:tblPr>
-      <w:tblInd w:w="0" w:type="dxa"/>
       <w:tblBorders>
         <w:top w:val="single" w:sz="4" w:space="0" w:color="000000"/>
         <w:left w:val="single" w:sz="4" w:space="0" w:color="000000"/>
@@ -7721,12 +7808,6 @@
         <w:insideH w:val="single" w:sz="4" w:space="0" w:color="000000"/>
         <w:insideV w:val="single" w:sz="4" w:space="0" w:color="000000"/>
       </w:tblBorders>
-      <w:tblCellMar>
-        <w:top w:w="0" w:type="dxa"/>
-        <w:left w:w="108" w:type="dxa"/>
-        <w:bottom w:w="0" w:type="dxa"/>
-        <w:right w:w="108" w:type="dxa"/>
-      </w:tblCellMar>
     </w:tblPr>
     <w:tblStylePr w:type="firstRow">
       <w:tblPr/>
@@ -7765,7 +7846,6 @@
     <w:uiPriority w:val="59"/>
     <w:rsid w:val="00A32279"/>
     <w:tblPr>
-      <w:tblInd w:w="0" w:type="dxa"/>
       <w:tblBorders>
         <w:top w:val="single" w:sz="4" w:space="0" w:color="000000"/>
         <w:left w:val="single" w:sz="4" w:space="0" w:color="000000"/>
@@ -7774,12 +7854,6 @@
         <w:insideH w:val="single" w:sz="4" w:space="0" w:color="000000"/>
         <w:insideV w:val="single" w:sz="4" w:space="0" w:color="000000"/>
       </w:tblBorders>
-      <w:tblCellMar>
-        <w:top w:w="0" w:type="dxa"/>
-        <w:left w:w="108" w:type="dxa"/>
-        <w:bottom w:w="0" w:type="dxa"/>
-        <w:right w:w="108" w:type="dxa"/>
-      </w:tblCellMar>
     </w:tblPr>
   </w:style>
   <w:style w:type="character" w:customStyle="1" w:styleId="10">
@@ -7932,7 +8006,7 @@
     </w:rPr>
   </w:style>
   <w:style w:type="character" w:customStyle="1" w:styleId="af2">
-    <w:name w:val="Название Знак"/>
+    <w:name w:val="Заголовок Знак"/>
     <w:basedOn w:val="a0"/>
     <w:link w:val="af1"/>
     <w:uiPriority w:val="10"/>
@@ -8041,7 +8115,6 @@
     <w:qFormat/>
     <w:rsid w:val="00A32279"/>
     <w:tblPr>
-      <w:tblInd w:w="0" w:type="dxa"/>
       <w:tblBorders>
         <w:top w:val="single" w:sz="4" w:space="0" w:color="AFAFAF" w:themeColor="text1" w:themeTint="50"/>
         <w:left w:val="single" w:sz="4" w:space="0" w:color="AFAFAF" w:themeColor="text1" w:themeTint="50"/>
@@ -8050,12 +8123,6 @@
         <w:insideH w:val="single" w:sz="4" w:space="0" w:color="AFAFAF" w:themeColor="text1" w:themeTint="50"/>
         <w:insideV w:val="single" w:sz="4" w:space="0" w:color="AFAFAF" w:themeColor="text1" w:themeTint="50"/>
       </w:tblBorders>
-      <w:tblCellMar>
-        <w:top w:w="0" w:type="dxa"/>
-        <w:left w:w="108" w:type="dxa"/>
-        <w:bottom w:w="0" w:type="dxa"/>
-        <w:right w:w="108" w:type="dxa"/>
-      </w:tblCellMar>
     </w:tblPr>
   </w:style>
   <w:style w:type="table" w:customStyle="1" w:styleId="110">
@@ -8065,7 +8132,6 @@
     <w:qFormat/>
     <w:rsid w:val="00A32279"/>
     <w:tblPr>
-      <w:tblInd w:w="0" w:type="dxa"/>
       <w:tblBorders>
         <w:top w:val="single" w:sz="4" w:space="0" w:color="AFAFAF" w:themeColor="text1" w:themeTint="50"/>
         <w:left w:val="single" w:sz="4" w:space="0" w:color="AFAFAF" w:themeColor="text1" w:themeTint="50"/>
@@ -8074,12 +8140,6 @@
         <w:insideH w:val="single" w:sz="4" w:space="0" w:color="AFAFAF" w:themeColor="text1" w:themeTint="50"/>
         <w:insideV w:val="single" w:sz="4" w:space="0" w:color="AFAFAF" w:themeColor="text1" w:themeTint="50"/>
       </w:tblBorders>
-      <w:tblCellMar>
-        <w:top w:w="0" w:type="dxa"/>
-        <w:left w:w="108" w:type="dxa"/>
-        <w:bottom w:w="0" w:type="dxa"/>
-        <w:right w:w="108" w:type="dxa"/>
-      </w:tblCellMar>
     </w:tblPr>
     <w:tblStylePr w:type="firstRow">
       <w:rPr>
@@ -8116,13 +8176,13 @@
     <w:tblStylePr w:type="band1Vert">
       <w:tblPr/>
       <w:tcPr>
-        <w:shd w:val="clear" w:color="F2F2F2" w:themeColor="text1" w:themeTint="D" w:fill="F2F2F2" w:themeFill="text1" w:themeFillTint="D"/>
+        <w:shd w:val="clear" w:color="F2F2F2" w:themeColor="text1" w:themeTint="0D" w:fill="F2F2F2" w:themeFill="text1" w:themeFillTint="0D"/>
       </w:tcPr>
     </w:tblStylePr>
     <w:tblStylePr w:type="band1Horz">
       <w:tblPr/>
       <w:tcPr>
-        <w:shd w:val="clear" w:color="F2F2F2" w:themeColor="text1" w:themeTint="D" w:fill="F2F2F2" w:themeFill="text1" w:themeFillTint="D"/>
+        <w:shd w:val="clear" w:color="F2F2F2" w:themeColor="text1" w:themeTint="0D" w:fill="F2F2F2" w:themeFill="text1" w:themeFillTint="0D"/>
       </w:tcPr>
     </w:tblStylePr>
   </w:style>
@@ -8133,19 +8193,12 @@
     <w:qFormat/>
     <w:rsid w:val="00A32279"/>
     <w:tblPr>
-      <w:tblInd w:w="0" w:type="dxa"/>
       <w:tblBorders>
         <w:top w:val="single" w:sz="4" w:space="0" w:color="000000" w:themeColor="text1"/>
         <w:left w:val="none" w:sz="4" w:space="0" w:color="000000" w:themeColor="text1"/>
         <w:bottom w:val="single" w:sz="4" w:space="0" w:color="000000" w:themeColor="text1"/>
         <w:right w:val="none" w:sz="4" w:space="0" w:color="000000" w:themeColor="text1"/>
       </w:tblBorders>
-      <w:tblCellMar>
-        <w:top w:w="0" w:type="dxa"/>
-        <w:left w:w="108" w:type="dxa"/>
-        <w:bottom w:w="0" w:type="dxa"/>
-        <w:right w:w="108" w:type="dxa"/>
-      </w:tblCellMar>
     </w:tblPr>
     <w:tblStylePr w:type="firstRow">
       <w:rPr>
@@ -8220,15 +8273,7 @@
     <w:uiPriority w:val="99"/>
     <w:qFormat/>
     <w:rsid w:val="00A32279"/>
-    <w:tblPr>
-      <w:tblInd w:w="0" w:type="dxa"/>
-      <w:tblCellMar>
-        <w:top w:w="0" w:type="dxa"/>
-        <w:left w:w="108" w:type="dxa"/>
-        <w:bottom w:w="0" w:type="dxa"/>
-        <w:right w:w="108" w:type="dxa"/>
-      </w:tblCellMar>
-    </w:tblPr>
+    <w:tblPr/>
     <w:tblStylePr w:type="firstRow">
       <w:rPr>
         <w:b/>
@@ -8283,7 +8328,7 @@
       </w:rPr>
       <w:tblPr/>
       <w:tcPr>
-        <w:shd w:val="clear" w:color="F2F2F2" w:themeColor="text1" w:themeTint="D" w:fill="F2F2F2" w:themeFill="text1" w:themeFillTint="D"/>
+        <w:shd w:val="clear" w:color="F2F2F2" w:themeColor="text1" w:themeTint="0D" w:fill="F2F2F2" w:themeFill="text1" w:themeFillTint="0D"/>
       </w:tcPr>
     </w:tblStylePr>
     <w:tblStylePr w:type="band1Horz">
@@ -8294,7 +8339,7 @@
       </w:rPr>
       <w:tblPr/>
       <w:tcPr>
-        <w:shd w:val="clear" w:color="F2F2F2" w:themeColor="text1" w:themeTint="D" w:fill="F2F2F2" w:themeFill="text1" w:themeFillTint="D"/>
+        <w:shd w:val="clear" w:color="F2F2F2" w:themeColor="text1" w:themeTint="0D" w:fill="F2F2F2" w:themeFill="text1" w:themeFillTint="0D"/>
       </w:tcPr>
     </w:tblStylePr>
   </w:style>
@@ -8304,15 +8349,7 @@
     <w:uiPriority w:val="99"/>
     <w:qFormat/>
     <w:rsid w:val="00A32279"/>
-    <w:tblPr>
-      <w:tblInd w:w="0" w:type="dxa"/>
-      <w:tblCellMar>
-        <w:top w:w="0" w:type="dxa"/>
-        <w:left w:w="108" w:type="dxa"/>
-        <w:bottom w:w="0" w:type="dxa"/>
-        <w:right w:w="108" w:type="dxa"/>
-      </w:tblCellMar>
-    </w:tblPr>
+    <w:tblPr/>
     <w:tblStylePr w:type="firstRow">
       <w:rPr>
         <w:b/>
@@ -8345,7 +8382,7 @@
       </w:rPr>
       <w:tblPr/>
       <w:tcPr>
-        <w:shd w:val="clear" w:color="F2F2F2" w:themeColor="text1" w:themeTint="D" w:fill="F2F2F2" w:themeFill="text1" w:themeFillTint="D"/>
+        <w:shd w:val="clear" w:color="F2F2F2" w:themeColor="text1" w:themeTint="0D" w:fill="F2F2F2" w:themeFill="text1" w:themeFillTint="0D"/>
       </w:tcPr>
     </w:tblStylePr>
     <w:tblStylePr w:type="band1Horz">
@@ -8356,7 +8393,7 @@
       </w:rPr>
       <w:tblPr/>
       <w:tcPr>
-        <w:shd w:val="clear" w:color="F2F2F2" w:themeColor="text1" w:themeTint="D" w:fill="F2F2F2" w:themeFill="text1" w:themeFillTint="D"/>
+        <w:shd w:val="clear" w:color="F2F2F2" w:themeColor="text1" w:themeTint="0D" w:fill="F2F2F2" w:themeFill="text1" w:themeFillTint="0D"/>
       </w:tcPr>
     </w:tblStylePr>
   </w:style>
@@ -8366,15 +8403,7 @@
     <w:uiPriority w:val="99"/>
     <w:qFormat/>
     <w:rsid w:val="00A32279"/>
-    <w:tblPr>
-      <w:tblInd w:w="0" w:type="dxa"/>
-      <w:tblCellMar>
-        <w:top w:w="0" w:type="dxa"/>
-        <w:left w:w="108" w:type="dxa"/>
-        <w:bottom w:w="0" w:type="dxa"/>
-        <w:right w:w="108" w:type="dxa"/>
-      </w:tblCellMar>
-    </w:tblPr>
+    <w:tblPr/>
     <w:tblStylePr w:type="firstRow">
       <w:rPr>
         <w:i/>
@@ -8442,7 +8471,7 @@
       </w:rPr>
       <w:tblPr/>
       <w:tcPr>
-        <w:shd w:val="clear" w:color="F2F2F2" w:themeColor="text1" w:themeTint="D" w:fill="F2F2F2" w:themeFill="text1" w:themeFillTint="D"/>
+        <w:shd w:val="clear" w:color="F2F2F2" w:themeColor="text1" w:themeTint="0D" w:fill="F2F2F2" w:themeFill="text1" w:themeFillTint="0D"/>
       </w:tcPr>
     </w:tblStylePr>
     <w:tblStylePr w:type="band1Horz">
@@ -8453,7 +8482,7 @@
       </w:rPr>
       <w:tblPr/>
       <w:tcPr>
-        <w:shd w:val="clear" w:color="F2F2F2" w:themeColor="text1" w:themeTint="D" w:fill="F2F2F2" w:themeFill="text1" w:themeFillTint="D"/>
+        <w:shd w:val="clear" w:color="F2F2F2" w:themeColor="text1" w:themeTint="0D" w:fill="F2F2F2" w:themeFill="text1" w:themeFillTint="0D"/>
       </w:tcPr>
     </w:tblStylePr>
   </w:style>
@@ -8464,7 +8493,6 @@
     <w:qFormat/>
     <w:rsid w:val="00A32279"/>
     <w:tblPr>
-      <w:tblInd w:w="0" w:type="dxa"/>
       <w:tblBorders>
         <w:top w:val="single" w:sz="4" w:space="0" w:color="989898" w:themeColor="text1" w:themeTint="67"/>
         <w:left w:val="single" w:sz="4" w:space="0" w:color="989898" w:themeColor="text1" w:themeTint="67"/>
@@ -8473,12 +8501,6 @@
         <w:insideH w:val="single" w:sz="4" w:space="0" w:color="989898" w:themeColor="text1" w:themeTint="67"/>
         <w:insideV w:val="single" w:sz="4" w:space="0" w:color="989898" w:themeColor="text1" w:themeTint="67"/>
       </w:tblBorders>
-      <w:tblCellMar>
-        <w:top w:w="0" w:type="dxa"/>
-        <w:left w:w="108" w:type="dxa"/>
-        <w:bottom w:w="0" w:type="dxa"/>
-        <w:right w:w="108" w:type="dxa"/>
-      </w:tblCellMar>
     </w:tblPr>
     <w:tblStylePr w:type="firstRow">
       <w:rPr>
@@ -8534,7 +8556,6 @@
     <w:qFormat/>
     <w:rsid w:val="00A32279"/>
     <w:tblPr>
-      <w:tblInd w:w="0" w:type="dxa"/>
       <w:tblBorders>
         <w:top w:val="single" w:sz="4" w:space="0" w:color="B3C5E7" w:themeColor="accent1" w:themeTint="67"/>
         <w:left w:val="single" w:sz="4" w:space="0" w:color="B3C5E7" w:themeColor="accent1" w:themeTint="67"/>
@@ -8543,12 +8564,6 @@
         <w:insideH w:val="single" w:sz="4" w:space="0" w:color="B3C5E7" w:themeColor="accent1" w:themeTint="67"/>
         <w:insideV w:val="single" w:sz="4" w:space="0" w:color="B3C5E7" w:themeColor="accent1" w:themeTint="67"/>
       </w:tblBorders>
-      <w:tblCellMar>
-        <w:top w:w="0" w:type="dxa"/>
-        <w:left w:w="108" w:type="dxa"/>
-        <w:bottom w:w="0" w:type="dxa"/>
-        <w:right w:w="108" w:type="dxa"/>
-      </w:tblCellMar>
     </w:tblPr>
     <w:tblStylePr w:type="firstRow">
       <w:rPr>
@@ -8604,7 +8619,6 @@
     <w:qFormat/>
     <w:rsid w:val="00A32279"/>
     <w:tblPr>
-      <w:tblInd w:w="0" w:type="dxa"/>
       <w:tblBorders>
         <w:top w:val="single" w:sz="4" w:space="0" w:color="F7CAAB" w:themeColor="accent2" w:themeTint="67"/>
         <w:left w:val="single" w:sz="4" w:space="0" w:color="F7CAAB" w:themeColor="accent2" w:themeTint="67"/>
@@ -8613,12 +8627,6 @@
         <w:insideH w:val="single" w:sz="4" w:space="0" w:color="F7CAAB" w:themeColor="accent2" w:themeTint="67"/>
         <w:insideV w:val="single" w:sz="4" w:space="0" w:color="F7CAAB" w:themeColor="accent2" w:themeTint="67"/>
       </w:tblBorders>
-      <w:tblCellMar>
-        <w:top w:w="0" w:type="dxa"/>
-        <w:left w:w="108" w:type="dxa"/>
-        <w:bottom w:w="0" w:type="dxa"/>
-        <w:right w:w="108" w:type="dxa"/>
-      </w:tblCellMar>
     </w:tblPr>
     <w:tblStylePr w:type="firstRow">
       <w:rPr>
@@ -8674,7 +8682,6 @@
     <w:qFormat/>
     <w:rsid w:val="00A32279"/>
     <w:tblPr>
-      <w:tblInd w:w="0" w:type="dxa"/>
       <w:tblBorders>
         <w:top w:val="single" w:sz="4" w:space="0" w:color="DADADA" w:themeColor="accent3" w:themeTint="67"/>
         <w:left w:val="single" w:sz="4" w:space="0" w:color="DADADA" w:themeColor="accent3" w:themeTint="67"/>
@@ -8683,12 +8690,6 @@
         <w:insideH w:val="single" w:sz="4" w:space="0" w:color="DADADA" w:themeColor="accent3" w:themeTint="67"/>
         <w:insideV w:val="single" w:sz="4" w:space="0" w:color="DADADA" w:themeColor="accent3" w:themeTint="67"/>
       </w:tblBorders>
-      <w:tblCellMar>
-        <w:top w:w="0" w:type="dxa"/>
-        <w:left w:w="108" w:type="dxa"/>
-        <w:bottom w:w="0" w:type="dxa"/>
-        <w:right w:w="108" w:type="dxa"/>
-      </w:tblCellMar>
     </w:tblPr>
     <w:tblStylePr w:type="firstRow">
       <w:rPr>
@@ -8744,7 +8745,6 @@
     <w:qFormat/>
     <w:rsid w:val="00A32279"/>
     <w:tblPr>
-      <w:tblInd w:w="0" w:type="dxa"/>
       <w:tblBorders>
         <w:top w:val="single" w:sz="4" w:space="0" w:color="FFE598" w:themeColor="accent4" w:themeTint="67"/>
         <w:left w:val="single" w:sz="4" w:space="0" w:color="FFE598" w:themeColor="accent4" w:themeTint="67"/>
@@ -8753,12 +8753,6 @@
         <w:insideH w:val="single" w:sz="4" w:space="0" w:color="FFE598" w:themeColor="accent4" w:themeTint="67"/>
         <w:insideV w:val="single" w:sz="4" w:space="0" w:color="FFE598" w:themeColor="accent4" w:themeTint="67"/>
       </w:tblBorders>
-      <w:tblCellMar>
-        <w:top w:w="0" w:type="dxa"/>
-        <w:left w:w="108" w:type="dxa"/>
-        <w:bottom w:w="0" w:type="dxa"/>
-        <w:right w:w="108" w:type="dxa"/>
-      </w:tblCellMar>
     </w:tblPr>
     <w:tblStylePr w:type="firstRow">
       <w:rPr>
@@ -8814,7 +8808,6 @@
     <w:qFormat/>
     <w:rsid w:val="00A32279"/>
     <w:tblPr>
-      <w:tblInd w:w="0" w:type="dxa"/>
       <w:tblBorders>
         <w:top w:val="single" w:sz="4" w:space="0" w:color="BCD6EE" w:themeColor="accent5" w:themeTint="67"/>
         <w:left w:val="single" w:sz="4" w:space="0" w:color="BCD6EE" w:themeColor="accent5" w:themeTint="67"/>
@@ -8823,12 +8816,6 @@
         <w:insideH w:val="single" w:sz="4" w:space="0" w:color="BCD6EE" w:themeColor="accent5" w:themeTint="67"/>
         <w:insideV w:val="single" w:sz="4" w:space="0" w:color="BCD6EE" w:themeColor="accent5" w:themeTint="67"/>
       </w:tblBorders>
-      <w:tblCellMar>
-        <w:top w:w="0" w:type="dxa"/>
-        <w:left w:w="108" w:type="dxa"/>
-        <w:bottom w:w="0" w:type="dxa"/>
-        <w:right w:w="108" w:type="dxa"/>
-      </w:tblCellMar>
     </w:tblPr>
     <w:tblStylePr w:type="firstRow">
       <w:rPr>
@@ -8884,7 +8871,6 @@
     <w:qFormat/>
     <w:rsid w:val="00A32279"/>
     <w:tblPr>
-      <w:tblInd w:w="0" w:type="dxa"/>
       <w:tblBorders>
         <w:top w:val="single" w:sz="4" w:space="0" w:color="C4DFB2" w:themeColor="accent6" w:themeTint="67"/>
         <w:left w:val="single" w:sz="4" w:space="0" w:color="C4DFB2" w:themeColor="accent6" w:themeTint="67"/>
@@ -8893,12 +8879,6 @@
         <w:insideH w:val="single" w:sz="4" w:space="0" w:color="C4DFB2" w:themeColor="accent6" w:themeTint="67"/>
         <w:insideV w:val="single" w:sz="4" w:space="0" w:color="C4DFB2" w:themeColor="accent6" w:themeTint="67"/>
       </w:tblBorders>
-      <w:tblCellMar>
-        <w:top w:w="0" w:type="dxa"/>
-        <w:left w:w="108" w:type="dxa"/>
-        <w:bottom w:w="0" w:type="dxa"/>
-        <w:right w:w="108" w:type="dxa"/>
-      </w:tblCellMar>
     </w:tblPr>
     <w:tblStylePr w:type="firstRow">
       <w:rPr>
@@ -8954,18 +8934,11 @@
     <w:qFormat/>
     <w:rsid w:val="00A32279"/>
     <w:tblPr>
-      <w:tblInd w:w="0" w:type="dxa"/>
       <w:tblBorders>
         <w:bottom w:val="single" w:sz="4" w:space="0" w:color="6A6A6A" w:themeColor="text1" w:themeTint="95"/>
         <w:insideH w:val="single" w:sz="4" w:space="0" w:color="6A6A6A" w:themeColor="text1" w:themeTint="95"/>
         <w:insideV w:val="single" w:sz="4" w:space="0" w:color="6A6A6A" w:themeColor="text1" w:themeTint="95"/>
       </w:tblBorders>
-      <w:tblCellMar>
-        <w:top w:w="0" w:type="dxa"/>
-        <w:left w:w="108" w:type="dxa"/>
-        <w:bottom w:w="0" w:type="dxa"/>
-        <w:right w:w="108" w:type="dxa"/>
-      </w:tblCellMar>
     </w:tblPr>
     <w:tblStylePr w:type="firstRow">
       <w:rPr>
@@ -9041,18 +9014,11 @@
     <w:qFormat/>
     <w:rsid w:val="00A32279"/>
     <w:tblPr>
-      <w:tblInd w:w="0" w:type="dxa"/>
       <w:tblBorders>
         <w:bottom w:val="single" w:sz="4" w:space="0" w:color="537DC8" w:themeColor="accent1" w:themeTint="EA"/>
         <w:insideH w:val="single" w:sz="4" w:space="0" w:color="537DC8" w:themeColor="accent1" w:themeTint="EA"/>
         <w:insideV w:val="single" w:sz="4" w:space="0" w:color="537DC8" w:themeColor="accent1" w:themeTint="EA"/>
       </w:tblBorders>
-      <w:tblCellMar>
-        <w:top w:w="0" w:type="dxa"/>
-        <w:left w:w="108" w:type="dxa"/>
-        <w:bottom w:w="0" w:type="dxa"/>
-        <w:right w:w="108" w:type="dxa"/>
-      </w:tblCellMar>
     </w:tblPr>
     <w:tblStylePr w:type="firstRow">
       <w:rPr>
@@ -9128,18 +9094,11 @@
     <w:qFormat/>
     <w:rsid w:val="00A32279"/>
     <w:tblPr>
-      <w:tblInd w:w="0" w:type="dxa"/>
       <w:tblBorders>
         <w:bottom w:val="single" w:sz="4" w:space="0" w:color="F4B184" w:themeColor="accent2" w:themeTint="97"/>
         <w:insideH w:val="single" w:sz="4" w:space="0" w:color="F4B184" w:themeColor="accent2" w:themeTint="97"/>
         <w:insideV w:val="single" w:sz="4" w:space="0" w:color="F4B184" w:themeColor="accent2" w:themeTint="97"/>
       </w:tblBorders>
-      <w:tblCellMar>
-        <w:top w:w="0" w:type="dxa"/>
-        <w:left w:w="108" w:type="dxa"/>
-        <w:bottom w:w="0" w:type="dxa"/>
-        <w:right w:w="108" w:type="dxa"/>
-      </w:tblCellMar>
     </w:tblPr>
     <w:tblStylePr w:type="firstRow">
       <w:rPr>
@@ -9215,18 +9174,11 @@
     <w:qFormat/>
     <w:rsid w:val="00A32279"/>
     <w:tblPr>
-      <w:tblInd w:w="0" w:type="dxa"/>
       <w:tblBorders>
         <w:bottom w:val="single" w:sz="4" w:space="0" w:color="A5A5A5" w:themeColor="accent3" w:themeTint="FE"/>
         <w:insideH w:val="single" w:sz="4" w:space="0" w:color="A5A5A5" w:themeColor="accent3" w:themeTint="FE"/>
         <w:insideV w:val="single" w:sz="4" w:space="0" w:color="A5A5A5" w:themeColor="accent3" w:themeTint="FE"/>
       </w:tblBorders>
-      <w:tblCellMar>
-        <w:top w:w="0" w:type="dxa"/>
-        <w:left w:w="108" w:type="dxa"/>
-        <w:bottom w:w="0" w:type="dxa"/>
-        <w:right w:w="108" w:type="dxa"/>
-      </w:tblCellMar>
     </w:tblPr>
     <w:tblStylePr w:type="firstRow">
       <w:rPr>
@@ -9302,18 +9254,11 @@
     <w:qFormat/>
     <w:rsid w:val="00A32279"/>
     <w:tblPr>
-      <w:tblInd w:w="0" w:type="dxa"/>
       <w:tblBorders>
         <w:bottom w:val="single" w:sz="4" w:space="0" w:color="FFD865" w:themeColor="accent4" w:themeTint="9A"/>
         <w:insideH w:val="single" w:sz="4" w:space="0" w:color="FFD865" w:themeColor="accent4" w:themeTint="9A"/>
         <w:insideV w:val="single" w:sz="4" w:space="0" w:color="FFD865" w:themeColor="accent4" w:themeTint="9A"/>
       </w:tblBorders>
-      <w:tblCellMar>
-        <w:top w:w="0" w:type="dxa"/>
-        <w:left w:w="108" w:type="dxa"/>
-        <w:bottom w:w="0" w:type="dxa"/>
-        <w:right w:w="108" w:type="dxa"/>
-      </w:tblCellMar>
     </w:tblPr>
     <w:tblStylePr w:type="firstRow">
       <w:rPr>
@@ -9389,18 +9334,11 @@
     <w:qFormat/>
     <w:rsid w:val="00A32279"/>
     <w:tblPr>
-      <w:tblInd w:w="0" w:type="dxa"/>
       <w:tblBorders>
         <w:bottom w:val="single" w:sz="4" w:space="0" w:color="5B9BD5" w:themeColor="accent5"/>
         <w:insideH w:val="single" w:sz="4" w:space="0" w:color="5B9BD5" w:themeColor="accent5"/>
         <w:insideV w:val="single" w:sz="4" w:space="0" w:color="5B9BD5" w:themeColor="accent5"/>
       </w:tblBorders>
-      <w:tblCellMar>
-        <w:top w:w="0" w:type="dxa"/>
-        <w:left w:w="108" w:type="dxa"/>
-        <w:bottom w:w="0" w:type="dxa"/>
-        <w:right w:w="108" w:type="dxa"/>
-      </w:tblCellMar>
     </w:tblPr>
     <w:tblStylePr w:type="firstRow">
       <w:rPr>
@@ -9476,18 +9414,11 @@
     <w:qFormat/>
     <w:rsid w:val="00A32279"/>
     <w:tblPr>
-      <w:tblInd w:w="0" w:type="dxa"/>
       <w:tblBorders>
         <w:bottom w:val="single" w:sz="4" w:space="0" w:color="70AD47" w:themeColor="accent6"/>
         <w:insideH w:val="single" w:sz="4" w:space="0" w:color="70AD47" w:themeColor="accent6"/>
         <w:insideV w:val="single" w:sz="4" w:space="0" w:color="70AD47" w:themeColor="accent6"/>
       </w:tblBorders>
-      <w:tblCellMar>
-        <w:top w:w="0" w:type="dxa"/>
-        <w:left w:w="108" w:type="dxa"/>
-        <w:bottom w:w="0" w:type="dxa"/>
-        <w:right w:w="108" w:type="dxa"/>
-      </w:tblCellMar>
     </w:tblPr>
     <w:tblStylePr w:type="firstRow">
       <w:rPr>
@@ -9563,18 +9494,11 @@
     <w:qFormat/>
     <w:rsid w:val="00A32279"/>
     <w:tblPr>
-      <w:tblInd w:w="0" w:type="dxa"/>
       <w:tblBorders>
         <w:bottom w:val="single" w:sz="4" w:space="0" w:color="6A6A6A" w:themeColor="text1" w:themeTint="95"/>
         <w:insideH w:val="single" w:sz="4" w:space="0" w:color="6A6A6A" w:themeColor="text1" w:themeTint="95"/>
         <w:insideV w:val="single" w:sz="4" w:space="0" w:color="6A6A6A" w:themeColor="text1" w:themeTint="95"/>
       </w:tblBorders>
-      <w:tblCellMar>
-        <w:top w:w="0" w:type="dxa"/>
-        <w:left w:w="108" w:type="dxa"/>
-        <w:bottom w:w="0" w:type="dxa"/>
-        <w:right w:w="108" w:type="dxa"/>
-      </w:tblCellMar>
     </w:tblPr>
     <w:tblStylePr w:type="firstRow">
       <w:rPr>
@@ -9673,18 +9597,11 @@
     <w:qFormat/>
     <w:rsid w:val="00A32279"/>
     <w:tblPr>
-      <w:tblInd w:w="0" w:type="dxa"/>
       <w:tblBorders>
         <w:bottom w:val="single" w:sz="4" w:space="0" w:color="537DC8" w:themeColor="accent1" w:themeTint="EA"/>
         <w:insideH w:val="single" w:sz="4" w:space="0" w:color="537DC8" w:themeColor="accent1" w:themeTint="EA"/>
         <w:insideV w:val="single" w:sz="4" w:space="0" w:color="537DC8" w:themeColor="accent1" w:themeTint="EA"/>
       </w:tblBorders>
-      <w:tblCellMar>
-        <w:top w:w="0" w:type="dxa"/>
-        <w:left w:w="108" w:type="dxa"/>
-        <w:bottom w:w="0" w:type="dxa"/>
-        <w:right w:w="108" w:type="dxa"/>
-      </w:tblCellMar>
     </w:tblPr>
     <w:tblStylePr w:type="firstRow">
       <w:rPr>
@@ -9783,18 +9700,11 @@
     <w:qFormat/>
     <w:rsid w:val="00A32279"/>
     <w:tblPr>
-      <w:tblInd w:w="0" w:type="dxa"/>
       <w:tblBorders>
         <w:bottom w:val="single" w:sz="4" w:space="0" w:color="F4B184" w:themeColor="accent2" w:themeTint="97"/>
         <w:insideH w:val="single" w:sz="4" w:space="0" w:color="F4B184" w:themeColor="accent2" w:themeTint="97"/>
         <w:insideV w:val="single" w:sz="4" w:space="0" w:color="F4B184" w:themeColor="accent2" w:themeTint="97"/>
       </w:tblBorders>
-      <w:tblCellMar>
-        <w:top w:w="0" w:type="dxa"/>
-        <w:left w:w="108" w:type="dxa"/>
-        <w:bottom w:w="0" w:type="dxa"/>
-        <w:right w:w="108" w:type="dxa"/>
-      </w:tblCellMar>
     </w:tblPr>
     <w:tblStylePr w:type="firstRow">
       <w:rPr>
@@ -9893,18 +9803,11 @@
     <w:qFormat/>
     <w:rsid w:val="00A32279"/>
     <w:tblPr>
-      <w:tblInd w:w="0" w:type="dxa"/>
       <w:tblBorders>
         <w:bottom w:val="single" w:sz="4" w:space="0" w:color="A5A5A5" w:themeColor="accent3" w:themeTint="FE"/>
         <w:insideH w:val="single" w:sz="4" w:space="0" w:color="A5A5A5" w:themeColor="accent3" w:themeTint="FE"/>
         <w:insideV w:val="single" w:sz="4" w:space="0" w:color="A5A5A5" w:themeColor="accent3" w:themeTint="FE"/>
       </w:tblBorders>
-      <w:tblCellMar>
-        <w:top w:w="0" w:type="dxa"/>
-        <w:left w:w="108" w:type="dxa"/>
-        <w:bottom w:w="0" w:type="dxa"/>
-        <w:right w:w="108" w:type="dxa"/>
-      </w:tblCellMar>
     </w:tblPr>
     <w:tblStylePr w:type="firstRow">
       <w:rPr>
@@ -10003,18 +9906,11 @@
     <w:qFormat/>
     <w:rsid w:val="00A32279"/>
     <w:tblPr>
-      <w:tblInd w:w="0" w:type="dxa"/>
       <w:tblBorders>
         <w:bottom w:val="single" w:sz="4" w:space="0" w:color="FFD865" w:themeColor="accent4" w:themeTint="9A"/>
         <w:insideH w:val="single" w:sz="4" w:space="0" w:color="FFD865" w:themeColor="accent4" w:themeTint="9A"/>
         <w:insideV w:val="single" w:sz="4" w:space="0" w:color="FFD865" w:themeColor="accent4" w:themeTint="9A"/>
       </w:tblBorders>
-      <w:tblCellMar>
-        <w:top w:w="0" w:type="dxa"/>
-        <w:left w:w="108" w:type="dxa"/>
-        <w:bottom w:w="0" w:type="dxa"/>
-        <w:right w:w="108" w:type="dxa"/>
-      </w:tblCellMar>
     </w:tblPr>
     <w:tblStylePr w:type="firstRow">
       <w:rPr>
@@ -10113,18 +10009,11 @@
     <w:qFormat/>
     <w:rsid w:val="00A32279"/>
     <w:tblPr>
-      <w:tblInd w:w="0" w:type="dxa"/>
       <w:tblBorders>
         <w:bottom w:val="single" w:sz="4" w:space="0" w:color="5B9BD5" w:themeColor="accent5"/>
         <w:insideH w:val="single" w:sz="4" w:space="0" w:color="5B9BD5" w:themeColor="accent5"/>
         <w:insideV w:val="single" w:sz="4" w:space="0" w:color="5B9BD5" w:themeColor="accent5"/>
       </w:tblBorders>
-      <w:tblCellMar>
-        <w:top w:w="0" w:type="dxa"/>
-        <w:left w:w="108" w:type="dxa"/>
-        <w:bottom w:w="0" w:type="dxa"/>
-        <w:right w:w="108" w:type="dxa"/>
-      </w:tblCellMar>
     </w:tblPr>
     <w:tblStylePr w:type="firstRow">
       <w:rPr>
@@ -10223,18 +10112,11 @@
     <w:qFormat/>
     <w:rsid w:val="00A32279"/>
     <w:tblPr>
-      <w:tblInd w:w="0" w:type="dxa"/>
       <w:tblBorders>
         <w:bottom w:val="single" w:sz="4" w:space="0" w:color="70AD47" w:themeColor="accent6"/>
         <w:insideH w:val="single" w:sz="4" w:space="0" w:color="70AD47" w:themeColor="accent6"/>
         <w:insideV w:val="single" w:sz="4" w:space="0" w:color="70AD47" w:themeColor="accent6"/>
       </w:tblBorders>
-      <w:tblCellMar>
-        <w:top w:w="0" w:type="dxa"/>
-        <w:left w:w="108" w:type="dxa"/>
-        <w:bottom w:w="0" w:type="dxa"/>
-        <w:right w:w="108" w:type="dxa"/>
-      </w:tblCellMar>
     </w:tblPr>
     <w:tblStylePr w:type="firstRow">
       <w:rPr>
@@ -10333,7 +10215,6 @@
     <w:qFormat/>
     <w:rsid w:val="00A32279"/>
     <w:tblPr>
-      <w:tblInd w:w="0" w:type="dxa"/>
       <w:tblBorders>
         <w:top w:val="single" w:sz="4" w:space="0" w:color="6F6F6F" w:themeColor="text1" w:themeTint="90"/>
         <w:left w:val="single" w:sz="4" w:space="0" w:color="6F6F6F" w:themeColor="text1" w:themeTint="90"/>
@@ -10342,12 +10223,6 @@
         <w:insideH w:val="single" w:sz="4" w:space="0" w:color="6F6F6F" w:themeColor="text1" w:themeTint="90"/>
         <w:insideV w:val="single" w:sz="4" w:space="0" w:color="6F6F6F" w:themeColor="text1" w:themeTint="90"/>
       </w:tblBorders>
-      <w:tblCellMar>
-        <w:top w:w="0" w:type="dxa"/>
-        <w:left w:w="108" w:type="dxa"/>
-        <w:bottom w:w="0" w:type="dxa"/>
-        <w:right w:w="108" w:type="dxa"/>
-      </w:tblCellMar>
     </w:tblPr>
     <w:tblStylePr w:type="firstRow">
       <w:rPr>
@@ -10421,7 +10296,6 @@
     <w:qFormat/>
     <w:rsid w:val="00A32279"/>
     <w:tblPr>
-      <w:tblInd w:w="0" w:type="dxa"/>
       <w:tblBorders>
         <w:top w:val="single" w:sz="4" w:space="0" w:color="95AFDD" w:themeColor="accent1" w:themeTint="90"/>
         <w:left w:val="single" w:sz="4" w:space="0" w:color="95AFDD" w:themeColor="accent1" w:themeTint="90"/>
@@ -10430,12 +10304,6 @@
         <w:insideH w:val="single" w:sz="4" w:space="0" w:color="95AFDD" w:themeColor="accent1" w:themeTint="90"/>
         <w:insideV w:val="single" w:sz="4" w:space="0" w:color="95AFDD" w:themeColor="accent1" w:themeTint="90"/>
       </w:tblBorders>
-      <w:tblCellMar>
-        <w:top w:w="0" w:type="dxa"/>
-        <w:left w:w="108" w:type="dxa"/>
-        <w:bottom w:w="0" w:type="dxa"/>
-        <w:right w:w="108" w:type="dxa"/>
-      </w:tblCellMar>
     </w:tblPr>
     <w:tblStylePr w:type="firstRow">
       <w:rPr>
@@ -10509,7 +10377,6 @@
     <w:qFormat/>
     <w:rsid w:val="00A32279"/>
     <w:tblPr>
-      <w:tblInd w:w="0" w:type="dxa"/>
       <w:tblBorders>
         <w:top w:val="single" w:sz="4" w:space="0" w:color="F4B58A" w:themeColor="accent2" w:themeTint="90"/>
         <w:left w:val="single" w:sz="4" w:space="0" w:color="F4B58A" w:themeColor="accent2" w:themeTint="90"/>
@@ -10518,12 +10385,6 @@
         <w:insideH w:val="single" w:sz="4" w:space="0" w:color="F4B58A" w:themeColor="accent2" w:themeTint="90"/>
         <w:insideV w:val="single" w:sz="4" w:space="0" w:color="F4B58A" w:themeColor="accent2" w:themeTint="90"/>
       </w:tblBorders>
-      <w:tblCellMar>
-        <w:top w:w="0" w:type="dxa"/>
-        <w:left w:w="108" w:type="dxa"/>
-        <w:bottom w:w="0" w:type="dxa"/>
-        <w:right w:w="108" w:type="dxa"/>
-      </w:tblCellMar>
     </w:tblPr>
     <w:tblStylePr w:type="firstRow">
       <w:rPr>
@@ -10597,7 +10458,6 @@
     <w:qFormat/>
     <w:rsid w:val="00A32279"/>
     <w:tblPr>
-      <w:tblInd w:w="0" w:type="dxa"/>
       <w:tblBorders>
         <w:top w:val="single" w:sz="4" w:space="0" w:color="CCCCCC" w:themeColor="accent3" w:themeTint="90"/>
         <w:left w:val="single" w:sz="4" w:space="0" w:color="CCCCCC" w:themeColor="accent3" w:themeTint="90"/>
@@ -10606,12 +10466,6 @@
         <w:insideH w:val="single" w:sz="4" w:space="0" w:color="CCCCCC" w:themeColor="accent3" w:themeTint="90"/>
         <w:insideV w:val="single" w:sz="4" w:space="0" w:color="CCCCCC" w:themeColor="accent3" w:themeTint="90"/>
       </w:tblBorders>
-      <w:tblCellMar>
-        <w:top w:w="0" w:type="dxa"/>
-        <w:left w:w="108" w:type="dxa"/>
-        <w:bottom w:w="0" w:type="dxa"/>
-        <w:right w:w="108" w:type="dxa"/>
-      </w:tblCellMar>
     </w:tblPr>
     <w:tblStylePr w:type="firstRow">
       <w:rPr>
@@ -10685,7 +10539,6 @@
     <w:qFormat/>
     <w:rsid w:val="00A32279"/>
     <w:tblPr>
-      <w:tblInd w:w="0" w:type="dxa"/>
       <w:tblBorders>
         <w:top w:val="single" w:sz="4" w:space="0" w:color="FFDB6F" w:themeColor="accent4" w:themeTint="90"/>
         <w:left w:val="single" w:sz="4" w:space="0" w:color="FFDB6F" w:themeColor="accent4" w:themeTint="90"/>
@@ -10694,12 +10547,6 @@
         <w:insideH w:val="single" w:sz="4" w:space="0" w:color="FFDB6F" w:themeColor="accent4" w:themeTint="90"/>
         <w:insideV w:val="single" w:sz="4" w:space="0" w:color="FFDB6F" w:themeColor="accent4" w:themeTint="90"/>
       </w:tblBorders>
-      <w:tblCellMar>
-        <w:top w:w="0" w:type="dxa"/>
-        <w:left w:w="108" w:type="dxa"/>
-        <w:bottom w:w="0" w:type="dxa"/>
-        <w:right w:w="108" w:type="dxa"/>
-      </w:tblCellMar>
     </w:tblPr>
     <w:tblStylePr w:type="firstRow">
       <w:rPr>
@@ -10773,7 +10620,6 @@
     <w:qFormat/>
     <w:rsid w:val="00A32279"/>
     <w:tblPr>
-      <w:tblInd w:w="0" w:type="dxa"/>
       <w:tblBorders>
         <w:top w:val="single" w:sz="4" w:space="0" w:color="A2C6E7" w:themeColor="accent5" w:themeTint="90"/>
         <w:left w:val="single" w:sz="4" w:space="0" w:color="A2C6E7" w:themeColor="accent5" w:themeTint="90"/>
@@ -10782,12 +10628,6 @@
         <w:insideH w:val="single" w:sz="4" w:space="0" w:color="A2C6E7" w:themeColor="accent5" w:themeTint="90"/>
         <w:insideV w:val="single" w:sz="4" w:space="0" w:color="A2C6E7" w:themeColor="accent5" w:themeTint="90"/>
       </w:tblBorders>
-      <w:tblCellMar>
-        <w:top w:w="0" w:type="dxa"/>
-        <w:left w:w="108" w:type="dxa"/>
-        <w:bottom w:w="0" w:type="dxa"/>
-        <w:right w:w="108" w:type="dxa"/>
-      </w:tblCellMar>
     </w:tblPr>
     <w:tblStylePr w:type="firstRow">
       <w:rPr>
@@ -10861,7 +10701,6 @@
     <w:qFormat/>
     <w:rsid w:val="00A32279"/>
     <w:tblPr>
-      <w:tblInd w:w="0" w:type="dxa"/>
       <w:tblBorders>
         <w:top w:val="single" w:sz="4" w:space="0" w:color="ADD394" w:themeColor="accent6" w:themeTint="90"/>
         <w:left w:val="single" w:sz="4" w:space="0" w:color="ADD394" w:themeColor="accent6" w:themeTint="90"/>
@@ -10870,12 +10709,6 @@
         <w:insideH w:val="single" w:sz="4" w:space="0" w:color="ADD394" w:themeColor="accent6" w:themeTint="90"/>
         <w:insideV w:val="single" w:sz="4" w:space="0" w:color="ADD394" w:themeColor="accent6" w:themeTint="90"/>
       </w:tblBorders>
-      <w:tblCellMar>
-        <w:top w:w="0" w:type="dxa"/>
-        <w:left w:w="108" w:type="dxa"/>
-        <w:bottom w:w="0" w:type="dxa"/>
-        <w:right w:w="108" w:type="dxa"/>
-      </w:tblCellMar>
     </w:tblPr>
     <w:tblStylePr w:type="firstRow">
       <w:rPr>
@@ -10949,7 +10782,6 @@
     <w:qFormat/>
     <w:rsid w:val="00A32279"/>
     <w:tblPr>
-      <w:tblInd w:w="0" w:type="dxa"/>
       <w:tblBorders>
         <w:top w:val="single" w:sz="4" w:space="0" w:color="FFFFFF" w:themeColor="light1"/>
         <w:left w:val="single" w:sz="4" w:space="0" w:color="FFFFFF" w:themeColor="light1"/>
@@ -10958,12 +10790,6 @@
         <w:insideH w:val="single" w:sz="4" w:space="0" w:color="FFFFFF" w:themeColor="light1"/>
         <w:insideV w:val="single" w:sz="4" w:space="0" w:color="FFFFFF" w:themeColor="light1"/>
       </w:tblBorders>
-      <w:tblCellMar>
-        <w:top w:w="0" w:type="dxa"/>
-        <w:left w:w="108" w:type="dxa"/>
-        <w:bottom w:w="0" w:type="dxa"/>
-        <w:right w:w="108" w:type="dxa"/>
-      </w:tblCellMar>
     </w:tblPr>
     <w:tblStylePr w:type="firstRow">
       <w:rPr>
@@ -11036,7 +10862,6 @@
     <w:qFormat/>
     <w:rsid w:val="00A32279"/>
     <w:tblPr>
-      <w:tblInd w:w="0" w:type="dxa"/>
       <w:tblBorders>
         <w:top w:val="single" w:sz="4" w:space="0" w:color="FFFFFF" w:themeColor="light1"/>
         <w:left w:val="single" w:sz="4" w:space="0" w:color="FFFFFF" w:themeColor="light1"/>
@@ -11045,12 +10870,6 @@
         <w:insideH w:val="single" w:sz="4" w:space="0" w:color="FFFFFF" w:themeColor="light1"/>
         <w:insideV w:val="single" w:sz="4" w:space="0" w:color="FFFFFF" w:themeColor="light1"/>
       </w:tblBorders>
-      <w:tblCellMar>
-        <w:top w:w="0" w:type="dxa"/>
-        <w:left w:w="108" w:type="dxa"/>
-        <w:bottom w:w="0" w:type="dxa"/>
-        <w:right w:w="108" w:type="dxa"/>
-      </w:tblCellMar>
     </w:tblPr>
     <w:tblStylePr w:type="firstRow">
       <w:rPr>
@@ -11123,7 +10942,6 @@
     <w:qFormat/>
     <w:rsid w:val="00A32279"/>
     <w:tblPr>
-      <w:tblInd w:w="0" w:type="dxa"/>
       <w:tblBorders>
         <w:top w:val="single" w:sz="4" w:space="0" w:color="FFFFFF" w:themeColor="light1"/>
         <w:left w:val="single" w:sz="4" w:space="0" w:color="FFFFFF" w:themeColor="light1"/>
@@ -11132,12 +10950,6 @@
         <w:insideH w:val="single" w:sz="4" w:space="0" w:color="FFFFFF" w:themeColor="light1"/>
         <w:insideV w:val="single" w:sz="4" w:space="0" w:color="FFFFFF" w:themeColor="light1"/>
       </w:tblBorders>
-      <w:tblCellMar>
-        <w:top w:w="0" w:type="dxa"/>
-        <w:left w:w="108" w:type="dxa"/>
-        <w:bottom w:w="0" w:type="dxa"/>
-        <w:right w:w="108" w:type="dxa"/>
-      </w:tblCellMar>
     </w:tblPr>
     <w:tblStylePr w:type="firstRow">
       <w:rPr>
@@ -11210,7 +11022,6 @@
     <w:qFormat/>
     <w:rsid w:val="00A32279"/>
     <w:tblPr>
-      <w:tblInd w:w="0" w:type="dxa"/>
       <w:tblBorders>
         <w:top w:val="single" w:sz="4" w:space="0" w:color="FFFFFF" w:themeColor="light1"/>
         <w:left w:val="single" w:sz="4" w:space="0" w:color="FFFFFF" w:themeColor="light1"/>
@@ -11219,12 +11030,6 @@
         <w:insideH w:val="single" w:sz="4" w:space="0" w:color="FFFFFF" w:themeColor="light1"/>
         <w:insideV w:val="single" w:sz="4" w:space="0" w:color="FFFFFF" w:themeColor="light1"/>
       </w:tblBorders>
-      <w:tblCellMar>
-        <w:top w:w="0" w:type="dxa"/>
-        <w:left w:w="108" w:type="dxa"/>
-        <w:bottom w:w="0" w:type="dxa"/>
-        <w:right w:w="108" w:type="dxa"/>
-      </w:tblCellMar>
     </w:tblPr>
     <w:tblStylePr w:type="firstRow">
       <w:rPr>
@@ -11297,7 +11102,6 @@
     <w:qFormat/>
     <w:rsid w:val="00A32279"/>
     <w:tblPr>
-      <w:tblInd w:w="0" w:type="dxa"/>
       <w:tblBorders>
         <w:top w:val="single" w:sz="4" w:space="0" w:color="FFFFFF" w:themeColor="light1"/>
         <w:left w:val="single" w:sz="4" w:space="0" w:color="FFFFFF" w:themeColor="light1"/>
@@ -11306,12 +11110,6 @@
         <w:insideH w:val="single" w:sz="4" w:space="0" w:color="FFFFFF" w:themeColor="light1"/>
         <w:insideV w:val="single" w:sz="4" w:space="0" w:color="FFFFFF" w:themeColor="light1"/>
       </w:tblBorders>
-      <w:tblCellMar>
-        <w:top w:w="0" w:type="dxa"/>
-        <w:left w:w="108" w:type="dxa"/>
-        <w:bottom w:w="0" w:type="dxa"/>
-        <w:right w:w="108" w:type="dxa"/>
-      </w:tblCellMar>
     </w:tblPr>
     <w:tblStylePr w:type="firstRow">
       <w:rPr>
@@ -11384,7 +11182,6 @@
     <w:qFormat/>
     <w:rsid w:val="00A32279"/>
     <w:tblPr>
-      <w:tblInd w:w="0" w:type="dxa"/>
       <w:tblBorders>
         <w:top w:val="single" w:sz="4" w:space="0" w:color="FFFFFF" w:themeColor="light1"/>
         <w:left w:val="single" w:sz="4" w:space="0" w:color="FFFFFF" w:themeColor="light1"/>
@@ -11393,12 +11190,6 @@
         <w:insideH w:val="single" w:sz="4" w:space="0" w:color="FFFFFF" w:themeColor="light1"/>
         <w:insideV w:val="single" w:sz="4" w:space="0" w:color="FFFFFF" w:themeColor="light1"/>
       </w:tblBorders>
-      <w:tblCellMar>
-        <w:top w:w="0" w:type="dxa"/>
-        <w:left w:w="108" w:type="dxa"/>
-        <w:bottom w:w="0" w:type="dxa"/>
-        <w:right w:w="108" w:type="dxa"/>
-      </w:tblCellMar>
     </w:tblPr>
     <w:tblStylePr w:type="firstRow">
       <w:rPr>
@@ -11471,7 +11262,6 @@
     <w:qFormat/>
     <w:rsid w:val="00A32279"/>
     <w:tblPr>
-      <w:tblInd w:w="0" w:type="dxa"/>
       <w:tblBorders>
         <w:top w:val="single" w:sz="4" w:space="0" w:color="FFFFFF" w:themeColor="light1"/>
         <w:left w:val="single" w:sz="4" w:space="0" w:color="FFFFFF" w:themeColor="light1"/>
@@ -11480,12 +11270,6 @@
         <w:insideH w:val="single" w:sz="4" w:space="0" w:color="FFFFFF" w:themeColor="light1"/>
         <w:insideV w:val="single" w:sz="4" w:space="0" w:color="FFFFFF" w:themeColor="light1"/>
       </w:tblBorders>
-      <w:tblCellMar>
-        <w:top w:w="0" w:type="dxa"/>
-        <w:left w:w="108" w:type="dxa"/>
-        <w:bottom w:w="0" w:type="dxa"/>
-        <w:right w:w="108" w:type="dxa"/>
-      </w:tblCellMar>
     </w:tblPr>
     <w:tblStylePr w:type="firstRow">
       <w:rPr>
@@ -11558,7 +11342,6 @@
     <w:qFormat/>
     <w:rsid w:val="00A32279"/>
     <w:tblPr>
-      <w:tblInd w:w="0" w:type="dxa"/>
       <w:tblBorders>
         <w:top w:val="single" w:sz="4" w:space="0" w:color="7F7F7F" w:themeColor="text1" w:themeTint="80"/>
         <w:left w:val="single" w:sz="4" w:space="0" w:color="7F7F7F" w:themeColor="text1" w:themeTint="80"/>
@@ -11567,12 +11350,6 @@
         <w:insideH w:val="single" w:sz="4" w:space="0" w:color="7F7F7F" w:themeColor="text1" w:themeTint="80"/>
         <w:insideV w:val="single" w:sz="4" w:space="0" w:color="7F7F7F" w:themeColor="text1" w:themeTint="80"/>
       </w:tblBorders>
-      <w:tblCellMar>
-        <w:top w:w="0" w:type="dxa"/>
-        <w:left w:w="108" w:type="dxa"/>
-        <w:bottom w:w="0" w:type="dxa"/>
-        <w:right w:w="108" w:type="dxa"/>
-      </w:tblCellMar>
     </w:tblPr>
     <w:tblStylePr w:type="firstRow">
       <w:rPr>
@@ -11636,7 +11413,6 @@
     <w:qFormat/>
     <w:rsid w:val="00A32279"/>
     <w:tblPr>
-      <w:tblInd w:w="0" w:type="dxa"/>
       <w:tblBorders>
         <w:top w:val="single" w:sz="4" w:space="0" w:color="A0B7E1" w:themeColor="accent1" w:themeTint="80"/>
         <w:left w:val="single" w:sz="4" w:space="0" w:color="A0B7E1" w:themeColor="accent1" w:themeTint="80"/>
@@ -11645,12 +11421,6 @@
         <w:insideH w:val="single" w:sz="4" w:space="0" w:color="A0B7E1" w:themeColor="accent1" w:themeTint="80"/>
         <w:insideV w:val="single" w:sz="4" w:space="0" w:color="A0B7E1" w:themeColor="accent1" w:themeTint="80"/>
       </w:tblBorders>
-      <w:tblCellMar>
-        <w:top w:w="0" w:type="dxa"/>
-        <w:left w:w="108" w:type="dxa"/>
-        <w:bottom w:w="0" w:type="dxa"/>
-        <w:right w:w="108" w:type="dxa"/>
-      </w:tblCellMar>
     </w:tblPr>
     <w:tblStylePr w:type="firstRow">
       <w:rPr>
@@ -11714,7 +11484,6 @@
     <w:qFormat/>
     <w:rsid w:val="00A32279"/>
     <w:tblPr>
-      <w:tblInd w:w="0" w:type="dxa"/>
       <w:tblBorders>
         <w:top w:val="single" w:sz="4" w:space="0" w:color="F4B184" w:themeColor="accent2" w:themeTint="97"/>
         <w:left w:val="single" w:sz="4" w:space="0" w:color="F4B184" w:themeColor="accent2" w:themeTint="97"/>
@@ -11723,12 +11492,6 @@
         <w:insideH w:val="single" w:sz="4" w:space="0" w:color="F4B184" w:themeColor="accent2" w:themeTint="97"/>
         <w:insideV w:val="single" w:sz="4" w:space="0" w:color="F4B184" w:themeColor="accent2" w:themeTint="97"/>
       </w:tblBorders>
-      <w:tblCellMar>
-        <w:top w:w="0" w:type="dxa"/>
-        <w:left w:w="108" w:type="dxa"/>
-        <w:bottom w:w="0" w:type="dxa"/>
-        <w:right w:w="108" w:type="dxa"/>
-      </w:tblCellMar>
     </w:tblPr>
     <w:tblStylePr w:type="firstRow">
       <w:rPr>
@@ -11792,7 +11555,6 @@
     <w:qFormat/>
     <w:rsid w:val="00A32279"/>
     <w:tblPr>
-      <w:tblInd w:w="0" w:type="dxa"/>
       <w:tblBorders>
         <w:top w:val="single" w:sz="4" w:space="0" w:color="A5A5A5" w:themeColor="accent3" w:themeTint="FE"/>
         <w:left w:val="single" w:sz="4" w:space="0" w:color="A5A5A5" w:themeColor="accent3" w:themeTint="FE"/>
@@ -11801,12 +11563,6 @@
         <w:insideH w:val="single" w:sz="4" w:space="0" w:color="A5A5A5" w:themeColor="accent3" w:themeTint="FE"/>
         <w:insideV w:val="single" w:sz="4" w:space="0" w:color="A5A5A5" w:themeColor="accent3" w:themeTint="FE"/>
       </w:tblBorders>
-      <w:tblCellMar>
-        <w:top w:w="0" w:type="dxa"/>
-        <w:left w:w="108" w:type="dxa"/>
-        <w:bottom w:w="0" w:type="dxa"/>
-        <w:right w:w="108" w:type="dxa"/>
-      </w:tblCellMar>
     </w:tblPr>
     <w:tblStylePr w:type="firstRow">
       <w:rPr>
@@ -11870,7 +11626,6 @@
     <w:qFormat/>
     <w:rsid w:val="00A32279"/>
     <w:tblPr>
-      <w:tblInd w:w="0" w:type="dxa"/>
       <w:tblBorders>
         <w:top w:val="single" w:sz="4" w:space="0" w:color="FFD865" w:themeColor="accent4" w:themeTint="9A"/>
         <w:left w:val="single" w:sz="4" w:space="0" w:color="FFD865" w:themeColor="accent4" w:themeTint="9A"/>
@@ -11879,12 +11634,6 @@
         <w:insideH w:val="single" w:sz="4" w:space="0" w:color="FFD865" w:themeColor="accent4" w:themeTint="9A"/>
         <w:insideV w:val="single" w:sz="4" w:space="0" w:color="FFD865" w:themeColor="accent4" w:themeTint="9A"/>
       </w:tblBorders>
-      <w:tblCellMar>
-        <w:top w:w="0" w:type="dxa"/>
-        <w:left w:w="108" w:type="dxa"/>
-        <w:bottom w:w="0" w:type="dxa"/>
-        <w:right w:w="108" w:type="dxa"/>
-      </w:tblCellMar>
     </w:tblPr>
     <w:tblStylePr w:type="firstRow">
       <w:rPr>
@@ -11948,7 +11697,6 @@
     <w:qFormat/>
     <w:rsid w:val="00A32279"/>
     <w:tblPr>
-      <w:tblInd w:w="0" w:type="dxa"/>
       <w:tblBorders>
         <w:top w:val="single" w:sz="4" w:space="0" w:color="5B9BD5" w:themeColor="accent5"/>
         <w:left w:val="single" w:sz="4" w:space="0" w:color="5B9BD5" w:themeColor="accent5"/>
@@ -11957,12 +11705,6 @@
         <w:insideH w:val="single" w:sz="4" w:space="0" w:color="5B9BD5" w:themeColor="accent5"/>
         <w:insideV w:val="single" w:sz="4" w:space="0" w:color="5B9BD5" w:themeColor="accent5"/>
       </w:tblBorders>
-      <w:tblCellMar>
-        <w:top w:w="0" w:type="dxa"/>
-        <w:left w:w="108" w:type="dxa"/>
-        <w:bottom w:w="0" w:type="dxa"/>
-        <w:right w:w="108" w:type="dxa"/>
-      </w:tblCellMar>
     </w:tblPr>
     <w:tblStylePr w:type="firstRow">
       <w:rPr>
@@ -12026,7 +11768,6 @@
     <w:qFormat/>
     <w:rsid w:val="00A32279"/>
     <w:tblPr>
-      <w:tblInd w:w="0" w:type="dxa"/>
       <w:tblBorders>
         <w:top w:val="single" w:sz="4" w:space="0" w:color="70AD47" w:themeColor="accent6"/>
         <w:left w:val="single" w:sz="4" w:space="0" w:color="70AD47" w:themeColor="accent6"/>
@@ -12035,12 +11776,6 @@
         <w:insideH w:val="single" w:sz="4" w:space="0" w:color="70AD47" w:themeColor="accent6"/>
         <w:insideV w:val="single" w:sz="4" w:space="0" w:color="70AD47" w:themeColor="accent6"/>
       </w:tblBorders>
-      <w:tblCellMar>
-        <w:top w:w="0" w:type="dxa"/>
-        <w:left w:w="108" w:type="dxa"/>
-        <w:bottom w:w="0" w:type="dxa"/>
-        <w:right w:w="108" w:type="dxa"/>
-      </w:tblCellMar>
     </w:tblPr>
     <w:tblStylePr w:type="firstRow">
       <w:rPr>
@@ -12104,19 +11839,12 @@
     <w:qFormat/>
     <w:rsid w:val="00A32279"/>
     <w:tblPr>
-      <w:tblInd w:w="0" w:type="dxa"/>
       <w:tblBorders>
         <w:bottom w:val="single" w:sz="4" w:space="0" w:color="7F7F7F" w:themeColor="text1" w:themeTint="80"/>
         <w:right w:val="single" w:sz="4" w:space="0" w:color="7F7F7F" w:themeColor="text1" w:themeTint="80"/>
         <w:insideH w:val="single" w:sz="4" w:space="0" w:color="7F7F7F" w:themeColor="text1" w:themeTint="80"/>
         <w:insideV w:val="single" w:sz="4" w:space="0" w:color="7F7F7F" w:themeColor="text1" w:themeTint="80"/>
       </w:tblBorders>
-      <w:tblCellMar>
-        <w:top w:w="0" w:type="dxa"/>
-        <w:left w:w="108" w:type="dxa"/>
-        <w:bottom w:w="0" w:type="dxa"/>
-        <w:right w:w="108" w:type="dxa"/>
-      </w:tblCellMar>
     </w:tblPr>
     <w:tblStylePr w:type="firstRow">
       <w:rPr>
@@ -12196,7 +11924,7 @@
     <w:tblStylePr w:type="band1Vert">
       <w:tblPr/>
       <w:tcPr>
-        <w:shd w:val="clear" w:color="F2F2F2" w:themeColor="text1" w:themeTint="D" w:fill="F2F2F2" w:themeFill="text1" w:themeFillTint="D"/>
+        <w:shd w:val="clear" w:color="F2F2F2" w:themeColor="text1" w:themeTint="0D" w:fill="F2F2F2" w:themeFill="text1" w:themeFillTint="0D"/>
       </w:tcPr>
     </w:tblStylePr>
     <w:tblStylePr w:type="band1Horz">
@@ -12207,7 +11935,7 @@
       </w:rPr>
       <w:tblPr/>
       <w:tcPr>
-        <w:shd w:val="clear" w:color="F2F2F2" w:themeColor="text1" w:themeTint="D" w:fill="F2F2F2" w:themeFill="text1" w:themeFillTint="D"/>
+        <w:shd w:val="clear" w:color="F2F2F2" w:themeColor="text1" w:themeTint="0D" w:fill="F2F2F2" w:themeFill="text1" w:themeFillTint="0D"/>
       </w:tcPr>
     </w:tblStylePr>
     <w:tblStylePr w:type="band2Horz">
@@ -12225,19 +11953,12 @@
     <w:qFormat/>
     <w:rsid w:val="00A32279"/>
     <w:tblPr>
-      <w:tblInd w:w="0" w:type="dxa"/>
       <w:tblBorders>
         <w:bottom w:val="single" w:sz="4" w:space="0" w:color="A0B7E1" w:themeColor="accent1" w:themeTint="80"/>
         <w:right w:val="single" w:sz="4" w:space="0" w:color="A0B7E1" w:themeColor="accent1" w:themeTint="80"/>
         <w:insideH w:val="single" w:sz="4" w:space="0" w:color="A0B7E1" w:themeColor="accent1" w:themeTint="80"/>
         <w:insideV w:val="single" w:sz="4" w:space="0" w:color="A0B7E1" w:themeColor="accent1" w:themeTint="80"/>
       </w:tblBorders>
-      <w:tblCellMar>
-        <w:top w:w="0" w:type="dxa"/>
-        <w:left w:w="108" w:type="dxa"/>
-        <w:bottom w:w="0" w:type="dxa"/>
-        <w:right w:w="108" w:type="dxa"/>
-      </w:tblCellMar>
     </w:tblPr>
     <w:tblStylePr w:type="firstRow">
       <w:rPr>
@@ -12346,19 +12067,12 @@
     <w:qFormat/>
     <w:rsid w:val="00A32279"/>
     <w:tblPr>
-      <w:tblInd w:w="0" w:type="dxa"/>
       <w:tblBorders>
         <w:bottom w:val="single" w:sz="4" w:space="0" w:color="F4B184" w:themeColor="accent2" w:themeTint="97"/>
         <w:right w:val="single" w:sz="4" w:space="0" w:color="F4B184" w:themeColor="accent2" w:themeTint="97"/>
         <w:insideH w:val="single" w:sz="4" w:space="0" w:color="F4B184" w:themeColor="accent2" w:themeTint="97"/>
         <w:insideV w:val="single" w:sz="4" w:space="0" w:color="F4B184" w:themeColor="accent2" w:themeTint="97"/>
       </w:tblBorders>
-      <w:tblCellMar>
-        <w:top w:w="0" w:type="dxa"/>
-        <w:left w:w="108" w:type="dxa"/>
-        <w:bottom w:w="0" w:type="dxa"/>
-        <w:right w:w="108" w:type="dxa"/>
-      </w:tblCellMar>
     </w:tblPr>
     <w:tblStylePr w:type="firstRow">
       <w:rPr>
@@ -12467,19 +12181,12 @@
     <w:qFormat/>
     <w:rsid w:val="00A32279"/>
     <w:tblPr>
-      <w:tblInd w:w="0" w:type="dxa"/>
       <w:tblBorders>
         <w:bottom w:val="single" w:sz="4" w:space="0" w:color="A5A5A5" w:themeColor="accent3" w:themeTint="FE"/>
         <w:right w:val="single" w:sz="4" w:space="0" w:color="A5A5A5" w:themeColor="accent3" w:themeTint="FE"/>
         <w:insideH w:val="single" w:sz="4" w:space="0" w:color="A5A5A5" w:themeColor="accent3" w:themeTint="FE"/>
         <w:insideV w:val="single" w:sz="4" w:space="0" w:color="A5A5A5" w:themeColor="accent3" w:themeTint="FE"/>
       </w:tblBorders>
-      <w:tblCellMar>
-        <w:top w:w="0" w:type="dxa"/>
-        <w:left w:w="108" w:type="dxa"/>
-        <w:bottom w:w="0" w:type="dxa"/>
-        <w:right w:w="108" w:type="dxa"/>
-      </w:tblCellMar>
     </w:tblPr>
     <w:tblStylePr w:type="firstRow">
       <w:rPr>
@@ -12588,19 +12295,12 @@
     <w:qFormat/>
     <w:rsid w:val="00A32279"/>
     <w:tblPr>
-      <w:tblInd w:w="0" w:type="dxa"/>
       <w:tblBorders>
         <w:bottom w:val="single" w:sz="4" w:space="0" w:color="FFD865" w:themeColor="accent4" w:themeTint="9A"/>
         <w:right w:val="single" w:sz="4" w:space="0" w:color="FFD865" w:themeColor="accent4" w:themeTint="9A"/>
         <w:insideH w:val="single" w:sz="4" w:space="0" w:color="FFD865" w:themeColor="accent4" w:themeTint="9A"/>
         <w:insideV w:val="single" w:sz="4" w:space="0" w:color="FFD865" w:themeColor="accent4" w:themeTint="9A"/>
       </w:tblBorders>
-      <w:tblCellMar>
-        <w:top w:w="0" w:type="dxa"/>
-        <w:left w:w="108" w:type="dxa"/>
-        <w:bottom w:w="0" w:type="dxa"/>
-        <w:right w:w="108" w:type="dxa"/>
-      </w:tblCellMar>
     </w:tblPr>
     <w:tblStylePr w:type="firstRow">
       <w:rPr>
@@ -12709,19 +12409,12 @@
     <w:qFormat/>
     <w:rsid w:val="00A32279"/>
     <w:tblPr>
-      <w:tblInd w:w="0" w:type="dxa"/>
       <w:tblBorders>
         <w:bottom w:val="single" w:sz="4" w:space="0" w:color="A2C6E7" w:themeColor="accent5" w:themeTint="90"/>
         <w:right w:val="single" w:sz="4" w:space="0" w:color="A2C6E7" w:themeColor="accent5" w:themeTint="90"/>
         <w:insideH w:val="single" w:sz="4" w:space="0" w:color="A2C6E7" w:themeColor="accent5" w:themeTint="90"/>
         <w:insideV w:val="single" w:sz="4" w:space="0" w:color="A2C6E7" w:themeColor="accent5" w:themeTint="90"/>
       </w:tblBorders>
-      <w:tblCellMar>
-        <w:top w:w="0" w:type="dxa"/>
-        <w:left w:w="108" w:type="dxa"/>
-        <w:bottom w:w="0" w:type="dxa"/>
-        <w:right w:w="108" w:type="dxa"/>
-      </w:tblCellMar>
     </w:tblPr>
     <w:tblStylePr w:type="firstRow">
       <w:rPr>
@@ -12830,19 +12523,12 @@
     <w:qFormat/>
     <w:rsid w:val="00A32279"/>
     <w:tblPr>
-      <w:tblInd w:w="0" w:type="dxa"/>
       <w:tblBorders>
         <w:bottom w:val="single" w:sz="4" w:space="0" w:color="ADD394" w:themeColor="accent6" w:themeTint="90"/>
         <w:right w:val="single" w:sz="4" w:space="0" w:color="ADD394" w:themeColor="accent6" w:themeTint="90"/>
         <w:insideH w:val="single" w:sz="4" w:space="0" w:color="ADD394" w:themeColor="accent6" w:themeTint="90"/>
         <w:insideV w:val="single" w:sz="4" w:space="0" w:color="ADD394" w:themeColor="accent6" w:themeTint="90"/>
       </w:tblBorders>
-      <w:tblCellMar>
-        <w:top w:w="0" w:type="dxa"/>
-        <w:left w:w="108" w:type="dxa"/>
-        <w:bottom w:w="0" w:type="dxa"/>
-        <w:right w:w="108" w:type="dxa"/>
-      </w:tblCellMar>
     </w:tblPr>
     <w:tblStylePr w:type="firstRow">
       <w:rPr>
@@ -12950,15 +12636,7 @@
     <w:uiPriority w:val="99"/>
     <w:qFormat/>
     <w:rsid w:val="00A32279"/>
-    <w:tblPr>
-      <w:tblInd w:w="0" w:type="dxa"/>
-      <w:tblCellMar>
-        <w:top w:w="0" w:type="dxa"/>
-        <w:left w:w="108" w:type="dxa"/>
-        <w:bottom w:w="0" w:type="dxa"/>
-        <w:right w:w="108" w:type="dxa"/>
-      </w:tblCellMar>
-    </w:tblPr>
+    <w:tblPr/>
     <w:tblStylePr w:type="firstRow">
       <w:rPr>
         <w:b/>
@@ -13020,15 +12698,7 @@
     <w:uiPriority w:val="99"/>
     <w:qFormat/>
     <w:rsid w:val="00A32279"/>
-    <w:tblPr>
-      <w:tblInd w:w="0" w:type="dxa"/>
-      <w:tblCellMar>
-        <w:top w:w="0" w:type="dxa"/>
-        <w:left w:w="108" w:type="dxa"/>
-        <w:bottom w:w="0" w:type="dxa"/>
-        <w:right w:w="108" w:type="dxa"/>
-      </w:tblCellMar>
-    </w:tblPr>
+    <w:tblPr/>
     <w:tblStylePr w:type="firstRow">
       <w:rPr>
         <w:b/>
@@ -13090,15 +12760,7 @@
     <w:uiPriority w:val="99"/>
     <w:qFormat/>
     <w:rsid w:val="00A32279"/>
-    <w:tblPr>
-      <w:tblInd w:w="0" w:type="dxa"/>
-      <w:tblCellMar>
-        <w:top w:w="0" w:type="dxa"/>
-        <w:left w:w="108" w:type="dxa"/>
-        <w:bottom w:w="0" w:type="dxa"/>
-        <w:right w:w="108" w:type="dxa"/>
-      </w:tblCellMar>
-    </w:tblPr>
+    <w:tblPr/>
     <w:tblStylePr w:type="firstRow">
       <w:rPr>
         <w:b/>
@@ -13160,15 +12822,7 @@
     <w:uiPriority w:val="99"/>
     <w:qFormat/>
     <w:rsid w:val="00A32279"/>
-    <w:tblPr>
-      <w:tblInd w:w="0" w:type="dxa"/>
-      <w:tblCellMar>
-        <w:top w:w="0" w:type="dxa"/>
-        <w:left w:w="108" w:type="dxa"/>
-        <w:bottom w:w="0" w:type="dxa"/>
-        <w:right w:w="108" w:type="dxa"/>
-      </w:tblCellMar>
-    </w:tblPr>
+    <w:tblPr/>
     <w:tblStylePr w:type="firstRow">
       <w:rPr>
         <w:b/>
@@ -13230,15 +12884,7 @@
     <w:uiPriority w:val="99"/>
     <w:qFormat/>
     <w:rsid w:val="00A32279"/>
-    <w:tblPr>
-      <w:tblInd w:w="0" w:type="dxa"/>
-      <w:tblCellMar>
-        <w:top w:w="0" w:type="dxa"/>
-        <w:left w:w="108" w:type="dxa"/>
-        <w:bottom w:w="0" w:type="dxa"/>
-        <w:right w:w="108" w:type="dxa"/>
-      </w:tblCellMar>
-    </w:tblPr>
+    <w:tblPr/>
     <w:tblStylePr w:type="firstRow">
       <w:rPr>
         <w:b/>
@@ -13300,15 +12946,7 @@
     <w:uiPriority w:val="99"/>
     <w:qFormat/>
     <w:rsid w:val="00A32279"/>
-    <w:tblPr>
-      <w:tblInd w:w="0" w:type="dxa"/>
-      <w:tblCellMar>
-        <w:top w:w="0" w:type="dxa"/>
-        <w:left w:w="108" w:type="dxa"/>
-        <w:bottom w:w="0" w:type="dxa"/>
-        <w:right w:w="108" w:type="dxa"/>
-      </w:tblCellMar>
-    </w:tblPr>
+    <w:tblPr/>
     <w:tblStylePr w:type="firstRow">
       <w:rPr>
         <w:b/>
@@ -13370,15 +13008,7 @@
     <w:uiPriority w:val="99"/>
     <w:qFormat/>
     <w:rsid w:val="00A32279"/>
-    <w:tblPr>
-      <w:tblInd w:w="0" w:type="dxa"/>
-      <w:tblCellMar>
-        <w:top w:w="0" w:type="dxa"/>
-        <w:left w:w="108" w:type="dxa"/>
-        <w:bottom w:w="0" w:type="dxa"/>
-        <w:right w:w="108" w:type="dxa"/>
-      </w:tblCellMar>
-    </w:tblPr>
+    <w:tblPr/>
     <w:tblStylePr w:type="firstRow">
       <w:rPr>
         <w:b/>
@@ -13441,18 +13071,11 @@
     <w:qFormat/>
     <w:rsid w:val="00A32279"/>
     <w:tblPr>
-      <w:tblInd w:w="0" w:type="dxa"/>
       <w:tblBorders>
         <w:top w:val="single" w:sz="4" w:space="0" w:color="6F6F6F" w:themeColor="text1" w:themeTint="90"/>
         <w:bottom w:val="single" w:sz="4" w:space="0" w:color="6F6F6F" w:themeColor="text1" w:themeTint="90"/>
         <w:insideH w:val="single" w:sz="4" w:space="0" w:color="6F6F6F" w:themeColor="text1" w:themeTint="90"/>
       </w:tblBorders>
-      <w:tblCellMar>
-        <w:top w:w="0" w:type="dxa"/>
-        <w:left w:w="108" w:type="dxa"/>
-        <w:bottom w:w="0" w:type="dxa"/>
-        <w:right w:w="108" w:type="dxa"/>
-      </w:tblCellMar>
     </w:tblPr>
     <w:tblStylePr w:type="firstRow">
       <w:rPr>
@@ -13534,18 +13157,11 @@
     <w:qFormat/>
     <w:rsid w:val="00A32279"/>
     <w:tblPr>
-      <w:tblInd w:w="0" w:type="dxa"/>
       <w:tblBorders>
         <w:top w:val="single" w:sz="4" w:space="0" w:color="95AFDD" w:themeColor="accent1" w:themeTint="90"/>
         <w:bottom w:val="single" w:sz="4" w:space="0" w:color="95AFDD" w:themeColor="accent1" w:themeTint="90"/>
         <w:insideH w:val="single" w:sz="4" w:space="0" w:color="95AFDD" w:themeColor="accent1" w:themeTint="90"/>
       </w:tblBorders>
-      <w:tblCellMar>
-        <w:top w:w="0" w:type="dxa"/>
-        <w:left w:w="108" w:type="dxa"/>
-        <w:bottom w:w="0" w:type="dxa"/>
-        <w:right w:w="108" w:type="dxa"/>
-      </w:tblCellMar>
     </w:tblPr>
     <w:tblStylePr w:type="firstRow">
       <w:rPr>
@@ -13627,18 +13243,11 @@
     <w:qFormat/>
     <w:rsid w:val="00A32279"/>
     <w:tblPr>
-      <w:tblInd w:w="0" w:type="dxa"/>
       <w:tblBorders>
         <w:top w:val="single" w:sz="4" w:space="0" w:color="F4B58A" w:themeColor="accent2" w:themeTint="90"/>
         <w:bottom w:val="single" w:sz="4" w:space="0" w:color="F4B58A" w:themeColor="accent2" w:themeTint="90"/>
         <w:insideH w:val="single" w:sz="4" w:space="0" w:color="F4B58A" w:themeColor="accent2" w:themeTint="90"/>
       </w:tblBorders>
-      <w:tblCellMar>
-        <w:top w:w="0" w:type="dxa"/>
-        <w:left w:w="108" w:type="dxa"/>
-        <w:bottom w:w="0" w:type="dxa"/>
-        <w:right w:w="108" w:type="dxa"/>
-      </w:tblCellMar>
     </w:tblPr>
     <w:tblStylePr w:type="firstRow">
       <w:rPr>
@@ -13720,18 +13329,11 @@
     <w:qFormat/>
     <w:rsid w:val="00A32279"/>
     <w:tblPr>
-      <w:tblInd w:w="0" w:type="dxa"/>
       <w:tblBorders>
         <w:top w:val="single" w:sz="4" w:space="0" w:color="CCCCCC" w:themeColor="accent3" w:themeTint="90"/>
         <w:bottom w:val="single" w:sz="4" w:space="0" w:color="CCCCCC" w:themeColor="accent3" w:themeTint="90"/>
         <w:insideH w:val="single" w:sz="4" w:space="0" w:color="CCCCCC" w:themeColor="accent3" w:themeTint="90"/>
       </w:tblBorders>
-      <w:tblCellMar>
-        <w:top w:w="0" w:type="dxa"/>
-        <w:left w:w="108" w:type="dxa"/>
-        <w:bottom w:w="0" w:type="dxa"/>
-        <w:right w:w="108" w:type="dxa"/>
-      </w:tblCellMar>
     </w:tblPr>
     <w:tblStylePr w:type="firstRow">
       <w:rPr>
@@ -13813,18 +13415,11 @@
     <w:qFormat/>
     <w:rsid w:val="00A32279"/>
     <w:tblPr>
-      <w:tblInd w:w="0" w:type="dxa"/>
       <w:tblBorders>
         <w:top w:val="single" w:sz="4" w:space="0" w:color="FFDB6F" w:themeColor="accent4" w:themeTint="90"/>
         <w:bottom w:val="single" w:sz="4" w:space="0" w:color="FFDB6F" w:themeColor="accent4" w:themeTint="90"/>
         <w:insideH w:val="single" w:sz="4" w:space="0" w:color="FFDB6F" w:themeColor="accent4" w:themeTint="90"/>
       </w:tblBorders>
-      <w:tblCellMar>
-        <w:top w:w="0" w:type="dxa"/>
-        <w:left w:w="108" w:type="dxa"/>
-        <w:bottom w:w="0" w:type="dxa"/>
-        <w:right w:w="108" w:type="dxa"/>
-      </w:tblCellMar>
     </w:tblPr>
     <w:tblStylePr w:type="firstRow">
       <w:rPr>
@@ -13906,18 +13501,11 @@
     <w:qFormat/>
     <w:rsid w:val="00A32279"/>
     <w:tblPr>
-      <w:tblInd w:w="0" w:type="dxa"/>
       <w:tblBorders>
         <w:top w:val="single" w:sz="4" w:space="0" w:color="A2C6E7" w:themeColor="accent5" w:themeTint="90"/>
         <w:bottom w:val="single" w:sz="4" w:space="0" w:color="A2C6E7" w:themeColor="accent5" w:themeTint="90"/>
         <w:insideH w:val="single" w:sz="4" w:space="0" w:color="A2C6E7" w:themeColor="accent5" w:themeTint="90"/>
       </w:tblBorders>
-      <w:tblCellMar>
-        <w:top w:w="0" w:type="dxa"/>
-        <w:left w:w="108" w:type="dxa"/>
-        <w:bottom w:w="0" w:type="dxa"/>
-        <w:right w:w="108" w:type="dxa"/>
-      </w:tblCellMar>
     </w:tblPr>
     <w:tblStylePr w:type="firstRow">
       <w:rPr>
@@ -13999,18 +13587,11 @@
     <w:qFormat/>
     <w:rsid w:val="00A32279"/>
     <w:tblPr>
-      <w:tblInd w:w="0" w:type="dxa"/>
       <w:tblBorders>
         <w:top w:val="single" w:sz="4" w:space="0" w:color="ADD394" w:themeColor="accent6" w:themeTint="90"/>
         <w:bottom w:val="single" w:sz="4" w:space="0" w:color="ADD394" w:themeColor="accent6" w:themeTint="90"/>
         <w:insideH w:val="single" w:sz="4" w:space="0" w:color="ADD394" w:themeColor="accent6" w:themeTint="90"/>
       </w:tblBorders>
-      <w:tblCellMar>
-        <w:top w:w="0" w:type="dxa"/>
-        <w:left w:w="108" w:type="dxa"/>
-        <w:bottom w:w="0" w:type="dxa"/>
-        <w:right w:w="108" w:type="dxa"/>
-      </w:tblCellMar>
     </w:tblPr>
     <w:tblStylePr w:type="firstRow">
       <w:rPr>
@@ -14092,19 +13673,12 @@
     <w:qFormat/>
     <w:rsid w:val="00A32279"/>
     <w:tblPr>
-      <w:tblInd w:w="0" w:type="dxa"/>
       <w:tblBorders>
         <w:top w:val="single" w:sz="4" w:space="0" w:color="000000" w:themeColor="text1"/>
         <w:left w:val="single" w:sz="4" w:space="0" w:color="000000" w:themeColor="text1"/>
         <w:bottom w:val="single" w:sz="4" w:space="0" w:color="000000" w:themeColor="text1"/>
         <w:right w:val="single" w:sz="4" w:space="0" w:color="000000" w:themeColor="text1"/>
       </w:tblBorders>
-      <w:tblCellMar>
-        <w:top w:w="0" w:type="dxa"/>
-        <w:left w:w="108" w:type="dxa"/>
-        <w:bottom w:w="0" w:type="dxa"/>
-        <w:right w:w="108" w:type="dxa"/>
-      </w:tblCellMar>
     </w:tblPr>
     <w:tblStylePr w:type="firstRow">
       <w:rPr>
@@ -14172,19 +13746,12 @@
     <w:qFormat/>
     <w:rsid w:val="00A32279"/>
     <w:tblPr>
-      <w:tblInd w:w="0" w:type="dxa"/>
       <w:tblBorders>
         <w:top w:val="single" w:sz="4" w:space="0" w:color="4472C4" w:themeColor="accent1"/>
         <w:left w:val="single" w:sz="4" w:space="0" w:color="4472C4" w:themeColor="accent1"/>
         <w:bottom w:val="single" w:sz="4" w:space="0" w:color="4472C4" w:themeColor="accent1"/>
         <w:right w:val="single" w:sz="4" w:space="0" w:color="4472C4" w:themeColor="accent1"/>
       </w:tblBorders>
-      <w:tblCellMar>
-        <w:top w:w="0" w:type="dxa"/>
-        <w:left w:w="108" w:type="dxa"/>
-        <w:bottom w:w="0" w:type="dxa"/>
-        <w:right w:w="108" w:type="dxa"/>
-      </w:tblCellMar>
     </w:tblPr>
     <w:tblStylePr w:type="firstRow">
       <w:rPr>
@@ -14252,19 +13819,12 @@
     <w:qFormat/>
     <w:rsid w:val="00A32279"/>
     <w:tblPr>
-      <w:tblInd w:w="0" w:type="dxa"/>
       <w:tblBorders>
         <w:top w:val="single" w:sz="4" w:space="0" w:color="F4B184" w:themeColor="accent2" w:themeTint="97"/>
         <w:left w:val="single" w:sz="4" w:space="0" w:color="F4B184" w:themeColor="accent2" w:themeTint="97"/>
         <w:bottom w:val="single" w:sz="4" w:space="0" w:color="F4B184" w:themeColor="accent2" w:themeTint="97"/>
         <w:right w:val="single" w:sz="4" w:space="0" w:color="F4B184" w:themeColor="accent2" w:themeTint="97"/>
       </w:tblBorders>
-      <w:tblCellMar>
-        <w:top w:w="0" w:type="dxa"/>
-        <w:left w:w="108" w:type="dxa"/>
-        <w:bottom w:w="0" w:type="dxa"/>
-        <w:right w:w="108" w:type="dxa"/>
-      </w:tblCellMar>
     </w:tblPr>
     <w:tblStylePr w:type="firstRow">
       <w:rPr>
@@ -14332,19 +13892,12 @@
     <w:qFormat/>
     <w:rsid w:val="00A32279"/>
     <w:tblPr>
-      <w:tblInd w:w="0" w:type="dxa"/>
       <w:tblBorders>
         <w:top w:val="single" w:sz="4" w:space="0" w:color="C9C9C9" w:themeColor="accent3" w:themeTint="98"/>
         <w:left w:val="single" w:sz="4" w:space="0" w:color="C9C9C9" w:themeColor="accent3" w:themeTint="98"/>
         <w:bottom w:val="single" w:sz="4" w:space="0" w:color="C9C9C9" w:themeColor="accent3" w:themeTint="98"/>
         <w:right w:val="single" w:sz="4" w:space="0" w:color="C9C9C9" w:themeColor="accent3" w:themeTint="98"/>
       </w:tblBorders>
-      <w:tblCellMar>
-        <w:top w:w="0" w:type="dxa"/>
-        <w:left w:w="108" w:type="dxa"/>
-        <w:bottom w:w="0" w:type="dxa"/>
-        <w:right w:w="108" w:type="dxa"/>
-      </w:tblCellMar>
     </w:tblPr>
     <w:tblStylePr w:type="firstRow">
       <w:rPr>
@@ -14412,19 +13965,12 @@
     <w:qFormat/>
     <w:rsid w:val="00A32279"/>
     <w:tblPr>
-      <w:tblInd w:w="0" w:type="dxa"/>
       <w:tblBorders>
         <w:top w:val="single" w:sz="4" w:space="0" w:color="FFD865" w:themeColor="accent4" w:themeTint="9A"/>
         <w:left w:val="single" w:sz="4" w:space="0" w:color="FFD865" w:themeColor="accent4" w:themeTint="9A"/>
         <w:bottom w:val="single" w:sz="4" w:space="0" w:color="FFD865" w:themeColor="accent4" w:themeTint="9A"/>
         <w:right w:val="single" w:sz="4" w:space="0" w:color="FFD865" w:themeColor="accent4" w:themeTint="9A"/>
       </w:tblBorders>
-      <w:tblCellMar>
-        <w:top w:w="0" w:type="dxa"/>
-        <w:left w:w="108" w:type="dxa"/>
-        <w:bottom w:w="0" w:type="dxa"/>
-        <w:right w:w="108" w:type="dxa"/>
-      </w:tblCellMar>
     </w:tblPr>
     <w:tblStylePr w:type="firstRow">
       <w:rPr>
@@ -14492,19 +14038,12 @@
     <w:qFormat/>
     <w:rsid w:val="00A32279"/>
     <w:tblPr>
-      <w:tblInd w:w="0" w:type="dxa"/>
       <w:tblBorders>
         <w:top w:val="single" w:sz="4" w:space="0" w:color="9BC2E5" w:themeColor="accent5" w:themeTint="9A"/>
         <w:left w:val="single" w:sz="4" w:space="0" w:color="9BC2E5" w:themeColor="accent5" w:themeTint="9A"/>
         <w:bottom w:val="single" w:sz="4" w:space="0" w:color="9BC2E5" w:themeColor="accent5" w:themeTint="9A"/>
         <w:right w:val="single" w:sz="4" w:space="0" w:color="9BC2E5" w:themeColor="accent5" w:themeTint="9A"/>
       </w:tblBorders>
-      <w:tblCellMar>
-        <w:top w:w="0" w:type="dxa"/>
-        <w:left w:w="108" w:type="dxa"/>
-        <w:bottom w:w="0" w:type="dxa"/>
-        <w:right w:w="108" w:type="dxa"/>
-      </w:tblCellMar>
     </w:tblPr>
     <w:tblStylePr w:type="firstRow">
       <w:rPr>
@@ -14572,19 +14111,12 @@
     <w:qFormat/>
     <w:rsid w:val="00A32279"/>
     <w:tblPr>
-      <w:tblInd w:w="0" w:type="dxa"/>
       <w:tblBorders>
         <w:top w:val="single" w:sz="4" w:space="0" w:color="A9D08E" w:themeColor="accent6" w:themeTint="98"/>
         <w:left w:val="single" w:sz="4" w:space="0" w:color="A9D08E" w:themeColor="accent6" w:themeTint="98"/>
         <w:bottom w:val="single" w:sz="4" w:space="0" w:color="A9D08E" w:themeColor="accent6" w:themeTint="98"/>
         <w:right w:val="single" w:sz="4" w:space="0" w:color="A9D08E" w:themeColor="accent6" w:themeTint="98"/>
       </w:tblBorders>
-      <w:tblCellMar>
-        <w:top w:w="0" w:type="dxa"/>
-        <w:left w:w="108" w:type="dxa"/>
-        <w:bottom w:w="0" w:type="dxa"/>
-        <w:right w:w="108" w:type="dxa"/>
-      </w:tblCellMar>
     </w:tblPr>
     <w:tblStylePr w:type="firstRow">
       <w:rPr>
@@ -14652,7 +14184,6 @@
     <w:qFormat/>
     <w:rsid w:val="00A32279"/>
     <w:tblPr>
-      <w:tblInd w:w="0" w:type="dxa"/>
       <w:tblBorders>
         <w:top w:val="single" w:sz="4" w:space="0" w:color="000000" w:themeColor="text1"/>
         <w:left w:val="single" w:sz="4" w:space="0" w:color="000000" w:themeColor="text1"/>
@@ -14660,12 +14191,6 @@
         <w:right w:val="single" w:sz="4" w:space="0" w:color="000000" w:themeColor="text1"/>
         <w:insideH w:val="single" w:sz="4" w:space="0" w:color="000000" w:themeColor="text1"/>
       </w:tblBorders>
-      <w:tblCellMar>
-        <w:top w:w="0" w:type="dxa"/>
-        <w:left w:w="108" w:type="dxa"/>
-        <w:bottom w:w="0" w:type="dxa"/>
-        <w:right w:w="108" w:type="dxa"/>
-      </w:tblCellMar>
     </w:tblPr>
     <w:tblStylePr w:type="firstRow">
       <w:rPr>
@@ -14727,7 +14252,6 @@
     <w:qFormat/>
     <w:rsid w:val="00A32279"/>
     <w:tblPr>
-      <w:tblInd w:w="0" w:type="dxa"/>
       <w:tblBorders>
         <w:top w:val="single" w:sz="4" w:space="0" w:color="95AFDD" w:themeColor="accent1" w:themeTint="90"/>
         <w:left w:val="single" w:sz="4" w:space="0" w:color="95AFDD" w:themeColor="accent1" w:themeTint="90"/>
@@ -14735,12 +14259,6 @@
         <w:right w:val="single" w:sz="4" w:space="0" w:color="95AFDD" w:themeColor="accent1" w:themeTint="90"/>
         <w:insideH w:val="single" w:sz="4" w:space="0" w:color="95AFDD" w:themeColor="accent1" w:themeTint="90"/>
       </w:tblBorders>
-      <w:tblCellMar>
-        <w:top w:w="0" w:type="dxa"/>
-        <w:left w:w="108" w:type="dxa"/>
-        <w:bottom w:w="0" w:type="dxa"/>
-        <w:right w:w="108" w:type="dxa"/>
-      </w:tblCellMar>
     </w:tblPr>
     <w:tblStylePr w:type="firstRow">
       <w:rPr>
@@ -14802,7 +14320,6 @@
     <w:qFormat/>
     <w:rsid w:val="00A32279"/>
     <w:tblPr>
-      <w:tblInd w:w="0" w:type="dxa"/>
       <w:tblBorders>
         <w:top w:val="single" w:sz="4" w:space="0" w:color="F4B58A" w:themeColor="accent2" w:themeTint="90"/>
         <w:left w:val="single" w:sz="4" w:space="0" w:color="F4B58A" w:themeColor="accent2" w:themeTint="90"/>
@@ -14810,12 +14327,6 @@
         <w:right w:val="single" w:sz="4" w:space="0" w:color="F4B58A" w:themeColor="accent2" w:themeTint="90"/>
         <w:insideH w:val="single" w:sz="4" w:space="0" w:color="F4B58A" w:themeColor="accent2" w:themeTint="90"/>
       </w:tblBorders>
-      <w:tblCellMar>
-        <w:top w:w="0" w:type="dxa"/>
-        <w:left w:w="108" w:type="dxa"/>
-        <w:bottom w:w="0" w:type="dxa"/>
-        <w:right w:w="108" w:type="dxa"/>
-      </w:tblCellMar>
     </w:tblPr>
     <w:tblStylePr w:type="firstRow">
       <w:rPr>
@@ -14877,7 +14388,6 @@
     <w:qFormat/>
     <w:rsid w:val="00A32279"/>
     <w:tblPr>
-      <w:tblInd w:w="0" w:type="dxa"/>
       <w:tblBorders>
         <w:top w:val="single" w:sz="4" w:space="0" w:color="CCCCCC" w:themeColor="accent3" w:themeTint="90"/>
         <w:left w:val="single" w:sz="4" w:space="0" w:color="CCCCCC" w:themeColor="accent3" w:themeTint="90"/>
@@ -14885,12 +14395,6 @@
         <w:right w:val="single" w:sz="4" w:space="0" w:color="CCCCCC" w:themeColor="accent3" w:themeTint="90"/>
         <w:insideH w:val="single" w:sz="4" w:space="0" w:color="CCCCCC" w:themeColor="accent3" w:themeTint="90"/>
       </w:tblBorders>
-      <w:tblCellMar>
-        <w:top w:w="0" w:type="dxa"/>
-        <w:left w:w="108" w:type="dxa"/>
-        <w:bottom w:w="0" w:type="dxa"/>
-        <w:right w:w="108" w:type="dxa"/>
-      </w:tblCellMar>
     </w:tblPr>
     <w:tblStylePr w:type="firstRow">
       <w:rPr>
@@ -14952,7 +14456,6 @@
     <w:qFormat/>
     <w:rsid w:val="00A32279"/>
     <w:tblPr>
-      <w:tblInd w:w="0" w:type="dxa"/>
       <w:tblBorders>
         <w:top w:val="single" w:sz="4" w:space="0" w:color="FFDB6F" w:themeColor="accent4" w:themeTint="90"/>
         <w:left w:val="single" w:sz="4" w:space="0" w:color="FFDB6F" w:themeColor="accent4" w:themeTint="90"/>
@@ -14960,12 +14463,6 @@
         <w:right w:val="single" w:sz="4" w:space="0" w:color="FFDB6F" w:themeColor="accent4" w:themeTint="90"/>
         <w:insideH w:val="single" w:sz="4" w:space="0" w:color="FFDB6F" w:themeColor="accent4" w:themeTint="90"/>
       </w:tblBorders>
-      <w:tblCellMar>
-        <w:top w:w="0" w:type="dxa"/>
-        <w:left w:w="108" w:type="dxa"/>
-        <w:bottom w:w="0" w:type="dxa"/>
-        <w:right w:w="108" w:type="dxa"/>
-      </w:tblCellMar>
     </w:tblPr>
     <w:tblStylePr w:type="firstRow">
       <w:rPr>
@@ -15027,7 +14524,6 @@
     <w:qFormat/>
     <w:rsid w:val="00A32279"/>
     <w:tblPr>
-      <w:tblInd w:w="0" w:type="dxa"/>
       <w:tblBorders>
         <w:top w:val="single" w:sz="4" w:space="0" w:color="A2C6E7" w:themeColor="accent5" w:themeTint="90"/>
         <w:left w:val="single" w:sz="4" w:space="0" w:color="A2C6E7" w:themeColor="accent5" w:themeTint="90"/>
@@ -15035,12 +14531,6 @@
         <w:right w:val="single" w:sz="4" w:space="0" w:color="A2C6E7" w:themeColor="accent5" w:themeTint="90"/>
         <w:insideH w:val="single" w:sz="4" w:space="0" w:color="A2C6E7" w:themeColor="accent5" w:themeTint="90"/>
       </w:tblBorders>
-      <w:tblCellMar>
-        <w:top w:w="0" w:type="dxa"/>
-        <w:left w:w="108" w:type="dxa"/>
-        <w:bottom w:w="0" w:type="dxa"/>
-        <w:right w:w="108" w:type="dxa"/>
-      </w:tblCellMar>
     </w:tblPr>
     <w:tblStylePr w:type="firstRow">
       <w:rPr>
@@ -15102,7 +14592,6 @@
     <w:qFormat/>
     <w:rsid w:val="00A32279"/>
     <w:tblPr>
-      <w:tblInd w:w="0" w:type="dxa"/>
       <w:tblBorders>
         <w:top w:val="single" w:sz="4" w:space="0" w:color="ADD394" w:themeColor="accent6" w:themeTint="90"/>
         <w:left w:val="single" w:sz="4" w:space="0" w:color="ADD394" w:themeColor="accent6" w:themeTint="90"/>
@@ -15110,12 +14599,6 @@
         <w:right w:val="single" w:sz="4" w:space="0" w:color="ADD394" w:themeColor="accent6" w:themeTint="90"/>
         <w:insideH w:val="single" w:sz="4" w:space="0" w:color="ADD394" w:themeColor="accent6" w:themeTint="90"/>
       </w:tblBorders>
-      <w:tblCellMar>
-        <w:top w:w="0" w:type="dxa"/>
-        <w:left w:w="108" w:type="dxa"/>
-        <w:bottom w:w="0" w:type="dxa"/>
-        <w:right w:w="108" w:type="dxa"/>
-      </w:tblCellMar>
     </w:tblPr>
     <w:tblStylePr w:type="firstRow">
       <w:rPr>
@@ -15177,19 +14660,12 @@
     <w:qFormat/>
     <w:rsid w:val="00A32279"/>
     <w:tblPr>
-      <w:tblInd w:w="0" w:type="dxa"/>
       <w:tblBorders>
         <w:top w:val="single" w:sz="32" w:space="0" w:color="7F7F7F" w:themeColor="text1" w:themeTint="80"/>
         <w:left w:val="single" w:sz="32" w:space="0" w:color="7F7F7F" w:themeColor="text1" w:themeTint="80"/>
         <w:bottom w:val="single" w:sz="32" w:space="0" w:color="7F7F7F" w:themeColor="text1" w:themeTint="80"/>
         <w:right w:val="single" w:sz="32" w:space="0" w:color="7F7F7F" w:themeColor="text1" w:themeTint="80"/>
       </w:tblBorders>
-      <w:tblCellMar>
-        <w:top w:w="0" w:type="dxa"/>
-        <w:left w:w="108" w:type="dxa"/>
-        <w:bottom w:w="0" w:type="dxa"/>
-        <w:right w:w="108" w:type="dxa"/>
-      </w:tblCellMar>
     </w:tblPr>
     <w:tblStylePr w:type="firstRow">
       <w:rPr>
@@ -15286,19 +14762,12 @@
     <w:qFormat/>
     <w:rsid w:val="00A32279"/>
     <w:tblPr>
-      <w:tblInd w:w="0" w:type="dxa"/>
       <w:tblBorders>
         <w:top w:val="single" w:sz="32" w:space="0" w:color="4472C4" w:themeColor="accent1"/>
         <w:left w:val="single" w:sz="32" w:space="0" w:color="4472C4" w:themeColor="accent1"/>
         <w:bottom w:val="single" w:sz="32" w:space="0" w:color="4472C4" w:themeColor="accent1"/>
         <w:right w:val="single" w:sz="32" w:space="0" w:color="4472C4" w:themeColor="accent1"/>
       </w:tblBorders>
-      <w:tblCellMar>
-        <w:top w:w="0" w:type="dxa"/>
-        <w:left w:w="108" w:type="dxa"/>
-        <w:bottom w:w="0" w:type="dxa"/>
-        <w:right w:w="108" w:type="dxa"/>
-      </w:tblCellMar>
     </w:tblPr>
     <w:tblStylePr w:type="firstRow">
       <w:rPr>
@@ -15395,19 +14864,12 @@
     <w:qFormat/>
     <w:rsid w:val="00A32279"/>
     <w:tblPr>
-      <w:tblInd w:w="0" w:type="dxa"/>
       <w:tblBorders>
         <w:top w:val="single" w:sz="32" w:space="0" w:color="F4B184" w:themeColor="accent2" w:themeTint="97"/>
         <w:left w:val="single" w:sz="32" w:space="0" w:color="F4B184" w:themeColor="accent2" w:themeTint="97"/>
         <w:bottom w:val="single" w:sz="32" w:space="0" w:color="F4B184" w:themeColor="accent2" w:themeTint="97"/>
         <w:right w:val="single" w:sz="32" w:space="0" w:color="F4B184" w:themeColor="accent2" w:themeTint="97"/>
       </w:tblBorders>
-      <w:tblCellMar>
-        <w:top w:w="0" w:type="dxa"/>
-        <w:left w:w="108" w:type="dxa"/>
-        <w:bottom w:w="0" w:type="dxa"/>
-        <w:right w:w="108" w:type="dxa"/>
-      </w:tblCellMar>
     </w:tblPr>
     <w:tblStylePr w:type="firstRow">
       <w:rPr>
@@ -15504,19 +14966,12 @@
     <w:qFormat/>
     <w:rsid w:val="00A32279"/>
     <w:tblPr>
-      <w:tblInd w:w="0" w:type="dxa"/>
       <w:tblBorders>
         <w:top w:val="single" w:sz="32" w:space="0" w:color="C9C9C9" w:themeColor="accent3" w:themeTint="98"/>
         <w:left w:val="single" w:sz="32" w:space="0" w:color="C9C9C9" w:themeColor="accent3" w:themeTint="98"/>
         <w:bottom w:val="single" w:sz="32" w:space="0" w:color="C9C9C9" w:themeColor="accent3" w:themeTint="98"/>
         <w:right w:val="single" w:sz="32" w:space="0" w:color="C9C9C9" w:themeColor="accent3" w:themeTint="98"/>
       </w:tblBorders>
-      <w:tblCellMar>
-        <w:top w:w="0" w:type="dxa"/>
-        <w:left w:w="108" w:type="dxa"/>
-        <w:bottom w:w="0" w:type="dxa"/>
-        <w:right w:w="108" w:type="dxa"/>
-      </w:tblCellMar>
     </w:tblPr>
     <w:tblStylePr w:type="firstRow">
       <w:rPr>
@@ -15613,19 +15068,12 @@
     <w:qFormat/>
     <w:rsid w:val="00A32279"/>
     <w:tblPr>
-      <w:tblInd w:w="0" w:type="dxa"/>
       <w:tblBorders>
         <w:top w:val="single" w:sz="32" w:space="0" w:color="FFD865" w:themeColor="accent4" w:themeTint="9A"/>
         <w:left w:val="single" w:sz="32" w:space="0" w:color="FFD865" w:themeColor="accent4" w:themeTint="9A"/>
         <w:bottom w:val="single" w:sz="32" w:space="0" w:color="FFD865" w:themeColor="accent4" w:themeTint="9A"/>
         <w:right w:val="single" w:sz="32" w:space="0" w:color="FFD865" w:themeColor="accent4" w:themeTint="9A"/>
       </w:tblBorders>
-      <w:tblCellMar>
-        <w:top w:w="0" w:type="dxa"/>
-        <w:left w:w="108" w:type="dxa"/>
-        <w:bottom w:w="0" w:type="dxa"/>
-        <w:right w:w="108" w:type="dxa"/>
-      </w:tblCellMar>
     </w:tblPr>
     <w:tblStylePr w:type="firstRow">
       <w:rPr>
@@ -15722,19 +15170,12 @@
     <w:qFormat/>
     <w:rsid w:val="00A32279"/>
     <w:tblPr>
-      <w:tblInd w:w="0" w:type="dxa"/>
       <w:tblBorders>
         <w:top w:val="single" w:sz="32" w:space="0" w:color="9BC2E5" w:themeColor="accent5" w:themeTint="9A"/>
         <w:left w:val="single" w:sz="32" w:space="0" w:color="9BC2E5" w:themeColor="accent5" w:themeTint="9A"/>
         <w:bottom w:val="single" w:sz="32" w:space="0" w:color="9BC2E5" w:themeColor="accent5" w:themeTint="9A"/>
         <w:right w:val="single" w:sz="32" w:space="0" w:color="9BC2E5" w:themeColor="accent5" w:themeTint="9A"/>
       </w:tblBorders>
-      <w:tblCellMar>
-        <w:top w:w="0" w:type="dxa"/>
-        <w:left w:w="108" w:type="dxa"/>
-        <w:bottom w:w="0" w:type="dxa"/>
-        <w:right w:w="108" w:type="dxa"/>
-      </w:tblCellMar>
     </w:tblPr>
     <w:tblStylePr w:type="firstRow">
       <w:rPr>
@@ -15831,19 +15272,12 @@
     <w:qFormat/>
     <w:rsid w:val="00A32279"/>
     <w:tblPr>
-      <w:tblInd w:w="0" w:type="dxa"/>
       <w:tblBorders>
         <w:top w:val="single" w:sz="32" w:space="0" w:color="A9D08E" w:themeColor="accent6" w:themeTint="98"/>
         <w:left w:val="single" w:sz="32" w:space="0" w:color="A9D08E" w:themeColor="accent6" w:themeTint="98"/>
         <w:bottom w:val="single" w:sz="32" w:space="0" w:color="A9D08E" w:themeColor="accent6" w:themeTint="98"/>
         <w:right w:val="single" w:sz="32" w:space="0" w:color="A9D08E" w:themeColor="accent6" w:themeTint="98"/>
       </w:tblBorders>
-      <w:tblCellMar>
-        <w:top w:w="0" w:type="dxa"/>
-        <w:left w:w="108" w:type="dxa"/>
-        <w:bottom w:w="0" w:type="dxa"/>
-        <w:right w:w="108" w:type="dxa"/>
-      </w:tblCellMar>
     </w:tblPr>
     <w:tblStylePr w:type="firstRow">
       <w:rPr>
@@ -15940,17 +15374,10 @@
     <w:qFormat/>
     <w:rsid w:val="00A32279"/>
     <w:tblPr>
-      <w:tblInd w:w="0" w:type="dxa"/>
       <w:tblBorders>
         <w:top w:val="single" w:sz="4" w:space="0" w:color="7F7F7F" w:themeColor="text1" w:themeTint="80"/>
         <w:bottom w:val="single" w:sz="4" w:space="0" w:color="7F7F7F" w:themeColor="text1" w:themeTint="80"/>
       </w:tblBorders>
-      <w:tblCellMar>
-        <w:top w:w="0" w:type="dxa"/>
-        <w:left w:w="108" w:type="dxa"/>
-        <w:bottom w:w="0" w:type="dxa"/>
-        <w:right w:w="108" w:type="dxa"/>
-      </w:tblCellMar>
     </w:tblPr>
     <w:tblStylePr w:type="firstRow">
       <w:rPr>
@@ -16020,17 +15447,10 @@
     <w:qFormat/>
     <w:rsid w:val="00A32279"/>
     <w:tblPr>
-      <w:tblInd w:w="0" w:type="dxa"/>
       <w:tblBorders>
         <w:top w:val="single" w:sz="4" w:space="0" w:color="4472C4" w:themeColor="accent1"/>
         <w:bottom w:val="single" w:sz="4" w:space="0" w:color="4472C4" w:themeColor="accent1"/>
       </w:tblBorders>
-      <w:tblCellMar>
-        <w:top w:w="0" w:type="dxa"/>
-        <w:left w:w="108" w:type="dxa"/>
-        <w:bottom w:w="0" w:type="dxa"/>
-        <w:right w:w="108" w:type="dxa"/>
-      </w:tblCellMar>
     </w:tblPr>
     <w:tblStylePr w:type="firstRow">
       <w:rPr>
@@ -16100,17 +15520,10 @@
     <w:qFormat/>
     <w:rsid w:val="00A32279"/>
     <w:tblPr>
-      <w:tblInd w:w="0" w:type="dxa"/>
       <w:tblBorders>
         <w:top w:val="single" w:sz="4" w:space="0" w:color="F4B184" w:themeColor="accent2" w:themeTint="97"/>
         <w:bottom w:val="single" w:sz="4" w:space="0" w:color="F4B184" w:themeColor="accent2" w:themeTint="97"/>
       </w:tblBorders>
-      <w:tblCellMar>
-        <w:top w:w="0" w:type="dxa"/>
-        <w:left w:w="108" w:type="dxa"/>
-        <w:bottom w:w="0" w:type="dxa"/>
-        <w:right w:w="108" w:type="dxa"/>
-      </w:tblCellMar>
     </w:tblPr>
     <w:tblStylePr w:type="firstRow">
       <w:rPr>
@@ -16180,17 +15593,10 @@
     <w:qFormat/>
     <w:rsid w:val="00A32279"/>
     <w:tblPr>
-      <w:tblInd w:w="0" w:type="dxa"/>
       <w:tblBorders>
         <w:top w:val="single" w:sz="4" w:space="0" w:color="C9C9C9" w:themeColor="accent3" w:themeTint="98"/>
         <w:bottom w:val="single" w:sz="4" w:space="0" w:color="C9C9C9" w:themeColor="accent3" w:themeTint="98"/>
       </w:tblBorders>
-      <w:tblCellMar>
-        <w:top w:w="0" w:type="dxa"/>
-        <w:left w:w="108" w:type="dxa"/>
-        <w:bottom w:w="0" w:type="dxa"/>
-        <w:right w:w="108" w:type="dxa"/>
-      </w:tblCellMar>
     </w:tblPr>
     <w:tblStylePr w:type="firstRow">
       <w:rPr>
@@ -16260,17 +15666,10 @@
     <w:qFormat/>
     <w:rsid w:val="00A32279"/>
     <w:tblPr>
-      <w:tblInd w:w="0" w:type="dxa"/>
       <w:tblBorders>
         <w:top w:val="single" w:sz="4" w:space="0" w:color="FFD865" w:themeColor="accent4" w:themeTint="9A"/>
         <w:bottom w:val="single" w:sz="4" w:space="0" w:color="FFD865" w:themeColor="accent4" w:themeTint="9A"/>
       </w:tblBorders>
-      <w:tblCellMar>
-        <w:top w:w="0" w:type="dxa"/>
-        <w:left w:w="108" w:type="dxa"/>
-        <w:bottom w:w="0" w:type="dxa"/>
-        <w:right w:w="108" w:type="dxa"/>
-      </w:tblCellMar>
     </w:tblPr>
     <w:tblStylePr w:type="firstRow">
       <w:rPr>
@@ -16340,17 +15739,10 @@
     <w:qFormat/>
     <w:rsid w:val="00A32279"/>
     <w:tblPr>
-      <w:tblInd w:w="0" w:type="dxa"/>
       <w:tblBorders>
         <w:top w:val="single" w:sz="4" w:space="0" w:color="9BC2E5" w:themeColor="accent5" w:themeTint="9A"/>
         <w:bottom w:val="single" w:sz="4" w:space="0" w:color="9BC2E5" w:themeColor="accent5" w:themeTint="9A"/>
       </w:tblBorders>
-      <w:tblCellMar>
-        <w:top w:w="0" w:type="dxa"/>
-        <w:left w:w="108" w:type="dxa"/>
-        <w:bottom w:w="0" w:type="dxa"/>
-        <w:right w:w="108" w:type="dxa"/>
-      </w:tblCellMar>
     </w:tblPr>
     <w:tblStylePr w:type="firstRow">
       <w:rPr>
@@ -16419,17 +15811,10 @@
     <w:uiPriority w:val="99"/>
     <w:rsid w:val="00A32279"/>
     <w:tblPr>
-      <w:tblInd w:w="0" w:type="dxa"/>
       <w:tblBorders>
         <w:top w:val="single" w:sz="4" w:space="0" w:color="A9D08E" w:themeColor="accent6" w:themeTint="98"/>
         <w:bottom w:val="single" w:sz="4" w:space="0" w:color="A9D08E" w:themeColor="accent6" w:themeTint="98"/>
       </w:tblBorders>
-      <w:tblCellMar>
-        <w:top w:w="0" w:type="dxa"/>
-        <w:left w:w="108" w:type="dxa"/>
-        <w:bottom w:w="0" w:type="dxa"/>
-        <w:right w:w="108" w:type="dxa"/>
-      </w:tblCellMar>
     </w:tblPr>
     <w:tblStylePr w:type="firstRow">
       <w:rPr>
@@ -16499,16 +15884,9 @@
     <w:qFormat/>
     <w:rsid w:val="00A32279"/>
     <w:tblPr>
-      <w:tblInd w:w="0" w:type="dxa"/>
       <w:tblBorders>
         <w:right w:val="single" w:sz="4" w:space="0" w:color="7F7F7F" w:themeColor="text1" w:themeTint="80"/>
       </w:tblBorders>
-      <w:tblCellMar>
-        <w:top w:w="0" w:type="dxa"/>
-        <w:left w:w="108" w:type="dxa"/>
-        <w:bottom w:w="0" w:type="dxa"/>
-        <w:right w:w="108" w:type="dxa"/>
-      </w:tblCellMar>
     </w:tblPr>
     <w:tblStylePr w:type="firstRow">
       <w:rPr>
@@ -16617,16 +15995,9 @@
     <w:qFormat/>
     <w:rsid w:val="00A32279"/>
     <w:tblPr>
-      <w:tblInd w:w="0" w:type="dxa"/>
       <w:tblBorders>
         <w:right w:val="single" w:sz="4" w:space="0" w:color="4472C4" w:themeColor="accent1"/>
       </w:tblBorders>
-      <w:tblCellMar>
-        <w:top w:w="0" w:type="dxa"/>
-        <w:left w:w="108" w:type="dxa"/>
-        <w:bottom w:w="0" w:type="dxa"/>
-        <w:right w:w="108" w:type="dxa"/>
-      </w:tblCellMar>
     </w:tblPr>
     <w:tblStylePr w:type="firstRow">
       <w:rPr>
@@ -16735,16 +16106,9 @@
     <w:qFormat/>
     <w:rsid w:val="00A32279"/>
     <w:tblPr>
-      <w:tblInd w:w="0" w:type="dxa"/>
       <w:tblBorders>
         <w:right w:val="single" w:sz="4" w:space="0" w:color="F4B184" w:themeColor="accent2" w:themeTint="97"/>
       </w:tblBorders>
-      <w:tblCellMar>
-        <w:top w:w="0" w:type="dxa"/>
-        <w:left w:w="108" w:type="dxa"/>
-        <w:bottom w:w="0" w:type="dxa"/>
-        <w:right w:w="108" w:type="dxa"/>
-      </w:tblCellMar>
     </w:tblPr>
     <w:tblStylePr w:type="firstRow">
       <w:rPr>
@@ -16853,16 +16217,9 @@
     <w:qFormat/>
     <w:rsid w:val="00A32279"/>
     <w:tblPr>
-      <w:tblInd w:w="0" w:type="dxa"/>
       <w:tblBorders>
         <w:right w:val="single" w:sz="4" w:space="0" w:color="C9C9C9" w:themeColor="accent3" w:themeTint="98"/>
       </w:tblBorders>
-      <w:tblCellMar>
-        <w:top w:w="0" w:type="dxa"/>
-        <w:left w:w="108" w:type="dxa"/>
-        <w:bottom w:w="0" w:type="dxa"/>
-        <w:right w:w="108" w:type="dxa"/>
-      </w:tblCellMar>
     </w:tblPr>
     <w:tblStylePr w:type="firstRow">
       <w:rPr>
@@ -16970,16 +16327,9 @@
     <w:uiPriority w:val="99"/>
     <w:rsid w:val="00A32279"/>
     <w:tblPr>
-      <w:tblInd w:w="0" w:type="dxa"/>
       <w:tblBorders>
         <w:right w:val="single" w:sz="4" w:space="0" w:color="FFD865" w:themeColor="accent4" w:themeTint="9A"/>
       </w:tblBorders>
-      <w:tblCellMar>
-        <w:top w:w="0" w:type="dxa"/>
-        <w:left w:w="108" w:type="dxa"/>
-        <w:bottom w:w="0" w:type="dxa"/>
-        <w:right w:w="108" w:type="dxa"/>
-      </w:tblCellMar>
     </w:tblPr>
     <w:tblStylePr w:type="firstRow">
       <w:rPr>
@@ -17088,16 +16438,9 @@
     <w:qFormat/>
     <w:rsid w:val="00A32279"/>
     <w:tblPr>
-      <w:tblInd w:w="0" w:type="dxa"/>
       <w:tblBorders>
         <w:right w:val="single" w:sz="4" w:space="0" w:color="9BC2E5" w:themeColor="accent5" w:themeTint="9A"/>
       </w:tblBorders>
-      <w:tblCellMar>
-        <w:top w:w="0" w:type="dxa"/>
-        <w:left w:w="108" w:type="dxa"/>
-        <w:bottom w:w="0" w:type="dxa"/>
-        <w:right w:w="108" w:type="dxa"/>
-      </w:tblCellMar>
     </w:tblPr>
     <w:tblStylePr w:type="firstRow">
       <w:rPr>
@@ -17205,16 +16548,9 @@
     <w:uiPriority w:val="99"/>
     <w:rsid w:val="00A32279"/>
     <w:tblPr>
-      <w:tblInd w:w="0" w:type="dxa"/>
       <w:tblBorders>
         <w:right w:val="single" w:sz="4" w:space="0" w:color="A9D08E" w:themeColor="accent6" w:themeTint="98"/>
       </w:tblBorders>
-      <w:tblCellMar>
-        <w:top w:w="0" w:type="dxa"/>
-        <w:left w:w="108" w:type="dxa"/>
-        <w:bottom w:w="0" w:type="dxa"/>
-        <w:right w:w="108" w:type="dxa"/>
-      </w:tblCellMar>
     </w:tblPr>
     <w:tblStylePr w:type="firstRow">
       <w:rPr>
@@ -17325,15 +16661,7 @@
     <w:rPr>
       <w:color w:val="404040"/>
     </w:rPr>
-    <w:tblPr>
-      <w:tblInd w:w="0" w:type="dxa"/>
-      <w:tblCellMar>
-        <w:top w:w="0" w:type="dxa"/>
-        <w:left w:w="108" w:type="dxa"/>
-        <w:bottom w:w="0" w:type="dxa"/>
-        <w:right w:w="108" w:type="dxa"/>
-      </w:tblCellMar>
-    </w:tblPr>
+    <w:tblPr/>
     <w:tblStylePr w:type="firstRow">
       <w:rPr>
         <w:rFonts w:ascii="Arial" w:hAnsi="Arial"/>
@@ -17393,7 +16721,7 @@
       </w:rPr>
       <w:tblPr/>
       <w:tcPr>
-        <w:shd w:val="clear" w:color="F2F2F2" w:themeColor="text1" w:themeTint="D" w:fill="F2F2F2" w:themeFill="text1" w:themeFillTint="D"/>
+        <w:shd w:val="clear" w:color="F2F2F2" w:themeColor="text1" w:themeTint="0D" w:fill="F2F2F2" w:themeFill="text1" w:themeFillTint="0D"/>
       </w:tcPr>
     </w:tblStylePr>
     <w:tblStylePr w:type="band1Horz">
@@ -17411,7 +16739,7 @@
       </w:rPr>
       <w:tblPr/>
       <w:tcPr>
-        <w:shd w:val="clear" w:color="F2F2F2" w:themeColor="text1" w:themeTint="D" w:fill="F2F2F2" w:themeFill="text1" w:themeFillTint="D"/>
+        <w:shd w:val="clear" w:color="F2F2F2" w:themeColor="text1" w:themeTint="0D" w:fill="F2F2F2" w:themeFill="text1" w:themeFillTint="0D"/>
       </w:tcPr>
     </w:tblStylePr>
   </w:style>
@@ -17424,15 +16752,7 @@
     <w:rPr>
       <w:color w:val="404040"/>
     </w:rPr>
-    <w:tblPr>
-      <w:tblInd w:w="0" w:type="dxa"/>
-      <w:tblCellMar>
-        <w:top w:w="0" w:type="dxa"/>
-        <w:left w:w="108" w:type="dxa"/>
-        <w:bottom w:w="0" w:type="dxa"/>
-        <w:right w:w="108" w:type="dxa"/>
-      </w:tblCellMar>
-    </w:tblPr>
+    <w:tblPr/>
     <w:tblStylePr w:type="firstRow">
       <w:rPr>
         <w:rFonts w:ascii="Arial" w:hAnsi="Arial"/>
@@ -17522,15 +16842,7 @@
     <w:rPr>
       <w:color w:val="404040"/>
     </w:rPr>
-    <w:tblPr>
-      <w:tblInd w:w="0" w:type="dxa"/>
-      <w:tblCellMar>
-        <w:top w:w="0" w:type="dxa"/>
-        <w:left w:w="108" w:type="dxa"/>
-        <w:bottom w:w="0" w:type="dxa"/>
-        <w:right w:w="108" w:type="dxa"/>
-      </w:tblCellMar>
-    </w:tblPr>
+    <w:tblPr/>
     <w:tblStylePr w:type="firstRow">
       <w:rPr>
         <w:rFonts w:ascii="Arial" w:hAnsi="Arial"/>
@@ -17621,15 +16933,7 @@
     <w:rPr>
       <w:color w:val="404040"/>
     </w:rPr>
-    <w:tblPr>
-      <w:tblInd w:w="0" w:type="dxa"/>
-      <w:tblCellMar>
-        <w:top w:w="0" w:type="dxa"/>
-        <w:left w:w="108" w:type="dxa"/>
-        <w:bottom w:w="0" w:type="dxa"/>
-        <w:right w:w="108" w:type="dxa"/>
-      </w:tblCellMar>
-    </w:tblPr>
+    <w:tblPr/>
     <w:tblStylePr w:type="firstRow">
       <w:rPr>
         <w:rFonts w:ascii="Arial" w:hAnsi="Arial"/>
@@ -17720,15 +17024,7 @@
     <w:rPr>
       <w:color w:val="404040"/>
     </w:rPr>
-    <w:tblPr>
-      <w:tblInd w:w="0" w:type="dxa"/>
-      <w:tblCellMar>
-        <w:top w:w="0" w:type="dxa"/>
-        <w:left w:w="108" w:type="dxa"/>
-        <w:bottom w:w="0" w:type="dxa"/>
-        <w:right w:w="108" w:type="dxa"/>
-      </w:tblCellMar>
-    </w:tblPr>
+    <w:tblPr/>
     <w:tblStylePr w:type="firstRow">
       <w:rPr>
         <w:rFonts w:ascii="Arial" w:hAnsi="Arial"/>
@@ -17819,15 +17115,7 @@
     <w:rPr>
       <w:color w:val="404040"/>
     </w:rPr>
-    <w:tblPr>
-      <w:tblInd w:w="0" w:type="dxa"/>
-      <w:tblCellMar>
-        <w:top w:w="0" w:type="dxa"/>
-        <w:left w:w="108" w:type="dxa"/>
-        <w:bottom w:w="0" w:type="dxa"/>
-        <w:right w:w="108" w:type="dxa"/>
-      </w:tblCellMar>
-    </w:tblPr>
+    <w:tblPr/>
     <w:tblStylePr w:type="firstRow">
       <w:rPr>
         <w:rFonts w:ascii="Arial" w:hAnsi="Arial"/>
@@ -17918,15 +17206,7 @@
     <w:rPr>
       <w:color w:val="404040"/>
     </w:rPr>
-    <w:tblPr>
-      <w:tblInd w:w="0" w:type="dxa"/>
-      <w:tblCellMar>
-        <w:top w:w="0" w:type="dxa"/>
-        <w:left w:w="108" w:type="dxa"/>
-        <w:bottom w:w="0" w:type="dxa"/>
-        <w:right w:w="108" w:type="dxa"/>
-      </w:tblCellMar>
-    </w:tblPr>
+    <w:tblPr/>
     <w:tblStylePr w:type="firstRow">
       <w:rPr>
         <w:rFonts w:ascii="Arial" w:hAnsi="Arial"/>
@@ -18018,7 +17298,6 @@
       <w:color w:val="404040"/>
     </w:rPr>
     <w:tblPr>
-      <w:tblInd w:w="0" w:type="dxa"/>
       <w:tblBorders>
         <w:top w:val="single" w:sz="4" w:space="0" w:color="595959" w:themeColor="text1" w:themeTint="A6"/>
         <w:left w:val="single" w:sz="4" w:space="0" w:color="595959" w:themeColor="text1" w:themeTint="A6"/>
@@ -18027,12 +17306,6 @@
         <w:insideH w:val="single" w:sz="4" w:space="0" w:color="595959" w:themeColor="text1" w:themeTint="A6"/>
         <w:insideV w:val="single" w:sz="4" w:space="0" w:color="595959" w:themeColor="text1" w:themeTint="A6"/>
       </w:tblBorders>
-      <w:tblCellMar>
-        <w:top w:w="0" w:type="dxa"/>
-        <w:left w:w="108" w:type="dxa"/>
-        <w:bottom w:w="0" w:type="dxa"/>
-        <w:right w:w="108" w:type="dxa"/>
-      </w:tblCellMar>
     </w:tblPr>
     <w:tblStylePr w:type="firstRow">
       <w:rPr>
@@ -18093,7 +17366,7 @@
       </w:rPr>
       <w:tblPr/>
       <w:tcPr>
-        <w:shd w:val="clear" w:color="F2F2F2" w:themeColor="text1" w:themeTint="D" w:fill="F2F2F2" w:themeFill="text1" w:themeFillTint="D"/>
+        <w:shd w:val="clear" w:color="F2F2F2" w:themeColor="text1" w:themeTint="0D" w:fill="F2F2F2" w:themeFill="text1" w:themeFillTint="0D"/>
       </w:tcPr>
     </w:tblStylePr>
     <w:tblStylePr w:type="band1Horz">
@@ -18111,7 +17384,7 @@
       </w:rPr>
       <w:tblPr/>
       <w:tcPr>
-        <w:shd w:val="clear" w:color="F2F2F2" w:themeColor="text1" w:themeTint="D" w:fill="F2F2F2" w:themeFill="text1" w:themeFillTint="D"/>
+        <w:shd w:val="clear" w:color="F2F2F2" w:themeColor="text1" w:themeTint="0D" w:fill="F2F2F2" w:themeFill="text1" w:themeFillTint="0D"/>
       </w:tcPr>
     </w:tblStylePr>
   </w:style>
@@ -18125,7 +17398,6 @@
       <w:color w:val="404040"/>
     </w:rPr>
     <w:tblPr>
-      <w:tblInd w:w="0" w:type="dxa"/>
       <w:tblBorders>
         <w:top w:val="single" w:sz="4" w:space="0" w:color="254175" w:themeColor="accent1" w:themeShade="95"/>
         <w:left w:val="single" w:sz="4" w:space="0" w:color="254175" w:themeColor="accent1" w:themeShade="95"/>
@@ -18134,12 +17406,6 @@
         <w:insideH w:val="single" w:sz="4" w:space="0" w:color="254175" w:themeColor="accent1" w:themeShade="95"/>
         <w:insideV w:val="single" w:sz="4" w:space="0" w:color="254175" w:themeColor="accent1" w:themeShade="95"/>
       </w:tblBorders>
-      <w:tblCellMar>
-        <w:top w:w="0" w:type="dxa"/>
-        <w:left w:w="108" w:type="dxa"/>
-        <w:bottom w:w="0" w:type="dxa"/>
-        <w:right w:w="108" w:type="dxa"/>
-      </w:tblCellMar>
     </w:tblPr>
     <w:tblStylePr w:type="firstRow">
       <w:rPr>
@@ -18232,7 +17498,6 @@
       <w:color w:val="404040"/>
     </w:rPr>
     <w:tblPr>
-      <w:tblInd w:w="0" w:type="dxa"/>
       <w:tblBorders>
         <w:top w:val="single" w:sz="4" w:space="0" w:color="99460D" w:themeColor="accent2" w:themeShade="95"/>
         <w:left w:val="single" w:sz="4" w:space="0" w:color="99460D" w:themeColor="accent2" w:themeShade="95"/>
@@ -18241,12 +17506,6 @@
         <w:insideH w:val="single" w:sz="4" w:space="0" w:color="99460D" w:themeColor="accent2" w:themeShade="95"/>
         <w:insideV w:val="single" w:sz="4" w:space="0" w:color="99460D" w:themeColor="accent2" w:themeShade="95"/>
       </w:tblBorders>
-      <w:tblCellMar>
-        <w:top w:w="0" w:type="dxa"/>
-        <w:left w:w="108" w:type="dxa"/>
-        <w:bottom w:w="0" w:type="dxa"/>
-        <w:right w:w="108" w:type="dxa"/>
-      </w:tblCellMar>
     </w:tblPr>
     <w:tblStylePr w:type="firstRow">
       <w:rPr>
@@ -18339,7 +17598,6 @@
       <w:color w:val="404040"/>
     </w:rPr>
     <w:tblPr>
-      <w:tblInd w:w="0" w:type="dxa"/>
       <w:tblBorders>
         <w:top w:val="single" w:sz="4" w:space="0" w:color="606060" w:themeColor="accent3" w:themeShade="95"/>
         <w:left w:val="single" w:sz="4" w:space="0" w:color="606060" w:themeColor="accent3" w:themeShade="95"/>
@@ -18348,12 +17606,6 @@
         <w:insideH w:val="single" w:sz="4" w:space="0" w:color="606060" w:themeColor="accent3" w:themeShade="95"/>
         <w:insideV w:val="single" w:sz="4" w:space="0" w:color="606060" w:themeColor="accent3" w:themeShade="95"/>
       </w:tblBorders>
-      <w:tblCellMar>
-        <w:top w:w="0" w:type="dxa"/>
-        <w:left w:w="108" w:type="dxa"/>
-        <w:bottom w:w="0" w:type="dxa"/>
-        <w:right w:w="108" w:type="dxa"/>
-      </w:tblCellMar>
     </w:tblPr>
     <w:tblStylePr w:type="firstRow">
       <w:rPr>
@@ -18445,7 +17697,6 @@
       <w:color w:val="404040"/>
     </w:rPr>
     <w:tblPr>
-      <w:tblInd w:w="0" w:type="dxa"/>
       <w:tblBorders>
         <w:top w:val="single" w:sz="4" w:space="0" w:color="957000" w:themeColor="accent4" w:themeShade="95"/>
         <w:left w:val="single" w:sz="4" w:space="0" w:color="957000" w:themeColor="accent4" w:themeShade="95"/>
@@ -18454,12 +17705,6 @@
         <w:insideH w:val="single" w:sz="4" w:space="0" w:color="957000" w:themeColor="accent4" w:themeShade="95"/>
         <w:insideV w:val="single" w:sz="4" w:space="0" w:color="957000" w:themeColor="accent4" w:themeShade="95"/>
       </w:tblBorders>
-      <w:tblCellMar>
-        <w:top w:w="0" w:type="dxa"/>
-        <w:left w:w="108" w:type="dxa"/>
-        <w:bottom w:w="0" w:type="dxa"/>
-        <w:right w:w="108" w:type="dxa"/>
-      </w:tblCellMar>
     </w:tblPr>
     <w:tblStylePr w:type="firstRow">
       <w:rPr>
@@ -18552,7 +17797,6 @@
       <w:color w:val="404040"/>
     </w:rPr>
     <w:tblPr>
-      <w:tblInd w:w="0" w:type="dxa"/>
       <w:tblBorders>
         <w:top w:val="single" w:sz="4" w:space="0" w:color="245A8D" w:themeColor="accent5" w:themeShade="95"/>
         <w:left w:val="single" w:sz="4" w:space="0" w:color="245A8D" w:themeColor="accent5" w:themeShade="95"/>
@@ -18561,12 +17805,6 @@
         <w:insideH w:val="single" w:sz="4" w:space="0" w:color="245A8D" w:themeColor="accent5" w:themeShade="95"/>
         <w:insideV w:val="single" w:sz="4" w:space="0" w:color="245A8D" w:themeColor="accent5" w:themeShade="95"/>
       </w:tblBorders>
-      <w:tblCellMar>
-        <w:top w:w="0" w:type="dxa"/>
-        <w:left w:w="108" w:type="dxa"/>
-        <w:bottom w:w="0" w:type="dxa"/>
-        <w:right w:w="108" w:type="dxa"/>
-      </w:tblCellMar>
     </w:tblPr>
     <w:tblStylePr w:type="firstRow">
       <w:rPr>
@@ -18659,7 +17897,6 @@
       <w:color w:val="404040"/>
     </w:rPr>
     <w:tblPr>
-      <w:tblInd w:w="0" w:type="dxa"/>
       <w:tblBorders>
         <w:top w:val="single" w:sz="4" w:space="0" w:color="416429" w:themeColor="accent6" w:themeShade="95"/>
         <w:left w:val="single" w:sz="4" w:space="0" w:color="416429" w:themeColor="accent6" w:themeShade="95"/>
@@ -18668,12 +17905,6 @@
         <w:insideH w:val="single" w:sz="4" w:space="0" w:color="416429" w:themeColor="accent6" w:themeShade="95"/>
         <w:insideV w:val="single" w:sz="4" w:space="0" w:color="416429" w:themeColor="accent6" w:themeShade="95"/>
       </w:tblBorders>
-      <w:tblCellMar>
-        <w:top w:w="0" w:type="dxa"/>
-        <w:left w:w="108" w:type="dxa"/>
-        <w:bottom w:w="0" w:type="dxa"/>
-        <w:right w:w="108" w:type="dxa"/>
-      </w:tblCellMar>
     </w:tblPr>
     <w:tblStylePr w:type="firstRow">
       <w:rPr>
@@ -18763,7 +17994,6 @@
     <w:qFormat/>
     <w:rsid w:val="00A32279"/>
     <w:tblPr>
-      <w:tblInd w:w="0" w:type="dxa"/>
       <w:tblBorders>
         <w:top w:val="single" w:sz="4" w:space="0" w:color="D9D9D9" w:themeColor="text1" w:themeTint="26"/>
         <w:left w:val="single" w:sz="4" w:space="0" w:color="D9D9D9" w:themeColor="text1" w:themeTint="26"/>
@@ -18772,12 +18002,6 @@
         <w:insideH w:val="single" w:sz="4" w:space="0" w:color="D9D9D9" w:themeColor="text1" w:themeTint="26"/>
         <w:insideV w:val="single" w:sz="4" w:space="0" w:color="D9D9D9" w:themeColor="text1" w:themeTint="26"/>
       </w:tblBorders>
-      <w:tblCellMar>
-        <w:top w:w="0" w:type="dxa"/>
-        <w:left w:w="108" w:type="dxa"/>
-        <w:bottom w:w="0" w:type="dxa"/>
-        <w:right w:w="108" w:type="dxa"/>
-      </w:tblCellMar>
     </w:tblPr>
     <w:tblStylePr w:type="firstRow">
       <w:rPr>
@@ -18849,7 +18073,6 @@
     <w:qFormat/>
     <w:rsid w:val="00A32279"/>
     <w:tblPr>
-      <w:tblInd w:w="0" w:type="dxa"/>
       <w:tblBorders>
         <w:top w:val="single" w:sz="4" w:space="0" w:color="B3C5E7" w:themeColor="accent1" w:themeTint="67"/>
         <w:left w:val="single" w:sz="4" w:space="0" w:color="B3C5E7" w:themeColor="accent1" w:themeTint="67"/>
@@ -18858,12 +18081,6 @@
         <w:insideH w:val="single" w:sz="4" w:space="0" w:color="B3C5E7" w:themeColor="accent1" w:themeTint="67"/>
         <w:insideV w:val="single" w:sz="4" w:space="0" w:color="B3C5E7" w:themeColor="accent1" w:themeTint="67"/>
       </w:tblBorders>
-      <w:tblCellMar>
-        <w:top w:w="0" w:type="dxa"/>
-        <w:left w:w="108" w:type="dxa"/>
-        <w:bottom w:w="0" w:type="dxa"/>
-        <w:right w:w="108" w:type="dxa"/>
-      </w:tblCellMar>
     </w:tblPr>
     <w:tblStylePr w:type="firstRow">
       <w:rPr>
@@ -18935,7 +18152,6 @@
     <w:qFormat/>
     <w:rsid w:val="00A32279"/>
     <w:tblPr>
-      <w:tblInd w:w="0" w:type="dxa"/>
       <w:tblBorders>
         <w:top w:val="single" w:sz="4" w:space="0" w:color="F7CAAB" w:themeColor="accent2" w:themeTint="67"/>
         <w:left w:val="single" w:sz="4" w:space="0" w:color="F7CAAB" w:themeColor="accent2" w:themeTint="67"/>
@@ -18944,12 +18160,6 @@
         <w:insideH w:val="single" w:sz="4" w:space="0" w:color="F7CAAB" w:themeColor="accent2" w:themeTint="67"/>
         <w:insideV w:val="single" w:sz="4" w:space="0" w:color="F7CAAB" w:themeColor="accent2" w:themeTint="67"/>
       </w:tblBorders>
-      <w:tblCellMar>
-        <w:top w:w="0" w:type="dxa"/>
-        <w:left w:w="108" w:type="dxa"/>
-        <w:bottom w:w="0" w:type="dxa"/>
-        <w:right w:w="108" w:type="dxa"/>
-      </w:tblCellMar>
     </w:tblPr>
     <w:tblStylePr w:type="firstRow">
       <w:rPr>
@@ -19021,7 +18231,6 @@
     <w:qFormat/>
     <w:rsid w:val="00A32279"/>
     <w:tblPr>
-      <w:tblInd w:w="0" w:type="dxa"/>
       <w:tblBorders>
         <w:top w:val="single" w:sz="4" w:space="0" w:color="DADADA" w:themeColor="accent3" w:themeTint="67"/>
         <w:left w:val="single" w:sz="4" w:space="0" w:color="DADADA" w:themeColor="accent3" w:themeTint="67"/>
@@ -19030,12 +18239,6 @@
         <w:insideH w:val="single" w:sz="4" w:space="0" w:color="DADADA" w:themeColor="accent3" w:themeTint="67"/>
         <w:insideV w:val="single" w:sz="4" w:space="0" w:color="DADADA" w:themeColor="accent3" w:themeTint="67"/>
       </w:tblBorders>
-      <w:tblCellMar>
-        <w:top w:w="0" w:type="dxa"/>
-        <w:left w:w="108" w:type="dxa"/>
-        <w:bottom w:w="0" w:type="dxa"/>
-        <w:right w:w="108" w:type="dxa"/>
-      </w:tblCellMar>
     </w:tblPr>
     <w:tblStylePr w:type="firstRow">
       <w:rPr>
@@ -19107,7 +18310,6 @@
     <w:qFormat/>
     <w:rsid w:val="00A32279"/>
     <w:tblPr>
-      <w:tblInd w:w="0" w:type="dxa"/>
       <w:tblBorders>
         <w:top w:val="single" w:sz="4" w:space="0" w:color="FFE598" w:themeColor="accent4" w:themeTint="67"/>
         <w:left w:val="single" w:sz="4" w:space="0" w:color="FFE598" w:themeColor="accent4" w:themeTint="67"/>
@@ -19116,12 +18318,6 @@
         <w:insideH w:val="single" w:sz="4" w:space="0" w:color="FFE598" w:themeColor="accent4" w:themeTint="67"/>
         <w:insideV w:val="single" w:sz="4" w:space="0" w:color="FFE598" w:themeColor="accent4" w:themeTint="67"/>
       </w:tblBorders>
-      <w:tblCellMar>
-        <w:top w:w="0" w:type="dxa"/>
-        <w:left w:w="108" w:type="dxa"/>
-        <w:bottom w:w="0" w:type="dxa"/>
-        <w:right w:w="108" w:type="dxa"/>
-      </w:tblCellMar>
     </w:tblPr>
     <w:tblStylePr w:type="firstRow">
       <w:rPr>
@@ -19193,7 +18389,6 @@
     <w:qFormat/>
     <w:rsid w:val="00A32279"/>
     <w:tblPr>
-      <w:tblInd w:w="0" w:type="dxa"/>
       <w:tblBorders>
         <w:top w:val="single" w:sz="4" w:space="0" w:color="BCD6EE" w:themeColor="accent5" w:themeTint="67"/>
         <w:left w:val="single" w:sz="4" w:space="0" w:color="BCD6EE" w:themeColor="accent5" w:themeTint="67"/>
@@ -19202,12 +18397,6 @@
         <w:insideH w:val="single" w:sz="4" w:space="0" w:color="BCD6EE" w:themeColor="accent5" w:themeTint="67"/>
         <w:insideV w:val="single" w:sz="4" w:space="0" w:color="BCD6EE" w:themeColor="accent5" w:themeTint="67"/>
       </w:tblBorders>
-      <w:tblCellMar>
-        <w:top w:w="0" w:type="dxa"/>
-        <w:left w:w="108" w:type="dxa"/>
-        <w:bottom w:w="0" w:type="dxa"/>
-        <w:right w:w="108" w:type="dxa"/>
-      </w:tblCellMar>
     </w:tblPr>
     <w:tblStylePr w:type="firstRow">
       <w:rPr>
@@ -19279,7 +18468,6 @@
     <w:qFormat/>
     <w:rsid w:val="00A32279"/>
     <w:tblPr>
-      <w:tblInd w:w="0" w:type="dxa"/>
       <w:tblBorders>
         <w:top w:val="single" w:sz="4" w:space="0" w:color="C4DFB2" w:themeColor="accent6" w:themeTint="67"/>
         <w:left w:val="single" w:sz="4" w:space="0" w:color="C4DFB2" w:themeColor="accent6" w:themeTint="67"/>
@@ -19288,12 +18476,6 @@
         <w:insideH w:val="single" w:sz="4" w:space="0" w:color="C4DFB2" w:themeColor="accent6" w:themeTint="67"/>
         <w:insideV w:val="single" w:sz="4" w:space="0" w:color="C4DFB2" w:themeColor="accent6" w:themeTint="67"/>
       </w:tblBorders>
-      <w:tblCellMar>
-        <w:top w:w="0" w:type="dxa"/>
-        <w:left w:w="108" w:type="dxa"/>
-        <w:bottom w:w="0" w:type="dxa"/>
-        <w:right w:w="108" w:type="dxa"/>
-      </w:tblCellMar>
     </w:tblPr>
     <w:tblStylePr w:type="firstRow">
       <w:rPr>
@@ -19791,7 +18973,7 @@
 </file>
 
 <file path=customXml/itemProps1.xml><?xml version="1.0" encoding="utf-8"?>
-<ds:datastoreItem xmlns:ds="http://schemas.openxmlformats.org/officeDocument/2006/customXml" ds:itemID="{8DEF219F-2B0E-410E-A9E4-A31B0BABF2E9}">
+<ds:datastoreItem xmlns:ds="http://schemas.openxmlformats.org/officeDocument/2006/customXml" ds:itemID="{8D8B554D-8D63-4BAA-84AC-FCC1766BF72C}">
   <ds:schemaRefs>
     <ds:schemaRef ds:uri="http://schemas.openxmlformats.org/officeDocument/2006/bibliography"/>
   </ds:schemaRefs>

--- a/contract-creator-main/public/Dogovor_OBSHAYA_ShABLON.docx
+++ b/contract-creator-main/public/Dogovor_OBSHAYA_ShABLON.docx
@@ -1,6 +1,6 @@
 
 <file path=word/document.xml><?xml version="1.0" encoding="utf-8"?>
-<w:document xmlns:wpc="http://schemas.microsoft.com/office/word/2010/wordprocessingCanvas" xmlns:cx="http://schemas.microsoft.com/office/drawing/2014/chartex" xmlns:cx1="http://schemas.microsoft.com/office/drawing/2015/9/8/chartex" xmlns:cx2="http://schemas.microsoft.com/office/drawing/2015/10/21/chartex" xmlns:cx3="http://schemas.microsoft.com/office/drawing/2016/5/9/chartex" xmlns:cx4="http://schemas.microsoft.com/office/drawing/2016/5/10/chartex" xmlns:cx5="http://schemas.microsoft.com/office/drawing/2016/5/11/chartex" xmlns:cx6="http://schemas.microsoft.com/office/drawing/2016/5/12/chartex" xmlns:cx7="http://schemas.microsoft.com/office/drawing/2016/5/13/chartex" xmlns:cx8="http://schemas.microsoft.com/office/drawing/2016/5/14/chartex" xmlns:mc="http://schemas.openxmlformats.org/markup-compatibility/2006" xmlns:aink="http://schemas.microsoft.com/office/drawing/2016/ink" xmlns:am3d="http://schemas.microsoft.com/office/drawing/2017/model3d" xmlns:o="urn:schemas-microsoft-com:office:office" xmlns:r="http://schemas.openxmlformats.org/officeDocument/2006/relationships" xmlns:m="http://schemas.openxmlformats.org/officeDocument/2006/math" xmlns:v="urn:schemas-microsoft-com:vml" xmlns:wp14="http://schemas.microsoft.com/office/word/2010/wordprocessingDrawing" xmlns:wp="http://schemas.openxmlformats.org/drawingml/2006/wordprocessingDrawing" xmlns:w10="urn:schemas-microsoft-com:office:word" xmlns:w="http://schemas.openxmlformats.org/wordprocessingml/2006/main" xmlns:w14="http://schemas.microsoft.com/office/word/2010/wordml" xmlns:w15="http://schemas.microsoft.com/office/word/2012/wordml" xmlns:w16cex="http://schemas.microsoft.com/office/word/2018/wordml/cex" xmlns:w16cid="http://schemas.microsoft.com/office/word/2016/wordml/cid" xmlns:w16="http://schemas.microsoft.com/office/word/2018/wordml" xmlns:w16se="http://schemas.microsoft.com/office/word/2015/wordml/symex" xmlns:wpg="http://schemas.microsoft.com/office/word/2010/wordprocessingGroup" xmlns:wpi="http://schemas.microsoft.com/office/word/2010/wordprocessingInk" xmlns:wne="http://schemas.microsoft.com/office/word/2006/wordml" xmlns:wps="http://schemas.microsoft.com/office/word/2010/wordprocessingShape" mc:Ignorable="w14 w15 w16se w16cid w16 w16cex wp14">
+<w:document xmlns:ve="http://schemas.openxmlformats.org/markup-compatibility/2006" xmlns:o="urn:schemas-microsoft-com:office:office" xmlns:r="http://schemas.openxmlformats.org/officeDocument/2006/relationships" xmlns:m="http://schemas.openxmlformats.org/officeDocument/2006/math" xmlns:v="urn:schemas-microsoft-com:vml" xmlns:wp="http://schemas.openxmlformats.org/drawingml/2006/wordprocessingDrawing" xmlns:w10="urn:schemas-microsoft-com:office:word" xmlns:w="http://schemas.openxmlformats.org/wordprocessingml/2006/main" xmlns:wne="http://schemas.microsoft.com/office/word/2006/wordml">
   <w:body>
     <w:p>
       <w:pPr>
@@ -11,6 +11,7 @@
           <w:szCs w:val="22"/>
         </w:rPr>
       </w:pPr>
+      <w:bookmarkStart w:id="0" w:name="_GoBack"/>
       <w:r>
         <w:rPr>
           <w:rFonts w:ascii="Cambria" w:hAnsi="Cambria"/>
@@ -20,18 +21,18 @@
           <w:szCs w:val="22"/>
         </w:rPr>
         <w:drawing>
-          <wp:anchor distT="0" distB="0" distL="114300" distR="114300" simplePos="0" relativeHeight="251658240" behindDoc="1" locked="0" layoutInCell="1" allowOverlap="1" wp14:anchorId="0CD8DF02" wp14:editId="6333433B">
+          <wp:anchor distT="0" distB="0" distL="114300" distR="114300" simplePos="0" relativeHeight="251659264" behindDoc="1" locked="0" layoutInCell="1" allowOverlap="1">
             <wp:simplePos x="0" y="0"/>
             <wp:positionH relativeFrom="column">
-              <wp:posOffset>4726940</wp:posOffset>
+              <wp:posOffset>4641215</wp:posOffset>
             </wp:positionH>
             <wp:positionV relativeFrom="paragraph">
-              <wp:posOffset>-17145</wp:posOffset>
+              <wp:posOffset>-7620</wp:posOffset>
             </wp:positionV>
-            <wp:extent cx="1755775" cy="1762125"/>
+            <wp:extent cx="1840865" cy="1835150"/>
             <wp:effectExtent l="0" t="0" r="0" b="0"/>
             <wp:wrapNone/>
-            <wp:docPr id="3" name="Рисунок 3"/>
+            <wp:docPr id="1" name="Рисунок 1"/>
             <wp:cNvGraphicFramePr>
               <a:graphicFrameLocks xmlns:a="http://schemas.openxmlformats.org/drawingml/2006/main" noChangeAspect="1"/>
             </wp:cNvGraphicFramePr>
@@ -45,10 +46,10 @@
                     </pic:cNvPicPr>
                   </pic:nvPicPr>
                   <pic:blipFill>
-                    <a:blip r:embed="rId8">
+                    <a:blip r:embed="rId8" cstate="print">
                       <a:extLst>
                         <a:ext uri="{28A0092B-C50C-407E-A947-70E740481C1C}">
-                          <a14:useLocalDpi xmlns:a14="http://schemas.microsoft.com/office/drawing/2010/main" val="0"/>
+                          <a14:useLocalDpi xmlns:a14="http://schemas.microsoft.com/office/drawing/2010/main" xmlns:wps="http://schemas.microsoft.com/office/word/2010/wordprocessingShape" xmlns:wpi="http://schemas.microsoft.com/office/word/2010/wordprocessingInk" xmlns:wpg="http://schemas.microsoft.com/office/word/2010/wordprocessingGroup" xmlns:w16se="http://schemas.microsoft.com/office/word/2015/wordml/symex" xmlns:w16="http://schemas.microsoft.com/office/word/2018/wordml" xmlns:w16cid="http://schemas.microsoft.com/office/word/2016/wordml/cid" xmlns:w16cex="http://schemas.microsoft.com/office/word/2018/wordml/cex" xmlns:w15="http://schemas.microsoft.com/office/word/2012/wordml" xmlns:w14="http://schemas.microsoft.com/office/word/2010/wordml" xmlns:w="http://schemas.openxmlformats.org/wordprocessingml/2006/main" xmlns:w10="urn:schemas-microsoft-com:office:word" xmlns:wp14="http://schemas.microsoft.com/office/word/2010/wordprocessingDrawing" xmlns:v="urn:schemas-microsoft-com:vml" xmlns:o="urn:schemas-microsoft-com:office:office" xmlns:am3d="http://schemas.microsoft.com/office/drawing/2017/model3d" xmlns:aink="http://schemas.microsoft.com/office/drawing/2016/ink" xmlns:mc="http://schemas.openxmlformats.org/markup-compatibility/2006" xmlns:cx8="http://schemas.microsoft.com/office/drawing/2016/5/14/chartex" xmlns:cx7="http://schemas.microsoft.com/office/drawing/2016/5/13/chartex" xmlns:cx6="http://schemas.microsoft.com/office/drawing/2016/5/12/chartex" xmlns:cx5="http://schemas.microsoft.com/office/drawing/2016/5/11/chartex" xmlns:cx4="http://schemas.microsoft.com/office/drawing/2016/5/10/chartex" xmlns:cx3="http://schemas.microsoft.com/office/drawing/2016/5/9/chartex" xmlns:cx2="http://schemas.microsoft.com/office/drawing/2015/10/21/chartex" xmlns:cx1="http://schemas.microsoft.com/office/drawing/2015/9/8/chartex" xmlns:cx="http://schemas.microsoft.com/office/drawing/2014/chartex" xmlns:wpc="http://schemas.microsoft.com/office/word/2010/wordprocessingCanvas" xmlns="" val="0"/>
                         </a:ext>
                       </a:extLst>
                     </a:blip>
@@ -60,7 +61,7 @@
                   <pic:spPr bwMode="auto">
                     <a:xfrm>
                       <a:off x="0" y="0"/>
-                      <a:ext cx="1755775" cy="1762125"/>
+                      <a:ext cx="1840865" cy="1835150"/>
                     </a:xfrm>
                     <a:prstGeom prst="rect">
                       <a:avLst/>
@@ -73,6 +74,7 @@
           </wp:anchor>
         </w:drawing>
       </w:r>
+      <w:bookmarkEnd w:id="0"/>
       <w:r>
         <w:rPr>
           <w:rFonts w:ascii="Cambria" w:hAnsi="Cambria"/>
@@ -82,7 +84,7 @@
           <w:szCs w:val="22"/>
         </w:rPr>
         <w:drawing>
-          <wp:anchor distT="0" distB="0" distL="114300" distR="114300" simplePos="0" relativeHeight="251657216" behindDoc="0" locked="0" layoutInCell="1" allowOverlap="1" wp14:anchorId="4BF0FE6B" wp14:editId="062247E6">
+          <wp:anchor distT="0" distB="0" distL="114300" distR="114300" simplePos="0" relativeHeight="251656192" behindDoc="0" locked="0" layoutInCell="1" allowOverlap="1">
             <wp:simplePos x="0" y="0"/>
             <wp:positionH relativeFrom="margin">
               <wp:posOffset>5715</wp:posOffset>
@@ -110,7 +112,7 @@
                     <a:blip r:embed="rId9" cstate="print">
                       <a:extLst>
                         <a:ext uri="{28A0092B-C50C-407E-A947-70E740481C1C}">
-                          <a14:useLocalDpi xmlns:a14="http://schemas.microsoft.com/office/drawing/2010/main" val="0"/>
+                          <a14:useLocalDpi xmlns:a14="http://schemas.microsoft.com/office/drawing/2010/main" xmlns:wps="http://schemas.microsoft.com/office/word/2010/wordprocessingShape" xmlns:wpi="http://schemas.microsoft.com/office/word/2010/wordprocessingInk" xmlns:wpg="http://schemas.microsoft.com/office/word/2010/wordprocessingGroup" xmlns:w16se="http://schemas.microsoft.com/office/word/2015/wordml/symex" xmlns:w16="http://schemas.microsoft.com/office/word/2018/wordml" xmlns:w16cid="http://schemas.microsoft.com/office/word/2016/wordml/cid" xmlns:w16cex="http://schemas.microsoft.com/office/word/2018/wordml/cex" xmlns:w15="http://schemas.microsoft.com/office/word/2012/wordml" xmlns:w14="http://schemas.microsoft.com/office/word/2010/wordml" xmlns:w="http://schemas.openxmlformats.org/wordprocessingml/2006/main" xmlns:w10="urn:schemas-microsoft-com:office:word" xmlns:wp14="http://schemas.microsoft.com/office/word/2010/wordprocessingDrawing" xmlns:v="urn:schemas-microsoft-com:vml" xmlns:o="urn:schemas-microsoft-com:office:office" xmlns:am3d="http://schemas.microsoft.com/office/drawing/2017/model3d" xmlns:aink="http://schemas.microsoft.com/office/drawing/2016/ink" xmlns:mc="http://schemas.openxmlformats.org/markup-compatibility/2006" xmlns:cx8="http://schemas.microsoft.com/office/drawing/2016/5/14/chartex" xmlns:cx7="http://schemas.microsoft.com/office/drawing/2016/5/13/chartex" xmlns:cx6="http://schemas.microsoft.com/office/drawing/2016/5/12/chartex" xmlns:cx5="http://schemas.microsoft.com/office/drawing/2016/5/11/chartex" xmlns:cx4="http://schemas.microsoft.com/office/drawing/2016/5/10/chartex" xmlns:cx3="http://schemas.microsoft.com/office/drawing/2016/5/9/chartex" xmlns:cx2="http://schemas.microsoft.com/office/drawing/2015/10/21/chartex" xmlns:cx1="http://schemas.microsoft.com/office/drawing/2015/9/8/chartex" xmlns:cx="http://schemas.microsoft.com/office/drawing/2014/chartex" xmlns:wpc="http://schemas.microsoft.com/office/word/2010/wordprocessingCanvas" xmlns="" val="0"/>
                         </a:ext>
                       </a:extLst>
                     </a:blip>
@@ -519,7 +521,7 @@
           <w:szCs w:val="22"/>
         </w:rPr>
       </w:pPr>
-      <w:bookmarkStart w:id="0" w:name="_Hlk178259986"/>
+      <w:bookmarkStart w:id="1" w:name="_Hlk178259986"/>
       <w:r>
         <w:rPr>
           <w:rFonts w:ascii="Cambria" w:hAnsi="Cambria" w:cs="Courier New"/>
@@ -527,7 +529,7 @@
           <w:sz w:val="22"/>
           <w:szCs w:val="22"/>
         </w:rPr>
-        <w:t xml:space="preserve">{{ </w:t>
+        <w:t>{{</w:t>
       </w:r>
       <w:proofErr w:type="spellStart"/>
       <w:r>
@@ -547,7 +549,7 @@
           <w:sz w:val="22"/>
           <w:szCs w:val="22"/>
         </w:rPr>
-        <w:t xml:space="preserve"> }}</w:t>
+        <w:t>}}</w:t>
       </w:r>
       <w:r>
         <w:rPr>
@@ -565,7 +567,7 @@
         </w:rPr>
         <w:t xml:space="preserve"> </w:t>
       </w:r>
-      <w:bookmarkEnd w:id="0"/>
+      <w:bookmarkEnd w:id="1"/>
       <w:r>
         <w:rPr>
           <w:rFonts w:ascii="Cambria" w:hAnsi="Cambria" w:cs="Courier New"/>
@@ -573,7 +575,7 @@
           <w:sz w:val="22"/>
           <w:szCs w:val="22"/>
         </w:rPr>
-        <w:t xml:space="preserve">{{ </w:t>
+        <w:t>{{</w:t>
       </w:r>
       <w:proofErr w:type="spellStart"/>
       <w:r>
@@ -593,7 +595,7 @@
           <w:sz w:val="22"/>
           <w:szCs w:val="22"/>
         </w:rPr>
-        <w:t xml:space="preserve"> }} </w:t>
+        <w:t xml:space="preserve">}} </w:t>
       </w:r>
       <w:r>
         <w:rPr>
@@ -613,7 +615,7 @@
           <w:sz w:val="22"/>
           <w:szCs w:val="22"/>
         </w:rPr>
-        <w:t xml:space="preserve">{{ </w:t>
+        <w:t>{{</w:t>
       </w:r>
       <w:proofErr w:type="spellStart"/>
       <w:r>
@@ -633,7 +635,7 @@
           <w:sz w:val="22"/>
           <w:szCs w:val="22"/>
         </w:rPr>
-        <w:t xml:space="preserve"> }}</w:t>
+        <w:t>}}</w:t>
       </w:r>
       <w:r>
         <w:rPr>
@@ -1431,7 +1433,7 @@
         </w:rPr>
         <w:t>Размер вознаграждения Поверенного не подлежит увеличению</w:t>
       </w:r>
-      <w:bookmarkStart w:id="1" w:name="_Hlk200031913"/>
+      <w:bookmarkStart w:id="2" w:name="_Hlk200031913"/>
       <w:r>
         <w:rPr>
           <w:rFonts w:ascii="Cambria" w:hAnsi="Cambria"/>
@@ -1441,7 +1443,7 @@
         <w:t>.</w:t>
       </w:r>
     </w:p>
-    <w:bookmarkEnd w:id="1"/>
+    <w:bookmarkEnd w:id="2"/>
     <w:p>
       <w:pPr>
         <w:pStyle w:val="af9"/>
@@ -1489,7 +1491,7 @@
           <w:szCs w:val="22"/>
         </w:rPr>
       </w:pPr>
-      <w:bookmarkStart w:id="2" w:name="_Hlk200031938"/>
+      <w:bookmarkStart w:id="3" w:name="_Hlk200031938"/>
       <w:r>
         <w:rPr>
           <w:rFonts w:ascii="Cambria" w:hAnsi="Cambria"/>
@@ -1530,8 +1532,6 @@
           <w:szCs w:val="22"/>
         </w:rPr>
       </w:pPr>
-      <w:bookmarkStart w:id="3" w:name="_GoBack"/>
-      <w:bookmarkEnd w:id="3"/>
       <w:r>
         <w:rPr>
           <w:rFonts w:ascii="Cambria" w:hAnsi="Cambria"/>
@@ -1541,7 +1541,7 @@
         <w:t>Расходы, производимые Поверенным в интересах Доверителя (государственные пошлины, нотариальные расходы, экспертизы, заключения специалистов и прочие), оплачиваются Доверителем самостоятельно.</w:t>
       </w:r>
     </w:p>
-    <w:bookmarkEnd w:id="2"/>
+    <w:bookmarkEnd w:id="3"/>
     <w:p>
       <w:pPr>
         <w:pStyle w:val="af9"/>
@@ -2038,7 +2038,7 @@
           <w:sz w:val="22"/>
           <w:szCs w:val="22"/>
         </w:rPr>
-        <w:t>кв</w:t>
+        <w:t>кв-ал</w:t>
       </w:r>
       <w:proofErr w:type="spellEnd"/>
       <w:r>
@@ -2047,7 +2047,7 @@
           <w:sz w:val="22"/>
           <w:szCs w:val="22"/>
         </w:rPr>
-        <w:t>-ал, д. 224, кв. 2</w:t>
+        <w:t>, д. 224, кв. 2</w:t>
       </w:r>
     </w:p>
     <w:p>
@@ -2240,7 +2240,16 @@
           <w:sz w:val="22"/>
           <w:szCs w:val="22"/>
         </w:rPr>
-        <w:t>: +7-958-100-01-58</w:t>
+        <w:t xml:space="preserve">: </w:t>
+      </w:r>
+      <w:r>
+        <w:rPr>
+          <w:rFonts w:ascii="Cambria" w:hAnsi="Cambria" w:cs="Segoe UI"/>
+          <w:color w:val="000000" w:themeColor="text1"/>
+          <w:sz w:val="22"/>
+          <w:szCs w:val="22"/>
+        </w:rPr>
+        <w:t>+7 812 237-36-07</w:t>
       </w:r>
     </w:p>
     <w:p>
@@ -2811,6 +2820,7 @@
           <w:sz w:val="22"/>
           <w:szCs w:val="22"/>
         </w:rPr>
+        <w:lastRenderedPageBreak/>
         <w:t>М. П.</w:t>
       </w:r>
     </w:p>
@@ -2887,6 +2897,7 @@
           <w:sz w:val="22"/>
           <w:szCs w:val="22"/>
         </w:rPr>
+        <w:lastRenderedPageBreak/>
         <w:t>Приложение № 1 к Договору поручения</w:t>
       </w:r>
     </w:p>
@@ -2950,7 +2961,7 @@
         <w:tblW w:w="9991" w:type="dxa"/>
         <w:jc w:val="center"/>
         <w:tblLayout w:type="fixed"/>
-        <w:tblLook w:val="04A0" w:firstRow="1" w:lastRow="0" w:firstColumn="1" w:lastColumn="0" w:noHBand="0" w:noVBand="1"/>
+        <w:tblLook w:val="04A0"/>
       </w:tblPr>
       <w:tblGrid>
         <w:gridCol w:w="1134"/>
@@ -5914,7 +5925,7 @@
 </file>
 
 <file path=word/endnotes.xml><?xml version="1.0" encoding="utf-8"?>
-<w:endnotes xmlns:wpc="http://schemas.microsoft.com/office/word/2010/wordprocessingCanvas" xmlns:cx="http://schemas.microsoft.com/office/drawing/2014/chartex" xmlns:cx1="http://schemas.microsoft.com/office/drawing/2015/9/8/chartex" xmlns:cx2="http://schemas.microsoft.com/office/drawing/2015/10/21/chartex" xmlns:cx3="http://schemas.microsoft.com/office/drawing/2016/5/9/chartex" xmlns:cx4="http://schemas.microsoft.com/office/drawing/2016/5/10/chartex" xmlns:cx5="http://schemas.microsoft.com/office/drawing/2016/5/11/chartex" xmlns:cx6="http://schemas.microsoft.com/office/drawing/2016/5/12/chartex" xmlns:cx7="http://schemas.microsoft.com/office/drawing/2016/5/13/chartex" xmlns:cx8="http://schemas.microsoft.com/office/drawing/2016/5/14/chartex" xmlns:mc="http://schemas.openxmlformats.org/markup-compatibility/2006" xmlns:aink="http://schemas.microsoft.com/office/drawing/2016/ink" xmlns:am3d="http://schemas.microsoft.com/office/drawing/2017/model3d" xmlns:o="urn:schemas-microsoft-com:office:office" xmlns:r="http://schemas.openxmlformats.org/officeDocument/2006/relationships" xmlns:m="http://schemas.openxmlformats.org/officeDocument/2006/math" xmlns:v="urn:schemas-microsoft-com:vml" xmlns:wp14="http://schemas.microsoft.com/office/word/2010/wordprocessingDrawing" xmlns:wp="http://schemas.openxmlformats.org/drawingml/2006/wordprocessingDrawing" xmlns:w10="urn:schemas-microsoft-com:office:word" xmlns:w="http://schemas.openxmlformats.org/wordprocessingml/2006/main" xmlns:w14="http://schemas.microsoft.com/office/word/2010/wordml" xmlns:w15="http://schemas.microsoft.com/office/word/2012/wordml" xmlns:w16cex="http://schemas.microsoft.com/office/word/2018/wordml/cex" xmlns:w16cid="http://schemas.microsoft.com/office/word/2016/wordml/cid" xmlns:w16="http://schemas.microsoft.com/office/word/2018/wordml" xmlns:w16se="http://schemas.microsoft.com/office/word/2015/wordml/symex" xmlns:wpg="http://schemas.microsoft.com/office/word/2010/wordprocessingGroup" xmlns:wpi="http://schemas.microsoft.com/office/word/2010/wordprocessingInk" xmlns:wne="http://schemas.microsoft.com/office/word/2006/wordml" xmlns:wps="http://schemas.microsoft.com/office/word/2010/wordprocessingShape" mc:Ignorable="w14 w15 w16se w16cid w16 w16cex wp14">
+<w:endnotes xmlns:ve="http://schemas.openxmlformats.org/markup-compatibility/2006" xmlns:o="urn:schemas-microsoft-com:office:office" xmlns:r="http://schemas.openxmlformats.org/officeDocument/2006/relationships" xmlns:m="http://schemas.openxmlformats.org/officeDocument/2006/math" xmlns:v="urn:schemas-microsoft-com:vml" xmlns:wp="http://schemas.openxmlformats.org/drawingml/2006/wordprocessingDrawing" xmlns:w10="urn:schemas-microsoft-com:office:word" xmlns:w="http://schemas.openxmlformats.org/wordprocessingml/2006/main" xmlns:wne="http://schemas.microsoft.com/office/word/2006/wordml">
   <w:endnote w:type="separator" w:id="-1">
     <w:p>
       <w:r>
@@ -5933,7 +5944,7 @@
 </file>
 
 <file path=word/footer1.xml><?xml version="1.0" encoding="utf-8"?>
-<w:ftr xmlns:wpc="http://schemas.microsoft.com/office/word/2010/wordprocessingCanvas" xmlns:cx="http://schemas.microsoft.com/office/drawing/2014/chartex" xmlns:cx1="http://schemas.microsoft.com/office/drawing/2015/9/8/chartex" xmlns:cx2="http://schemas.microsoft.com/office/drawing/2015/10/21/chartex" xmlns:cx3="http://schemas.microsoft.com/office/drawing/2016/5/9/chartex" xmlns:cx4="http://schemas.microsoft.com/office/drawing/2016/5/10/chartex" xmlns:cx5="http://schemas.microsoft.com/office/drawing/2016/5/11/chartex" xmlns:cx6="http://schemas.microsoft.com/office/drawing/2016/5/12/chartex" xmlns:cx7="http://schemas.microsoft.com/office/drawing/2016/5/13/chartex" xmlns:cx8="http://schemas.microsoft.com/office/drawing/2016/5/14/chartex" xmlns:mc="http://schemas.openxmlformats.org/markup-compatibility/2006" xmlns:aink="http://schemas.microsoft.com/office/drawing/2016/ink" xmlns:am3d="http://schemas.microsoft.com/office/drawing/2017/model3d" xmlns:o="urn:schemas-microsoft-com:office:office" xmlns:r="http://schemas.openxmlformats.org/officeDocument/2006/relationships" xmlns:m="http://schemas.openxmlformats.org/officeDocument/2006/math" xmlns:v="urn:schemas-microsoft-com:vml" xmlns:wp14="http://schemas.microsoft.com/office/word/2010/wordprocessingDrawing" xmlns:wp="http://schemas.openxmlformats.org/drawingml/2006/wordprocessingDrawing" xmlns:w10="urn:schemas-microsoft-com:office:word" xmlns:w="http://schemas.openxmlformats.org/wordprocessingml/2006/main" xmlns:w14="http://schemas.microsoft.com/office/word/2010/wordml" xmlns:w15="http://schemas.microsoft.com/office/word/2012/wordml" xmlns:w16cex="http://schemas.microsoft.com/office/word/2018/wordml/cex" xmlns:w16cid="http://schemas.microsoft.com/office/word/2016/wordml/cid" xmlns:w16="http://schemas.microsoft.com/office/word/2018/wordml" xmlns:w16se="http://schemas.microsoft.com/office/word/2015/wordml/symex" xmlns:wpg="http://schemas.microsoft.com/office/word/2010/wordprocessingGroup" xmlns:wpi="http://schemas.microsoft.com/office/word/2010/wordprocessingInk" xmlns:wne="http://schemas.microsoft.com/office/word/2006/wordml" xmlns:wps="http://schemas.microsoft.com/office/word/2010/wordprocessingShape" mc:Ignorable="w14 w15 w16se w16cid w16 w16cex wp14">
+<w:ftr xmlns:ve="http://schemas.openxmlformats.org/markup-compatibility/2006" xmlns:o="urn:schemas-microsoft-com:office:office" xmlns:r="http://schemas.openxmlformats.org/officeDocument/2006/relationships" xmlns:m="http://schemas.openxmlformats.org/officeDocument/2006/math" xmlns:v="urn:schemas-microsoft-com:vml" xmlns:wp="http://schemas.openxmlformats.org/drawingml/2006/wordprocessingDrawing" xmlns:w10="urn:schemas-microsoft-com:office:word" xmlns:w="http://schemas.openxmlformats.org/wordprocessingml/2006/main" xmlns:wne="http://schemas.microsoft.com/office/word/2006/wordml">
   <w:p>
     <w:pPr>
       <w:pStyle w:val="af3"/>
@@ -5943,7 +5954,7 @@
 </file>
 
 <file path=word/footnotes.xml><?xml version="1.0" encoding="utf-8"?>
-<w:footnotes xmlns:wpc="http://schemas.microsoft.com/office/word/2010/wordprocessingCanvas" xmlns:cx="http://schemas.microsoft.com/office/drawing/2014/chartex" xmlns:cx1="http://schemas.microsoft.com/office/drawing/2015/9/8/chartex" xmlns:cx2="http://schemas.microsoft.com/office/drawing/2015/10/21/chartex" xmlns:cx3="http://schemas.microsoft.com/office/drawing/2016/5/9/chartex" xmlns:cx4="http://schemas.microsoft.com/office/drawing/2016/5/10/chartex" xmlns:cx5="http://schemas.microsoft.com/office/drawing/2016/5/11/chartex" xmlns:cx6="http://schemas.microsoft.com/office/drawing/2016/5/12/chartex" xmlns:cx7="http://schemas.microsoft.com/office/drawing/2016/5/13/chartex" xmlns:cx8="http://schemas.microsoft.com/office/drawing/2016/5/14/chartex" xmlns:mc="http://schemas.openxmlformats.org/markup-compatibility/2006" xmlns:aink="http://schemas.microsoft.com/office/drawing/2016/ink" xmlns:am3d="http://schemas.microsoft.com/office/drawing/2017/model3d" xmlns:o="urn:schemas-microsoft-com:office:office" xmlns:r="http://schemas.openxmlformats.org/officeDocument/2006/relationships" xmlns:m="http://schemas.openxmlformats.org/officeDocument/2006/math" xmlns:v="urn:schemas-microsoft-com:vml" xmlns:wp14="http://schemas.microsoft.com/office/word/2010/wordprocessingDrawing" xmlns:wp="http://schemas.openxmlformats.org/drawingml/2006/wordprocessingDrawing" xmlns:w10="urn:schemas-microsoft-com:office:word" xmlns:w="http://schemas.openxmlformats.org/wordprocessingml/2006/main" xmlns:w14="http://schemas.microsoft.com/office/word/2010/wordml" xmlns:w15="http://schemas.microsoft.com/office/word/2012/wordml" xmlns:w16cex="http://schemas.microsoft.com/office/word/2018/wordml/cex" xmlns:w16cid="http://schemas.microsoft.com/office/word/2016/wordml/cid" xmlns:w16="http://schemas.microsoft.com/office/word/2018/wordml" xmlns:w16se="http://schemas.microsoft.com/office/word/2015/wordml/symex" xmlns:wpg="http://schemas.microsoft.com/office/word/2010/wordprocessingGroup" xmlns:wpi="http://schemas.microsoft.com/office/word/2010/wordprocessingInk" xmlns:wne="http://schemas.microsoft.com/office/word/2006/wordml" xmlns:wps="http://schemas.microsoft.com/office/word/2010/wordprocessingShape" mc:Ignorable="w14 w15 w16se w16cid w16 w16cex wp14">
+<w:footnotes xmlns:ve="http://schemas.openxmlformats.org/markup-compatibility/2006" xmlns:o="urn:schemas-microsoft-com:office:office" xmlns:r="http://schemas.openxmlformats.org/officeDocument/2006/relationships" xmlns:m="http://schemas.openxmlformats.org/officeDocument/2006/math" xmlns:v="urn:schemas-microsoft-com:vml" xmlns:wp="http://schemas.openxmlformats.org/drawingml/2006/wordprocessingDrawing" xmlns:w10="urn:schemas-microsoft-com:office:word" xmlns:w="http://schemas.openxmlformats.org/wordprocessingml/2006/main" xmlns:wne="http://schemas.microsoft.com/office/word/2006/wordml">
   <w:footnote w:type="separator" w:id="-1">
     <w:p>
       <w:r>
@@ -5962,7 +5973,7 @@
 </file>
 
 <file path=word/header1.xml><?xml version="1.0" encoding="utf-8"?>
-<w:hdr xmlns:wpc="http://schemas.microsoft.com/office/word/2010/wordprocessingCanvas" xmlns:cx="http://schemas.microsoft.com/office/drawing/2014/chartex" xmlns:cx1="http://schemas.microsoft.com/office/drawing/2015/9/8/chartex" xmlns:cx2="http://schemas.microsoft.com/office/drawing/2015/10/21/chartex" xmlns:cx3="http://schemas.microsoft.com/office/drawing/2016/5/9/chartex" xmlns:cx4="http://schemas.microsoft.com/office/drawing/2016/5/10/chartex" xmlns:cx5="http://schemas.microsoft.com/office/drawing/2016/5/11/chartex" xmlns:cx6="http://schemas.microsoft.com/office/drawing/2016/5/12/chartex" xmlns:cx7="http://schemas.microsoft.com/office/drawing/2016/5/13/chartex" xmlns:cx8="http://schemas.microsoft.com/office/drawing/2016/5/14/chartex" xmlns:mc="http://schemas.openxmlformats.org/markup-compatibility/2006" xmlns:aink="http://schemas.microsoft.com/office/drawing/2016/ink" xmlns:am3d="http://schemas.microsoft.com/office/drawing/2017/model3d" xmlns:o="urn:schemas-microsoft-com:office:office" xmlns:r="http://schemas.openxmlformats.org/officeDocument/2006/relationships" xmlns:m="http://schemas.openxmlformats.org/officeDocument/2006/math" xmlns:v="urn:schemas-microsoft-com:vml" xmlns:wp14="http://schemas.microsoft.com/office/word/2010/wordprocessingDrawing" xmlns:wp="http://schemas.openxmlformats.org/drawingml/2006/wordprocessingDrawing" xmlns:w10="urn:schemas-microsoft-com:office:word" xmlns:w="http://schemas.openxmlformats.org/wordprocessingml/2006/main" xmlns:w14="http://schemas.microsoft.com/office/word/2010/wordml" xmlns:w15="http://schemas.microsoft.com/office/word/2012/wordml" xmlns:w16cex="http://schemas.microsoft.com/office/word/2018/wordml/cex" xmlns:w16cid="http://schemas.microsoft.com/office/word/2016/wordml/cid" xmlns:w16="http://schemas.microsoft.com/office/word/2018/wordml" xmlns:w16se="http://schemas.microsoft.com/office/word/2015/wordml/symex" xmlns:wpg="http://schemas.microsoft.com/office/word/2010/wordprocessingGroup" xmlns:wpi="http://schemas.microsoft.com/office/word/2010/wordprocessingInk" xmlns:wne="http://schemas.microsoft.com/office/word/2006/wordml" xmlns:wps="http://schemas.microsoft.com/office/word/2010/wordprocessingShape" mc:Ignorable="w14 w15 w16se w16cid w16 w16cex wp14">
+<w:hdr xmlns:ve="http://schemas.openxmlformats.org/markup-compatibility/2006" xmlns:o="urn:schemas-microsoft-com:office:office" xmlns:r="http://schemas.openxmlformats.org/officeDocument/2006/relationships" xmlns:m="http://schemas.openxmlformats.org/officeDocument/2006/math" xmlns:v="urn:schemas-microsoft-com:vml" xmlns:wp="http://schemas.openxmlformats.org/drawingml/2006/wordprocessingDrawing" xmlns:w10="urn:schemas-microsoft-com:office:word" xmlns:w="http://schemas.openxmlformats.org/wordprocessingml/2006/main" xmlns:wne="http://schemas.microsoft.com/office/word/2006/wordml">
   <w:p>
     <w:pPr>
       <w:pStyle w:val="ad"/>
@@ -5972,8 +5983,8 @@
 </file>
 
 <file path=word/numbering.xml><?xml version="1.0" encoding="utf-8"?>
-<w:numbering xmlns:wpc="http://schemas.microsoft.com/office/word/2010/wordprocessingCanvas" xmlns:cx="http://schemas.microsoft.com/office/drawing/2014/chartex" xmlns:cx1="http://schemas.microsoft.com/office/drawing/2015/9/8/chartex" xmlns:cx2="http://schemas.microsoft.com/office/drawing/2015/10/21/chartex" xmlns:cx3="http://schemas.microsoft.com/office/drawing/2016/5/9/chartex" xmlns:cx4="http://schemas.microsoft.com/office/drawing/2016/5/10/chartex" xmlns:cx5="http://schemas.microsoft.com/office/drawing/2016/5/11/chartex" xmlns:cx6="http://schemas.microsoft.com/office/drawing/2016/5/12/chartex" xmlns:cx7="http://schemas.microsoft.com/office/drawing/2016/5/13/chartex" xmlns:cx8="http://schemas.microsoft.com/office/drawing/2016/5/14/chartex" xmlns:mc="http://schemas.openxmlformats.org/markup-compatibility/2006" xmlns:aink="http://schemas.microsoft.com/office/drawing/2016/ink" xmlns:am3d="http://schemas.microsoft.com/office/drawing/2017/model3d" xmlns:o="urn:schemas-microsoft-com:office:office" xmlns:r="http://schemas.openxmlformats.org/officeDocument/2006/relationships" xmlns:m="http://schemas.openxmlformats.org/officeDocument/2006/math" xmlns:v="urn:schemas-microsoft-com:vml" xmlns:wp14="http://schemas.microsoft.com/office/word/2010/wordprocessingDrawing" xmlns:wp="http://schemas.openxmlformats.org/drawingml/2006/wordprocessingDrawing" xmlns:w10="urn:schemas-microsoft-com:office:word" xmlns:w="http://schemas.openxmlformats.org/wordprocessingml/2006/main" xmlns:w14="http://schemas.microsoft.com/office/word/2010/wordml" xmlns:w15="http://schemas.microsoft.com/office/word/2012/wordml" xmlns:w16cex="http://schemas.microsoft.com/office/word/2018/wordml/cex" xmlns:w16cid="http://schemas.microsoft.com/office/word/2016/wordml/cid" xmlns:w16="http://schemas.microsoft.com/office/word/2018/wordml" xmlns:w16se="http://schemas.microsoft.com/office/word/2015/wordml/symex" xmlns:wpg="http://schemas.microsoft.com/office/word/2010/wordprocessingGroup" xmlns:wpi="http://schemas.microsoft.com/office/word/2010/wordprocessingInk" xmlns:wne="http://schemas.microsoft.com/office/word/2006/wordml" xmlns:wps="http://schemas.microsoft.com/office/word/2010/wordprocessingShape" mc:Ignorable="w14 w15 w16se w16cid w16 w16cex wp14">
-  <w:abstractNum w:abstractNumId="0" w15:restartNumberingAfterBreak="0">
+<w:numbering xmlns:ve="http://schemas.openxmlformats.org/markup-compatibility/2006" xmlns:o="urn:schemas-microsoft-com:office:office" xmlns:r="http://schemas.openxmlformats.org/officeDocument/2006/relationships" xmlns:m="http://schemas.openxmlformats.org/officeDocument/2006/math" xmlns:v="urn:schemas-microsoft-com:vml" xmlns:wp="http://schemas.openxmlformats.org/drawingml/2006/wordprocessingDrawing" xmlns:w10="urn:schemas-microsoft-com:office:word" xmlns:w="http://schemas.openxmlformats.org/wordprocessingml/2006/main" xmlns:wne="http://schemas.microsoft.com/office/word/2006/wordml">
+  <w:abstractNum w:abstractNumId="0">
     <w:nsid w:val="06081FBB"/>
     <w:multiLevelType w:val="multilevel"/>
     <w:tmpl w:val="06081FBB"/>
@@ -6066,7 +6077,7 @@
       </w:pPr>
     </w:lvl>
   </w:abstractNum>
-  <w:abstractNum w:abstractNumId="1" w15:restartNumberingAfterBreak="0">
+  <w:abstractNum w:abstractNumId="1">
     <w:nsid w:val="19E64424"/>
     <w:multiLevelType w:val="multilevel"/>
     <w:tmpl w:val="19E64424"/>
@@ -6156,7 +6167,7 @@
       </w:pPr>
     </w:lvl>
   </w:abstractNum>
-  <w:abstractNum w:abstractNumId="2" w15:restartNumberingAfterBreak="0">
+  <w:abstractNum w:abstractNumId="2">
     <w:nsid w:val="20A758E7"/>
     <w:multiLevelType w:val="multilevel"/>
     <w:tmpl w:val="20A758E7"/>
@@ -6249,7 +6260,7 @@
       </w:pPr>
     </w:lvl>
   </w:abstractNum>
-  <w:abstractNum w:abstractNumId="3" w15:restartNumberingAfterBreak="0">
+  <w:abstractNum w:abstractNumId="3">
     <w:nsid w:val="28753CAC"/>
     <w:multiLevelType w:val="multilevel"/>
     <w:tmpl w:val="28753CAC"/>
@@ -6339,7 +6350,7 @@
       </w:pPr>
     </w:lvl>
   </w:abstractNum>
-  <w:abstractNum w:abstractNumId="4" w15:restartNumberingAfterBreak="0">
+  <w:abstractNum w:abstractNumId="4">
     <w:nsid w:val="3D702699"/>
     <w:multiLevelType w:val="multilevel"/>
     <w:tmpl w:val="3D702699"/>
@@ -6454,7 +6465,7 @@
       </w:rPr>
     </w:lvl>
   </w:abstractNum>
-  <w:abstractNum w:abstractNumId="5" w15:restartNumberingAfterBreak="0">
+  <w:abstractNum w:abstractNumId="5">
     <w:nsid w:val="49FF1202"/>
     <w:multiLevelType w:val="multilevel"/>
     <w:tmpl w:val="49FF1202"/>
@@ -6569,7 +6580,7 @@
       </w:rPr>
     </w:lvl>
   </w:abstractNum>
-  <w:abstractNum w:abstractNumId="6" w15:restartNumberingAfterBreak="0">
+  <w:abstractNum w:abstractNumId="6">
     <w:nsid w:val="56135FC2"/>
     <w:multiLevelType w:val="multilevel"/>
     <w:tmpl w:val="56135FC2"/>
@@ -6662,7 +6673,7 @@
       </w:pPr>
     </w:lvl>
   </w:abstractNum>
-  <w:abstractNum w:abstractNumId="7" w15:restartNumberingAfterBreak="0">
+  <w:abstractNum w:abstractNumId="7">
     <w:nsid w:val="5DA42C67"/>
     <w:multiLevelType w:val="multilevel"/>
     <w:tmpl w:val="5DA42C67"/>
@@ -6755,7 +6766,7 @@
       </w:pPr>
     </w:lvl>
   </w:abstractNum>
-  <w:abstractNum w:abstractNumId="8" w15:restartNumberingAfterBreak="0">
+  <w:abstractNum w:abstractNumId="8">
     <w:nsid w:val="65C616A4"/>
     <w:multiLevelType w:val="multilevel"/>
     <w:tmpl w:val="65C616A4"/>
@@ -6876,7 +6887,7 @@
 </file>
 
 <file path=word/styles.xml><?xml version="1.0" encoding="utf-8"?>
-<w:styles xmlns:mc="http://schemas.openxmlformats.org/markup-compatibility/2006" xmlns:r="http://schemas.openxmlformats.org/officeDocument/2006/relationships" xmlns:w="http://schemas.openxmlformats.org/wordprocessingml/2006/main" xmlns:w14="http://schemas.microsoft.com/office/word/2010/wordml" xmlns:w15="http://schemas.microsoft.com/office/word/2012/wordml" xmlns:w16cex="http://schemas.microsoft.com/office/word/2018/wordml/cex" xmlns:w16cid="http://schemas.microsoft.com/office/word/2016/wordml/cid" xmlns:w16="http://schemas.microsoft.com/office/word/2018/wordml" xmlns:w16se="http://schemas.microsoft.com/office/word/2015/wordml/symex" mc:Ignorable="w14 w15 w16se w16cid w16 w16cex">
+<w:styles xmlns:r="http://schemas.openxmlformats.org/officeDocument/2006/relationships" xmlns:w="http://schemas.openxmlformats.org/wordprocessingml/2006/main">
   <w:docDefaults>
     <w:rPrDefault>
       <w:rPr>
@@ -6886,383 +6897,157 @@
     </w:rPrDefault>
     <w:pPrDefault/>
   </w:docDefaults>
-  <w:latentStyles w:defLockedState="0" w:defUIPriority="99" w:defSemiHidden="0" w:defUnhideWhenUsed="0" w:defQFormat="0" w:count="376">
-    <w:lsdException w:name="Normal" w:uiPriority="0" w:qFormat="1"/>
-    <w:lsdException w:name="heading 1" w:uiPriority="9" w:qFormat="1"/>
-    <w:lsdException w:name="heading 2" w:semiHidden="1" w:uiPriority="9" w:unhideWhenUsed="1" w:qFormat="1"/>
-    <w:lsdException w:name="heading 3" w:semiHidden="1" w:uiPriority="9" w:unhideWhenUsed="1" w:qFormat="1"/>
-    <w:lsdException w:name="heading 4" w:semiHidden="1" w:uiPriority="9" w:unhideWhenUsed="1" w:qFormat="1"/>
-    <w:lsdException w:name="heading 5" w:semiHidden="1" w:uiPriority="9" w:unhideWhenUsed="1" w:qFormat="1"/>
-    <w:lsdException w:name="heading 6" w:semiHidden="1" w:uiPriority="9" w:unhideWhenUsed="1" w:qFormat="1"/>
-    <w:lsdException w:name="heading 7" w:semiHidden="1" w:uiPriority="9" w:unhideWhenUsed="1" w:qFormat="1"/>
-    <w:lsdException w:name="heading 8" w:semiHidden="1" w:uiPriority="9" w:unhideWhenUsed="1" w:qFormat="1"/>
-    <w:lsdException w:name="heading 9" w:semiHidden="1" w:uiPriority="9" w:unhideWhenUsed="1" w:qFormat="1"/>
-    <w:lsdException w:name="index 1" w:semiHidden="1" w:unhideWhenUsed="1"/>
-    <w:lsdException w:name="index 2" w:semiHidden="1" w:unhideWhenUsed="1"/>
-    <w:lsdException w:name="index 3" w:semiHidden="1" w:unhideWhenUsed="1"/>
-    <w:lsdException w:name="index 4" w:semiHidden="1" w:unhideWhenUsed="1"/>
-    <w:lsdException w:name="index 5" w:semiHidden="1" w:unhideWhenUsed="1"/>
-    <w:lsdException w:name="index 6" w:semiHidden="1" w:unhideWhenUsed="1"/>
-    <w:lsdException w:name="index 7" w:semiHidden="1" w:unhideWhenUsed="1"/>
-    <w:lsdException w:name="index 8" w:semiHidden="1" w:unhideWhenUsed="1"/>
-    <w:lsdException w:name="index 9" w:semiHidden="1" w:unhideWhenUsed="1"/>
-    <w:lsdException w:name="toc 1" w:semiHidden="1" w:uiPriority="39" w:unhideWhenUsed="1" w:qFormat="1"/>
-    <w:lsdException w:name="toc 2" w:semiHidden="1" w:uiPriority="39" w:unhideWhenUsed="1" w:qFormat="1"/>
-    <w:lsdException w:name="toc 3" w:semiHidden="1" w:uiPriority="39" w:unhideWhenUsed="1" w:qFormat="1"/>
-    <w:lsdException w:name="toc 4" w:semiHidden="1" w:uiPriority="39" w:unhideWhenUsed="1" w:qFormat="1"/>
-    <w:lsdException w:name="toc 5" w:semiHidden="1" w:uiPriority="39" w:unhideWhenUsed="1" w:qFormat="1"/>
-    <w:lsdException w:name="toc 6" w:semiHidden="1" w:uiPriority="39" w:unhideWhenUsed="1" w:qFormat="1"/>
-    <w:lsdException w:name="toc 7" w:semiHidden="1" w:uiPriority="39" w:unhideWhenUsed="1" w:qFormat="1"/>
-    <w:lsdException w:name="toc 8" w:semiHidden="1" w:uiPriority="39" w:unhideWhenUsed="1" w:qFormat="1"/>
-    <w:lsdException w:name="toc 9" w:semiHidden="1" w:uiPriority="39" w:unhideWhenUsed="1" w:qFormat="1"/>
-    <w:lsdException w:name="Normal Indent" w:semiHidden="1" w:unhideWhenUsed="1"/>
-    <w:lsdException w:name="footnote text" w:semiHidden="1" w:unhideWhenUsed="1" w:qFormat="1"/>
-    <w:lsdException w:name="annotation text" w:semiHidden="1" w:unhideWhenUsed="1"/>
-    <w:lsdException w:name="header" w:semiHidden="1" w:unhideWhenUsed="1" w:qFormat="1"/>
-    <w:lsdException w:name="footer" w:semiHidden="1" w:unhideWhenUsed="1" w:qFormat="1"/>
-    <w:lsdException w:name="index heading" w:semiHidden="1" w:unhideWhenUsed="1"/>
-    <w:lsdException w:name="caption" w:semiHidden="1" w:uiPriority="0" w:qFormat="1"/>
-    <w:lsdException w:name="table of figures" w:semiHidden="1" w:unhideWhenUsed="1" w:qFormat="1"/>
-    <w:lsdException w:name="envelope address" w:semiHidden="1" w:unhideWhenUsed="1"/>
-    <w:lsdException w:name="envelope return" w:semiHidden="1" w:unhideWhenUsed="1"/>
-    <w:lsdException w:name="footnote reference" w:semiHidden="1" w:unhideWhenUsed="1" w:qFormat="1"/>
-    <w:lsdException w:name="annotation reference" w:semiHidden="1" w:unhideWhenUsed="1"/>
-    <w:lsdException w:name="line number" w:semiHidden="1" w:uiPriority="0" w:qFormat="1"/>
-    <w:lsdException w:name="page number" w:semiHidden="1" w:unhideWhenUsed="1"/>
-    <w:lsdException w:name="endnote reference" w:semiHidden="1" w:unhideWhenUsed="1" w:qFormat="1"/>
-    <w:lsdException w:name="endnote text" w:semiHidden="1" w:unhideWhenUsed="1" w:qFormat="1"/>
-    <w:lsdException w:name="table of authorities" w:semiHidden="1" w:unhideWhenUsed="1"/>
-    <w:lsdException w:name="macro" w:semiHidden="1" w:unhideWhenUsed="1"/>
-    <w:lsdException w:name="toa heading" w:semiHidden="1" w:unhideWhenUsed="1"/>
-    <w:lsdException w:name="List" w:uiPriority="0" w:qFormat="1"/>
-    <w:lsdException w:name="List Bullet" w:semiHidden="1" w:unhideWhenUsed="1"/>
-    <w:lsdException w:name="List Number" w:semiHidden="1" w:unhideWhenUsed="1"/>
-    <w:lsdException w:name="List 2" w:semiHidden="1" w:unhideWhenUsed="1"/>
-    <w:lsdException w:name="List 3" w:semiHidden="1" w:unhideWhenUsed="1"/>
-    <w:lsdException w:name="List 4" w:semiHidden="1" w:unhideWhenUsed="1"/>
-    <w:lsdException w:name="List 5" w:semiHidden="1" w:unhideWhenUsed="1"/>
-    <w:lsdException w:name="List Bullet 2" w:semiHidden="1" w:unhideWhenUsed="1"/>
-    <w:lsdException w:name="List Bullet 3" w:semiHidden="1" w:unhideWhenUsed="1"/>
-    <w:lsdException w:name="List Bullet 4" w:semiHidden="1" w:unhideWhenUsed="1"/>
-    <w:lsdException w:name="List Bullet 5" w:semiHidden="1" w:unhideWhenUsed="1"/>
-    <w:lsdException w:name="List Number 2" w:semiHidden="1" w:unhideWhenUsed="1"/>
-    <w:lsdException w:name="List Number 3" w:semiHidden="1" w:unhideWhenUsed="1"/>
-    <w:lsdException w:name="List Number 4" w:semiHidden="1" w:unhideWhenUsed="1"/>
-    <w:lsdException w:name="List Number 5" w:semiHidden="1" w:unhideWhenUsed="1"/>
-    <w:lsdException w:name="Title" w:uiPriority="10" w:qFormat="1"/>
-    <w:lsdException w:name="Closing" w:semiHidden="1" w:unhideWhenUsed="1"/>
-    <w:lsdException w:name="Signature" w:semiHidden="1" w:unhideWhenUsed="1"/>
-    <w:lsdException w:name="Default Paragraph Font" w:semiHidden="1" w:uiPriority="1" w:unhideWhenUsed="1"/>
-    <w:lsdException w:name="Body Text" w:semiHidden="1" w:uiPriority="0" w:qFormat="1"/>
-    <w:lsdException w:name="Body Text Indent" w:semiHidden="1" w:unhideWhenUsed="1"/>
-    <w:lsdException w:name="List Continue" w:semiHidden="1" w:unhideWhenUsed="1"/>
-    <w:lsdException w:name="List Continue 2" w:semiHidden="1" w:unhideWhenUsed="1"/>
-    <w:lsdException w:name="List Continue 3" w:semiHidden="1" w:unhideWhenUsed="1"/>
-    <w:lsdException w:name="List Continue 4" w:semiHidden="1" w:unhideWhenUsed="1"/>
-    <w:lsdException w:name="List Continue 5" w:semiHidden="1" w:unhideWhenUsed="1"/>
-    <w:lsdException w:name="Message Header" w:semiHidden="1" w:unhideWhenUsed="1"/>
-    <w:lsdException w:name="Subtitle" w:uiPriority="11" w:qFormat="1"/>
-    <w:lsdException w:name="Salutation" w:semiHidden="1" w:unhideWhenUsed="1"/>
-    <w:lsdException w:name="Date" w:semiHidden="1" w:unhideWhenUsed="1"/>
-    <w:lsdException w:name="Body Text First Indent" w:semiHidden="1" w:unhideWhenUsed="1"/>
-    <w:lsdException w:name="Body Text First Indent 2" w:semiHidden="1" w:unhideWhenUsed="1"/>
-    <w:lsdException w:name="Note Heading" w:semiHidden="1" w:unhideWhenUsed="1"/>
-    <w:lsdException w:name="Body Text 2" w:semiHidden="1" w:unhideWhenUsed="1"/>
-    <w:lsdException w:name="Body Text 3" w:semiHidden="1" w:unhideWhenUsed="1"/>
-    <w:lsdException w:name="Body Text Indent 2" w:semiHidden="1" w:unhideWhenUsed="1"/>
-    <w:lsdException w:name="Body Text Indent 3" w:semiHidden="1" w:unhideWhenUsed="1"/>
-    <w:lsdException w:name="Block Text" w:semiHidden="1" w:unhideWhenUsed="1"/>
-    <w:lsdException w:name="Hyperlink" w:semiHidden="1" w:uiPriority="0" w:qFormat="1"/>
-    <w:lsdException w:name="FollowedHyperlink" w:semiHidden="1" w:unhideWhenUsed="1"/>
-    <w:lsdException w:name="Strong" w:uiPriority="22" w:qFormat="1"/>
-    <w:lsdException w:name="Emphasis" w:uiPriority="20" w:qFormat="1"/>
-    <w:lsdException w:name="Document Map" w:semiHidden="1" w:unhideWhenUsed="1"/>
-    <w:lsdException w:name="Plain Text" w:semiHidden="1" w:unhideWhenUsed="1"/>
-    <w:lsdException w:name="E-mail Signature" w:semiHidden="1" w:unhideWhenUsed="1"/>
-    <w:lsdException w:name="HTML Top of Form" w:semiHidden="1" w:unhideWhenUsed="1"/>
-    <w:lsdException w:name="HTML Bottom of Form" w:semiHidden="1" w:unhideWhenUsed="1"/>
-    <w:lsdException w:name="Normal (Web)" w:semiHidden="1" w:unhideWhenUsed="1"/>
-    <w:lsdException w:name="HTML Acronym" w:semiHidden="1" w:unhideWhenUsed="1"/>
-    <w:lsdException w:name="HTML Address" w:semiHidden="1" w:unhideWhenUsed="1"/>
-    <w:lsdException w:name="HTML Cite" w:semiHidden="1" w:unhideWhenUsed="1"/>
-    <w:lsdException w:name="HTML Code" w:semiHidden="1" w:unhideWhenUsed="1"/>
-    <w:lsdException w:name="HTML Definition" w:semiHidden="1" w:unhideWhenUsed="1"/>
-    <w:lsdException w:name="HTML Keyboard" w:semiHidden="1" w:unhideWhenUsed="1"/>
-    <w:lsdException w:name="HTML Preformatted" w:semiHidden="1" w:unhideWhenUsed="1"/>
-    <w:lsdException w:name="HTML Sample" w:semiHidden="1" w:unhideWhenUsed="1"/>
-    <w:lsdException w:name="HTML Typewriter" w:semiHidden="1" w:unhideWhenUsed="1"/>
-    <w:lsdException w:name="HTML Variable" w:semiHidden="1" w:unhideWhenUsed="1"/>
-    <w:lsdException w:name="Normal Table" w:semiHidden="1" w:unhideWhenUsed="1"/>
-    <w:lsdException w:name="annotation subject" w:semiHidden="1" w:unhideWhenUsed="1"/>
-    <w:lsdException w:name="No List" w:semiHidden="1" w:unhideWhenUsed="1"/>
-    <w:lsdException w:name="Outline List 1" w:semiHidden="1" w:unhideWhenUsed="1"/>
-    <w:lsdException w:name="Outline List 2" w:semiHidden="1" w:unhideWhenUsed="1"/>
-    <w:lsdException w:name="Outline List 3" w:semiHidden="1" w:unhideWhenUsed="1"/>
-    <w:lsdException w:name="Table Simple 1" w:semiHidden="1" w:uiPriority="0" w:unhideWhenUsed="1" w:qFormat="1"/>
-    <w:lsdException w:name="Table Simple 2" w:semiHidden="1" w:unhideWhenUsed="1"/>
-    <w:lsdException w:name="Table Simple 3" w:semiHidden="1" w:unhideWhenUsed="1"/>
-    <w:lsdException w:name="Table Classic 1" w:semiHidden="1" w:unhideWhenUsed="1"/>
-    <w:lsdException w:name="Table Classic 2" w:semiHidden="1" w:unhideWhenUsed="1"/>
-    <w:lsdException w:name="Table Classic 3" w:semiHidden="1" w:unhideWhenUsed="1"/>
-    <w:lsdException w:name="Table Classic 4" w:semiHidden="1" w:unhideWhenUsed="1"/>
-    <w:lsdException w:name="Table Colorful 1" w:semiHidden="1" w:unhideWhenUsed="1"/>
-    <w:lsdException w:name="Table Colorful 2" w:semiHidden="1" w:unhideWhenUsed="1"/>
-    <w:lsdException w:name="Table Colorful 3" w:semiHidden="1" w:unhideWhenUsed="1"/>
-    <w:lsdException w:name="Table Columns 1" w:semiHidden="1" w:unhideWhenUsed="1"/>
-    <w:lsdException w:name="Table Columns 2" w:semiHidden="1" w:unhideWhenUsed="1"/>
-    <w:lsdException w:name="Table Columns 3" w:semiHidden="1" w:unhideWhenUsed="1"/>
-    <w:lsdException w:name="Table Columns 4" w:semiHidden="1" w:unhideWhenUsed="1"/>
-    <w:lsdException w:name="Table Columns 5" w:semiHidden="1" w:unhideWhenUsed="1"/>
-    <w:lsdException w:name="Table Grid 1" w:semiHidden="1" w:unhideWhenUsed="1"/>
-    <w:lsdException w:name="Table Grid 2" w:semiHidden="1" w:unhideWhenUsed="1"/>
-    <w:lsdException w:name="Table Grid 3" w:semiHidden="1" w:unhideWhenUsed="1"/>
-    <w:lsdException w:name="Table Grid 4" w:semiHidden="1" w:unhideWhenUsed="1"/>
-    <w:lsdException w:name="Table Grid 5" w:semiHidden="1" w:unhideWhenUsed="1"/>
-    <w:lsdException w:name="Table Grid 6" w:semiHidden="1" w:unhideWhenUsed="1"/>
-    <w:lsdException w:name="Table Grid 7" w:semiHidden="1" w:unhideWhenUsed="1"/>
-    <w:lsdException w:name="Table Grid 8" w:semiHidden="1" w:unhideWhenUsed="1"/>
-    <w:lsdException w:name="Table List 1" w:semiHidden="1" w:unhideWhenUsed="1"/>
-    <w:lsdException w:name="Table List 2" w:semiHidden="1" w:unhideWhenUsed="1"/>
-    <w:lsdException w:name="Table List 3" w:semiHidden="1" w:unhideWhenUsed="1"/>
-    <w:lsdException w:name="Table List 4" w:semiHidden="1" w:unhideWhenUsed="1"/>
-    <w:lsdException w:name="Table List 5" w:semiHidden="1" w:unhideWhenUsed="1"/>
-    <w:lsdException w:name="Table List 6" w:semiHidden="1" w:unhideWhenUsed="1"/>
-    <w:lsdException w:name="Table List 7" w:semiHidden="1" w:unhideWhenUsed="1"/>
-    <w:lsdException w:name="Table List 8" w:semiHidden="1" w:unhideWhenUsed="1"/>
-    <w:lsdException w:name="Table 3D effects 1" w:semiHidden="1" w:unhideWhenUsed="1"/>
-    <w:lsdException w:name="Table 3D effects 2" w:semiHidden="1" w:unhideWhenUsed="1"/>
-    <w:lsdException w:name="Table 3D effects 3" w:semiHidden="1" w:unhideWhenUsed="1"/>
-    <w:lsdException w:name="Table Contemporary" w:semiHidden="1" w:unhideWhenUsed="1"/>
-    <w:lsdException w:name="Table Elegant" w:semiHidden="1" w:unhideWhenUsed="1"/>
-    <w:lsdException w:name="Table Professional" w:semiHidden="1" w:unhideWhenUsed="1"/>
-    <w:lsdException w:name="Table Subtle 1" w:semiHidden="1" w:unhideWhenUsed="1"/>
-    <w:lsdException w:name="Table Subtle 2" w:semiHidden="1" w:unhideWhenUsed="1"/>
-    <w:lsdException w:name="Table Web 1" w:semiHidden="1" w:unhideWhenUsed="1"/>
-    <w:lsdException w:name="Table Web 2" w:semiHidden="1" w:unhideWhenUsed="1"/>
-    <w:lsdException w:name="Table Web 3" w:semiHidden="1" w:unhideWhenUsed="1"/>
-    <w:lsdException w:name="Balloon Text" w:uiPriority="0" w:qFormat="1"/>
-    <w:lsdException w:name="Table Grid" w:semiHidden="1" w:uiPriority="59" w:unhideWhenUsed="1"/>
-    <w:lsdException w:name="Table Theme" w:semiHidden="1" w:unhideWhenUsed="1"/>
-    <w:lsdException w:name="Placeholder Text" w:semiHidden="1"/>
-    <w:lsdException w:name="No Spacing" w:uiPriority="1" w:qFormat="1"/>
-    <w:lsdException w:name="Light Shading"/>
-    <w:lsdException w:name="Light List"/>
-    <w:lsdException w:name="Light Grid"/>
-    <w:lsdException w:name="Medium Shading 1"/>
-    <w:lsdException w:name="Medium Shading 2"/>
-    <w:lsdException w:name="Medium List 1"/>
-    <w:lsdException w:name="Medium List 2"/>
-    <w:lsdException w:name="Medium Grid 1"/>
-    <w:lsdException w:name="Medium Grid 2"/>
-    <w:lsdException w:name="Medium Grid 3"/>
-    <w:lsdException w:name="Dark List"/>
-    <w:lsdException w:name="Colorful Shading"/>
-    <w:lsdException w:name="Colorful List"/>
-    <w:lsdException w:name="Colorful Grid"/>
-    <w:lsdException w:name="Light Shading Accent 1"/>
-    <w:lsdException w:name="Light List Accent 1"/>
-    <w:lsdException w:name="Light Grid Accent 1"/>
-    <w:lsdException w:name="Medium Shading 1 Accent 1"/>
-    <w:lsdException w:name="Medium Shading 2 Accent 1"/>
-    <w:lsdException w:name="Medium List 1 Accent 1"/>
-    <w:lsdException w:name="Revision" w:semiHidden="1"/>
-    <w:lsdException w:name="List Paragraph" w:uiPriority="34" w:qFormat="1"/>
-    <w:lsdException w:name="Quote" w:uiPriority="29" w:qFormat="1"/>
-    <w:lsdException w:name="Intense Quote" w:uiPriority="30" w:qFormat="1"/>
-    <w:lsdException w:name="Medium List 2 Accent 1"/>
-    <w:lsdException w:name="Medium Grid 1 Accent 1"/>
-    <w:lsdException w:name="Medium Grid 2 Accent 1"/>
-    <w:lsdException w:name="Medium Grid 3 Accent 1"/>
-    <w:lsdException w:name="Dark List Accent 1"/>
-    <w:lsdException w:name="Colorful Shading Accent 1"/>
-    <w:lsdException w:name="Colorful List Accent 1"/>
-    <w:lsdException w:name="Colorful Grid Accent 1"/>
-    <w:lsdException w:name="Light Shading Accent 2"/>
-    <w:lsdException w:name="Light List Accent 2"/>
-    <w:lsdException w:name="Light Grid Accent 2"/>
-    <w:lsdException w:name="Medium Shading 1 Accent 2"/>
-    <w:lsdException w:name="Medium Shading 2 Accent 2"/>
-    <w:lsdException w:name="Medium List 1 Accent 2"/>
-    <w:lsdException w:name="Medium List 2 Accent 2"/>
-    <w:lsdException w:name="Medium Grid 1 Accent 2"/>
-    <w:lsdException w:name="Medium Grid 2 Accent 2"/>
-    <w:lsdException w:name="Medium Grid 3 Accent 2"/>
-    <w:lsdException w:name="Dark List Accent 2"/>
-    <w:lsdException w:name="Colorful Shading Accent 2"/>
-    <w:lsdException w:name="Colorful List Accent 2"/>
-    <w:lsdException w:name="Colorful Grid Accent 2"/>
-    <w:lsdException w:name="Light Shading Accent 3"/>
-    <w:lsdException w:name="Light List Accent 3"/>
-    <w:lsdException w:name="Light Grid Accent 3"/>
-    <w:lsdException w:name="Medium Shading 1 Accent 3"/>
-    <w:lsdException w:name="Medium Shading 2 Accent 3"/>
-    <w:lsdException w:name="Medium List 1 Accent 3"/>
-    <w:lsdException w:name="Medium List 2 Accent 3"/>
-    <w:lsdException w:name="Medium Grid 1 Accent 3"/>
-    <w:lsdException w:name="Medium Grid 2 Accent 3"/>
-    <w:lsdException w:name="Medium Grid 3 Accent 3"/>
-    <w:lsdException w:name="Dark List Accent 3"/>
-    <w:lsdException w:name="Colorful Shading Accent 3"/>
-    <w:lsdException w:name="Colorful List Accent 3"/>
-    <w:lsdException w:name="Colorful Grid Accent 3"/>
-    <w:lsdException w:name="Light Shading Accent 4"/>
-    <w:lsdException w:name="Light List Accent 4"/>
-    <w:lsdException w:name="Light Grid Accent 4"/>
-    <w:lsdException w:name="Medium Shading 1 Accent 4"/>
-    <w:lsdException w:name="Medium Shading 2 Accent 4"/>
-    <w:lsdException w:name="Medium List 1 Accent 4"/>
-    <w:lsdException w:name="Medium List 2 Accent 4"/>
-    <w:lsdException w:name="Medium Grid 1 Accent 4"/>
-    <w:lsdException w:name="Medium Grid 2 Accent 4"/>
-    <w:lsdException w:name="Medium Grid 3 Accent 4"/>
-    <w:lsdException w:name="Dark List Accent 4"/>
-    <w:lsdException w:name="Colorful Shading Accent 4"/>
-    <w:lsdException w:name="Colorful List Accent 4"/>
-    <w:lsdException w:name="Colorful Grid Accent 4"/>
-    <w:lsdException w:name="Light Shading Accent 5"/>
-    <w:lsdException w:name="Light List Accent 5"/>
-    <w:lsdException w:name="Light Grid Accent 5"/>
-    <w:lsdException w:name="Medium Shading 1 Accent 5"/>
-    <w:lsdException w:name="Medium Shading 2 Accent 5"/>
-    <w:lsdException w:name="Medium List 1 Accent 5"/>
-    <w:lsdException w:name="Medium List 2 Accent 5"/>
-    <w:lsdException w:name="Medium Grid 1 Accent 5"/>
-    <w:lsdException w:name="Medium Grid 2 Accent 5"/>
-    <w:lsdException w:name="Medium Grid 3 Accent 5"/>
-    <w:lsdException w:name="Dark List Accent 5"/>
-    <w:lsdException w:name="Colorful Shading Accent 5"/>
-    <w:lsdException w:name="Colorful List Accent 5"/>
-    <w:lsdException w:name="Colorful Grid Accent 5"/>
-    <w:lsdException w:name="Light Shading Accent 6"/>
-    <w:lsdException w:name="Light List Accent 6"/>
-    <w:lsdException w:name="Light Grid Accent 6"/>
-    <w:lsdException w:name="Medium Shading 1 Accent 6"/>
-    <w:lsdException w:name="Medium Shading 2 Accent 6"/>
-    <w:lsdException w:name="Medium List 1 Accent 6"/>
-    <w:lsdException w:name="Medium List 2 Accent 6"/>
-    <w:lsdException w:name="Medium Grid 1 Accent 6"/>
-    <w:lsdException w:name="Medium Grid 2 Accent 6"/>
-    <w:lsdException w:name="Medium Grid 3 Accent 6"/>
-    <w:lsdException w:name="Dark List Accent 6"/>
-    <w:lsdException w:name="Colorful Shading Accent 6"/>
-    <w:lsdException w:name="Colorful List Accent 6"/>
-    <w:lsdException w:name="Colorful Grid Accent 6"/>
-    <w:lsdException w:name="Subtle Emphasis" w:uiPriority="19" w:qFormat="1"/>
-    <w:lsdException w:name="Intense Emphasis" w:uiPriority="21" w:qFormat="1"/>
-    <w:lsdException w:name="Subtle Reference" w:uiPriority="31" w:qFormat="1"/>
-    <w:lsdException w:name="Intense Reference" w:uiPriority="32" w:qFormat="1"/>
-    <w:lsdException w:name="Book Title" w:uiPriority="33" w:qFormat="1"/>
-    <w:lsdException w:name="Bibliography" w:semiHidden="1" w:uiPriority="37" w:unhideWhenUsed="1"/>
-    <w:lsdException w:name="TOC Heading" w:semiHidden="1" w:uiPriority="39" w:unhideWhenUsed="1" w:qFormat="1"/>
-    <w:lsdException w:name="Plain Table 1" w:uiPriority="41"/>
-    <w:lsdException w:name="Plain Table 2" w:uiPriority="42"/>
-    <w:lsdException w:name="Plain Table 3" w:uiPriority="43"/>
-    <w:lsdException w:name="Plain Table 4" w:uiPriority="44"/>
-    <w:lsdException w:name="Plain Table 5" w:uiPriority="45"/>
-    <w:lsdException w:name="Grid Table Light" w:uiPriority="40"/>
-    <w:lsdException w:name="Grid Table 1 Light" w:uiPriority="46"/>
-    <w:lsdException w:name="Grid Table 2" w:uiPriority="47"/>
-    <w:lsdException w:name="Grid Table 3" w:uiPriority="48"/>
-    <w:lsdException w:name="Grid Table 4" w:uiPriority="49"/>
-    <w:lsdException w:name="Grid Table 5 Dark" w:uiPriority="50"/>
-    <w:lsdException w:name="Grid Table 6 Colorful" w:uiPriority="51"/>
-    <w:lsdException w:name="Grid Table 7 Colorful" w:uiPriority="52"/>
-    <w:lsdException w:name="Grid Table 1 Light Accent 1" w:uiPriority="46"/>
-    <w:lsdException w:name="Grid Table 2 Accent 1" w:uiPriority="47"/>
-    <w:lsdException w:name="Grid Table 3 Accent 1" w:uiPriority="48"/>
-    <w:lsdException w:name="Grid Table 4 Accent 1" w:uiPriority="49"/>
-    <w:lsdException w:name="Grid Table 5 Dark Accent 1" w:uiPriority="50"/>
-    <w:lsdException w:name="Grid Table 6 Colorful Accent 1" w:uiPriority="51"/>
-    <w:lsdException w:name="Grid Table 7 Colorful Accent 1" w:uiPriority="52"/>
-    <w:lsdException w:name="Grid Table 1 Light Accent 2" w:uiPriority="46"/>
-    <w:lsdException w:name="Grid Table 2 Accent 2" w:uiPriority="47"/>
-    <w:lsdException w:name="Grid Table 3 Accent 2" w:uiPriority="48"/>
-    <w:lsdException w:name="Grid Table 4 Accent 2" w:uiPriority="49"/>
-    <w:lsdException w:name="Grid Table 5 Dark Accent 2" w:uiPriority="50"/>
-    <w:lsdException w:name="Grid Table 6 Colorful Accent 2" w:uiPriority="51"/>
-    <w:lsdException w:name="Grid Table 7 Colorful Accent 2" w:uiPriority="52"/>
-    <w:lsdException w:name="Grid Table 1 Light Accent 3" w:uiPriority="46"/>
-    <w:lsdException w:name="Grid Table 2 Accent 3" w:uiPriority="47"/>
-    <w:lsdException w:name="Grid Table 3 Accent 3" w:uiPriority="48"/>
-    <w:lsdException w:name="Grid Table 4 Accent 3" w:uiPriority="49"/>
-    <w:lsdException w:name="Grid Table 5 Dark Accent 3" w:uiPriority="50"/>
-    <w:lsdException w:name="Grid Table 6 Colorful Accent 3" w:uiPriority="51"/>
-    <w:lsdException w:name="Grid Table 7 Colorful Accent 3" w:uiPriority="52"/>
-    <w:lsdException w:name="Grid Table 1 Light Accent 4" w:uiPriority="46"/>
-    <w:lsdException w:name="Grid Table 2 Accent 4" w:uiPriority="47"/>
-    <w:lsdException w:name="Grid Table 3 Accent 4" w:uiPriority="48"/>
-    <w:lsdException w:name="Grid Table 4 Accent 4" w:uiPriority="49"/>
-    <w:lsdException w:name="Grid Table 5 Dark Accent 4" w:uiPriority="50"/>
-    <w:lsdException w:name="Grid Table 6 Colorful Accent 4" w:uiPriority="51"/>
-    <w:lsdException w:name="Grid Table 7 Colorful Accent 4" w:uiPriority="52"/>
-    <w:lsdException w:name="Grid Table 1 Light Accent 5" w:uiPriority="46"/>
-    <w:lsdException w:name="Grid Table 2 Accent 5" w:uiPriority="47"/>
-    <w:lsdException w:name="Grid Table 3 Accent 5" w:uiPriority="48"/>
-    <w:lsdException w:name="Grid Table 4 Accent 5" w:uiPriority="49"/>
-    <w:lsdException w:name="Grid Table 5 Dark Accent 5" w:uiPriority="50"/>
-    <w:lsdException w:name="Grid Table 6 Colorful Accent 5" w:uiPriority="51"/>
-    <w:lsdException w:name="Grid Table 7 Colorful Accent 5" w:uiPriority="52"/>
-    <w:lsdException w:name="Grid Table 1 Light Accent 6" w:uiPriority="46"/>
-    <w:lsdException w:name="Grid Table 2 Accent 6" w:uiPriority="47"/>
-    <w:lsdException w:name="Grid Table 3 Accent 6" w:uiPriority="48"/>
-    <w:lsdException w:name="Grid Table 4 Accent 6" w:uiPriority="49"/>
-    <w:lsdException w:name="Grid Table 5 Dark Accent 6" w:uiPriority="50"/>
-    <w:lsdException w:name="Grid Table 6 Colorful Accent 6" w:uiPriority="51"/>
-    <w:lsdException w:name="Grid Table 7 Colorful Accent 6" w:uiPriority="52"/>
-    <w:lsdException w:name="List Table 1 Light" w:uiPriority="46"/>
-    <w:lsdException w:name="List Table 2" w:uiPriority="47"/>
-    <w:lsdException w:name="List Table 3" w:uiPriority="48"/>
-    <w:lsdException w:name="List Table 4" w:uiPriority="49"/>
-    <w:lsdException w:name="List Table 5 Dark" w:uiPriority="50"/>
-    <w:lsdException w:name="List Table 6 Colorful" w:uiPriority="51"/>
-    <w:lsdException w:name="List Table 7 Colorful" w:uiPriority="52"/>
-    <w:lsdException w:name="List Table 1 Light Accent 1" w:uiPriority="46"/>
-    <w:lsdException w:name="List Table 2 Accent 1" w:uiPriority="47"/>
-    <w:lsdException w:name="List Table 3 Accent 1" w:uiPriority="48"/>
-    <w:lsdException w:name="List Table 4 Accent 1" w:uiPriority="49"/>
-    <w:lsdException w:name="List Table 5 Dark Accent 1" w:uiPriority="50"/>
-    <w:lsdException w:name="List Table 6 Colorful Accent 1" w:uiPriority="51"/>
-    <w:lsdException w:name="List Table 7 Colorful Accent 1" w:uiPriority="52"/>
-    <w:lsdException w:name="List Table 1 Light Accent 2" w:uiPriority="46"/>
-    <w:lsdException w:name="List Table 2 Accent 2" w:uiPriority="47"/>
-    <w:lsdException w:name="List Table 3 Accent 2" w:uiPriority="48"/>
-    <w:lsdException w:name="List Table 4 Accent 2" w:uiPriority="49"/>
-    <w:lsdException w:name="List Table 5 Dark Accent 2" w:uiPriority="50"/>
-    <w:lsdException w:name="List Table 6 Colorful Accent 2" w:uiPriority="51"/>
-    <w:lsdException w:name="List Table 7 Colorful Accent 2" w:uiPriority="52"/>
-    <w:lsdException w:name="List Table 1 Light Accent 3" w:uiPriority="46"/>
-    <w:lsdException w:name="List Table 2 Accent 3" w:uiPriority="47"/>
-    <w:lsdException w:name="List Table 3 Accent 3" w:uiPriority="48"/>
-    <w:lsdException w:name="List Table 4 Accent 3" w:uiPriority="49"/>
-    <w:lsdException w:name="List Table 5 Dark Accent 3" w:uiPriority="50"/>
-    <w:lsdException w:name="List Table 6 Colorful Accent 3" w:uiPriority="51"/>
-    <w:lsdException w:name="List Table 7 Colorful Accent 3" w:uiPriority="52"/>
-    <w:lsdException w:name="List Table 1 Light Accent 4" w:uiPriority="46"/>
-    <w:lsdException w:name="List Table 2 Accent 4" w:uiPriority="47"/>
-    <w:lsdException w:name="List Table 3 Accent 4" w:uiPriority="48"/>
-    <w:lsdException w:name="List Table 4 Accent 4" w:uiPriority="49"/>
-    <w:lsdException w:name="List Table 5 Dark Accent 4" w:uiPriority="50"/>
-    <w:lsdException w:name="List Table 6 Colorful Accent 4" w:uiPriority="51"/>
-    <w:lsdException w:name="List Table 7 Colorful Accent 4" w:uiPriority="52"/>
-    <w:lsdException w:name="List Table 1 Light Accent 5" w:uiPriority="46"/>
-    <w:lsdException w:name="List Table 2 Accent 5" w:uiPriority="47"/>
-    <w:lsdException w:name="List Table 3 Accent 5" w:uiPriority="48"/>
-    <w:lsdException w:name="List Table 4 Accent 5" w:uiPriority="49"/>
-    <w:lsdException w:name="List Table 5 Dark Accent 5" w:uiPriority="50"/>
-    <w:lsdException w:name="List Table 6 Colorful Accent 5" w:uiPriority="51"/>
-    <w:lsdException w:name="List Table 7 Colorful Accent 5" w:uiPriority="52"/>
-    <w:lsdException w:name="List Table 1 Light Accent 6" w:uiPriority="46"/>
-    <w:lsdException w:name="List Table 2 Accent 6" w:uiPriority="47"/>
-    <w:lsdException w:name="List Table 3 Accent 6" w:uiPriority="48"/>
-    <w:lsdException w:name="List Table 4 Accent 6" w:uiPriority="49"/>
-    <w:lsdException w:name="List Table 5 Dark Accent 6" w:uiPriority="50"/>
-    <w:lsdException w:name="List Table 6 Colorful Accent 6" w:uiPriority="51"/>
-    <w:lsdException w:name="List Table 7 Colorful Accent 6" w:uiPriority="52"/>
-    <w:lsdException w:name="Mention" w:semiHidden="1" w:unhideWhenUsed="1"/>
-    <w:lsdException w:name="Smart Hyperlink" w:semiHidden="1" w:unhideWhenUsed="1"/>
-    <w:lsdException w:name="Hashtag" w:semiHidden="1" w:unhideWhenUsed="1"/>
-    <w:lsdException w:name="Unresolved Mention" w:semiHidden="1" w:unhideWhenUsed="1"/>
-    <w:lsdException w:name="Smart Link" w:semiHidden="1" w:unhideWhenUsed="1"/>
+  <w:latentStyles w:defLockedState="0" w:defUIPriority="99" w:defSemiHidden="1" w:defUnhideWhenUsed="1" w:defQFormat="0" w:count="267">
+    <w:lsdException w:name="Normal" w:semiHidden="0" w:uiPriority="0" w:unhideWhenUsed="0" w:qFormat="1"/>
+    <w:lsdException w:name="heading 1" w:semiHidden="0" w:uiPriority="9" w:unhideWhenUsed="0" w:qFormat="1"/>
+    <w:lsdException w:name="heading 2" w:uiPriority="9" w:qFormat="1"/>
+    <w:lsdException w:name="heading 3" w:uiPriority="9" w:qFormat="1"/>
+    <w:lsdException w:name="heading 4" w:uiPriority="9" w:qFormat="1"/>
+    <w:lsdException w:name="heading 5" w:uiPriority="9" w:qFormat="1"/>
+    <w:lsdException w:name="heading 6" w:uiPriority="9" w:qFormat="1"/>
+    <w:lsdException w:name="heading 7" w:uiPriority="9" w:qFormat="1"/>
+    <w:lsdException w:name="heading 8" w:uiPriority="9" w:qFormat="1"/>
+    <w:lsdException w:name="heading 9" w:uiPriority="9" w:qFormat="1"/>
+    <w:lsdException w:name="toc 1" w:uiPriority="39" w:qFormat="1"/>
+    <w:lsdException w:name="toc 2" w:uiPriority="39" w:qFormat="1"/>
+    <w:lsdException w:name="toc 3" w:uiPriority="39" w:qFormat="1"/>
+    <w:lsdException w:name="toc 4" w:uiPriority="39" w:qFormat="1"/>
+    <w:lsdException w:name="toc 5" w:uiPriority="39" w:qFormat="1"/>
+    <w:lsdException w:name="toc 6" w:uiPriority="39" w:qFormat="1"/>
+    <w:lsdException w:name="toc 7" w:uiPriority="39" w:qFormat="1"/>
+    <w:lsdException w:name="toc 8" w:uiPriority="39" w:qFormat="1"/>
+    <w:lsdException w:name="toc 9" w:uiPriority="39" w:qFormat="1"/>
+    <w:lsdException w:name="footnote text" w:qFormat="1"/>
+    <w:lsdException w:name="header" w:qFormat="1"/>
+    <w:lsdException w:name="footer" w:qFormat="1"/>
+    <w:lsdException w:name="caption" w:uiPriority="0" w:unhideWhenUsed="0" w:qFormat="1"/>
+    <w:lsdException w:name="table of figures" w:qFormat="1"/>
+    <w:lsdException w:name="footnote reference" w:qFormat="1"/>
+    <w:lsdException w:name="line number" w:uiPriority="0" w:unhideWhenUsed="0" w:qFormat="1"/>
+    <w:lsdException w:name="endnote reference" w:qFormat="1"/>
+    <w:lsdException w:name="endnote text" w:qFormat="1"/>
+    <w:lsdException w:name="List" w:semiHidden="0" w:uiPriority="0" w:unhideWhenUsed="0" w:qFormat="1"/>
+    <w:lsdException w:name="Title" w:semiHidden="0" w:uiPriority="10" w:unhideWhenUsed="0" w:qFormat="1"/>
+    <w:lsdException w:name="Default Paragraph Font" w:uiPriority="1"/>
+    <w:lsdException w:name="Body Text" w:uiPriority="0" w:unhideWhenUsed="0" w:qFormat="1"/>
+    <w:lsdException w:name="Subtitle" w:semiHidden="0" w:uiPriority="11" w:unhideWhenUsed="0" w:qFormat="1"/>
+    <w:lsdException w:name="Hyperlink" w:uiPriority="0" w:unhideWhenUsed="0" w:qFormat="1"/>
+    <w:lsdException w:name="Strong" w:semiHidden="0" w:uiPriority="22" w:unhideWhenUsed="0" w:qFormat="1"/>
+    <w:lsdException w:name="Emphasis" w:semiHidden="0" w:uiPriority="20" w:unhideWhenUsed="0" w:qFormat="1"/>
+    <w:lsdException w:name="Table Simple 1" w:uiPriority="0" w:qFormat="1"/>
+    <w:lsdException w:name="Balloon Text" w:semiHidden="0" w:uiPriority="0" w:unhideWhenUsed="0" w:qFormat="1"/>
+    <w:lsdException w:name="Table Grid" w:semiHidden="0" w:uiPriority="59" w:unhideWhenUsed="0"/>
+    <w:lsdException w:name="Placeholder Text" w:unhideWhenUsed="0"/>
+    <w:lsdException w:name="No Spacing" w:semiHidden="0" w:uiPriority="1" w:unhideWhenUsed="0" w:qFormat="1"/>
+    <w:lsdException w:name="Light Shading" w:semiHidden="0" w:unhideWhenUsed="0"/>
+    <w:lsdException w:name="Light List" w:semiHidden="0" w:unhideWhenUsed="0"/>
+    <w:lsdException w:name="Light Grid" w:semiHidden="0" w:unhideWhenUsed="0"/>
+    <w:lsdException w:name="Medium Shading 1" w:semiHidden="0" w:unhideWhenUsed="0"/>
+    <w:lsdException w:name="Medium Shading 2" w:semiHidden="0" w:unhideWhenUsed="0"/>
+    <w:lsdException w:name="Medium List 1" w:semiHidden="0" w:unhideWhenUsed="0"/>
+    <w:lsdException w:name="Medium List 2" w:semiHidden="0" w:unhideWhenUsed="0"/>
+    <w:lsdException w:name="Medium Grid 1" w:semiHidden="0" w:unhideWhenUsed="0"/>
+    <w:lsdException w:name="Medium Grid 2" w:semiHidden="0" w:unhideWhenUsed="0"/>
+    <w:lsdException w:name="Medium Grid 3" w:semiHidden="0" w:unhideWhenUsed="0"/>
+    <w:lsdException w:name="Dark List" w:semiHidden="0" w:unhideWhenUsed="0"/>
+    <w:lsdException w:name="Colorful Shading" w:semiHidden="0" w:unhideWhenUsed="0"/>
+    <w:lsdException w:name="Colorful List" w:semiHidden="0" w:unhideWhenUsed="0"/>
+    <w:lsdException w:name="Colorful Grid" w:semiHidden="0" w:unhideWhenUsed="0"/>
+    <w:lsdException w:name="Light Shading Accent 1" w:semiHidden="0" w:unhideWhenUsed="0"/>
+    <w:lsdException w:name="Light List Accent 1" w:semiHidden="0" w:unhideWhenUsed="0"/>
+    <w:lsdException w:name="Light Grid Accent 1" w:semiHidden="0" w:unhideWhenUsed="0"/>
+    <w:lsdException w:name="Medium Shading 1 Accent 1" w:semiHidden="0" w:unhideWhenUsed="0"/>
+    <w:lsdException w:name="Medium Shading 2 Accent 1" w:semiHidden="0" w:unhideWhenUsed="0"/>
+    <w:lsdException w:name="Medium List 1 Accent 1" w:semiHidden="0" w:unhideWhenUsed="0"/>
+    <w:lsdException w:name="Revision" w:unhideWhenUsed="0"/>
+    <w:lsdException w:name="List Paragraph" w:semiHidden="0" w:uiPriority="34" w:unhideWhenUsed="0" w:qFormat="1"/>
+    <w:lsdException w:name="Quote" w:semiHidden="0" w:uiPriority="29" w:unhideWhenUsed="0" w:qFormat="1"/>
+    <w:lsdException w:name="Intense Quote" w:semiHidden="0" w:uiPriority="30" w:unhideWhenUsed="0" w:qFormat="1"/>
+    <w:lsdException w:name="Medium List 2 Accent 1" w:semiHidden="0" w:unhideWhenUsed="0"/>
+    <w:lsdException w:name="Medium Grid 1 Accent 1" w:semiHidden="0" w:unhideWhenUsed="0"/>
+    <w:lsdException w:name="Medium Grid 2 Accent 1" w:semiHidden="0" w:unhideWhenUsed="0"/>
+    <w:lsdException w:name="Medium Grid 3 Accent 1" w:semiHidden="0" w:unhideWhenUsed="0"/>
+    <w:lsdException w:name="Dark List Accent 1" w:semiHidden="0" w:unhideWhenUsed="0"/>
+    <w:lsdException w:name="Colorful Shading Accent 1" w:semiHidden="0" w:unhideWhenUsed="0"/>
+    <w:lsdException w:name="Colorful List Accent 1" w:semiHidden="0" w:unhideWhenUsed="0"/>
+    <w:lsdException w:name="Colorful Grid Accent 1" w:semiHidden="0" w:unhideWhenUsed="0"/>
+    <w:lsdException w:name="Light Shading Accent 2" w:semiHidden="0" w:unhideWhenUsed="0"/>
+    <w:lsdException w:name="Light List Accent 2" w:semiHidden="0" w:unhideWhenUsed="0"/>
+    <w:lsdException w:name="Light Grid Accent 2" w:semiHidden="0" w:unhideWhenUsed="0"/>
+    <w:lsdException w:name="Medium Shading 1 Accent 2" w:semiHidden="0" w:unhideWhenUsed="0"/>
+    <w:lsdException w:name="Medium Shading 2 Accent 2" w:semiHidden="0" w:unhideWhenUsed="0"/>
+    <w:lsdException w:name="Medium List 1 Accent 2" w:semiHidden="0" w:unhideWhenUsed="0"/>
+    <w:lsdException w:name="Medium List 2 Accent 2" w:semiHidden="0" w:unhideWhenUsed="0"/>
+    <w:lsdException w:name="Medium Grid 1 Accent 2" w:semiHidden="0" w:unhideWhenUsed="0"/>
+    <w:lsdException w:name="Medium Grid 2 Accent 2" w:semiHidden="0" w:unhideWhenUsed="0"/>
+    <w:lsdException w:name="Medium Grid 3 Accent 2" w:semiHidden="0" w:unhideWhenUsed="0"/>
+    <w:lsdException w:name="Dark List Accent 2" w:semiHidden="0" w:unhideWhenUsed="0"/>
+    <w:lsdException w:name="Colorful Shading Accent 2" w:semiHidden="0" w:unhideWhenUsed="0"/>
+    <w:lsdException w:name="Colorful List Accent 2" w:semiHidden="0" w:unhideWhenUsed="0"/>
+    <w:lsdException w:name="Colorful Grid Accent 2" w:semiHidden="0" w:unhideWhenUsed="0"/>
+    <w:lsdException w:name="Light Shading Accent 3" w:semiHidden="0" w:unhideWhenUsed="0"/>
+    <w:lsdException w:name="Light List Accent 3" w:semiHidden="0" w:unhideWhenUsed="0"/>
+    <w:lsdException w:name="Light Grid Accent 3" w:semiHidden="0" w:unhideWhenUsed="0"/>
+    <w:lsdException w:name="Medium Shading 1 Accent 3" w:semiHidden="0" w:unhideWhenUsed="0"/>
+    <w:lsdException w:name="Medium Shading 2 Accent 3" w:semiHidden="0" w:unhideWhenUsed="0"/>
+    <w:lsdException w:name="Medium List 1 Accent 3" w:semiHidden="0" w:unhideWhenUsed="0"/>
+    <w:lsdException w:name="Medium List 2 Accent 3" w:semiHidden="0" w:unhideWhenUsed="0"/>
+    <w:lsdException w:name="Medium Grid 1 Accent 3" w:semiHidden="0" w:unhideWhenUsed="0"/>
+    <w:lsdException w:name="Medium Grid 2 Accent 3" w:semiHidden="0" w:unhideWhenUsed="0"/>
+    <w:lsdException w:name="Medium Grid 3 Accent 3" w:semiHidden="0" w:unhideWhenUsed="0"/>
+    <w:lsdException w:name="Dark List Accent 3" w:semiHidden="0" w:unhideWhenUsed="0"/>
+    <w:lsdException w:name="Colorful Shading Accent 3" w:semiHidden="0" w:unhideWhenUsed="0"/>
+    <w:lsdException w:name="Colorful List Accent 3" w:semiHidden="0" w:unhideWhenUsed="0"/>
+    <w:lsdException w:name="Colorful Grid Accent 3" w:semiHidden="0" w:unhideWhenUsed="0"/>
+    <w:lsdException w:name="Light Shading Accent 4" w:semiHidden="0" w:unhideWhenUsed="0"/>
+    <w:lsdException w:name="Light List Accent 4" w:semiHidden="0" w:unhideWhenUsed="0"/>
+    <w:lsdException w:name="Light Grid Accent 4" w:semiHidden="0" w:unhideWhenUsed="0"/>
+    <w:lsdException w:name="Medium Shading 1 Accent 4" w:semiHidden="0" w:unhideWhenUsed="0"/>
+    <w:lsdException w:name="Medium Shading 2 Accent 4" w:semiHidden="0" w:unhideWhenUsed="0"/>
+    <w:lsdException w:name="Medium List 1 Accent 4" w:semiHidden="0" w:unhideWhenUsed="0"/>
+    <w:lsdException w:name="Medium List 2 Accent 4" w:semiHidden="0" w:unhideWhenUsed="0"/>
+    <w:lsdException w:name="Medium Grid 1 Accent 4" w:semiHidden="0" w:unhideWhenUsed="0"/>
+    <w:lsdException w:name="Medium Grid 2 Accent 4" w:semiHidden="0" w:unhideWhenUsed="0"/>
+    <w:lsdException w:name="Medium Grid 3 Accent 4" w:semiHidden="0" w:unhideWhenUsed="0"/>
+    <w:lsdException w:name="Dark List Accent 4" w:semiHidden="0" w:unhideWhenUsed="0"/>
+    <w:lsdException w:name="Colorful Shading Accent 4" w:semiHidden="0" w:unhideWhenUsed="0"/>
+    <w:lsdException w:name="Colorful List Accent 4" w:semiHidden="0" w:unhideWhenUsed="0"/>
+    <w:lsdException w:name="Colorful Grid Accent 4" w:semiHidden="0" w:unhideWhenUsed="0"/>
+    <w:lsdException w:name="Light Shading Accent 5" w:semiHidden="0" w:unhideWhenUsed="0"/>
+    <w:lsdException w:name="Light List Accent 5" w:semiHidden="0" w:unhideWhenUsed="0"/>
+    <w:lsdException w:name="Light Grid Accent 5" w:semiHidden="0" w:unhideWhenUsed="0"/>
+    <w:lsdException w:name="Medium Shading 1 Accent 5" w:semiHidden="0" w:unhideWhenUsed="0"/>
+    <w:lsdException w:name="Medium Shading 2 Accent 5" w:semiHidden="0" w:unhideWhenUsed="0"/>
+    <w:lsdException w:name="Medium List 1 Accent 5" w:semiHidden="0" w:unhideWhenUsed="0"/>
+    <w:lsdException w:name="Medium List 2 Accent 5" w:semiHidden="0" w:unhideWhenUsed="0"/>
+    <w:lsdException w:name="Medium Grid 1 Accent 5" w:semiHidden="0" w:unhideWhenUsed="0"/>
+    <w:lsdException w:name="Medium Grid 2 Accent 5" w:semiHidden="0" w:unhideWhenUsed="0"/>
+    <w:lsdException w:name="Medium Grid 3 Accent 5" w:semiHidden="0" w:unhideWhenUsed="0"/>
+    <w:lsdException w:name="Dark List Accent 5" w:semiHidden="0" w:unhideWhenUsed="0"/>
+    <w:lsdException w:name="Colorful Shading Accent 5" w:semiHidden="0" w:unhideWhenUsed="0"/>
+    <w:lsdException w:name="Colorful List Accent 5" w:semiHidden="0" w:unhideWhenUsed="0"/>
+    <w:lsdException w:name="Colorful Grid Accent 5" w:semiHidden="0" w:unhideWhenUsed="0"/>
+    <w:lsdException w:name="Light Shading Accent 6" w:semiHidden="0" w:unhideWhenUsed="0"/>
+    <w:lsdException w:name="Light List Accent 6" w:semiHidden="0" w:unhideWhenUsed="0"/>
+    <w:lsdException w:name="Light Grid Accent 6" w:semiHidden="0" w:unhideWhenUsed="0"/>
+    <w:lsdException w:name="Medium Shading 1 Accent 6" w:semiHidden="0" w:unhideWhenUsed="0"/>
+    <w:lsdException w:name="Medium Shading 2 Accent 6" w:semiHidden="0" w:unhideWhenUsed="0"/>
+    <w:lsdException w:name="Medium List 1 Accent 6" w:semiHidden="0" w:unhideWhenUsed="0"/>
+    <w:lsdException w:name="Medium List 2 Accent 6" w:semiHidden="0" w:unhideWhenUsed="0"/>
+    <w:lsdException w:name="Medium Grid 1 Accent 6" w:semiHidden="0" w:unhideWhenUsed="0"/>
+    <w:lsdException w:name="Medium Grid 2 Accent 6" w:semiHidden="0" w:unhideWhenUsed="0"/>
+    <w:lsdException w:name="Medium Grid 3 Accent 6" w:semiHidden="0" w:unhideWhenUsed="0"/>
+    <w:lsdException w:name="Dark List Accent 6" w:semiHidden="0" w:unhideWhenUsed="0"/>
+    <w:lsdException w:name="Colorful Shading Accent 6" w:semiHidden="0" w:unhideWhenUsed="0"/>
+    <w:lsdException w:name="Colorful List Accent 6" w:semiHidden="0" w:unhideWhenUsed="0"/>
+    <w:lsdException w:name="Colorful Grid Accent 6" w:semiHidden="0" w:unhideWhenUsed="0"/>
+    <w:lsdException w:name="Subtle Emphasis" w:semiHidden="0" w:uiPriority="19" w:unhideWhenUsed="0" w:qFormat="1"/>
+    <w:lsdException w:name="Intense Emphasis" w:semiHidden="0" w:uiPriority="21" w:unhideWhenUsed="0" w:qFormat="1"/>
+    <w:lsdException w:name="Subtle Reference" w:semiHidden="0" w:uiPriority="31" w:unhideWhenUsed="0" w:qFormat="1"/>
+    <w:lsdException w:name="Intense Reference" w:semiHidden="0" w:uiPriority="32" w:unhideWhenUsed="0" w:qFormat="1"/>
+    <w:lsdException w:name="Book Title" w:semiHidden="0" w:uiPriority="33" w:unhideWhenUsed="0" w:qFormat="1"/>
+    <w:lsdException w:name="Bibliography" w:uiPriority="37"/>
+    <w:lsdException w:name="TOC Heading" w:uiPriority="39" w:qFormat="1"/>
   </w:latentStyles>
   <w:style w:type="paragraph" w:default="1" w:styleId="a">
     <w:name w:val="Normal"/>
@@ -7484,6 +7269,7 @@
     <w:uiPriority w:val="99"/>
     <w:semiHidden/>
     <w:unhideWhenUsed/>
+    <w:qFormat/>
     <w:tblPr>
       <w:tblInd w:w="0" w:type="dxa"/>
       <w:tblCellMar>
@@ -7800,6 +7586,7 @@
     <w:qFormat/>
     <w:rsid w:val="00A32279"/>
     <w:tblPr>
+      <w:tblInd w:w="0" w:type="dxa"/>
       <w:tblBorders>
         <w:top w:val="single" w:sz="4" w:space="0" w:color="000000"/>
         <w:left w:val="single" w:sz="4" w:space="0" w:color="000000"/>
@@ -7808,6 +7595,12 @@
         <w:insideH w:val="single" w:sz="4" w:space="0" w:color="000000"/>
         <w:insideV w:val="single" w:sz="4" w:space="0" w:color="000000"/>
       </w:tblBorders>
+      <w:tblCellMar>
+        <w:top w:w="0" w:type="dxa"/>
+        <w:left w:w="108" w:type="dxa"/>
+        <w:bottom w:w="0" w:type="dxa"/>
+        <w:right w:w="108" w:type="dxa"/>
+      </w:tblCellMar>
     </w:tblPr>
     <w:tblStylePr w:type="firstRow">
       <w:tblPr/>
@@ -7846,6 +7639,7 @@
     <w:uiPriority w:val="59"/>
     <w:rsid w:val="00A32279"/>
     <w:tblPr>
+      <w:tblInd w:w="0" w:type="dxa"/>
       <w:tblBorders>
         <w:top w:val="single" w:sz="4" w:space="0" w:color="000000"/>
         <w:left w:val="single" w:sz="4" w:space="0" w:color="000000"/>
@@ -7854,6 +7648,12 @@
         <w:insideH w:val="single" w:sz="4" w:space="0" w:color="000000"/>
         <w:insideV w:val="single" w:sz="4" w:space="0" w:color="000000"/>
       </w:tblBorders>
+      <w:tblCellMar>
+        <w:top w:w="0" w:type="dxa"/>
+        <w:left w:w="108" w:type="dxa"/>
+        <w:bottom w:w="0" w:type="dxa"/>
+        <w:right w:w="108" w:type="dxa"/>
+      </w:tblCellMar>
     </w:tblPr>
   </w:style>
   <w:style w:type="character" w:customStyle="1" w:styleId="10">
@@ -8006,7 +7806,7 @@
     </w:rPr>
   </w:style>
   <w:style w:type="character" w:customStyle="1" w:styleId="af2">
-    <w:name w:val="Заголовок Знак"/>
+    <w:name w:val="Название Знак"/>
     <w:basedOn w:val="a0"/>
     <w:link w:val="af1"/>
     <w:uiPriority w:val="10"/>
@@ -8115,6 +7915,7 @@
     <w:qFormat/>
     <w:rsid w:val="00A32279"/>
     <w:tblPr>
+      <w:tblInd w:w="0" w:type="dxa"/>
       <w:tblBorders>
         <w:top w:val="single" w:sz="4" w:space="0" w:color="AFAFAF" w:themeColor="text1" w:themeTint="50"/>
         <w:left w:val="single" w:sz="4" w:space="0" w:color="AFAFAF" w:themeColor="text1" w:themeTint="50"/>
@@ -8123,6 +7924,12 @@
         <w:insideH w:val="single" w:sz="4" w:space="0" w:color="AFAFAF" w:themeColor="text1" w:themeTint="50"/>
         <w:insideV w:val="single" w:sz="4" w:space="0" w:color="AFAFAF" w:themeColor="text1" w:themeTint="50"/>
       </w:tblBorders>
+      <w:tblCellMar>
+        <w:top w:w="0" w:type="dxa"/>
+        <w:left w:w="108" w:type="dxa"/>
+        <w:bottom w:w="0" w:type="dxa"/>
+        <w:right w:w="108" w:type="dxa"/>
+      </w:tblCellMar>
     </w:tblPr>
   </w:style>
   <w:style w:type="table" w:customStyle="1" w:styleId="110">
@@ -8132,6 +7939,7 @@
     <w:qFormat/>
     <w:rsid w:val="00A32279"/>
     <w:tblPr>
+      <w:tblInd w:w="0" w:type="dxa"/>
       <w:tblBorders>
         <w:top w:val="single" w:sz="4" w:space="0" w:color="AFAFAF" w:themeColor="text1" w:themeTint="50"/>
         <w:left w:val="single" w:sz="4" w:space="0" w:color="AFAFAF" w:themeColor="text1" w:themeTint="50"/>
@@ -8140,6 +7948,12 @@
         <w:insideH w:val="single" w:sz="4" w:space="0" w:color="AFAFAF" w:themeColor="text1" w:themeTint="50"/>
         <w:insideV w:val="single" w:sz="4" w:space="0" w:color="AFAFAF" w:themeColor="text1" w:themeTint="50"/>
       </w:tblBorders>
+      <w:tblCellMar>
+        <w:top w:w="0" w:type="dxa"/>
+        <w:left w:w="108" w:type="dxa"/>
+        <w:bottom w:w="0" w:type="dxa"/>
+        <w:right w:w="108" w:type="dxa"/>
+      </w:tblCellMar>
     </w:tblPr>
     <w:tblStylePr w:type="firstRow">
       <w:rPr>
@@ -8176,13 +7990,13 @@
     <w:tblStylePr w:type="band1Vert">
       <w:tblPr/>
       <w:tcPr>
-        <w:shd w:val="clear" w:color="F2F2F2" w:themeColor="text1" w:themeTint="0D" w:fill="F2F2F2" w:themeFill="text1" w:themeFillTint="0D"/>
+        <w:shd w:val="clear" w:color="F2F2F2" w:themeColor="text1" w:themeTint="D" w:fill="F2F2F2" w:themeFill="text1" w:themeFillTint="D"/>
       </w:tcPr>
     </w:tblStylePr>
     <w:tblStylePr w:type="band1Horz">
       <w:tblPr/>
       <w:tcPr>
-        <w:shd w:val="clear" w:color="F2F2F2" w:themeColor="text1" w:themeTint="0D" w:fill="F2F2F2" w:themeFill="text1" w:themeFillTint="0D"/>
+        <w:shd w:val="clear" w:color="F2F2F2" w:themeColor="text1" w:themeTint="D" w:fill="F2F2F2" w:themeFill="text1" w:themeFillTint="D"/>
       </w:tcPr>
     </w:tblStylePr>
   </w:style>
@@ -8193,12 +8007,19 @@
     <w:qFormat/>
     <w:rsid w:val="00A32279"/>
     <w:tblPr>
+      <w:tblInd w:w="0" w:type="dxa"/>
       <w:tblBorders>
         <w:top w:val="single" w:sz="4" w:space="0" w:color="000000" w:themeColor="text1"/>
         <w:left w:val="none" w:sz="4" w:space="0" w:color="000000" w:themeColor="text1"/>
         <w:bottom w:val="single" w:sz="4" w:space="0" w:color="000000" w:themeColor="text1"/>
         <w:right w:val="none" w:sz="4" w:space="0" w:color="000000" w:themeColor="text1"/>
       </w:tblBorders>
+      <w:tblCellMar>
+        <w:top w:w="0" w:type="dxa"/>
+        <w:left w:w="108" w:type="dxa"/>
+        <w:bottom w:w="0" w:type="dxa"/>
+        <w:right w:w="108" w:type="dxa"/>
+      </w:tblCellMar>
     </w:tblPr>
     <w:tblStylePr w:type="firstRow">
       <w:rPr>
@@ -8273,7 +8094,15 @@
     <w:uiPriority w:val="99"/>
     <w:qFormat/>
     <w:rsid w:val="00A32279"/>
-    <w:tblPr/>
+    <w:tblPr>
+      <w:tblInd w:w="0" w:type="dxa"/>
+      <w:tblCellMar>
+        <w:top w:w="0" w:type="dxa"/>
+        <w:left w:w="108" w:type="dxa"/>
+        <w:bottom w:w="0" w:type="dxa"/>
+        <w:right w:w="108" w:type="dxa"/>
+      </w:tblCellMar>
+    </w:tblPr>
     <w:tblStylePr w:type="firstRow">
       <w:rPr>
         <w:b/>
@@ -8328,7 +8157,7 @@
       </w:rPr>
       <w:tblPr/>
       <w:tcPr>
-        <w:shd w:val="clear" w:color="F2F2F2" w:themeColor="text1" w:themeTint="0D" w:fill="F2F2F2" w:themeFill="text1" w:themeFillTint="0D"/>
+        <w:shd w:val="clear" w:color="F2F2F2" w:themeColor="text1" w:themeTint="D" w:fill="F2F2F2" w:themeFill="text1" w:themeFillTint="D"/>
       </w:tcPr>
     </w:tblStylePr>
     <w:tblStylePr w:type="band1Horz">
@@ -8339,7 +8168,7 @@
       </w:rPr>
       <w:tblPr/>
       <w:tcPr>
-        <w:shd w:val="clear" w:color="F2F2F2" w:themeColor="text1" w:themeTint="0D" w:fill="F2F2F2" w:themeFill="text1" w:themeFillTint="0D"/>
+        <w:shd w:val="clear" w:color="F2F2F2" w:themeColor="text1" w:themeTint="D" w:fill="F2F2F2" w:themeFill="text1" w:themeFillTint="D"/>
       </w:tcPr>
     </w:tblStylePr>
   </w:style>
@@ -8349,7 +8178,15 @@
     <w:uiPriority w:val="99"/>
     <w:qFormat/>
     <w:rsid w:val="00A32279"/>
-    <w:tblPr/>
+    <w:tblPr>
+      <w:tblInd w:w="0" w:type="dxa"/>
+      <w:tblCellMar>
+        <w:top w:w="0" w:type="dxa"/>
+        <w:left w:w="108" w:type="dxa"/>
+        <w:bottom w:w="0" w:type="dxa"/>
+        <w:right w:w="108" w:type="dxa"/>
+      </w:tblCellMar>
+    </w:tblPr>
     <w:tblStylePr w:type="firstRow">
       <w:rPr>
         <w:b/>
@@ -8382,7 +8219,7 @@
       </w:rPr>
       <w:tblPr/>
       <w:tcPr>
-        <w:shd w:val="clear" w:color="F2F2F2" w:themeColor="text1" w:themeTint="0D" w:fill="F2F2F2" w:themeFill="text1" w:themeFillTint="0D"/>
+        <w:shd w:val="clear" w:color="F2F2F2" w:themeColor="text1" w:themeTint="D" w:fill="F2F2F2" w:themeFill="text1" w:themeFillTint="D"/>
       </w:tcPr>
     </w:tblStylePr>
     <w:tblStylePr w:type="band1Horz">
@@ -8393,7 +8230,7 @@
       </w:rPr>
       <w:tblPr/>
       <w:tcPr>
-        <w:shd w:val="clear" w:color="F2F2F2" w:themeColor="text1" w:themeTint="0D" w:fill="F2F2F2" w:themeFill="text1" w:themeFillTint="0D"/>
+        <w:shd w:val="clear" w:color="F2F2F2" w:themeColor="text1" w:themeTint="D" w:fill="F2F2F2" w:themeFill="text1" w:themeFillTint="D"/>
       </w:tcPr>
     </w:tblStylePr>
   </w:style>
@@ -8403,7 +8240,15 @@
     <w:uiPriority w:val="99"/>
     <w:qFormat/>
     <w:rsid w:val="00A32279"/>
-    <w:tblPr/>
+    <w:tblPr>
+      <w:tblInd w:w="0" w:type="dxa"/>
+      <w:tblCellMar>
+        <w:top w:w="0" w:type="dxa"/>
+        <w:left w:w="108" w:type="dxa"/>
+        <w:bottom w:w="0" w:type="dxa"/>
+        <w:right w:w="108" w:type="dxa"/>
+      </w:tblCellMar>
+    </w:tblPr>
     <w:tblStylePr w:type="firstRow">
       <w:rPr>
         <w:i/>
@@ -8471,7 +8316,7 @@
       </w:rPr>
       <w:tblPr/>
       <w:tcPr>
-        <w:shd w:val="clear" w:color="F2F2F2" w:themeColor="text1" w:themeTint="0D" w:fill="F2F2F2" w:themeFill="text1" w:themeFillTint="0D"/>
+        <w:shd w:val="clear" w:color="F2F2F2" w:themeColor="text1" w:themeTint="D" w:fill="F2F2F2" w:themeFill="text1" w:themeFillTint="D"/>
       </w:tcPr>
     </w:tblStylePr>
     <w:tblStylePr w:type="band1Horz">
@@ -8482,7 +8327,7 @@
       </w:rPr>
       <w:tblPr/>
       <w:tcPr>
-        <w:shd w:val="clear" w:color="F2F2F2" w:themeColor="text1" w:themeTint="0D" w:fill="F2F2F2" w:themeFill="text1" w:themeFillTint="0D"/>
+        <w:shd w:val="clear" w:color="F2F2F2" w:themeColor="text1" w:themeTint="D" w:fill="F2F2F2" w:themeFill="text1" w:themeFillTint="D"/>
       </w:tcPr>
     </w:tblStylePr>
   </w:style>
@@ -8493,6 +8338,7 @@
     <w:qFormat/>
     <w:rsid w:val="00A32279"/>
     <w:tblPr>
+      <w:tblInd w:w="0" w:type="dxa"/>
       <w:tblBorders>
         <w:top w:val="single" w:sz="4" w:space="0" w:color="989898" w:themeColor="text1" w:themeTint="67"/>
         <w:left w:val="single" w:sz="4" w:space="0" w:color="989898" w:themeColor="text1" w:themeTint="67"/>
@@ -8501,6 +8347,12 @@
         <w:insideH w:val="single" w:sz="4" w:space="0" w:color="989898" w:themeColor="text1" w:themeTint="67"/>
         <w:insideV w:val="single" w:sz="4" w:space="0" w:color="989898" w:themeColor="text1" w:themeTint="67"/>
       </w:tblBorders>
+      <w:tblCellMar>
+        <w:top w:w="0" w:type="dxa"/>
+        <w:left w:w="108" w:type="dxa"/>
+        <w:bottom w:w="0" w:type="dxa"/>
+        <w:right w:w="108" w:type="dxa"/>
+      </w:tblCellMar>
     </w:tblPr>
     <w:tblStylePr w:type="firstRow">
       <w:rPr>
@@ -8556,6 +8408,7 @@
     <w:qFormat/>
     <w:rsid w:val="00A32279"/>
     <w:tblPr>
+      <w:tblInd w:w="0" w:type="dxa"/>
       <w:tblBorders>
         <w:top w:val="single" w:sz="4" w:space="0" w:color="B3C5E7" w:themeColor="accent1" w:themeTint="67"/>
         <w:left w:val="single" w:sz="4" w:space="0" w:color="B3C5E7" w:themeColor="accent1" w:themeTint="67"/>
@@ -8564,6 +8417,12 @@
         <w:insideH w:val="single" w:sz="4" w:space="0" w:color="B3C5E7" w:themeColor="accent1" w:themeTint="67"/>
         <w:insideV w:val="single" w:sz="4" w:space="0" w:color="B3C5E7" w:themeColor="accent1" w:themeTint="67"/>
       </w:tblBorders>
+      <w:tblCellMar>
+        <w:top w:w="0" w:type="dxa"/>
+        <w:left w:w="108" w:type="dxa"/>
+        <w:bottom w:w="0" w:type="dxa"/>
+        <w:right w:w="108" w:type="dxa"/>
+      </w:tblCellMar>
     </w:tblPr>
     <w:tblStylePr w:type="firstRow">
       <w:rPr>
@@ -8619,6 +8478,7 @@
     <w:qFormat/>
     <w:rsid w:val="00A32279"/>
     <w:tblPr>
+      <w:tblInd w:w="0" w:type="dxa"/>
       <w:tblBorders>
         <w:top w:val="single" w:sz="4" w:space="0" w:color="F7CAAB" w:themeColor="accent2" w:themeTint="67"/>
         <w:left w:val="single" w:sz="4" w:space="0" w:color="F7CAAB" w:themeColor="accent2" w:themeTint="67"/>
@@ -8627,6 +8487,12 @@
         <w:insideH w:val="single" w:sz="4" w:space="0" w:color="F7CAAB" w:themeColor="accent2" w:themeTint="67"/>
         <w:insideV w:val="single" w:sz="4" w:space="0" w:color="F7CAAB" w:themeColor="accent2" w:themeTint="67"/>
       </w:tblBorders>
+      <w:tblCellMar>
+        <w:top w:w="0" w:type="dxa"/>
+        <w:left w:w="108" w:type="dxa"/>
+        <w:bottom w:w="0" w:type="dxa"/>
+        <w:right w:w="108" w:type="dxa"/>
+      </w:tblCellMar>
     </w:tblPr>
     <w:tblStylePr w:type="firstRow">
       <w:rPr>
@@ -8682,6 +8548,7 @@
     <w:qFormat/>
     <w:rsid w:val="00A32279"/>
     <w:tblPr>
+      <w:tblInd w:w="0" w:type="dxa"/>
       <w:tblBorders>
         <w:top w:val="single" w:sz="4" w:space="0" w:color="DADADA" w:themeColor="accent3" w:themeTint="67"/>
         <w:left w:val="single" w:sz="4" w:space="0" w:color="DADADA" w:themeColor="accent3" w:themeTint="67"/>
@@ -8690,6 +8557,12 @@
         <w:insideH w:val="single" w:sz="4" w:space="0" w:color="DADADA" w:themeColor="accent3" w:themeTint="67"/>
         <w:insideV w:val="single" w:sz="4" w:space="0" w:color="DADADA" w:themeColor="accent3" w:themeTint="67"/>
       </w:tblBorders>
+      <w:tblCellMar>
+        <w:top w:w="0" w:type="dxa"/>
+        <w:left w:w="108" w:type="dxa"/>
+        <w:bottom w:w="0" w:type="dxa"/>
+        <w:right w:w="108" w:type="dxa"/>
+      </w:tblCellMar>
     </w:tblPr>
     <w:tblStylePr w:type="firstRow">
       <w:rPr>
@@ -8745,6 +8618,7 @@
     <w:qFormat/>
     <w:rsid w:val="00A32279"/>
     <w:tblPr>
+      <w:tblInd w:w="0" w:type="dxa"/>
       <w:tblBorders>
         <w:top w:val="single" w:sz="4" w:space="0" w:color="FFE598" w:themeColor="accent4" w:themeTint="67"/>
         <w:left w:val="single" w:sz="4" w:space="0" w:color="FFE598" w:themeColor="accent4" w:themeTint="67"/>
@@ -8753,6 +8627,12 @@
         <w:insideH w:val="single" w:sz="4" w:space="0" w:color="FFE598" w:themeColor="accent4" w:themeTint="67"/>
         <w:insideV w:val="single" w:sz="4" w:space="0" w:color="FFE598" w:themeColor="accent4" w:themeTint="67"/>
       </w:tblBorders>
+      <w:tblCellMar>
+        <w:top w:w="0" w:type="dxa"/>
+        <w:left w:w="108" w:type="dxa"/>
+        <w:bottom w:w="0" w:type="dxa"/>
+        <w:right w:w="108" w:type="dxa"/>
+      </w:tblCellMar>
     </w:tblPr>
     <w:tblStylePr w:type="firstRow">
       <w:rPr>
@@ -8808,6 +8688,7 @@
     <w:qFormat/>
     <w:rsid w:val="00A32279"/>
     <w:tblPr>
+      <w:tblInd w:w="0" w:type="dxa"/>
       <w:tblBorders>
         <w:top w:val="single" w:sz="4" w:space="0" w:color="BCD6EE" w:themeColor="accent5" w:themeTint="67"/>
         <w:left w:val="single" w:sz="4" w:space="0" w:color="BCD6EE" w:themeColor="accent5" w:themeTint="67"/>
@@ -8816,6 +8697,12 @@
         <w:insideH w:val="single" w:sz="4" w:space="0" w:color="BCD6EE" w:themeColor="accent5" w:themeTint="67"/>
         <w:insideV w:val="single" w:sz="4" w:space="0" w:color="BCD6EE" w:themeColor="accent5" w:themeTint="67"/>
       </w:tblBorders>
+      <w:tblCellMar>
+        <w:top w:w="0" w:type="dxa"/>
+        <w:left w:w="108" w:type="dxa"/>
+        <w:bottom w:w="0" w:type="dxa"/>
+        <w:right w:w="108" w:type="dxa"/>
+      </w:tblCellMar>
     </w:tblPr>
     <w:tblStylePr w:type="firstRow">
       <w:rPr>
@@ -8871,6 +8758,7 @@
     <w:qFormat/>
     <w:rsid w:val="00A32279"/>
     <w:tblPr>
+      <w:tblInd w:w="0" w:type="dxa"/>
       <w:tblBorders>
         <w:top w:val="single" w:sz="4" w:space="0" w:color="C4DFB2" w:themeColor="accent6" w:themeTint="67"/>
         <w:left w:val="single" w:sz="4" w:space="0" w:color="C4DFB2" w:themeColor="accent6" w:themeTint="67"/>
@@ -8879,6 +8767,12 @@
         <w:insideH w:val="single" w:sz="4" w:space="0" w:color="C4DFB2" w:themeColor="accent6" w:themeTint="67"/>
         <w:insideV w:val="single" w:sz="4" w:space="0" w:color="C4DFB2" w:themeColor="accent6" w:themeTint="67"/>
       </w:tblBorders>
+      <w:tblCellMar>
+        <w:top w:w="0" w:type="dxa"/>
+        <w:left w:w="108" w:type="dxa"/>
+        <w:bottom w:w="0" w:type="dxa"/>
+        <w:right w:w="108" w:type="dxa"/>
+      </w:tblCellMar>
     </w:tblPr>
     <w:tblStylePr w:type="firstRow">
       <w:rPr>
@@ -8934,11 +8828,18 @@
     <w:qFormat/>
     <w:rsid w:val="00A32279"/>
     <w:tblPr>
+      <w:tblInd w:w="0" w:type="dxa"/>
       <w:tblBorders>
         <w:bottom w:val="single" w:sz="4" w:space="0" w:color="6A6A6A" w:themeColor="text1" w:themeTint="95"/>
         <w:insideH w:val="single" w:sz="4" w:space="0" w:color="6A6A6A" w:themeColor="text1" w:themeTint="95"/>
         <w:insideV w:val="single" w:sz="4" w:space="0" w:color="6A6A6A" w:themeColor="text1" w:themeTint="95"/>
       </w:tblBorders>
+      <w:tblCellMar>
+        <w:top w:w="0" w:type="dxa"/>
+        <w:left w:w="108" w:type="dxa"/>
+        <w:bottom w:w="0" w:type="dxa"/>
+        <w:right w:w="108" w:type="dxa"/>
+      </w:tblCellMar>
     </w:tblPr>
     <w:tblStylePr w:type="firstRow">
       <w:rPr>
@@ -9014,11 +8915,18 @@
     <w:qFormat/>
     <w:rsid w:val="00A32279"/>
     <w:tblPr>
+      <w:tblInd w:w="0" w:type="dxa"/>
       <w:tblBorders>
         <w:bottom w:val="single" w:sz="4" w:space="0" w:color="537DC8" w:themeColor="accent1" w:themeTint="EA"/>
         <w:insideH w:val="single" w:sz="4" w:space="0" w:color="537DC8" w:themeColor="accent1" w:themeTint="EA"/>
         <w:insideV w:val="single" w:sz="4" w:space="0" w:color="537DC8" w:themeColor="accent1" w:themeTint="EA"/>
       </w:tblBorders>
+      <w:tblCellMar>
+        <w:top w:w="0" w:type="dxa"/>
+        <w:left w:w="108" w:type="dxa"/>
+        <w:bottom w:w="0" w:type="dxa"/>
+        <w:right w:w="108" w:type="dxa"/>
+      </w:tblCellMar>
     </w:tblPr>
     <w:tblStylePr w:type="firstRow">
       <w:rPr>
@@ -9094,11 +9002,18 @@
     <w:qFormat/>
     <w:rsid w:val="00A32279"/>
     <w:tblPr>
+      <w:tblInd w:w="0" w:type="dxa"/>
       <w:tblBorders>
         <w:bottom w:val="single" w:sz="4" w:space="0" w:color="F4B184" w:themeColor="accent2" w:themeTint="97"/>
         <w:insideH w:val="single" w:sz="4" w:space="0" w:color="F4B184" w:themeColor="accent2" w:themeTint="97"/>
         <w:insideV w:val="single" w:sz="4" w:space="0" w:color="F4B184" w:themeColor="accent2" w:themeTint="97"/>
       </w:tblBorders>
+      <w:tblCellMar>
+        <w:top w:w="0" w:type="dxa"/>
+        <w:left w:w="108" w:type="dxa"/>
+        <w:bottom w:w="0" w:type="dxa"/>
+        <w:right w:w="108" w:type="dxa"/>
+      </w:tblCellMar>
     </w:tblPr>
     <w:tblStylePr w:type="firstRow">
       <w:rPr>
@@ -9174,11 +9089,18 @@
     <w:qFormat/>
     <w:rsid w:val="00A32279"/>
     <w:tblPr>
+      <w:tblInd w:w="0" w:type="dxa"/>
       <w:tblBorders>
         <w:bottom w:val="single" w:sz="4" w:space="0" w:color="A5A5A5" w:themeColor="accent3" w:themeTint="FE"/>
         <w:insideH w:val="single" w:sz="4" w:space="0" w:color="A5A5A5" w:themeColor="accent3" w:themeTint="FE"/>
         <w:insideV w:val="single" w:sz="4" w:space="0" w:color="A5A5A5" w:themeColor="accent3" w:themeTint="FE"/>
       </w:tblBorders>
+      <w:tblCellMar>
+        <w:top w:w="0" w:type="dxa"/>
+        <w:left w:w="108" w:type="dxa"/>
+        <w:bottom w:w="0" w:type="dxa"/>
+        <w:right w:w="108" w:type="dxa"/>
+      </w:tblCellMar>
     </w:tblPr>
     <w:tblStylePr w:type="firstRow">
       <w:rPr>
@@ -9254,11 +9176,18 @@
     <w:qFormat/>
     <w:rsid w:val="00A32279"/>
     <w:tblPr>
+      <w:tblInd w:w="0" w:type="dxa"/>
       <w:tblBorders>
         <w:bottom w:val="single" w:sz="4" w:space="0" w:color="FFD865" w:themeColor="accent4" w:themeTint="9A"/>
         <w:insideH w:val="single" w:sz="4" w:space="0" w:color="FFD865" w:themeColor="accent4" w:themeTint="9A"/>
         <w:insideV w:val="single" w:sz="4" w:space="0" w:color="FFD865" w:themeColor="accent4" w:themeTint="9A"/>
       </w:tblBorders>
+      <w:tblCellMar>
+        <w:top w:w="0" w:type="dxa"/>
+        <w:left w:w="108" w:type="dxa"/>
+        <w:bottom w:w="0" w:type="dxa"/>
+        <w:right w:w="108" w:type="dxa"/>
+      </w:tblCellMar>
     </w:tblPr>
     <w:tblStylePr w:type="firstRow">
       <w:rPr>
@@ -9334,11 +9263,18 @@
     <w:qFormat/>
     <w:rsid w:val="00A32279"/>
     <w:tblPr>
+      <w:tblInd w:w="0" w:type="dxa"/>
       <w:tblBorders>
         <w:bottom w:val="single" w:sz="4" w:space="0" w:color="5B9BD5" w:themeColor="accent5"/>
         <w:insideH w:val="single" w:sz="4" w:space="0" w:color="5B9BD5" w:themeColor="accent5"/>
         <w:insideV w:val="single" w:sz="4" w:space="0" w:color="5B9BD5" w:themeColor="accent5"/>
       </w:tblBorders>
+      <w:tblCellMar>
+        <w:top w:w="0" w:type="dxa"/>
+        <w:left w:w="108" w:type="dxa"/>
+        <w:bottom w:w="0" w:type="dxa"/>
+        <w:right w:w="108" w:type="dxa"/>
+      </w:tblCellMar>
     </w:tblPr>
     <w:tblStylePr w:type="firstRow">
       <w:rPr>
@@ -9414,11 +9350,18 @@
     <w:qFormat/>
     <w:rsid w:val="00A32279"/>
     <w:tblPr>
+      <w:tblInd w:w="0" w:type="dxa"/>
       <w:tblBorders>
         <w:bottom w:val="single" w:sz="4" w:space="0" w:color="70AD47" w:themeColor="accent6"/>
         <w:insideH w:val="single" w:sz="4" w:space="0" w:color="70AD47" w:themeColor="accent6"/>
         <w:insideV w:val="single" w:sz="4" w:space="0" w:color="70AD47" w:themeColor="accent6"/>
       </w:tblBorders>
+      <w:tblCellMar>
+        <w:top w:w="0" w:type="dxa"/>
+        <w:left w:w="108" w:type="dxa"/>
+        <w:bottom w:w="0" w:type="dxa"/>
+        <w:right w:w="108" w:type="dxa"/>
+      </w:tblCellMar>
     </w:tblPr>
     <w:tblStylePr w:type="firstRow">
       <w:rPr>
@@ -9494,11 +9437,18 @@
     <w:qFormat/>
     <w:rsid w:val="00A32279"/>
     <w:tblPr>
+      <w:tblInd w:w="0" w:type="dxa"/>
       <w:tblBorders>
         <w:bottom w:val="single" w:sz="4" w:space="0" w:color="6A6A6A" w:themeColor="text1" w:themeTint="95"/>
         <w:insideH w:val="single" w:sz="4" w:space="0" w:color="6A6A6A" w:themeColor="text1" w:themeTint="95"/>
         <w:insideV w:val="single" w:sz="4" w:space="0" w:color="6A6A6A" w:themeColor="text1" w:themeTint="95"/>
       </w:tblBorders>
+      <w:tblCellMar>
+        <w:top w:w="0" w:type="dxa"/>
+        <w:left w:w="108" w:type="dxa"/>
+        <w:bottom w:w="0" w:type="dxa"/>
+        <w:right w:w="108" w:type="dxa"/>
+      </w:tblCellMar>
     </w:tblPr>
     <w:tblStylePr w:type="firstRow">
       <w:rPr>
@@ -9597,11 +9547,18 @@
     <w:qFormat/>
     <w:rsid w:val="00A32279"/>
     <w:tblPr>
+      <w:tblInd w:w="0" w:type="dxa"/>
       <w:tblBorders>
         <w:bottom w:val="single" w:sz="4" w:space="0" w:color="537DC8" w:themeColor="accent1" w:themeTint="EA"/>
         <w:insideH w:val="single" w:sz="4" w:space="0" w:color="537DC8" w:themeColor="accent1" w:themeTint="EA"/>
         <w:insideV w:val="single" w:sz="4" w:space="0" w:color="537DC8" w:themeColor="accent1" w:themeTint="EA"/>
       </w:tblBorders>
+      <w:tblCellMar>
+        <w:top w:w="0" w:type="dxa"/>
+        <w:left w:w="108" w:type="dxa"/>
+        <w:bottom w:w="0" w:type="dxa"/>
+        <w:right w:w="108" w:type="dxa"/>
+      </w:tblCellMar>
     </w:tblPr>
     <w:tblStylePr w:type="firstRow">
       <w:rPr>
@@ -9700,11 +9657,18 @@
     <w:qFormat/>
     <w:rsid w:val="00A32279"/>
     <w:tblPr>
+      <w:tblInd w:w="0" w:type="dxa"/>
       <w:tblBorders>
         <w:bottom w:val="single" w:sz="4" w:space="0" w:color="F4B184" w:themeColor="accent2" w:themeTint="97"/>
         <w:insideH w:val="single" w:sz="4" w:space="0" w:color="F4B184" w:themeColor="accent2" w:themeTint="97"/>
         <w:insideV w:val="single" w:sz="4" w:space="0" w:color="F4B184" w:themeColor="accent2" w:themeTint="97"/>
       </w:tblBorders>
+      <w:tblCellMar>
+        <w:top w:w="0" w:type="dxa"/>
+        <w:left w:w="108" w:type="dxa"/>
+        <w:bottom w:w="0" w:type="dxa"/>
+        <w:right w:w="108" w:type="dxa"/>
+      </w:tblCellMar>
     </w:tblPr>
     <w:tblStylePr w:type="firstRow">
       <w:rPr>
@@ -9803,11 +9767,18 @@
     <w:qFormat/>
     <w:rsid w:val="00A32279"/>
     <w:tblPr>
+      <w:tblInd w:w="0" w:type="dxa"/>
       <w:tblBorders>
         <w:bottom w:val="single" w:sz="4" w:space="0" w:color="A5A5A5" w:themeColor="accent3" w:themeTint="FE"/>
         <w:insideH w:val="single" w:sz="4" w:space="0" w:color="A5A5A5" w:themeColor="accent3" w:themeTint="FE"/>
         <w:insideV w:val="single" w:sz="4" w:space="0" w:color="A5A5A5" w:themeColor="accent3" w:themeTint="FE"/>
       </w:tblBorders>
+      <w:tblCellMar>
+        <w:top w:w="0" w:type="dxa"/>
+        <w:left w:w="108" w:type="dxa"/>
+        <w:bottom w:w="0" w:type="dxa"/>
+        <w:right w:w="108" w:type="dxa"/>
+      </w:tblCellMar>
     </w:tblPr>
     <w:tblStylePr w:type="firstRow">
       <w:rPr>
@@ -9906,11 +9877,18 @@
     <w:qFormat/>
     <w:rsid w:val="00A32279"/>
     <w:tblPr>
+      <w:tblInd w:w="0" w:type="dxa"/>
       <w:tblBorders>
         <w:bottom w:val="single" w:sz="4" w:space="0" w:color="FFD865" w:themeColor="accent4" w:themeTint="9A"/>
         <w:insideH w:val="single" w:sz="4" w:space="0" w:color="FFD865" w:themeColor="accent4" w:themeTint="9A"/>
         <w:insideV w:val="single" w:sz="4" w:space="0" w:color="FFD865" w:themeColor="accent4" w:themeTint="9A"/>
       </w:tblBorders>
+      <w:tblCellMar>
+        <w:top w:w="0" w:type="dxa"/>
+        <w:left w:w="108" w:type="dxa"/>
+        <w:bottom w:w="0" w:type="dxa"/>
+        <w:right w:w="108" w:type="dxa"/>
+      </w:tblCellMar>
     </w:tblPr>
     <w:tblStylePr w:type="firstRow">
       <w:rPr>
@@ -10009,11 +9987,18 @@
     <w:qFormat/>
     <w:rsid w:val="00A32279"/>
     <w:tblPr>
+      <w:tblInd w:w="0" w:type="dxa"/>
       <w:tblBorders>
         <w:bottom w:val="single" w:sz="4" w:space="0" w:color="5B9BD5" w:themeColor="accent5"/>
         <w:insideH w:val="single" w:sz="4" w:space="0" w:color="5B9BD5" w:themeColor="accent5"/>
         <w:insideV w:val="single" w:sz="4" w:space="0" w:color="5B9BD5" w:themeColor="accent5"/>
       </w:tblBorders>
+      <w:tblCellMar>
+        <w:top w:w="0" w:type="dxa"/>
+        <w:left w:w="108" w:type="dxa"/>
+        <w:bottom w:w="0" w:type="dxa"/>
+        <w:right w:w="108" w:type="dxa"/>
+      </w:tblCellMar>
     </w:tblPr>
     <w:tblStylePr w:type="firstRow">
       <w:rPr>
@@ -10112,11 +10097,18 @@
     <w:qFormat/>
     <w:rsid w:val="00A32279"/>
     <w:tblPr>
+      <w:tblInd w:w="0" w:type="dxa"/>
       <w:tblBorders>
         <w:bottom w:val="single" w:sz="4" w:space="0" w:color="70AD47" w:themeColor="accent6"/>
         <w:insideH w:val="single" w:sz="4" w:space="0" w:color="70AD47" w:themeColor="accent6"/>
         <w:insideV w:val="single" w:sz="4" w:space="0" w:color="70AD47" w:themeColor="accent6"/>
       </w:tblBorders>
+      <w:tblCellMar>
+        <w:top w:w="0" w:type="dxa"/>
+        <w:left w:w="108" w:type="dxa"/>
+        <w:bottom w:w="0" w:type="dxa"/>
+        <w:right w:w="108" w:type="dxa"/>
+      </w:tblCellMar>
     </w:tblPr>
     <w:tblStylePr w:type="firstRow">
       <w:rPr>
@@ -10215,6 +10207,7 @@
     <w:qFormat/>
     <w:rsid w:val="00A32279"/>
     <w:tblPr>
+      <w:tblInd w:w="0" w:type="dxa"/>
       <w:tblBorders>
         <w:top w:val="single" w:sz="4" w:space="0" w:color="6F6F6F" w:themeColor="text1" w:themeTint="90"/>
         <w:left w:val="single" w:sz="4" w:space="0" w:color="6F6F6F" w:themeColor="text1" w:themeTint="90"/>
@@ -10223,6 +10216,12 @@
         <w:insideH w:val="single" w:sz="4" w:space="0" w:color="6F6F6F" w:themeColor="text1" w:themeTint="90"/>
         <w:insideV w:val="single" w:sz="4" w:space="0" w:color="6F6F6F" w:themeColor="text1" w:themeTint="90"/>
       </w:tblBorders>
+      <w:tblCellMar>
+        <w:top w:w="0" w:type="dxa"/>
+        <w:left w:w="108" w:type="dxa"/>
+        <w:bottom w:w="0" w:type="dxa"/>
+        <w:right w:w="108" w:type="dxa"/>
+      </w:tblCellMar>
     </w:tblPr>
     <w:tblStylePr w:type="firstRow">
       <w:rPr>
@@ -10296,6 +10295,7 @@
     <w:qFormat/>
     <w:rsid w:val="00A32279"/>
     <w:tblPr>
+      <w:tblInd w:w="0" w:type="dxa"/>
       <w:tblBorders>
         <w:top w:val="single" w:sz="4" w:space="0" w:color="95AFDD" w:themeColor="accent1" w:themeTint="90"/>
         <w:left w:val="single" w:sz="4" w:space="0" w:color="95AFDD" w:themeColor="accent1" w:themeTint="90"/>
@@ -10304,6 +10304,12 @@
         <w:insideH w:val="single" w:sz="4" w:space="0" w:color="95AFDD" w:themeColor="accent1" w:themeTint="90"/>
         <w:insideV w:val="single" w:sz="4" w:space="0" w:color="95AFDD" w:themeColor="accent1" w:themeTint="90"/>
       </w:tblBorders>
+      <w:tblCellMar>
+        <w:top w:w="0" w:type="dxa"/>
+        <w:left w:w="108" w:type="dxa"/>
+        <w:bottom w:w="0" w:type="dxa"/>
+        <w:right w:w="108" w:type="dxa"/>
+      </w:tblCellMar>
     </w:tblPr>
     <w:tblStylePr w:type="firstRow">
       <w:rPr>
@@ -10377,6 +10383,7 @@
     <w:qFormat/>
     <w:rsid w:val="00A32279"/>
     <w:tblPr>
+      <w:tblInd w:w="0" w:type="dxa"/>
       <w:tblBorders>
         <w:top w:val="single" w:sz="4" w:space="0" w:color="F4B58A" w:themeColor="accent2" w:themeTint="90"/>
         <w:left w:val="single" w:sz="4" w:space="0" w:color="F4B58A" w:themeColor="accent2" w:themeTint="90"/>
@@ -10385,6 +10392,12 @@
         <w:insideH w:val="single" w:sz="4" w:space="0" w:color="F4B58A" w:themeColor="accent2" w:themeTint="90"/>
         <w:insideV w:val="single" w:sz="4" w:space="0" w:color="F4B58A" w:themeColor="accent2" w:themeTint="90"/>
       </w:tblBorders>
+      <w:tblCellMar>
+        <w:top w:w="0" w:type="dxa"/>
+        <w:left w:w="108" w:type="dxa"/>
+        <w:bottom w:w="0" w:type="dxa"/>
+        <w:right w:w="108" w:type="dxa"/>
+      </w:tblCellMar>
     </w:tblPr>
     <w:tblStylePr w:type="firstRow">
       <w:rPr>
@@ -10458,6 +10471,7 @@
     <w:qFormat/>
     <w:rsid w:val="00A32279"/>
     <w:tblPr>
+      <w:tblInd w:w="0" w:type="dxa"/>
       <w:tblBorders>
         <w:top w:val="single" w:sz="4" w:space="0" w:color="CCCCCC" w:themeColor="accent3" w:themeTint="90"/>
         <w:left w:val="single" w:sz="4" w:space="0" w:color="CCCCCC" w:themeColor="accent3" w:themeTint="90"/>
@@ -10466,6 +10480,12 @@
         <w:insideH w:val="single" w:sz="4" w:space="0" w:color="CCCCCC" w:themeColor="accent3" w:themeTint="90"/>
         <w:insideV w:val="single" w:sz="4" w:space="0" w:color="CCCCCC" w:themeColor="accent3" w:themeTint="90"/>
       </w:tblBorders>
+      <w:tblCellMar>
+        <w:top w:w="0" w:type="dxa"/>
+        <w:left w:w="108" w:type="dxa"/>
+        <w:bottom w:w="0" w:type="dxa"/>
+        <w:right w:w="108" w:type="dxa"/>
+      </w:tblCellMar>
     </w:tblPr>
     <w:tblStylePr w:type="firstRow">
       <w:rPr>
@@ -10539,6 +10559,7 @@
     <w:qFormat/>
     <w:rsid w:val="00A32279"/>
     <w:tblPr>
+      <w:tblInd w:w="0" w:type="dxa"/>
       <w:tblBorders>
         <w:top w:val="single" w:sz="4" w:space="0" w:color="FFDB6F" w:themeColor="accent4" w:themeTint="90"/>
         <w:left w:val="single" w:sz="4" w:space="0" w:color="FFDB6F" w:themeColor="accent4" w:themeTint="90"/>
@@ -10547,6 +10568,12 @@
         <w:insideH w:val="single" w:sz="4" w:space="0" w:color="FFDB6F" w:themeColor="accent4" w:themeTint="90"/>
         <w:insideV w:val="single" w:sz="4" w:space="0" w:color="FFDB6F" w:themeColor="accent4" w:themeTint="90"/>
       </w:tblBorders>
+      <w:tblCellMar>
+        <w:top w:w="0" w:type="dxa"/>
+        <w:left w:w="108" w:type="dxa"/>
+        <w:bottom w:w="0" w:type="dxa"/>
+        <w:right w:w="108" w:type="dxa"/>
+      </w:tblCellMar>
     </w:tblPr>
     <w:tblStylePr w:type="firstRow">
       <w:rPr>
@@ -10620,6 +10647,7 @@
     <w:qFormat/>
     <w:rsid w:val="00A32279"/>
     <w:tblPr>
+      <w:tblInd w:w="0" w:type="dxa"/>
       <w:tblBorders>
         <w:top w:val="single" w:sz="4" w:space="0" w:color="A2C6E7" w:themeColor="accent5" w:themeTint="90"/>
         <w:left w:val="single" w:sz="4" w:space="0" w:color="A2C6E7" w:themeColor="accent5" w:themeTint="90"/>
@@ -10628,6 +10656,12 @@
         <w:insideH w:val="single" w:sz="4" w:space="0" w:color="A2C6E7" w:themeColor="accent5" w:themeTint="90"/>
         <w:insideV w:val="single" w:sz="4" w:space="0" w:color="A2C6E7" w:themeColor="accent5" w:themeTint="90"/>
       </w:tblBorders>
+      <w:tblCellMar>
+        <w:top w:w="0" w:type="dxa"/>
+        <w:left w:w="108" w:type="dxa"/>
+        <w:bottom w:w="0" w:type="dxa"/>
+        <w:right w:w="108" w:type="dxa"/>
+      </w:tblCellMar>
     </w:tblPr>
     <w:tblStylePr w:type="firstRow">
       <w:rPr>
@@ -10701,6 +10735,7 @@
     <w:qFormat/>
     <w:rsid w:val="00A32279"/>
     <w:tblPr>
+      <w:tblInd w:w="0" w:type="dxa"/>
       <w:tblBorders>
         <w:top w:val="single" w:sz="4" w:space="0" w:color="ADD394" w:themeColor="accent6" w:themeTint="90"/>
         <w:left w:val="single" w:sz="4" w:space="0" w:color="ADD394" w:themeColor="accent6" w:themeTint="90"/>
@@ -10709,6 +10744,12 @@
         <w:insideH w:val="single" w:sz="4" w:space="0" w:color="ADD394" w:themeColor="accent6" w:themeTint="90"/>
         <w:insideV w:val="single" w:sz="4" w:space="0" w:color="ADD394" w:themeColor="accent6" w:themeTint="90"/>
       </w:tblBorders>
+      <w:tblCellMar>
+        <w:top w:w="0" w:type="dxa"/>
+        <w:left w:w="108" w:type="dxa"/>
+        <w:bottom w:w="0" w:type="dxa"/>
+        <w:right w:w="108" w:type="dxa"/>
+      </w:tblCellMar>
     </w:tblPr>
     <w:tblStylePr w:type="firstRow">
       <w:rPr>
@@ -10782,6 +10823,7 @@
     <w:qFormat/>
     <w:rsid w:val="00A32279"/>
     <w:tblPr>
+      <w:tblInd w:w="0" w:type="dxa"/>
       <w:tblBorders>
         <w:top w:val="single" w:sz="4" w:space="0" w:color="FFFFFF" w:themeColor="light1"/>
         <w:left w:val="single" w:sz="4" w:space="0" w:color="FFFFFF" w:themeColor="light1"/>
@@ -10790,6 +10832,12 @@
         <w:insideH w:val="single" w:sz="4" w:space="0" w:color="FFFFFF" w:themeColor="light1"/>
         <w:insideV w:val="single" w:sz="4" w:space="0" w:color="FFFFFF" w:themeColor="light1"/>
       </w:tblBorders>
+      <w:tblCellMar>
+        <w:top w:w="0" w:type="dxa"/>
+        <w:left w:w="108" w:type="dxa"/>
+        <w:bottom w:w="0" w:type="dxa"/>
+        <w:right w:w="108" w:type="dxa"/>
+      </w:tblCellMar>
     </w:tblPr>
     <w:tblStylePr w:type="firstRow">
       <w:rPr>
@@ -10862,6 +10910,7 @@
     <w:qFormat/>
     <w:rsid w:val="00A32279"/>
     <w:tblPr>
+      <w:tblInd w:w="0" w:type="dxa"/>
       <w:tblBorders>
         <w:top w:val="single" w:sz="4" w:space="0" w:color="FFFFFF" w:themeColor="light1"/>
         <w:left w:val="single" w:sz="4" w:space="0" w:color="FFFFFF" w:themeColor="light1"/>
@@ -10870,6 +10919,12 @@
         <w:insideH w:val="single" w:sz="4" w:space="0" w:color="FFFFFF" w:themeColor="light1"/>
         <w:insideV w:val="single" w:sz="4" w:space="0" w:color="FFFFFF" w:themeColor="light1"/>
       </w:tblBorders>
+      <w:tblCellMar>
+        <w:top w:w="0" w:type="dxa"/>
+        <w:left w:w="108" w:type="dxa"/>
+        <w:bottom w:w="0" w:type="dxa"/>
+        <w:right w:w="108" w:type="dxa"/>
+      </w:tblCellMar>
     </w:tblPr>
     <w:tblStylePr w:type="firstRow">
       <w:rPr>
@@ -10942,6 +10997,7 @@
     <w:qFormat/>
     <w:rsid w:val="00A32279"/>
     <w:tblPr>
+      <w:tblInd w:w="0" w:type="dxa"/>
       <w:tblBorders>
         <w:top w:val="single" w:sz="4" w:space="0" w:color="FFFFFF" w:themeColor="light1"/>
         <w:left w:val="single" w:sz="4" w:space="0" w:color="FFFFFF" w:themeColor="light1"/>
@@ -10950,6 +11006,12 @@
         <w:insideH w:val="single" w:sz="4" w:space="0" w:color="FFFFFF" w:themeColor="light1"/>
         <w:insideV w:val="single" w:sz="4" w:space="0" w:color="FFFFFF" w:themeColor="light1"/>
       </w:tblBorders>
+      <w:tblCellMar>
+        <w:top w:w="0" w:type="dxa"/>
+        <w:left w:w="108" w:type="dxa"/>
+        <w:bottom w:w="0" w:type="dxa"/>
+        <w:right w:w="108" w:type="dxa"/>
+      </w:tblCellMar>
     </w:tblPr>
     <w:tblStylePr w:type="firstRow">
       <w:rPr>
@@ -11022,6 +11084,7 @@
     <w:qFormat/>
     <w:rsid w:val="00A32279"/>
     <w:tblPr>
+      <w:tblInd w:w="0" w:type="dxa"/>
       <w:tblBorders>
         <w:top w:val="single" w:sz="4" w:space="0" w:color="FFFFFF" w:themeColor="light1"/>
         <w:left w:val="single" w:sz="4" w:space="0" w:color="FFFFFF" w:themeColor="light1"/>
@@ -11030,6 +11093,12 @@
         <w:insideH w:val="single" w:sz="4" w:space="0" w:color="FFFFFF" w:themeColor="light1"/>
         <w:insideV w:val="single" w:sz="4" w:space="0" w:color="FFFFFF" w:themeColor="light1"/>
       </w:tblBorders>
+      <w:tblCellMar>
+        <w:top w:w="0" w:type="dxa"/>
+        <w:left w:w="108" w:type="dxa"/>
+        <w:bottom w:w="0" w:type="dxa"/>
+        <w:right w:w="108" w:type="dxa"/>
+      </w:tblCellMar>
     </w:tblPr>
     <w:tblStylePr w:type="firstRow">
       <w:rPr>
@@ -11102,6 +11171,7 @@
     <w:qFormat/>
     <w:rsid w:val="00A32279"/>
     <w:tblPr>
+      <w:tblInd w:w="0" w:type="dxa"/>
       <w:tblBorders>
         <w:top w:val="single" w:sz="4" w:space="0" w:color="FFFFFF" w:themeColor="light1"/>
         <w:left w:val="single" w:sz="4" w:space="0" w:color="FFFFFF" w:themeColor="light1"/>
@@ -11110,6 +11180,12 @@
         <w:insideH w:val="single" w:sz="4" w:space="0" w:color="FFFFFF" w:themeColor="light1"/>
         <w:insideV w:val="single" w:sz="4" w:space="0" w:color="FFFFFF" w:themeColor="light1"/>
       </w:tblBorders>
+      <w:tblCellMar>
+        <w:top w:w="0" w:type="dxa"/>
+        <w:left w:w="108" w:type="dxa"/>
+        <w:bottom w:w="0" w:type="dxa"/>
+        <w:right w:w="108" w:type="dxa"/>
+      </w:tblCellMar>
     </w:tblPr>
     <w:tblStylePr w:type="firstRow">
       <w:rPr>
@@ -11182,6 +11258,7 @@
     <w:qFormat/>
     <w:rsid w:val="00A32279"/>
     <w:tblPr>
+      <w:tblInd w:w="0" w:type="dxa"/>
       <w:tblBorders>
         <w:top w:val="single" w:sz="4" w:space="0" w:color="FFFFFF" w:themeColor="light1"/>
         <w:left w:val="single" w:sz="4" w:space="0" w:color="FFFFFF" w:themeColor="light1"/>
@@ -11190,6 +11267,12 @@
         <w:insideH w:val="single" w:sz="4" w:space="0" w:color="FFFFFF" w:themeColor="light1"/>
         <w:insideV w:val="single" w:sz="4" w:space="0" w:color="FFFFFF" w:themeColor="light1"/>
       </w:tblBorders>
+      <w:tblCellMar>
+        <w:top w:w="0" w:type="dxa"/>
+        <w:left w:w="108" w:type="dxa"/>
+        <w:bottom w:w="0" w:type="dxa"/>
+        <w:right w:w="108" w:type="dxa"/>
+      </w:tblCellMar>
     </w:tblPr>
     <w:tblStylePr w:type="firstRow">
       <w:rPr>
@@ -11262,6 +11345,7 @@
     <w:qFormat/>
     <w:rsid w:val="00A32279"/>
     <w:tblPr>
+      <w:tblInd w:w="0" w:type="dxa"/>
       <w:tblBorders>
         <w:top w:val="single" w:sz="4" w:space="0" w:color="FFFFFF" w:themeColor="light1"/>
         <w:left w:val="single" w:sz="4" w:space="0" w:color="FFFFFF" w:themeColor="light1"/>
@@ -11270,6 +11354,12 @@
         <w:insideH w:val="single" w:sz="4" w:space="0" w:color="FFFFFF" w:themeColor="light1"/>
         <w:insideV w:val="single" w:sz="4" w:space="0" w:color="FFFFFF" w:themeColor="light1"/>
       </w:tblBorders>
+      <w:tblCellMar>
+        <w:top w:w="0" w:type="dxa"/>
+        <w:left w:w="108" w:type="dxa"/>
+        <w:bottom w:w="0" w:type="dxa"/>
+        <w:right w:w="108" w:type="dxa"/>
+      </w:tblCellMar>
     </w:tblPr>
     <w:tblStylePr w:type="firstRow">
       <w:rPr>
@@ -11342,6 +11432,7 @@
     <w:qFormat/>
     <w:rsid w:val="00A32279"/>
     <w:tblPr>
+      <w:tblInd w:w="0" w:type="dxa"/>
       <w:tblBorders>
         <w:top w:val="single" w:sz="4" w:space="0" w:color="7F7F7F" w:themeColor="text1" w:themeTint="80"/>
         <w:left w:val="single" w:sz="4" w:space="0" w:color="7F7F7F" w:themeColor="text1" w:themeTint="80"/>
@@ -11350,6 +11441,12 @@
         <w:insideH w:val="single" w:sz="4" w:space="0" w:color="7F7F7F" w:themeColor="text1" w:themeTint="80"/>
         <w:insideV w:val="single" w:sz="4" w:space="0" w:color="7F7F7F" w:themeColor="text1" w:themeTint="80"/>
       </w:tblBorders>
+      <w:tblCellMar>
+        <w:top w:w="0" w:type="dxa"/>
+        <w:left w:w="108" w:type="dxa"/>
+        <w:bottom w:w="0" w:type="dxa"/>
+        <w:right w:w="108" w:type="dxa"/>
+      </w:tblCellMar>
     </w:tblPr>
     <w:tblStylePr w:type="firstRow">
       <w:rPr>
@@ -11413,6 +11510,7 @@
     <w:qFormat/>
     <w:rsid w:val="00A32279"/>
     <w:tblPr>
+      <w:tblInd w:w="0" w:type="dxa"/>
       <w:tblBorders>
         <w:top w:val="single" w:sz="4" w:space="0" w:color="A0B7E1" w:themeColor="accent1" w:themeTint="80"/>
         <w:left w:val="single" w:sz="4" w:space="0" w:color="A0B7E1" w:themeColor="accent1" w:themeTint="80"/>
@@ -11421,6 +11519,12 @@
         <w:insideH w:val="single" w:sz="4" w:space="0" w:color="A0B7E1" w:themeColor="accent1" w:themeTint="80"/>
         <w:insideV w:val="single" w:sz="4" w:space="0" w:color="A0B7E1" w:themeColor="accent1" w:themeTint="80"/>
       </w:tblBorders>
+      <w:tblCellMar>
+        <w:top w:w="0" w:type="dxa"/>
+        <w:left w:w="108" w:type="dxa"/>
+        <w:bottom w:w="0" w:type="dxa"/>
+        <w:right w:w="108" w:type="dxa"/>
+      </w:tblCellMar>
     </w:tblPr>
     <w:tblStylePr w:type="firstRow">
       <w:rPr>
@@ -11484,6 +11588,7 @@
     <w:qFormat/>
     <w:rsid w:val="00A32279"/>
     <w:tblPr>
+      <w:tblInd w:w="0" w:type="dxa"/>
       <w:tblBorders>
         <w:top w:val="single" w:sz="4" w:space="0" w:color="F4B184" w:themeColor="accent2" w:themeTint="97"/>
         <w:left w:val="single" w:sz="4" w:space="0" w:color="F4B184" w:themeColor="accent2" w:themeTint="97"/>
@@ -11492,6 +11597,12 @@
         <w:insideH w:val="single" w:sz="4" w:space="0" w:color="F4B184" w:themeColor="accent2" w:themeTint="97"/>
         <w:insideV w:val="single" w:sz="4" w:space="0" w:color="F4B184" w:themeColor="accent2" w:themeTint="97"/>
       </w:tblBorders>
+      <w:tblCellMar>
+        <w:top w:w="0" w:type="dxa"/>
+        <w:left w:w="108" w:type="dxa"/>
+        <w:bottom w:w="0" w:type="dxa"/>
+        <w:right w:w="108" w:type="dxa"/>
+      </w:tblCellMar>
     </w:tblPr>
     <w:tblStylePr w:type="firstRow">
       <w:rPr>
@@ -11555,6 +11666,7 @@
     <w:qFormat/>
     <w:rsid w:val="00A32279"/>
     <w:tblPr>
+      <w:tblInd w:w="0" w:type="dxa"/>
       <w:tblBorders>
         <w:top w:val="single" w:sz="4" w:space="0" w:color="A5A5A5" w:themeColor="accent3" w:themeTint="FE"/>
         <w:left w:val="single" w:sz="4" w:space="0" w:color="A5A5A5" w:themeColor="accent3" w:themeTint="FE"/>
@@ -11563,6 +11675,12 @@
         <w:insideH w:val="single" w:sz="4" w:space="0" w:color="A5A5A5" w:themeColor="accent3" w:themeTint="FE"/>
         <w:insideV w:val="single" w:sz="4" w:space="0" w:color="A5A5A5" w:themeColor="accent3" w:themeTint="FE"/>
       </w:tblBorders>
+      <w:tblCellMar>
+        <w:top w:w="0" w:type="dxa"/>
+        <w:left w:w="108" w:type="dxa"/>
+        <w:bottom w:w="0" w:type="dxa"/>
+        <w:right w:w="108" w:type="dxa"/>
+      </w:tblCellMar>
     </w:tblPr>
     <w:tblStylePr w:type="firstRow">
       <w:rPr>
@@ -11626,6 +11744,7 @@
     <w:qFormat/>
     <w:rsid w:val="00A32279"/>
     <w:tblPr>
+      <w:tblInd w:w="0" w:type="dxa"/>
       <w:tblBorders>
         <w:top w:val="single" w:sz="4" w:space="0" w:color="FFD865" w:themeColor="accent4" w:themeTint="9A"/>
         <w:left w:val="single" w:sz="4" w:space="0" w:color="FFD865" w:themeColor="accent4" w:themeTint="9A"/>
@@ -11634,6 +11753,12 @@
         <w:insideH w:val="single" w:sz="4" w:space="0" w:color="FFD865" w:themeColor="accent4" w:themeTint="9A"/>
         <w:insideV w:val="single" w:sz="4" w:space="0" w:color="FFD865" w:themeColor="accent4" w:themeTint="9A"/>
       </w:tblBorders>
+      <w:tblCellMar>
+        <w:top w:w="0" w:type="dxa"/>
+        <w:left w:w="108" w:type="dxa"/>
+        <w:bottom w:w="0" w:type="dxa"/>
+        <w:right w:w="108" w:type="dxa"/>
+      </w:tblCellMar>
     </w:tblPr>
     <w:tblStylePr w:type="firstRow">
       <w:rPr>
@@ -11697,6 +11822,7 @@
     <w:qFormat/>
     <w:rsid w:val="00A32279"/>
     <w:tblPr>
+      <w:tblInd w:w="0" w:type="dxa"/>
       <w:tblBorders>
         <w:top w:val="single" w:sz="4" w:space="0" w:color="5B9BD5" w:themeColor="accent5"/>
         <w:left w:val="single" w:sz="4" w:space="0" w:color="5B9BD5" w:themeColor="accent5"/>
@@ -11705,6 +11831,12 @@
         <w:insideH w:val="single" w:sz="4" w:space="0" w:color="5B9BD5" w:themeColor="accent5"/>
         <w:insideV w:val="single" w:sz="4" w:space="0" w:color="5B9BD5" w:themeColor="accent5"/>
       </w:tblBorders>
+      <w:tblCellMar>
+        <w:top w:w="0" w:type="dxa"/>
+        <w:left w:w="108" w:type="dxa"/>
+        <w:bottom w:w="0" w:type="dxa"/>
+        <w:right w:w="108" w:type="dxa"/>
+      </w:tblCellMar>
     </w:tblPr>
     <w:tblStylePr w:type="firstRow">
       <w:rPr>
@@ -11768,6 +11900,7 @@
     <w:qFormat/>
     <w:rsid w:val="00A32279"/>
     <w:tblPr>
+      <w:tblInd w:w="0" w:type="dxa"/>
       <w:tblBorders>
         <w:top w:val="single" w:sz="4" w:space="0" w:color="70AD47" w:themeColor="accent6"/>
         <w:left w:val="single" w:sz="4" w:space="0" w:color="70AD47" w:themeColor="accent6"/>
@@ -11776,6 +11909,12 @@
         <w:insideH w:val="single" w:sz="4" w:space="0" w:color="70AD47" w:themeColor="accent6"/>
         <w:insideV w:val="single" w:sz="4" w:space="0" w:color="70AD47" w:themeColor="accent6"/>
       </w:tblBorders>
+      <w:tblCellMar>
+        <w:top w:w="0" w:type="dxa"/>
+        <w:left w:w="108" w:type="dxa"/>
+        <w:bottom w:w="0" w:type="dxa"/>
+        <w:right w:w="108" w:type="dxa"/>
+      </w:tblCellMar>
     </w:tblPr>
     <w:tblStylePr w:type="firstRow">
       <w:rPr>
@@ -11839,12 +11978,19 @@
     <w:qFormat/>
     <w:rsid w:val="00A32279"/>
     <w:tblPr>
+      <w:tblInd w:w="0" w:type="dxa"/>
       <w:tblBorders>
         <w:bottom w:val="single" w:sz="4" w:space="0" w:color="7F7F7F" w:themeColor="text1" w:themeTint="80"/>
         <w:right w:val="single" w:sz="4" w:space="0" w:color="7F7F7F" w:themeColor="text1" w:themeTint="80"/>
         <w:insideH w:val="single" w:sz="4" w:space="0" w:color="7F7F7F" w:themeColor="text1" w:themeTint="80"/>
         <w:insideV w:val="single" w:sz="4" w:space="0" w:color="7F7F7F" w:themeColor="text1" w:themeTint="80"/>
       </w:tblBorders>
+      <w:tblCellMar>
+        <w:top w:w="0" w:type="dxa"/>
+        <w:left w:w="108" w:type="dxa"/>
+        <w:bottom w:w="0" w:type="dxa"/>
+        <w:right w:w="108" w:type="dxa"/>
+      </w:tblCellMar>
     </w:tblPr>
     <w:tblStylePr w:type="firstRow">
       <w:rPr>
@@ -11924,7 +12070,7 @@
     <w:tblStylePr w:type="band1Vert">
       <w:tblPr/>
       <w:tcPr>
-        <w:shd w:val="clear" w:color="F2F2F2" w:themeColor="text1" w:themeTint="0D" w:fill="F2F2F2" w:themeFill="text1" w:themeFillTint="0D"/>
+        <w:shd w:val="clear" w:color="F2F2F2" w:themeColor="text1" w:themeTint="D" w:fill="F2F2F2" w:themeFill="text1" w:themeFillTint="D"/>
       </w:tcPr>
     </w:tblStylePr>
     <w:tblStylePr w:type="band1Horz">
@@ -11935,7 +12081,7 @@
       </w:rPr>
       <w:tblPr/>
       <w:tcPr>
-        <w:shd w:val="clear" w:color="F2F2F2" w:themeColor="text1" w:themeTint="0D" w:fill="F2F2F2" w:themeFill="text1" w:themeFillTint="0D"/>
+        <w:shd w:val="clear" w:color="F2F2F2" w:themeColor="text1" w:themeTint="D" w:fill="F2F2F2" w:themeFill="text1" w:themeFillTint="D"/>
       </w:tcPr>
     </w:tblStylePr>
     <w:tblStylePr w:type="band2Horz">
@@ -11953,12 +12099,19 @@
     <w:qFormat/>
     <w:rsid w:val="00A32279"/>
     <w:tblPr>
+      <w:tblInd w:w="0" w:type="dxa"/>
       <w:tblBorders>
         <w:bottom w:val="single" w:sz="4" w:space="0" w:color="A0B7E1" w:themeColor="accent1" w:themeTint="80"/>
         <w:right w:val="single" w:sz="4" w:space="0" w:color="A0B7E1" w:themeColor="accent1" w:themeTint="80"/>
         <w:insideH w:val="single" w:sz="4" w:space="0" w:color="A0B7E1" w:themeColor="accent1" w:themeTint="80"/>
         <w:insideV w:val="single" w:sz="4" w:space="0" w:color="A0B7E1" w:themeColor="accent1" w:themeTint="80"/>
       </w:tblBorders>
+      <w:tblCellMar>
+        <w:top w:w="0" w:type="dxa"/>
+        <w:left w:w="108" w:type="dxa"/>
+        <w:bottom w:w="0" w:type="dxa"/>
+        <w:right w:w="108" w:type="dxa"/>
+      </w:tblCellMar>
     </w:tblPr>
     <w:tblStylePr w:type="firstRow">
       <w:rPr>
@@ -12067,12 +12220,19 @@
     <w:qFormat/>
     <w:rsid w:val="00A32279"/>
     <w:tblPr>
+      <w:tblInd w:w="0" w:type="dxa"/>
       <w:tblBorders>
         <w:bottom w:val="single" w:sz="4" w:space="0" w:color="F4B184" w:themeColor="accent2" w:themeTint="97"/>
         <w:right w:val="single" w:sz="4" w:space="0" w:color="F4B184" w:themeColor="accent2" w:themeTint="97"/>
         <w:insideH w:val="single" w:sz="4" w:space="0" w:color="F4B184" w:themeColor="accent2" w:themeTint="97"/>
         <w:insideV w:val="single" w:sz="4" w:space="0" w:color="F4B184" w:themeColor="accent2" w:themeTint="97"/>
       </w:tblBorders>
+      <w:tblCellMar>
+        <w:top w:w="0" w:type="dxa"/>
+        <w:left w:w="108" w:type="dxa"/>
+        <w:bottom w:w="0" w:type="dxa"/>
+        <w:right w:w="108" w:type="dxa"/>
+      </w:tblCellMar>
     </w:tblPr>
     <w:tblStylePr w:type="firstRow">
       <w:rPr>
@@ -12181,12 +12341,19 @@
     <w:qFormat/>
     <w:rsid w:val="00A32279"/>
     <w:tblPr>
+      <w:tblInd w:w="0" w:type="dxa"/>
       <w:tblBorders>
         <w:bottom w:val="single" w:sz="4" w:space="0" w:color="A5A5A5" w:themeColor="accent3" w:themeTint="FE"/>
         <w:right w:val="single" w:sz="4" w:space="0" w:color="A5A5A5" w:themeColor="accent3" w:themeTint="FE"/>
         <w:insideH w:val="single" w:sz="4" w:space="0" w:color="A5A5A5" w:themeColor="accent3" w:themeTint="FE"/>
         <w:insideV w:val="single" w:sz="4" w:space="0" w:color="A5A5A5" w:themeColor="accent3" w:themeTint="FE"/>
       </w:tblBorders>
+      <w:tblCellMar>
+        <w:top w:w="0" w:type="dxa"/>
+        <w:left w:w="108" w:type="dxa"/>
+        <w:bottom w:w="0" w:type="dxa"/>
+        <w:right w:w="108" w:type="dxa"/>
+      </w:tblCellMar>
     </w:tblPr>
     <w:tblStylePr w:type="firstRow">
       <w:rPr>
@@ -12295,12 +12462,19 @@
     <w:qFormat/>
     <w:rsid w:val="00A32279"/>
     <w:tblPr>
+      <w:tblInd w:w="0" w:type="dxa"/>
       <w:tblBorders>
         <w:bottom w:val="single" w:sz="4" w:space="0" w:color="FFD865" w:themeColor="accent4" w:themeTint="9A"/>
         <w:right w:val="single" w:sz="4" w:space="0" w:color="FFD865" w:themeColor="accent4" w:themeTint="9A"/>
         <w:insideH w:val="single" w:sz="4" w:space="0" w:color="FFD865" w:themeColor="accent4" w:themeTint="9A"/>
         <w:insideV w:val="single" w:sz="4" w:space="0" w:color="FFD865" w:themeColor="accent4" w:themeTint="9A"/>
       </w:tblBorders>
+      <w:tblCellMar>
+        <w:top w:w="0" w:type="dxa"/>
+        <w:left w:w="108" w:type="dxa"/>
+        <w:bottom w:w="0" w:type="dxa"/>
+        <w:right w:w="108" w:type="dxa"/>
+      </w:tblCellMar>
     </w:tblPr>
     <w:tblStylePr w:type="firstRow">
       <w:rPr>
@@ -12409,12 +12583,19 @@
     <w:qFormat/>
     <w:rsid w:val="00A32279"/>
     <w:tblPr>
+      <w:tblInd w:w="0" w:type="dxa"/>
       <w:tblBorders>
         <w:bottom w:val="single" w:sz="4" w:space="0" w:color="A2C6E7" w:themeColor="accent5" w:themeTint="90"/>
         <w:right w:val="single" w:sz="4" w:space="0" w:color="A2C6E7" w:themeColor="accent5" w:themeTint="90"/>
         <w:insideH w:val="single" w:sz="4" w:space="0" w:color="A2C6E7" w:themeColor="accent5" w:themeTint="90"/>
         <w:insideV w:val="single" w:sz="4" w:space="0" w:color="A2C6E7" w:themeColor="accent5" w:themeTint="90"/>
       </w:tblBorders>
+      <w:tblCellMar>
+        <w:top w:w="0" w:type="dxa"/>
+        <w:left w:w="108" w:type="dxa"/>
+        <w:bottom w:w="0" w:type="dxa"/>
+        <w:right w:w="108" w:type="dxa"/>
+      </w:tblCellMar>
     </w:tblPr>
     <w:tblStylePr w:type="firstRow">
       <w:rPr>
@@ -12523,12 +12704,19 @@
     <w:qFormat/>
     <w:rsid w:val="00A32279"/>
     <w:tblPr>
+      <w:tblInd w:w="0" w:type="dxa"/>
       <w:tblBorders>
         <w:bottom w:val="single" w:sz="4" w:space="0" w:color="ADD394" w:themeColor="accent6" w:themeTint="90"/>
         <w:right w:val="single" w:sz="4" w:space="0" w:color="ADD394" w:themeColor="accent6" w:themeTint="90"/>
         <w:insideH w:val="single" w:sz="4" w:space="0" w:color="ADD394" w:themeColor="accent6" w:themeTint="90"/>
         <w:insideV w:val="single" w:sz="4" w:space="0" w:color="ADD394" w:themeColor="accent6" w:themeTint="90"/>
       </w:tblBorders>
+      <w:tblCellMar>
+        <w:top w:w="0" w:type="dxa"/>
+        <w:left w:w="108" w:type="dxa"/>
+        <w:bottom w:w="0" w:type="dxa"/>
+        <w:right w:w="108" w:type="dxa"/>
+      </w:tblCellMar>
     </w:tblPr>
     <w:tblStylePr w:type="firstRow">
       <w:rPr>
@@ -12636,7 +12824,15 @@
     <w:uiPriority w:val="99"/>
     <w:qFormat/>
     <w:rsid w:val="00A32279"/>
-    <w:tblPr/>
+    <w:tblPr>
+      <w:tblInd w:w="0" w:type="dxa"/>
+      <w:tblCellMar>
+        <w:top w:w="0" w:type="dxa"/>
+        <w:left w:w="108" w:type="dxa"/>
+        <w:bottom w:w="0" w:type="dxa"/>
+        <w:right w:w="108" w:type="dxa"/>
+      </w:tblCellMar>
+    </w:tblPr>
     <w:tblStylePr w:type="firstRow">
       <w:rPr>
         <w:b/>
@@ -12698,7 +12894,15 @@
     <w:uiPriority w:val="99"/>
     <w:qFormat/>
     <w:rsid w:val="00A32279"/>
-    <w:tblPr/>
+    <w:tblPr>
+      <w:tblInd w:w="0" w:type="dxa"/>
+      <w:tblCellMar>
+        <w:top w:w="0" w:type="dxa"/>
+        <w:left w:w="108" w:type="dxa"/>
+        <w:bottom w:w="0" w:type="dxa"/>
+        <w:right w:w="108" w:type="dxa"/>
+      </w:tblCellMar>
+    </w:tblPr>
     <w:tblStylePr w:type="firstRow">
       <w:rPr>
         <w:b/>
@@ -12760,7 +12964,15 @@
     <w:uiPriority w:val="99"/>
     <w:qFormat/>
     <w:rsid w:val="00A32279"/>
-    <w:tblPr/>
+    <w:tblPr>
+      <w:tblInd w:w="0" w:type="dxa"/>
+      <w:tblCellMar>
+        <w:top w:w="0" w:type="dxa"/>
+        <w:left w:w="108" w:type="dxa"/>
+        <w:bottom w:w="0" w:type="dxa"/>
+        <w:right w:w="108" w:type="dxa"/>
+      </w:tblCellMar>
+    </w:tblPr>
     <w:tblStylePr w:type="firstRow">
       <w:rPr>
         <w:b/>
@@ -12822,7 +13034,15 @@
     <w:uiPriority w:val="99"/>
     <w:qFormat/>
     <w:rsid w:val="00A32279"/>
-    <w:tblPr/>
+    <w:tblPr>
+      <w:tblInd w:w="0" w:type="dxa"/>
+      <w:tblCellMar>
+        <w:top w:w="0" w:type="dxa"/>
+        <w:left w:w="108" w:type="dxa"/>
+        <w:bottom w:w="0" w:type="dxa"/>
+        <w:right w:w="108" w:type="dxa"/>
+      </w:tblCellMar>
+    </w:tblPr>
     <w:tblStylePr w:type="firstRow">
       <w:rPr>
         <w:b/>
@@ -12884,7 +13104,15 @@
     <w:uiPriority w:val="99"/>
     <w:qFormat/>
     <w:rsid w:val="00A32279"/>
-    <w:tblPr/>
+    <w:tblPr>
+      <w:tblInd w:w="0" w:type="dxa"/>
+      <w:tblCellMar>
+        <w:top w:w="0" w:type="dxa"/>
+        <w:left w:w="108" w:type="dxa"/>
+        <w:bottom w:w="0" w:type="dxa"/>
+        <w:right w:w="108" w:type="dxa"/>
+      </w:tblCellMar>
+    </w:tblPr>
     <w:tblStylePr w:type="firstRow">
       <w:rPr>
         <w:b/>
@@ -12946,7 +13174,15 @@
     <w:uiPriority w:val="99"/>
     <w:qFormat/>
     <w:rsid w:val="00A32279"/>
-    <w:tblPr/>
+    <w:tblPr>
+      <w:tblInd w:w="0" w:type="dxa"/>
+      <w:tblCellMar>
+        <w:top w:w="0" w:type="dxa"/>
+        <w:left w:w="108" w:type="dxa"/>
+        <w:bottom w:w="0" w:type="dxa"/>
+        <w:right w:w="108" w:type="dxa"/>
+      </w:tblCellMar>
+    </w:tblPr>
     <w:tblStylePr w:type="firstRow">
       <w:rPr>
         <w:b/>
@@ -13008,7 +13244,15 @@
     <w:uiPriority w:val="99"/>
     <w:qFormat/>
     <w:rsid w:val="00A32279"/>
-    <w:tblPr/>
+    <w:tblPr>
+      <w:tblInd w:w="0" w:type="dxa"/>
+      <w:tblCellMar>
+        <w:top w:w="0" w:type="dxa"/>
+        <w:left w:w="108" w:type="dxa"/>
+        <w:bottom w:w="0" w:type="dxa"/>
+        <w:right w:w="108" w:type="dxa"/>
+      </w:tblCellMar>
+    </w:tblPr>
     <w:tblStylePr w:type="firstRow">
       <w:rPr>
         <w:b/>
@@ -13071,11 +13315,18 @@
     <w:qFormat/>
     <w:rsid w:val="00A32279"/>
     <w:tblPr>
+      <w:tblInd w:w="0" w:type="dxa"/>
       <w:tblBorders>
         <w:top w:val="single" w:sz="4" w:space="0" w:color="6F6F6F" w:themeColor="text1" w:themeTint="90"/>
         <w:bottom w:val="single" w:sz="4" w:space="0" w:color="6F6F6F" w:themeColor="text1" w:themeTint="90"/>
         <w:insideH w:val="single" w:sz="4" w:space="0" w:color="6F6F6F" w:themeColor="text1" w:themeTint="90"/>
       </w:tblBorders>
+      <w:tblCellMar>
+        <w:top w:w="0" w:type="dxa"/>
+        <w:left w:w="108" w:type="dxa"/>
+        <w:bottom w:w="0" w:type="dxa"/>
+        <w:right w:w="108" w:type="dxa"/>
+      </w:tblCellMar>
     </w:tblPr>
     <w:tblStylePr w:type="firstRow">
       <w:rPr>
@@ -13157,11 +13408,18 @@
     <w:qFormat/>
     <w:rsid w:val="00A32279"/>
     <w:tblPr>
+      <w:tblInd w:w="0" w:type="dxa"/>
       <w:tblBorders>
         <w:top w:val="single" w:sz="4" w:space="0" w:color="95AFDD" w:themeColor="accent1" w:themeTint="90"/>
         <w:bottom w:val="single" w:sz="4" w:space="0" w:color="95AFDD" w:themeColor="accent1" w:themeTint="90"/>
         <w:insideH w:val="single" w:sz="4" w:space="0" w:color="95AFDD" w:themeColor="accent1" w:themeTint="90"/>
       </w:tblBorders>
+      <w:tblCellMar>
+        <w:top w:w="0" w:type="dxa"/>
+        <w:left w:w="108" w:type="dxa"/>
+        <w:bottom w:w="0" w:type="dxa"/>
+        <w:right w:w="108" w:type="dxa"/>
+      </w:tblCellMar>
     </w:tblPr>
     <w:tblStylePr w:type="firstRow">
       <w:rPr>
@@ -13243,11 +13501,18 @@
     <w:qFormat/>
     <w:rsid w:val="00A32279"/>
     <w:tblPr>
+      <w:tblInd w:w="0" w:type="dxa"/>
       <w:tblBorders>
         <w:top w:val="single" w:sz="4" w:space="0" w:color="F4B58A" w:themeColor="accent2" w:themeTint="90"/>
         <w:bottom w:val="single" w:sz="4" w:space="0" w:color="F4B58A" w:themeColor="accent2" w:themeTint="90"/>
         <w:insideH w:val="single" w:sz="4" w:space="0" w:color="F4B58A" w:themeColor="accent2" w:themeTint="90"/>
       </w:tblBorders>
+      <w:tblCellMar>
+        <w:top w:w="0" w:type="dxa"/>
+        <w:left w:w="108" w:type="dxa"/>
+        <w:bottom w:w="0" w:type="dxa"/>
+        <w:right w:w="108" w:type="dxa"/>
+      </w:tblCellMar>
     </w:tblPr>
     <w:tblStylePr w:type="firstRow">
       <w:rPr>
@@ -13329,11 +13594,18 @@
     <w:qFormat/>
     <w:rsid w:val="00A32279"/>
     <w:tblPr>
+      <w:tblInd w:w="0" w:type="dxa"/>
       <w:tblBorders>
         <w:top w:val="single" w:sz="4" w:space="0" w:color="CCCCCC" w:themeColor="accent3" w:themeTint="90"/>
         <w:bottom w:val="single" w:sz="4" w:space="0" w:color="CCCCCC" w:themeColor="accent3" w:themeTint="90"/>
         <w:insideH w:val="single" w:sz="4" w:space="0" w:color="CCCCCC" w:themeColor="accent3" w:themeTint="90"/>
       </w:tblBorders>
+      <w:tblCellMar>
+        <w:top w:w="0" w:type="dxa"/>
+        <w:left w:w="108" w:type="dxa"/>
+        <w:bottom w:w="0" w:type="dxa"/>
+        <w:right w:w="108" w:type="dxa"/>
+      </w:tblCellMar>
     </w:tblPr>
     <w:tblStylePr w:type="firstRow">
       <w:rPr>
@@ -13415,11 +13687,18 @@
     <w:qFormat/>
     <w:rsid w:val="00A32279"/>
     <w:tblPr>
+      <w:tblInd w:w="0" w:type="dxa"/>
       <w:tblBorders>
         <w:top w:val="single" w:sz="4" w:space="0" w:color="FFDB6F" w:themeColor="accent4" w:themeTint="90"/>
         <w:bottom w:val="single" w:sz="4" w:space="0" w:color="FFDB6F" w:themeColor="accent4" w:themeTint="90"/>
         <w:insideH w:val="single" w:sz="4" w:space="0" w:color="FFDB6F" w:themeColor="accent4" w:themeTint="90"/>
       </w:tblBorders>
+      <w:tblCellMar>
+        <w:top w:w="0" w:type="dxa"/>
+        <w:left w:w="108" w:type="dxa"/>
+        <w:bottom w:w="0" w:type="dxa"/>
+        <w:right w:w="108" w:type="dxa"/>
+      </w:tblCellMar>
     </w:tblPr>
     <w:tblStylePr w:type="firstRow">
       <w:rPr>
@@ -13501,11 +13780,18 @@
     <w:qFormat/>
     <w:rsid w:val="00A32279"/>
     <w:tblPr>
+      <w:tblInd w:w="0" w:type="dxa"/>
       <w:tblBorders>
         <w:top w:val="single" w:sz="4" w:space="0" w:color="A2C6E7" w:themeColor="accent5" w:themeTint="90"/>
         <w:bottom w:val="single" w:sz="4" w:space="0" w:color="A2C6E7" w:themeColor="accent5" w:themeTint="90"/>
         <w:insideH w:val="single" w:sz="4" w:space="0" w:color="A2C6E7" w:themeColor="accent5" w:themeTint="90"/>
       </w:tblBorders>
+      <w:tblCellMar>
+        <w:top w:w="0" w:type="dxa"/>
+        <w:left w:w="108" w:type="dxa"/>
+        <w:bottom w:w="0" w:type="dxa"/>
+        <w:right w:w="108" w:type="dxa"/>
+      </w:tblCellMar>
     </w:tblPr>
     <w:tblStylePr w:type="firstRow">
       <w:rPr>
@@ -13587,11 +13873,18 @@
     <w:qFormat/>
     <w:rsid w:val="00A32279"/>
     <w:tblPr>
+      <w:tblInd w:w="0" w:type="dxa"/>
       <w:tblBorders>
         <w:top w:val="single" w:sz="4" w:space="0" w:color="ADD394" w:themeColor="accent6" w:themeTint="90"/>
         <w:bottom w:val="single" w:sz="4" w:space="0" w:color="ADD394" w:themeColor="accent6" w:themeTint="90"/>
         <w:insideH w:val="single" w:sz="4" w:space="0" w:color="ADD394" w:themeColor="accent6" w:themeTint="90"/>
       </w:tblBorders>
+      <w:tblCellMar>
+        <w:top w:w="0" w:type="dxa"/>
+        <w:left w:w="108" w:type="dxa"/>
+        <w:bottom w:w="0" w:type="dxa"/>
+        <w:right w:w="108" w:type="dxa"/>
+      </w:tblCellMar>
     </w:tblPr>
     <w:tblStylePr w:type="firstRow">
       <w:rPr>
@@ -13673,12 +13966,19 @@
     <w:qFormat/>
     <w:rsid w:val="00A32279"/>
     <w:tblPr>
+      <w:tblInd w:w="0" w:type="dxa"/>
       <w:tblBorders>
         <w:top w:val="single" w:sz="4" w:space="0" w:color="000000" w:themeColor="text1"/>
         <w:left w:val="single" w:sz="4" w:space="0" w:color="000000" w:themeColor="text1"/>
         <w:bottom w:val="single" w:sz="4" w:space="0" w:color="000000" w:themeColor="text1"/>
         <w:right w:val="single" w:sz="4" w:space="0" w:color="000000" w:themeColor="text1"/>
       </w:tblBorders>
+      <w:tblCellMar>
+        <w:top w:w="0" w:type="dxa"/>
+        <w:left w:w="108" w:type="dxa"/>
+        <w:bottom w:w="0" w:type="dxa"/>
+        <w:right w:w="108" w:type="dxa"/>
+      </w:tblCellMar>
     </w:tblPr>
     <w:tblStylePr w:type="firstRow">
       <w:rPr>
@@ -13746,12 +14046,19 @@
     <w:qFormat/>
     <w:rsid w:val="00A32279"/>
     <w:tblPr>
+      <w:tblInd w:w="0" w:type="dxa"/>
       <w:tblBorders>
         <w:top w:val="single" w:sz="4" w:space="0" w:color="4472C4" w:themeColor="accent1"/>
         <w:left w:val="single" w:sz="4" w:space="0" w:color="4472C4" w:themeColor="accent1"/>
         <w:bottom w:val="single" w:sz="4" w:space="0" w:color="4472C4" w:themeColor="accent1"/>
         <w:right w:val="single" w:sz="4" w:space="0" w:color="4472C4" w:themeColor="accent1"/>
       </w:tblBorders>
+      <w:tblCellMar>
+        <w:top w:w="0" w:type="dxa"/>
+        <w:left w:w="108" w:type="dxa"/>
+        <w:bottom w:w="0" w:type="dxa"/>
+        <w:right w:w="108" w:type="dxa"/>
+      </w:tblCellMar>
     </w:tblPr>
     <w:tblStylePr w:type="firstRow">
       <w:rPr>
@@ -13819,12 +14126,19 @@
     <w:qFormat/>
     <w:rsid w:val="00A32279"/>
     <w:tblPr>
+      <w:tblInd w:w="0" w:type="dxa"/>
       <w:tblBorders>
         <w:top w:val="single" w:sz="4" w:space="0" w:color="F4B184" w:themeColor="accent2" w:themeTint="97"/>
         <w:left w:val="single" w:sz="4" w:space="0" w:color="F4B184" w:themeColor="accent2" w:themeTint="97"/>
         <w:bottom w:val="single" w:sz="4" w:space="0" w:color="F4B184" w:themeColor="accent2" w:themeTint="97"/>
         <w:right w:val="single" w:sz="4" w:space="0" w:color="F4B184" w:themeColor="accent2" w:themeTint="97"/>
       </w:tblBorders>
+      <w:tblCellMar>
+        <w:top w:w="0" w:type="dxa"/>
+        <w:left w:w="108" w:type="dxa"/>
+        <w:bottom w:w="0" w:type="dxa"/>
+        <w:right w:w="108" w:type="dxa"/>
+      </w:tblCellMar>
     </w:tblPr>
     <w:tblStylePr w:type="firstRow">
       <w:rPr>
@@ -13892,12 +14206,19 @@
     <w:qFormat/>
     <w:rsid w:val="00A32279"/>
     <w:tblPr>
+      <w:tblInd w:w="0" w:type="dxa"/>
       <w:tblBorders>
         <w:top w:val="single" w:sz="4" w:space="0" w:color="C9C9C9" w:themeColor="accent3" w:themeTint="98"/>
         <w:left w:val="single" w:sz="4" w:space="0" w:color="C9C9C9" w:themeColor="accent3" w:themeTint="98"/>
         <w:bottom w:val="single" w:sz="4" w:space="0" w:color="C9C9C9" w:themeColor="accent3" w:themeTint="98"/>
         <w:right w:val="single" w:sz="4" w:space="0" w:color="C9C9C9" w:themeColor="accent3" w:themeTint="98"/>
       </w:tblBorders>
+      <w:tblCellMar>
+        <w:top w:w="0" w:type="dxa"/>
+        <w:left w:w="108" w:type="dxa"/>
+        <w:bottom w:w="0" w:type="dxa"/>
+        <w:right w:w="108" w:type="dxa"/>
+      </w:tblCellMar>
     </w:tblPr>
     <w:tblStylePr w:type="firstRow">
       <w:rPr>
@@ -13965,12 +14286,19 @@
     <w:qFormat/>
     <w:rsid w:val="00A32279"/>
     <w:tblPr>
+      <w:tblInd w:w="0" w:type="dxa"/>
       <w:tblBorders>
         <w:top w:val="single" w:sz="4" w:space="0" w:color="FFD865" w:themeColor="accent4" w:themeTint="9A"/>
         <w:left w:val="single" w:sz="4" w:space="0" w:color="FFD865" w:themeColor="accent4" w:themeTint="9A"/>
         <w:bottom w:val="single" w:sz="4" w:space="0" w:color="FFD865" w:themeColor="accent4" w:themeTint="9A"/>
         <w:right w:val="single" w:sz="4" w:space="0" w:color="FFD865" w:themeColor="accent4" w:themeTint="9A"/>
       </w:tblBorders>
+      <w:tblCellMar>
+        <w:top w:w="0" w:type="dxa"/>
+        <w:left w:w="108" w:type="dxa"/>
+        <w:bottom w:w="0" w:type="dxa"/>
+        <w:right w:w="108" w:type="dxa"/>
+      </w:tblCellMar>
     </w:tblPr>
     <w:tblStylePr w:type="firstRow">
       <w:rPr>
@@ -14038,12 +14366,19 @@
     <w:qFormat/>
     <w:rsid w:val="00A32279"/>
     <w:tblPr>
+      <w:tblInd w:w="0" w:type="dxa"/>
       <w:tblBorders>
         <w:top w:val="single" w:sz="4" w:space="0" w:color="9BC2E5" w:themeColor="accent5" w:themeTint="9A"/>
         <w:left w:val="single" w:sz="4" w:space="0" w:color="9BC2E5" w:themeColor="accent5" w:themeTint="9A"/>
         <w:bottom w:val="single" w:sz="4" w:space="0" w:color="9BC2E5" w:themeColor="accent5" w:themeTint="9A"/>
         <w:right w:val="single" w:sz="4" w:space="0" w:color="9BC2E5" w:themeColor="accent5" w:themeTint="9A"/>
       </w:tblBorders>
+      <w:tblCellMar>
+        <w:top w:w="0" w:type="dxa"/>
+        <w:left w:w="108" w:type="dxa"/>
+        <w:bottom w:w="0" w:type="dxa"/>
+        <w:right w:w="108" w:type="dxa"/>
+      </w:tblCellMar>
     </w:tblPr>
     <w:tblStylePr w:type="firstRow">
       <w:rPr>
@@ -14111,12 +14446,19 @@
     <w:qFormat/>
     <w:rsid w:val="00A32279"/>
     <w:tblPr>
+      <w:tblInd w:w="0" w:type="dxa"/>
       <w:tblBorders>
         <w:top w:val="single" w:sz="4" w:space="0" w:color="A9D08E" w:themeColor="accent6" w:themeTint="98"/>
         <w:left w:val="single" w:sz="4" w:space="0" w:color="A9D08E" w:themeColor="accent6" w:themeTint="98"/>
         <w:bottom w:val="single" w:sz="4" w:space="0" w:color="A9D08E" w:themeColor="accent6" w:themeTint="98"/>
         <w:right w:val="single" w:sz="4" w:space="0" w:color="A9D08E" w:themeColor="accent6" w:themeTint="98"/>
       </w:tblBorders>
+      <w:tblCellMar>
+        <w:top w:w="0" w:type="dxa"/>
+        <w:left w:w="108" w:type="dxa"/>
+        <w:bottom w:w="0" w:type="dxa"/>
+        <w:right w:w="108" w:type="dxa"/>
+      </w:tblCellMar>
     </w:tblPr>
     <w:tblStylePr w:type="firstRow">
       <w:rPr>
@@ -14184,6 +14526,7 @@
     <w:qFormat/>
     <w:rsid w:val="00A32279"/>
     <w:tblPr>
+      <w:tblInd w:w="0" w:type="dxa"/>
       <w:tblBorders>
         <w:top w:val="single" w:sz="4" w:space="0" w:color="000000" w:themeColor="text1"/>
         <w:left w:val="single" w:sz="4" w:space="0" w:color="000000" w:themeColor="text1"/>
@@ -14191,6 +14534,12 @@
         <w:right w:val="single" w:sz="4" w:space="0" w:color="000000" w:themeColor="text1"/>
         <w:insideH w:val="single" w:sz="4" w:space="0" w:color="000000" w:themeColor="text1"/>
       </w:tblBorders>
+      <w:tblCellMar>
+        <w:top w:w="0" w:type="dxa"/>
+        <w:left w:w="108" w:type="dxa"/>
+        <w:bottom w:w="0" w:type="dxa"/>
+        <w:right w:w="108" w:type="dxa"/>
+      </w:tblCellMar>
     </w:tblPr>
     <w:tblStylePr w:type="firstRow">
       <w:rPr>
@@ -14252,6 +14601,7 @@
     <w:qFormat/>
     <w:rsid w:val="00A32279"/>
     <w:tblPr>
+      <w:tblInd w:w="0" w:type="dxa"/>
       <w:tblBorders>
         <w:top w:val="single" w:sz="4" w:space="0" w:color="95AFDD" w:themeColor="accent1" w:themeTint="90"/>
         <w:left w:val="single" w:sz="4" w:space="0" w:color="95AFDD" w:themeColor="accent1" w:themeTint="90"/>
@@ -14259,6 +14609,12 @@
         <w:right w:val="single" w:sz="4" w:space="0" w:color="95AFDD" w:themeColor="accent1" w:themeTint="90"/>
         <w:insideH w:val="single" w:sz="4" w:space="0" w:color="95AFDD" w:themeColor="accent1" w:themeTint="90"/>
       </w:tblBorders>
+      <w:tblCellMar>
+        <w:top w:w="0" w:type="dxa"/>
+        <w:left w:w="108" w:type="dxa"/>
+        <w:bottom w:w="0" w:type="dxa"/>
+        <w:right w:w="108" w:type="dxa"/>
+      </w:tblCellMar>
     </w:tblPr>
     <w:tblStylePr w:type="firstRow">
       <w:rPr>
@@ -14320,6 +14676,7 @@
     <w:qFormat/>
     <w:rsid w:val="00A32279"/>
     <w:tblPr>
+      <w:tblInd w:w="0" w:type="dxa"/>
       <w:tblBorders>
         <w:top w:val="single" w:sz="4" w:space="0" w:color="F4B58A" w:themeColor="accent2" w:themeTint="90"/>
         <w:left w:val="single" w:sz="4" w:space="0" w:color="F4B58A" w:themeColor="accent2" w:themeTint="90"/>
@@ -14327,6 +14684,12 @@
         <w:right w:val="single" w:sz="4" w:space="0" w:color="F4B58A" w:themeColor="accent2" w:themeTint="90"/>
         <w:insideH w:val="single" w:sz="4" w:space="0" w:color="F4B58A" w:themeColor="accent2" w:themeTint="90"/>
       </w:tblBorders>
+      <w:tblCellMar>
+        <w:top w:w="0" w:type="dxa"/>
+        <w:left w:w="108" w:type="dxa"/>
+        <w:bottom w:w="0" w:type="dxa"/>
+        <w:right w:w="108" w:type="dxa"/>
+      </w:tblCellMar>
     </w:tblPr>
     <w:tblStylePr w:type="firstRow">
       <w:rPr>
@@ -14388,6 +14751,7 @@
     <w:qFormat/>
     <w:rsid w:val="00A32279"/>
     <w:tblPr>
+      <w:tblInd w:w="0" w:type="dxa"/>
       <w:tblBorders>
         <w:top w:val="single" w:sz="4" w:space="0" w:color="CCCCCC" w:themeColor="accent3" w:themeTint="90"/>
         <w:left w:val="single" w:sz="4" w:space="0" w:color="CCCCCC" w:themeColor="accent3" w:themeTint="90"/>
@@ -14395,6 +14759,12 @@
         <w:right w:val="single" w:sz="4" w:space="0" w:color="CCCCCC" w:themeColor="accent3" w:themeTint="90"/>
         <w:insideH w:val="single" w:sz="4" w:space="0" w:color="CCCCCC" w:themeColor="accent3" w:themeTint="90"/>
       </w:tblBorders>
+      <w:tblCellMar>
+        <w:top w:w="0" w:type="dxa"/>
+        <w:left w:w="108" w:type="dxa"/>
+        <w:bottom w:w="0" w:type="dxa"/>
+        <w:right w:w="108" w:type="dxa"/>
+      </w:tblCellMar>
     </w:tblPr>
     <w:tblStylePr w:type="firstRow">
       <w:rPr>
@@ -14456,6 +14826,7 @@
     <w:qFormat/>
     <w:rsid w:val="00A32279"/>
     <w:tblPr>
+      <w:tblInd w:w="0" w:type="dxa"/>
       <w:tblBorders>
         <w:top w:val="single" w:sz="4" w:space="0" w:color="FFDB6F" w:themeColor="accent4" w:themeTint="90"/>
         <w:left w:val="single" w:sz="4" w:space="0" w:color="FFDB6F" w:themeColor="accent4" w:themeTint="90"/>
@@ -14463,6 +14834,12 @@
         <w:right w:val="single" w:sz="4" w:space="0" w:color="FFDB6F" w:themeColor="accent4" w:themeTint="90"/>
         <w:insideH w:val="single" w:sz="4" w:space="0" w:color="FFDB6F" w:themeColor="accent4" w:themeTint="90"/>
       </w:tblBorders>
+      <w:tblCellMar>
+        <w:top w:w="0" w:type="dxa"/>
+        <w:left w:w="108" w:type="dxa"/>
+        <w:bottom w:w="0" w:type="dxa"/>
+        <w:right w:w="108" w:type="dxa"/>
+      </w:tblCellMar>
     </w:tblPr>
     <w:tblStylePr w:type="firstRow">
       <w:rPr>
@@ -14524,6 +14901,7 @@
     <w:qFormat/>
     <w:rsid w:val="00A32279"/>
     <w:tblPr>
+      <w:tblInd w:w="0" w:type="dxa"/>
       <w:tblBorders>
         <w:top w:val="single" w:sz="4" w:space="0" w:color="A2C6E7" w:themeColor="accent5" w:themeTint="90"/>
         <w:left w:val="single" w:sz="4" w:space="0" w:color="A2C6E7" w:themeColor="accent5" w:themeTint="90"/>
@@ -14531,6 +14909,12 @@
         <w:right w:val="single" w:sz="4" w:space="0" w:color="A2C6E7" w:themeColor="accent5" w:themeTint="90"/>
         <w:insideH w:val="single" w:sz="4" w:space="0" w:color="A2C6E7" w:themeColor="accent5" w:themeTint="90"/>
       </w:tblBorders>
+      <w:tblCellMar>
+        <w:top w:w="0" w:type="dxa"/>
+        <w:left w:w="108" w:type="dxa"/>
+        <w:bottom w:w="0" w:type="dxa"/>
+        <w:right w:w="108" w:type="dxa"/>
+      </w:tblCellMar>
     </w:tblPr>
     <w:tblStylePr w:type="firstRow">
       <w:rPr>
@@ -14592,6 +14976,7 @@
     <w:qFormat/>
     <w:rsid w:val="00A32279"/>
     <w:tblPr>
+      <w:tblInd w:w="0" w:type="dxa"/>
       <w:tblBorders>
         <w:top w:val="single" w:sz="4" w:space="0" w:color="ADD394" w:themeColor="accent6" w:themeTint="90"/>
         <w:left w:val="single" w:sz="4" w:space="0" w:color="ADD394" w:themeColor="accent6" w:themeTint="90"/>
@@ -14599,6 +14984,12 @@
         <w:right w:val="single" w:sz="4" w:space="0" w:color="ADD394" w:themeColor="accent6" w:themeTint="90"/>
         <w:insideH w:val="single" w:sz="4" w:space="0" w:color="ADD394" w:themeColor="accent6" w:themeTint="90"/>
       </w:tblBorders>
+      <w:tblCellMar>
+        <w:top w:w="0" w:type="dxa"/>
+        <w:left w:w="108" w:type="dxa"/>
+        <w:bottom w:w="0" w:type="dxa"/>
+        <w:right w:w="108" w:type="dxa"/>
+      </w:tblCellMar>
     </w:tblPr>
     <w:tblStylePr w:type="firstRow">
       <w:rPr>
@@ -14660,12 +15051,19 @@
     <w:qFormat/>
     <w:rsid w:val="00A32279"/>
     <w:tblPr>
+      <w:tblInd w:w="0" w:type="dxa"/>
       <w:tblBorders>
         <w:top w:val="single" w:sz="32" w:space="0" w:color="7F7F7F" w:themeColor="text1" w:themeTint="80"/>
         <w:left w:val="single" w:sz="32" w:space="0" w:color="7F7F7F" w:themeColor="text1" w:themeTint="80"/>
         <w:bottom w:val="single" w:sz="32" w:space="0" w:color="7F7F7F" w:themeColor="text1" w:themeTint="80"/>
         <w:right w:val="single" w:sz="32" w:space="0" w:color="7F7F7F" w:themeColor="text1" w:themeTint="80"/>
       </w:tblBorders>
+      <w:tblCellMar>
+        <w:top w:w="0" w:type="dxa"/>
+        <w:left w:w="108" w:type="dxa"/>
+        <w:bottom w:w="0" w:type="dxa"/>
+        <w:right w:w="108" w:type="dxa"/>
+      </w:tblCellMar>
     </w:tblPr>
     <w:tblStylePr w:type="firstRow">
       <w:rPr>
@@ -14762,12 +15160,19 @@
     <w:qFormat/>
     <w:rsid w:val="00A32279"/>
     <w:tblPr>
+      <w:tblInd w:w="0" w:type="dxa"/>
       <w:tblBorders>
         <w:top w:val="single" w:sz="32" w:space="0" w:color="4472C4" w:themeColor="accent1"/>
         <w:left w:val="single" w:sz="32" w:space="0" w:color="4472C4" w:themeColor="accent1"/>
         <w:bottom w:val="single" w:sz="32" w:space="0" w:color="4472C4" w:themeColor="accent1"/>
         <w:right w:val="single" w:sz="32" w:space="0" w:color="4472C4" w:themeColor="accent1"/>
       </w:tblBorders>
+      <w:tblCellMar>
+        <w:top w:w="0" w:type="dxa"/>
+        <w:left w:w="108" w:type="dxa"/>
+        <w:bottom w:w="0" w:type="dxa"/>
+        <w:right w:w="108" w:type="dxa"/>
+      </w:tblCellMar>
     </w:tblPr>
     <w:tblStylePr w:type="firstRow">
       <w:rPr>
@@ -14864,12 +15269,19 @@
     <w:qFormat/>
     <w:rsid w:val="00A32279"/>
     <w:tblPr>
+      <w:tblInd w:w="0" w:type="dxa"/>
       <w:tblBorders>
         <w:top w:val="single" w:sz="32" w:space="0" w:color="F4B184" w:themeColor="accent2" w:themeTint="97"/>
         <w:left w:val="single" w:sz="32" w:space="0" w:color="F4B184" w:themeColor="accent2" w:themeTint="97"/>
         <w:bottom w:val="single" w:sz="32" w:space="0" w:color="F4B184" w:themeColor="accent2" w:themeTint="97"/>
         <w:right w:val="single" w:sz="32" w:space="0" w:color="F4B184" w:themeColor="accent2" w:themeTint="97"/>
       </w:tblBorders>
+      <w:tblCellMar>
+        <w:top w:w="0" w:type="dxa"/>
+        <w:left w:w="108" w:type="dxa"/>
+        <w:bottom w:w="0" w:type="dxa"/>
+        <w:right w:w="108" w:type="dxa"/>
+      </w:tblCellMar>
     </w:tblPr>
     <w:tblStylePr w:type="firstRow">
       <w:rPr>
@@ -14966,12 +15378,19 @@
     <w:qFormat/>
     <w:rsid w:val="00A32279"/>
     <w:tblPr>
+      <w:tblInd w:w="0" w:type="dxa"/>
       <w:tblBorders>
         <w:top w:val="single" w:sz="32" w:space="0" w:color="C9C9C9" w:themeColor="accent3" w:themeTint="98"/>
         <w:left w:val="single" w:sz="32" w:space="0" w:color="C9C9C9" w:themeColor="accent3" w:themeTint="98"/>
         <w:bottom w:val="single" w:sz="32" w:space="0" w:color="C9C9C9" w:themeColor="accent3" w:themeTint="98"/>
         <w:right w:val="single" w:sz="32" w:space="0" w:color="C9C9C9" w:themeColor="accent3" w:themeTint="98"/>
       </w:tblBorders>
+      <w:tblCellMar>
+        <w:top w:w="0" w:type="dxa"/>
+        <w:left w:w="108" w:type="dxa"/>
+        <w:bottom w:w="0" w:type="dxa"/>
+        <w:right w:w="108" w:type="dxa"/>
+      </w:tblCellMar>
     </w:tblPr>
     <w:tblStylePr w:type="firstRow">
       <w:rPr>
@@ -15068,12 +15487,19 @@
     <w:qFormat/>
     <w:rsid w:val="00A32279"/>
     <w:tblPr>
+      <w:tblInd w:w="0" w:type="dxa"/>
       <w:tblBorders>
         <w:top w:val="single" w:sz="32" w:space="0" w:color="FFD865" w:themeColor="accent4" w:themeTint="9A"/>
         <w:left w:val="single" w:sz="32" w:space="0" w:color="FFD865" w:themeColor="accent4" w:themeTint="9A"/>
         <w:bottom w:val="single" w:sz="32" w:space="0" w:color="FFD865" w:themeColor="accent4" w:themeTint="9A"/>
         <w:right w:val="single" w:sz="32" w:space="0" w:color="FFD865" w:themeColor="accent4" w:themeTint="9A"/>
       </w:tblBorders>
+      <w:tblCellMar>
+        <w:top w:w="0" w:type="dxa"/>
+        <w:left w:w="108" w:type="dxa"/>
+        <w:bottom w:w="0" w:type="dxa"/>
+        <w:right w:w="108" w:type="dxa"/>
+      </w:tblCellMar>
     </w:tblPr>
     <w:tblStylePr w:type="firstRow">
       <w:rPr>
@@ -15170,12 +15596,19 @@
     <w:qFormat/>
     <w:rsid w:val="00A32279"/>
     <w:tblPr>
+      <w:tblInd w:w="0" w:type="dxa"/>
       <w:tblBorders>
         <w:top w:val="single" w:sz="32" w:space="0" w:color="9BC2E5" w:themeColor="accent5" w:themeTint="9A"/>
         <w:left w:val="single" w:sz="32" w:space="0" w:color="9BC2E5" w:themeColor="accent5" w:themeTint="9A"/>
         <w:bottom w:val="single" w:sz="32" w:space="0" w:color="9BC2E5" w:themeColor="accent5" w:themeTint="9A"/>
         <w:right w:val="single" w:sz="32" w:space="0" w:color="9BC2E5" w:themeColor="accent5" w:themeTint="9A"/>
       </w:tblBorders>
+      <w:tblCellMar>
+        <w:top w:w="0" w:type="dxa"/>
+        <w:left w:w="108" w:type="dxa"/>
+        <w:bottom w:w="0" w:type="dxa"/>
+        <w:right w:w="108" w:type="dxa"/>
+      </w:tblCellMar>
     </w:tblPr>
     <w:tblStylePr w:type="firstRow">
       <w:rPr>
@@ -15272,12 +15705,19 @@
     <w:qFormat/>
     <w:rsid w:val="00A32279"/>
     <w:tblPr>
+      <w:tblInd w:w="0" w:type="dxa"/>
       <w:tblBorders>
         <w:top w:val="single" w:sz="32" w:space="0" w:color="A9D08E" w:themeColor="accent6" w:themeTint="98"/>
         <w:left w:val="single" w:sz="32" w:space="0" w:color="A9D08E" w:themeColor="accent6" w:themeTint="98"/>
         <w:bottom w:val="single" w:sz="32" w:space="0" w:color="A9D08E" w:themeColor="accent6" w:themeTint="98"/>
         <w:right w:val="single" w:sz="32" w:space="0" w:color="A9D08E" w:themeColor="accent6" w:themeTint="98"/>
       </w:tblBorders>
+      <w:tblCellMar>
+        <w:top w:w="0" w:type="dxa"/>
+        <w:left w:w="108" w:type="dxa"/>
+        <w:bottom w:w="0" w:type="dxa"/>
+        <w:right w:w="108" w:type="dxa"/>
+      </w:tblCellMar>
     </w:tblPr>
     <w:tblStylePr w:type="firstRow">
       <w:rPr>
@@ -15374,10 +15814,17 @@
     <w:qFormat/>
     <w:rsid w:val="00A32279"/>
     <w:tblPr>
+      <w:tblInd w:w="0" w:type="dxa"/>
       <w:tblBorders>
         <w:top w:val="single" w:sz="4" w:space="0" w:color="7F7F7F" w:themeColor="text1" w:themeTint="80"/>
         <w:bottom w:val="single" w:sz="4" w:space="0" w:color="7F7F7F" w:themeColor="text1" w:themeTint="80"/>
       </w:tblBorders>
+      <w:tblCellMar>
+        <w:top w:w="0" w:type="dxa"/>
+        <w:left w:w="108" w:type="dxa"/>
+        <w:bottom w:w="0" w:type="dxa"/>
+        <w:right w:w="108" w:type="dxa"/>
+      </w:tblCellMar>
     </w:tblPr>
     <w:tblStylePr w:type="firstRow">
       <w:rPr>
@@ -15447,10 +15894,17 @@
     <w:qFormat/>
     <w:rsid w:val="00A32279"/>
     <w:tblPr>
+      <w:tblInd w:w="0" w:type="dxa"/>
       <w:tblBorders>
         <w:top w:val="single" w:sz="4" w:space="0" w:color="4472C4" w:themeColor="accent1"/>
         <w:bottom w:val="single" w:sz="4" w:space="0" w:color="4472C4" w:themeColor="accent1"/>
       </w:tblBorders>
+      <w:tblCellMar>
+        <w:top w:w="0" w:type="dxa"/>
+        <w:left w:w="108" w:type="dxa"/>
+        <w:bottom w:w="0" w:type="dxa"/>
+        <w:right w:w="108" w:type="dxa"/>
+      </w:tblCellMar>
     </w:tblPr>
     <w:tblStylePr w:type="firstRow">
       <w:rPr>
@@ -15520,10 +15974,17 @@
     <w:qFormat/>
     <w:rsid w:val="00A32279"/>
     <w:tblPr>
+      <w:tblInd w:w="0" w:type="dxa"/>
       <w:tblBorders>
         <w:top w:val="single" w:sz="4" w:space="0" w:color="F4B184" w:themeColor="accent2" w:themeTint="97"/>
         <w:bottom w:val="single" w:sz="4" w:space="0" w:color="F4B184" w:themeColor="accent2" w:themeTint="97"/>
       </w:tblBorders>
+      <w:tblCellMar>
+        <w:top w:w="0" w:type="dxa"/>
+        <w:left w:w="108" w:type="dxa"/>
+        <w:bottom w:w="0" w:type="dxa"/>
+        <w:right w:w="108" w:type="dxa"/>
+      </w:tblCellMar>
     </w:tblPr>
     <w:tblStylePr w:type="firstRow">
       <w:rPr>
@@ -15593,10 +16054,17 @@
     <w:qFormat/>
     <w:rsid w:val="00A32279"/>
     <w:tblPr>
+      <w:tblInd w:w="0" w:type="dxa"/>
       <w:tblBorders>
         <w:top w:val="single" w:sz="4" w:space="0" w:color="C9C9C9" w:themeColor="accent3" w:themeTint="98"/>
         <w:bottom w:val="single" w:sz="4" w:space="0" w:color="C9C9C9" w:themeColor="accent3" w:themeTint="98"/>
       </w:tblBorders>
+      <w:tblCellMar>
+        <w:top w:w="0" w:type="dxa"/>
+        <w:left w:w="108" w:type="dxa"/>
+        <w:bottom w:w="0" w:type="dxa"/>
+        <w:right w:w="108" w:type="dxa"/>
+      </w:tblCellMar>
     </w:tblPr>
     <w:tblStylePr w:type="firstRow">
       <w:rPr>
@@ -15666,10 +16134,17 @@
     <w:qFormat/>
     <w:rsid w:val="00A32279"/>
     <w:tblPr>
+      <w:tblInd w:w="0" w:type="dxa"/>
       <w:tblBorders>
         <w:top w:val="single" w:sz="4" w:space="0" w:color="FFD865" w:themeColor="accent4" w:themeTint="9A"/>
         <w:bottom w:val="single" w:sz="4" w:space="0" w:color="FFD865" w:themeColor="accent4" w:themeTint="9A"/>
       </w:tblBorders>
+      <w:tblCellMar>
+        <w:top w:w="0" w:type="dxa"/>
+        <w:left w:w="108" w:type="dxa"/>
+        <w:bottom w:w="0" w:type="dxa"/>
+        <w:right w:w="108" w:type="dxa"/>
+      </w:tblCellMar>
     </w:tblPr>
     <w:tblStylePr w:type="firstRow">
       <w:rPr>
@@ -15739,10 +16214,17 @@
     <w:qFormat/>
     <w:rsid w:val="00A32279"/>
     <w:tblPr>
+      <w:tblInd w:w="0" w:type="dxa"/>
       <w:tblBorders>
         <w:top w:val="single" w:sz="4" w:space="0" w:color="9BC2E5" w:themeColor="accent5" w:themeTint="9A"/>
         <w:bottom w:val="single" w:sz="4" w:space="0" w:color="9BC2E5" w:themeColor="accent5" w:themeTint="9A"/>
       </w:tblBorders>
+      <w:tblCellMar>
+        <w:top w:w="0" w:type="dxa"/>
+        <w:left w:w="108" w:type="dxa"/>
+        <w:bottom w:w="0" w:type="dxa"/>
+        <w:right w:w="108" w:type="dxa"/>
+      </w:tblCellMar>
     </w:tblPr>
     <w:tblStylePr w:type="firstRow">
       <w:rPr>
@@ -15811,10 +16293,17 @@
     <w:uiPriority w:val="99"/>
     <w:rsid w:val="00A32279"/>
     <w:tblPr>
+      <w:tblInd w:w="0" w:type="dxa"/>
       <w:tblBorders>
         <w:top w:val="single" w:sz="4" w:space="0" w:color="A9D08E" w:themeColor="accent6" w:themeTint="98"/>
         <w:bottom w:val="single" w:sz="4" w:space="0" w:color="A9D08E" w:themeColor="accent6" w:themeTint="98"/>
       </w:tblBorders>
+      <w:tblCellMar>
+        <w:top w:w="0" w:type="dxa"/>
+        <w:left w:w="108" w:type="dxa"/>
+        <w:bottom w:w="0" w:type="dxa"/>
+        <w:right w:w="108" w:type="dxa"/>
+      </w:tblCellMar>
     </w:tblPr>
     <w:tblStylePr w:type="firstRow">
       <w:rPr>
@@ -15884,9 +16373,16 @@
     <w:qFormat/>
     <w:rsid w:val="00A32279"/>
     <w:tblPr>
+      <w:tblInd w:w="0" w:type="dxa"/>
       <w:tblBorders>
         <w:right w:val="single" w:sz="4" w:space="0" w:color="7F7F7F" w:themeColor="text1" w:themeTint="80"/>
       </w:tblBorders>
+      <w:tblCellMar>
+        <w:top w:w="0" w:type="dxa"/>
+        <w:left w:w="108" w:type="dxa"/>
+        <w:bottom w:w="0" w:type="dxa"/>
+        <w:right w:w="108" w:type="dxa"/>
+      </w:tblCellMar>
     </w:tblPr>
     <w:tblStylePr w:type="firstRow">
       <w:rPr>
@@ -15995,9 +16491,16 @@
     <w:qFormat/>
     <w:rsid w:val="00A32279"/>
     <w:tblPr>
+      <w:tblInd w:w="0" w:type="dxa"/>
       <w:tblBorders>
         <w:right w:val="single" w:sz="4" w:space="0" w:color="4472C4" w:themeColor="accent1"/>
       </w:tblBorders>
+      <w:tblCellMar>
+        <w:top w:w="0" w:type="dxa"/>
+        <w:left w:w="108" w:type="dxa"/>
+        <w:bottom w:w="0" w:type="dxa"/>
+        <w:right w:w="108" w:type="dxa"/>
+      </w:tblCellMar>
     </w:tblPr>
     <w:tblStylePr w:type="firstRow">
       <w:rPr>
@@ -16106,9 +16609,16 @@
     <w:qFormat/>
     <w:rsid w:val="00A32279"/>
     <w:tblPr>
+      <w:tblInd w:w="0" w:type="dxa"/>
       <w:tblBorders>
         <w:right w:val="single" w:sz="4" w:space="0" w:color="F4B184" w:themeColor="accent2" w:themeTint="97"/>
       </w:tblBorders>
+      <w:tblCellMar>
+        <w:top w:w="0" w:type="dxa"/>
+        <w:left w:w="108" w:type="dxa"/>
+        <w:bottom w:w="0" w:type="dxa"/>
+        <w:right w:w="108" w:type="dxa"/>
+      </w:tblCellMar>
     </w:tblPr>
     <w:tblStylePr w:type="firstRow">
       <w:rPr>
@@ -16217,9 +16727,16 @@
     <w:qFormat/>
     <w:rsid w:val="00A32279"/>
     <w:tblPr>
+      <w:tblInd w:w="0" w:type="dxa"/>
       <w:tblBorders>
         <w:right w:val="single" w:sz="4" w:space="0" w:color="C9C9C9" w:themeColor="accent3" w:themeTint="98"/>
       </w:tblBorders>
+      <w:tblCellMar>
+        <w:top w:w="0" w:type="dxa"/>
+        <w:left w:w="108" w:type="dxa"/>
+        <w:bottom w:w="0" w:type="dxa"/>
+        <w:right w:w="108" w:type="dxa"/>
+      </w:tblCellMar>
     </w:tblPr>
     <w:tblStylePr w:type="firstRow">
       <w:rPr>
@@ -16327,9 +16844,16 @@
     <w:uiPriority w:val="99"/>
     <w:rsid w:val="00A32279"/>
     <w:tblPr>
+      <w:tblInd w:w="0" w:type="dxa"/>
       <w:tblBorders>
         <w:right w:val="single" w:sz="4" w:space="0" w:color="FFD865" w:themeColor="accent4" w:themeTint="9A"/>
       </w:tblBorders>
+      <w:tblCellMar>
+        <w:top w:w="0" w:type="dxa"/>
+        <w:left w:w="108" w:type="dxa"/>
+        <w:bottom w:w="0" w:type="dxa"/>
+        <w:right w:w="108" w:type="dxa"/>
+      </w:tblCellMar>
     </w:tblPr>
     <w:tblStylePr w:type="firstRow">
       <w:rPr>
@@ -16438,9 +16962,16 @@
     <w:qFormat/>
     <w:rsid w:val="00A32279"/>
     <w:tblPr>
+      <w:tblInd w:w="0" w:type="dxa"/>
       <w:tblBorders>
         <w:right w:val="single" w:sz="4" w:space="0" w:color="9BC2E5" w:themeColor="accent5" w:themeTint="9A"/>
       </w:tblBorders>
+      <w:tblCellMar>
+        <w:top w:w="0" w:type="dxa"/>
+        <w:left w:w="108" w:type="dxa"/>
+        <w:bottom w:w="0" w:type="dxa"/>
+        <w:right w:w="108" w:type="dxa"/>
+      </w:tblCellMar>
     </w:tblPr>
     <w:tblStylePr w:type="firstRow">
       <w:rPr>
@@ -16548,9 +17079,16 @@
     <w:uiPriority w:val="99"/>
     <w:rsid w:val="00A32279"/>
     <w:tblPr>
+      <w:tblInd w:w="0" w:type="dxa"/>
       <w:tblBorders>
         <w:right w:val="single" w:sz="4" w:space="0" w:color="A9D08E" w:themeColor="accent6" w:themeTint="98"/>
       </w:tblBorders>
+      <w:tblCellMar>
+        <w:top w:w="0" w:type="dxa"/>
+        <w:left w:w="108" w:type="dxa"/>
+        <w:bottom w:w="0" w:type="dxa"/>
+        <w:right w:w="108" w:type="dxa"/>
+      </w:tblCellMar>
     </w:tblPr>
     <w:tblStylePr w:type="firstRow">
       <w:rPr>
@@ -16661,7 +17199,15 @@
     <w:rPr>
       <w:color w:val="404040"/>
     </w:rPr>
-    <w:tblPr/>
+    <w:tblPr>
+      <w:tblInd w:w="0" w:type="dxa"/>
+      <w:tblCellMar>
+        <w:top w:w="0" w:type="dxa"/>
+        <w:left w:w="108" w:type="dxa"/>
+        <w:bottom w:w="0" w:type="dxa"/>
+        <w:right w:w="108" w:type="dxa"/>
+      </w:tblCellMar>
+    </w:tblPr>
     <w:tblStylePr w:type="firstRow">
       <w:rPr>
         <w:rFonts w:ascii="Arial" w:hAnsi="Arial"/>
@@ -16721,7 +17267,7 @@
       </w:rPr>
       <w:tblPr/>
       <w:tcPr>
-        <w:shd w:val="clear" w:color="F2F2F2" w:themeColor="text1" w:themeTint="0D" w:fill="F2F2F2" w:themeFill="text1" w:themeFillTint="0D"/>
+        <w:shd w:val="clear" w:color="F2F2F2" w:themeColor="text1" w:themeTint="D" w:fill="F2F2F2" w:themeFill="text1" w:themeFillTint="D"/>
       </w:tcPr>
     </w:tblStylePr>
     <w:tblStylePr w:type="band1Horz">
@@ -16739,7 +17285,7 @@
       </w:rPr>
       <w:tblPr/>
       <w:tcPr>
-        <w:shd w:val="clear" w:color="F2F2F2" w:themeColor="text1" w:themeTint="0D" w:fill="F2F2F2" w:themeFill="text1" w:themeFillTint="0D"/>
+        <w:shd w:val="clear" w:color="F2F2F2" w:themeColor="text1" w:themeTint="D" w:fill="F2F2F2" w:themeFill="text1" w:themeFillTint="D"/>
       </w:tcPr>
     </w:tblStylePr>
   </w:style>
@@ -16752,7 +17298,15 @@
     <w:rPr>
       <w:color w:val="404040"/>
     </w:rPr>
-    <w:tblPr/>
+    <w:tblPr>
+      <w:tblInd w:w="0" w:type="dxa"/>
+      <w:tblCellMar>
+        <w:top w:w="0" w:type="dxa"/>
+        <w:left w:w="108" w:type="dxa"/>
+        <w:bottom w:w="0" w:type="dxa"/>
+        <w:right w:w="108" w:type="dxa"/>
+      </w:tblCellMar>
+    </w:tblPr>
     <w:tblStylePr w:type="firstRow">
       <w:rPr>
         <w:rFonts w:ascii="Arial" w:hAnsi="Arial"/>
@@ -16842,7 +17396,15 @@
     <w:rPr>
       <w:color w:val="404040"/>
     </w:rPr>
-    <w:tblPr/>
+    <w:tblPr>
+      <w:tblInd w:w="0" w:type="dxa"/>
+      <w:tblCellMar>
+        <w:top w:w="0" w:type="dxa"/>
+        <w:left w:w="108" w:type="dxa"/>
+        <w:bottom w:w="0" w:type="dxa"/>
+        <w:right w:w="108" w:type="dxa"/>
+      </w:tblCellMar>
+    </w:tblPr>
     <w:tblStylePr w:type="firstRow">
       <w:rPr>
         <w:rFonts w:ascii="Arial" w:hAnsi="Arial"/>
@@ -16933,7 +17495,15 @@
     <w:rPr>
       <w:color w:val="404040"/>
     </w:rPr>
-    <w:tblPr/>
+    <w:tblPr>
+      <w:tblInd w:w="0" w:type="dxa"/>
+      <w:tblCellMar>
+        <w:top w:w="0" w:type="dxa"/>
+        <w:left w:w="108" w:type="dxa"/>
+        <w:bottom w:w="0" w:type="dxa"/>
+        <w:right w:w="108" w:type="dxa"/>
+      </w:tblCellMar>
+    </w:tblPr>
     <w:tblStylePr w:type="firstRow">
       <w:rPr>
         <w:rFonts w:ascii="Arial" w:hAnsi="Arial"/>
@@ -17024,7 +17594,15 @@
     <w:rPr>
       <w:color w:val="404040"/>
     </w:rPr>
-    <w:tblPr/>
+    <w:tblPr>
+      <w:tblInd w:w="0" w:type="dxa"/>
+      <w:tblCellMar>
+        <w:top w:w="0" w:type="dxa"/>
+        <w:left w:w="108" w:type="dxa"/>
+        <w:bottom w:w="0" w:type="dxa"/>
+        <w:right w:w="108" w:type="dxa"/>
+      </w:tblCellMar>
+    </w:tblPr>
     <w:tblStylePr w:type="firstRow">
       <w:rPr>
         <w:rFonts w:ascii="Arial" w:hAnsi="Arial"/>
@@ -17115,7 +17693,15 @@
     <w:rPr>
       <w:color w:val="404040"/>
     </w:rPr>
-    <w:tblPr/>
+    <w:tblPr>
+      <w:tblInd w:w="0" w:type="dxa"/>
+      <w:tblCellMar>
+        <w:top w:w="0" w:type="dxa"/>
+        <w:left w:w="108" w:type="dxa"/>
+        <w:bottom w:w="0" w:type="dxa"/>
+        <w:right w:w="108" w:type="dxa"/>
+      </w:tblCellMar>
+    </w:tblPr>
     <w:tblStylePr w:type="firstRow">
       <w:rPr>
         <w:rFonts w:ascii="Arial" w:hAnsi="Arial"/>
@@ -17206,7 +17792,15 @@
     <w:rPr>
       <w:color w:val="404040"/>
     </w:rPr>
-    <w:tblPr/>
+    <w:tblPr>
+      <w:tblInd w:w="0" w:type="dxa"/>
+      <w:tblCellMar>
+        <w:top w:w="0" w:type="dxa"/>
+        <w:left w:w="108" w:type="dxa"/>
+        <w:bottom w:w="0" w:type="dxa"/>
+        <w:right w:w="108" w:type="dxa"/>
+      </w:tblCellMar>
+    </w:tblPr>
     <w:tblStylePr w:type="firstRow">
       <w:rPr>
         <w:rFonts w:ascii="Arial" w:hAnsi="Arial"/>
@@ -17298,6 +17892,7 @@
       <w:color w:val="404040"/>
     </w:rPr>
     <w:tblPr>
+      <w:tblInd w:w="0" w:type="dxa"/>
       <w:tblBorders>
         <w:top w:val="single" w:sz="4" w:space="0" w:color="595959" w:themeColor="text1" w:themeTint="A6"/>
         <w:left w:val="single" w:sz="4" w:space="0" w:color="595959" w:themeColor="text1" w:themeTint="A6"/>
@@ -17306,6 +17901,12 @@
         <w:insideH w:val="single" w:sz="4" w:space="0" w:color="595959" w:themeColor="text1" w:themeTint="A6"/>
         <w:insideV w:val="single" w:sz="4" w:space="0" w:color="595959" w:themeColor="text1" w:themeTint="A6"/>
       </w:tblBorders>
+      <w:tblCellMar>
+        <w:top w:w="0" w:type="dxa"/>
+        <w:left w:w="108" w:type="dxa"/>
+        <w:bottom w:w="0" w:type="dxa"/>
+        <w:right w:w="108" w:type="dxa"/>
+      </w:tblCellMar>
     </w:tblPr>
     <w:tblStylePr w:type="firstRow">
       <w:rPr>
@@ -17366,7 +17967,7 @@
       </w:rPr>
       <w:tblPr/>
       <w:tcPr>
-        <w:shd w:val="clear" w:color="F2F2F2" w:themeColor="text1" w:themeTint="0D" w:fill="F2F2F2" w:themeFill="text1" w:themeFillTint="0D"/>
+        <w:shd w:val="clear" w:color="F2F2F2" w:themeColor="text1" w:themeTint="D" w:fill="F2F2F2" w:themeFill="text1" w:themeFillTint="D"/>
       </w:tcPr>
     </w:tblStylePr>
     <w:tblStylePr w:type="band1Horz">
@@ -17384,7 +17985,7 @@
       </w:rPr>
       <w:tblPr/>
       <w:tcPr>
-        <w:shd w:val="clear" w:color="F2F2F2" w:themeColor="text1" w:themeTint="0D" w:fill="F2F2F2" w:themeFill="text1" w:themeFillTint="0D"/>
+        <w:shd w:val="clear" w:color="F2F2F2" w:themeColor="text1" w:themeTint="D" w:fill="F2F2F2" w:themeFill="text1" w:themeFillTint="D"/>
       </w:tcPr>
     </w:tblStylePr>
   </w:style>
@@ -17398,6 +17999,7 @@
       <w:color w:val="404040"/>
     </w:rPr>
     <w:tblPr>
+      <w:tblInd w:w="0" w:type="dxa"/>
       <w:tblBorders>
         <w:top w:val="single" w:sz="4" w:space="0" w:color="254175" w:themeColor="accent1" w:themeShade="95"/>
         <w:left w:val="single" w:sz="4" w:space="0" w:color="254175" w:themeColor="accent1" w:themeShade="95"/>
@@ -17406,6 +18008,12 @@
         <w:insideH w:val="single" w:sz="4" w:space="0" w:color="254175" w:themeColor="accent1" w:themeShade="95"/>
         <w:insideV w:val="single" w:sz="4" w:space="0" w:color="254175" w:themeColor="accent1" w:themeShade="95"/>
       </w:tblBorders>
+      <w:tblCellMar>
+        <w:top w:w="0" w:type="dxa"/>
+        <w:left w:w="108" w:type="dxa"/>
+        <w:bottom w:w="0" w:type="dxa"/>
+        <w:right w:w="108" w:type="dxa"/>
+      </w:tblCellMar>
     </w:tblPr>
     <w:tblStylePr w:type="firstRow">
       <w:rPr>
@@ -17498,6 +18106,7 @@
       <w:color w:val="404040"/>
     </w:rPr>
     <w:tblPr>
+      <w:tblInd w:w="0" w:type="dxa"/>
       <w:tblBorders>
         <w:top w:val="single" w:sz="4" w:space="0" w:color="99460D" w:themeColor="accent2" w:themeShade="95"/>
         <w:left w:val="single" w:sz="4" w:space="0" w:color="99460D" w:themeColor="accent2" w:themeShade="95"/>
@@ -17506,6 +18115,12 @@
         <w:insideH w:val="single" w:sz="4" w:space="0" w:color="99460D" w:themeColor="accent2" w:themeShade="95"/>
         <w:insideV w:val="single" w:sz="4" w:space="0" w:color="99460D" w:themeColor="accent2" w:themeShade="95"/>
       </w:tblBorders>
+      <w:tblCellMar>
+        <w:top w:w="0" w:type="dxa"/>
+        <w:left w:w="108" w:type="dxa"/>
+        <w:bottom w:w="0" w:type="dxa"/>
+        <w:right w:w="108" w:type="dxa"/>
+      </w:tblCellMar>
     </w:tblPr>
     <w:tblStylePr w:type="firstRow">
       <w:rPr>
@@ -17598,6 +18213,7 @@
       <w:color w:val="404040"/>
     </w:rPr>
     <w:tblPr>
+      <w:tblInd w:w="0" w:type="dxa"/>
       <w:tblBorders>
         <w:top w:val="single" w:sz="4" w:space="0" w:color="606060" w:themeColor="accent3" w:themeShade="95"/>
         <w:left w:val="single" w:sz="4" w:space="0" w:color="606060" w:themeColor="accent3" w:themeShade="95"/>
@@ -17606,6 +18222,12 @@
         <w:insideH w:val="single" w:sz="4" w:space="0" w:color="606060" w:themeColor="accent3" w:themeShade="95"/>
         <w:insideV w:val="single" w:sz="4" w:space="0" w:color="606060" w:themeColor="accent3" w:themeShade="95"/>
       </w:tblBorders>
+      <w:tblCellMar>
+        <w:top w:w="0" w:type="dxa"/>
+        <w:left w:w="108" w:type="dxa"/>
+        <w:bottom w:w="0" w:type="dxa"/>
+        <w:right w:w="108" w:type="dxa"/>
+      </w:tblCellMar>
     </w:tblPr>
     <w:tblStylePr w:type="firstRow">
       <w:rPr>
@@ -17697,6 +18319,7 @@
       <w:color w:val="404040"/>
     </w:rPr>
     <w:tblPr>
+      <w:tblInd w:w="0" w:type="dxa"/>
       <w:tblBorders>
         <w:top w:val="single" w:sz="4" w:space="0" w:color="957000" w:themeColor="accent4" w:themeShade="95"/>
         <w:left w:val="single" w:sz="4" w:space="0" w:color="957000" w:themeColor="accent4" w:themeShade="95"/>
@@ -17705,6 +18328,12 @@
         <w:insideH w:val="single" w:sz="4" w:space="0" w:color="957000" w:themeColor="accent4" w:themeShade="95"/>
         <w:insideV w:val="single" w:sz="4" w:space="0" w:color="957000" w:themeColor="accent4" w:themeShade="95"/>
       </w:tblBorders>
+      <w:tblCellMar>
+        <w:top w:w="0" w:type="dxa"/>
+        <w:left w:w="108" w:type="dxa"/>
+        <w:bottom w:w="0" w:type="dxa"/>
+        <w:right w:w="108" w:type="dxa"/>
+      </w:tblCellMar>
     </w:tblPr>
     <w:tblStylePr w:type="firstRow">
       <w:rPr>
@@ -17797,6 +18426,7 @@
       <w:color w:val="404040"/>
     </w:rPr>
     <w:tblPr>
+      <w:tblInd w:w="0" w:type="dxa"/>
       <w:tblBorders>
         <w:top w:val="single" w:sz="4" w:space="0" w:color="245A8D" w:themeColor="accent5" w:themeShade="95"/>
         <w:left w:val="single" w:sz="4" w:space="0" w:color="245A8D" w:themeColor="accent5" w:themeShade="95"/>
@@ -17805,6 +18435,12 @@
         <w:insideH w:val="single" w:sz="4" w:space="0" w:color="245A8D" w:themeColor="accent5" w:themeShade="95"/>
         <w:insideV w:val="single" w:sz="4" w:space="0" w:color="245A8D" w:themeColor="accent5" w:themeShade="95"/>
       </w:tblBorders>
+      <w:tblCellMar>
+        <w:top w:w="0" w:type="dxa"/>
+        <w:left w:w="108" w:type="dxa"/>
+        <w:bottom w:w="0" w:type="dxa"/>
+        <w:right w:w="108" w:type="dxa"/>
+      </w:tblCellMar>
     </w:tblPr>
     <w:tblStylePr w:type="firstRow">
       <w:rPr>
@@ -17897,6 +18533,7 @@
       <w:color w:val="404040"/>
     </w:rPr>
     <w:tblPr>
+      <w:tblInd w:w="0" w:type="dxa"/>
       <w:tblBorders>
         <w:top w:val="single" w:sz="4" w:space="0" w:color="416429" w:themeColor="accent6" w:themeShade="95"/>
         <w:left w:val="single" w:sz="4" w:space="0" w:color="416429" w:themeColor="accent6" w:themeShade="95"/>
@@ -17905,6 +18542,12 @@
         <w:insideH w:val="single" w:sz="4" w:space="0" w:color="416429" w:themeColor="accent6" w:themeShade="95"/>
         <w:insideV w:val="single" w:sz="4" w:space="0" w:color="416429" w:themeColor="accent6" w:themeShade="95"/>
       </w:tblBorders>
+      <w:tblCellMar>
+        <w:top w:w="0" w:type="dxa"/>
+        <w:left w:w="108" w:type="dxa"/>
+        <w:bottom w:w="0" w:type="dxa"/>
+        <w:right w:w="108" w:type="dxa"/>
+      </w:tblCellMar>
     </w:tblPr>
     <w:tblStylePr w:type="firstRow">
       <w:rPr>
@@ -17994,6 +18637,7 @@
     <w:qFormat/>
     <w:rsid w:val="00A32279"/>
     <w:tblPr>
+      <w:tblInd w:w="0" w:type="dxa"/>
       <w:tblBorders>
         <w:top w:val="single" w:sz="4" w:space="0" w:color="D9D9D9" w:themeColor="text1" w:themeTint="26"/>
         <w:left w:val="single" w:sz="4" w:space="0" w:color="D9D9D9" w:themeColor="text1" w:themeTint="26"/>
@@ -18002,6 +18646,12 @@
         <w:insideH w:val="single" w:sz="4" w:space="0" w:color="D9D9D9" w:themeColor="text1" w:themeTint="26"/>
         <w:insideV w:val="single" w:sz="4" w:space="0" w:color="D9D9D9" w:themeColor="text1" w:themeTint="26"/>
       </w:tblBorders>
+      <w:tblCellMar>
+        <w:top w:w="0" w:type="dxa"/>
+        <w:left w:w="108" w:type="dxa"/>
+        <w:bottom w:w="0" w:type="dxa"/>
+        <w:right w:w="108" w:type="dxa"/>
+      </w:tblCellMar>
     </w:tblPr>
     <w:tblStylePr w:type="firstRow">
       <w:rPr>
@@ -18073,6 +18723,7 @@
     <w:qFormat/>
     <w:rsid w:val="00A32279"/>
     <w:tblPr>
+      <w:tblInd w:w="0" w:type="dxa"/>
       <w:tblBorders>
         <w:top w:val="single" w:sz="4" w:space="0" w:color="B3C5E7" w:themeColor="accent1" w:themeTint="67"/>
         <w:left w:val="single" w:sz="4" w:space="0" w:color="B3C5E7" w:themeColor="accent1" w:themeTint="67"/>
@@ -18081,6 +18732,12 @@
         <w:insideH w:val="single" w:sz="4" w:space="0" w:color="B3C5E7" w:themeColor="accent1" w:themeTint="67"/>
         <w:insideV w:val="single" w:sz="4" w:space="0" w:color="B3C5E7" w:themeColor="accent1" w:themeTint="67"/>
       </w:tblBorders>
+      <w:tblCellMar>
+        <w:top w:w="0" w:type="dxa"/>
+        <w:left w:w="108" w:type="dxa"/>
+        <w:bottom w:w="0" w:type="dxa"/>
+        <w:right w:w="108" w:type="dxa"/>
+      </w:tblCellMar>
     </w:tblPr>
     <w:tblStylePr w:type="firstRow">
       <w:rPr>
@@ -18152,6 +18809,7 @@
     <w:qFormat/>
     <w:rsid w:val="00A32279"/>
     <w:tblPr>
+      <w:tblInd w:w="0" w:type="dxa"/>
       <w:tblBorders>
         <w:top w:val="single" w:sz="4" w:space="0" w:color="F7CAAB" w:themeColor="accent2" w:themeTint="67"/>
         <w:left w:val="single" w:sz="4" w:space="0" w:color="F7CAAB" w:themeColor="accent2" w:themeTint="67"/>
@@ -18160,6 +18818,12 @@
         <w:insideH w:val="single" w:sz="4" w:space="0" w:color="F7CAAB" w:themeColor="accent2" w:themeTint="67"/>
         <w:insideV w:val="single" w:sz="4" w:space="0" w:color="F7CAAB" w:themeColor="accent2" w:themeTint="67"/>
       </w:tblBorders>
+      <w:tblCellMar>
+        <w:top w:w="0" w:type="dxa"/>
+        <w:left w:w="108" w:type="dxa"/>
+        <w:bottom w:w="0" w:type="dxa"/>
+        <w:right w:w="108" w:type="dxa"/>
+      </w:tblCellMar>
     </w:tblPr>
     <w:tblStylePr w:type="firstRow">
       <w:rPr>
@@ -18231,6 +18895,7 @@
     <w:qFormat/>
     <w:rsid w:val="00A32279"/>
     <w:tblPr>
+      <w:tblInd w:w="0" w:type="dxa"/>
       <w:tblBorders>
         <w:top w:val="single" w:sz="4" w:space="0" w:color="DADADA" w:themeColor="accent3" w:themeTint="67"/>
         <w:left w:val="single" w:sz="4" w:space="0" w:color="DADADA" w:themeColor="accent3" w:themeTint="67"/>
@@ -18239,6 +18904,12 @@
         <w:insideH w:val="single" w:sz="4" w:space="0" w:color="DADADA" w:themeColor="accent3" w:themeTint="67"/>
         <w:insideV w:val="single" w:sz="4" w:space="0" w:color="DADADA" w:themeColor="accent3" w:themeTint="67"/>
       </w:tblBorders>
+      <w:tblCellMar>
+        <w:top w:w="0" w:type="dxa"/>
+        <w:left w:w="108" w:type="dxa"/>
+        <w:bottom w:w="0" w:type="dxa"/>
+        <w:right w:w="108" w:type="dxa"/>
+      </w:tblCellMar>
     </w:tblPr>
     <w:tblStylePr w:type="firstRow">
       <w:rPr>
@@ -18310,6 +18981,7 @@
     <w:qFormat/>
     <w:rsid w:val="00A32279"/>
     <w:tblPr>
+      <w:tblInd w:w="0" w:type="dxa"/>
       <w:tblBorders>
         <w:top w:val="single" w:sz="4" w:space="0" w:color="FFE598" w:themeColor="accent4" w:themeTint="67"/>
         <w:left w:val="single" w:sz="4" w:space="0" w:color="FFE598" w:themeColor="accent4" w:themeTint="67"/>
@@ -18318,6 +18990,12 @@
         <w:insideH w:val="single" w:sz="4" w:space="0" w:color="FFE598" w:themeColor="accent4" w:themeTint="67"/>
         <w:insideV w:val="single" w:sz="4" w:space="0" w:color="FFE598" w:themeColor="accent4" w:themeTint="67"/>
       </w:tblBorders>
+      <w:tblCellMar>
+        <w:top w:w="0" w:type="dxa"/>
+        <w:left w:w="108" w:type="dxa"/>
+        <w:bottom w:w="0" w:type="dxa"/>
+        <w:right w:w="108" w:type="dxa"/>
+      </w:tblCellMar>
     </w:tblPr>
     <w:tblStylePr w:type="firstRow">
       <w:rPr>
@@ -18389,6 +19067,7 @@
     <w:qFormat/>
     <w:rsid w:val="00A32279"/>
     <w:tblPr>
+      <w:tblInd w:w="0" w:type="dxa"/>
       <w:tblBorders>
         <w:top w:val="single" w:sz="4" w:space="0" w:color="BCD6EE" w:themeColor="accent5" w:themeTint="67"/>
         <w:left w:val="single" w:sz="4" w:space="0" w:color="BCD6EE" w:themeColor="accent5" w:themeTint="67"/>
@@ -18397,6 +19076,12 @@
         <w:insideH w:val="single" w:sz="4" w:space="0" w:color="BCD6EE" w:themeColor="accent5" w:themeTint="67"/>
         <w:insideV w:val="single" w:sz="4" w:space="0" w:color="BCD6EE" w:themeColor="accent5" w:themeTint="67"/>
       </w:tblBorders>
+      <w:tblCellMar>
+        <w:top w:w="0" w:type="dxa"/>
+        <w:left w:w="108" w:type="dxa"/>
+        <w:bottom w:w="0" w:type="dxa"/>
+        <w:right w:w="108" w:type="dxa"/>
+      </w:tblCellMar>
     </w:tblPr>
     <w:tblStylePr w:type="firstRow">
       <w:rPr>
@@ -18468,6 +19153,7 @@
     <w:qFormat/>
     <w:rsid w:val="00A32279"/>
     <w:tblPr>
+      <w:tblInd w:w="0" w:type="dxa"/>
       <w:tblBorders>
         <w:top w:val="single" w:sz="4" w:space="0" w:color="C4DFB2" w:themeColor="accent6" w:themeTint="67"/>
         <w:left w:val="single" w:sz="4" w:space="0" w:color="C4DFB2" w:themeColor="accent6" w:themeTint="67"/>
@@ -18476,6 +19162,12 @@
         <w:insideH w:val="single" w:sz="4" w:space="0" w:color="C4DFB2" w:themeColor="accent6" w:themeTint="67"/>
         <w:insideV w:val="single" w:sz="4" w:space="0" w:color="C4DFB2" w:themeColor="accent6" w:themeTint="67"/>
       </w:tblBorders>
+      <w:tblCellMar>
+        <w:top w:w="0" w:type="dxa"/>
+        <w:left w:w="108" w:type="dxa"/>
+        <w:bottom w:w="0" w:type="dxa"/>
+        <w:right w:w="108" w:type="dxa"/>
+      </w:tblCellMar>
     </w:tblPr>
     <w:tblStylePr w:type="firstRow">
       <w:rPr>
@@ -18973,7 +19665,7 @@
 </file>
 
 <file path=customXml/itemProps1.xml><?xml version="1.0" encoding="utf-8"?>
-<ds:datastoreItem xmlns:ds="http://schemas.openxmlformats.org/officeDocument/2006/customXml" ds:itemID="{8D8B554D-8D63-4BAA-84AC-FCC1766BF72C}">
+<ds:datastoreItem xmlns:ds="http://schemas.openxmlformats.org/officeDocument/2006/customXml" ds:itemID="{9621AF16-2353-4BD9-BCC0-D4C3888E5C02}">
   <ds:schemaRefs>
     <ds:schemaRef ds:uri="http://schemas.openxmlformats.org/officeDocument/2006/bibliography"/>
   </ds:schemaRefs>
